--- a/docs/PED/Phase-C-M1-07-M1-08.docx
+++ b/docs/PED/Phase-C-M1-07-M1-08.docx
@@ -2,6 +2,11 @@
 <file path=word/document.xml><?xml version="1.0" encoding="utf-8"?>
 <w:document xmlns:wpc="http://schemas.microsoft.com/office/word/2010/wordprocessingCanvas" xmlns:cx="http://schemas.microsoft.com/office/drawing/2014/chartex" xmlns:cx1="http://schemas.microsoft.com/office/drawing/2015/9/8/chartex" xmlns:cx2="http://schemas.microsoft.com/office/drawing/2015/10/21/chartex" xmlns:cx3="http://schemas.microsoft.com/office/drawing/2016/5/9/chartex" xmlns:cx4="http://schemas.microsoft.com/office/drawing/2016/5/10/chartex" xmlns:cx5="http://schemas.microsoft.com/office/drawing/2016/5/11/chartex" xmlns:cx6="http://schemas.microsoft.com/office/drawing/2016/5/12/chartex" xmlns:cx7="http://schemas.microsoft.com/office/drawing/2016/5/13/chartex" xmlns:cx8="http://schemas.microsoft.com/office/drawing/2016/5/14/chartex" xmlns:mc="http://schemas.openxmlformats.org/markup-compatibility/2006" xmlns:aink="http://schemas.microsoft.com/office/drawing/2016/ink" xmlns:am3d="http://schemas.microsoft.com/office/drawing/2017/model3d" xmlns:o="urn:schemas-microsoft-com:office:office" xmlns:oel="http://schemas.microsoft.com/office/2019/extlst" xmlns:r="http://schemas.openxmlformats.org/officeDocument/2006/relationships" xmlns:m="http://schemas.openxmlformats.org/officeDocument/2006/math" xmlns:v="urn:schemas-microsoft-com:vml" xmlns:wp14="http://schemas.microsoft.com/office/word/2010/wordprocessingDrawing" xmlns:wp="http://schemas.openxmlformats.org/drawingml/2006/wordprocessingDrawing" xmlns:w10="urn:schemas-microsoft-com:office:word" xmlns:w="http://schemas.openxmlformats.org/wordprocessingml/2006/main" xmlns:w14="http://schemas.microsoft.com/office/word/2010/wordml" xmlns:w15="http://schemas.microsoft.com/office/word/2012/wordml" xmlns:w16cex="http://schemas.microsoft.com/office/word/2018/wordml/cex" xmlns:w16cid="http://schemas.microsoft.com/office/word/2016/wordml/cid" xmlns:w16="http://schemas.microsoft.com/office/word/2018/wordml" xmlns:w16du="http://schemas.microsoft.com/office/word/2023/wordml/word16du" xmlns:w16sdtdh="http://schemas.microsoft.com/office/word/2020/wordml/sdtdatahash" xmlns:w16sdtfl="http://schemas.microsoft.com/office/word/2024/wordml/sdtformatlock" xmlns:w16se="http://schemas.microsoft.com/office/word/2015/wordml/symex" xmlns:wpg="http://schemas.microsoft.com/office/word/2010/wordprocessingGroup" xmlns:wpi="http://schemas.microsoft.com/office/word/2010/wordprocessingInk" xmlns:wne="http://schemas.microsoft.com/office/word/2006/wordml" xmlns:wps="http://schemas.microsoft.com/office/word/2010/wordprocessingShape" mc:Ignorable="w14 w15 w16se w16cid w16 w16cex w16sdtdh w16sdtfl w16du wp14">
   <w:body>
+    <w:p>
+      <w:r>
+        <w:t>This document is currently based on the draft functional requirements. It will be updated once the non-functional requirements and acceptance criteria have been completed and reviewed.</w:t>
+      </w:r>
+    </w:p>
     <w:p>
       <w:r>
         <w:t>M1-07: Requirements Prioritisation</w:t>

--- a/docs/PED/Phase-C-M1-07-M1-08.docx
+++ b/docs/PED/Phase-C-M1-07-M1-08.docx
@@ -2,23 +2,55 @@
 <file path=word/document.xml><?xml version="1.0" encoding="utf-8"?>
 <w:document xmlns:wpc="http://schemas.microsoft.com/office/word/2010/wordprocessingCanvas" xmlns:cx="http://schemas.microsoft.com/office/drawing/2014/chartex" xmlns:cx1="http://schemas.microsoft.com/office/drawing/2015/9/8/chartex" xmlns:cx2="http://schemas.microsoft.com/office/drawing/2015/10/21/chartex" xmlns:cx3="http://schemas.microsoft.com/office/drawing/2016/5/9/chartex" xmlns:cx4="http://schemas.microsoft.com/office/drawing/2016/5/10/chartex" xmlns:cx5="http://schemas.microsoft.com/office/drawing/2016/5/11/chartex" xmlns:cx6="http://schemas.microsoft.com/office/drawing/2016/5/12/chartex" xmlns:cx7="http://schemas.microsoft.com/office/drawing/2016/5/13/chartex" xmlns:cx8="http://schemas.microsoft.com/office/drawing/2016/5/14/chartex" xmlns:mc="http://schemas.openxmlformats.org/markup-compatibility/2006" xmlns:aink="http://schemas.microsoft.com/office/drawing/2016/ink" xmlns:am3d="http://schemas.microsoft.com/office/drawing/2017/model3d" xmlns:o="urn:schemas-microsoft-com:office:office" xmlns:oel="http://schemas.microsoft.com/office/2019/extlst" xmlns:r="http://schemas.openxmlformats.org/officeDocument/2006/relationships" xmlns:m="http://schemas.openxmlformats.org/officeDocument/2006/math" xmlns:v="urn:schemas-microsoft-com:vml" xmlns:wp14="http://schemas.microsoft.com/office/word/2010/wordprocessingDrawing" xmlns:wp="http://schemas.openxmlformats.org/drawingml/2006/wordprocessingDrawing" xmlns:w10="urn:schemas-microsoft-com:office:word" xmlns:w="http://schemas.openxmlformats.org/wordprocessingml/2006/main" xmlns:w14="http://schemas.microsoft.com/office/word/2010/wordml" xmlns:w15="http://schemas.microsoft.com/office/word/2012/wordml" xmlns:w16cex="http://schemas.microsoft.com/office/word/2018/wordml/cex" xmlns:w16cid="http://schemas.microsoft.com/office/word/2016/wordml/cid" xmlns:w16="http://schemas.microsoft.com/office/word/2018/wordml" xmlns:w16du="http://schemas.microsoft.com/office/word/2023/wordml/word16du" xmlns:w16sdtdh="http://schemas.microsoft.com/office/word/2020/wordml/sdtdatahash" xmlns:w16sdtfl="http://schemas.microsoft.com/office/word/2024/wordml/sdtformatlock" xmlns:w16se="http://schemas.microsoft.com/office/word/2015/wordml/symex" xmlns:wpg="http://schemas.microsoft.com/office/word/2010/wordprocessingGroup" xmlns:wpi="http://schemas.microsoft.com/office/word/2010/wordprocessingInk" xmlns:wne="http://schemas.microsoft.com/office/word/2006/wordml" xmlns:wps="http://schemas.microsoft.com/office/word/2010/wordprocessingShape" mc:Ignorable="w14 w15 w16se w16cid w16 w16cex w16sdtdh w16sdtfl w16du wp14">
   <w:body>
+    <w:p>
+      <w:pPr>
+        <w:pStyle w:val="Heading1"/>
+      </w:pPr>
+      <w:r>
+        <w:t>Phase C</w:t>
+      </w:r>
+      <w:r>
+        <w:t>:</w:t>
+      </w:r>
+    </w:p>
+    <w:p>
+      <w:pPr>
+        <w:pStyle w:val="Heading1"/>
+      </w:pPr>
+      <w:r>
+        <w:rPr>
+          <w:rFonts w:ascii="Arial" w:hAnsi="Arial"/>
+          <w:color w:val="000000"/>
+        </w:rPr>
+        <w:t>Requirements Prioritisation and Traceability Matrix</w:t>
+      </w:r>
+    </w:p>
     <w:p>
       <w:r>
         <w:t>This document is currently based on the draft functional requirements. It will be updated once the non-functional requirements and acceptance criteria have been completed and reviewed.</w:t>
       </w:r>
     </w:p>
     <w:p>
+      <w:pPr>
+        <w:pStyle w:val="Heading1"/>
+        <w:spacing w:after="120"/>
+      </w:pPr>
       <w:r>
+        <w:rPr>
+          <w:rFonts w:ascii="Arial" w:hAnsi="Arial"/>
+          <w:color w:val="000000"/>
+        </w:rPr>
         <w:t>M1-07: Requirements Prioritisation</w:t>
       </w:r>
     </w:p>
-    <w:p/>
     <w:p>
+      <w:pPr>
+        <w:pStyle w:val="Heading2"/>
+      </w:pPr>
       <w:r>
         <w:t>1. Prioritisation Method</w:t>
       </w:r>
     </w:p>
-    <w:p/>
     <w:p>
       <w:r>
         <w:t xml:space="preserve">The </w:t>
@@ -29,7 +61,7 @@
       </w:r>
       <w:proofErr w:type="spellEnd"/>
       <w:r>
-        <w:t xml:space="preserve"> method will be used to prioritise the </w:t>
+        <w:t xml:space="preserve"> method was used to prioritise the </w:t>
       </w:r>
       <w:proofErr w:type="spellStart"/>
       <w:r>
@@ -37,11 +69,13 @@
       </w:r>
       <w:proofErr w:type="spellEnd"/>
       <w:r>
-        <w:t xml:space="preserve"> requirements. This method groups requirements as Must Have, Should Have, Could Have or Won’t Have in the current release. It provides a consistent way to identify the requirements that are essential for the system and those that can be postponed if time or resources are limited.</w:t>
+        <w:t xml:space="preserve"> requirements. </w:t>
       </w:r>
     </w:p>
-    <w:p/>
     <w:p>
+      <w:pPr>
+        <w:pStyle w:val="Heading2"/>
+      </w:pPr>
       <w:r>
         <w:t>2. Priority Categories</w:t>
       </w:r>
@@ -50,273 +84,1785 @@
       <w:tblPr>
         <w:tblStyle w:val="TableGrid"/>
         <w:tblW w:w="0" w:type="auto"/>
+        <w:tblLayout w:type="fixed"/>
         <w:tblLook w:val="04A0" w:firstRow="1" w:lastRow="0" w:firstColumn="1" w:lastColumn="0" w:noHBand="0" w:noVBand="1"/>
       </w:tblPr>
       <w:tblGrid>
-        <w:gridCol w:w="4508"/>
-        <w:gridCol w:w="4508"/>
+        <w:gridCol w:w="2160"/>
+        <w:gridCol w:w="7200"/>
       </w:tblGrid>
       <w:tr>
-        <w:tc>
-          <w:tcPr>
-            <w:tcW w:w="4508" w:type="dxa"/>
-          </w:tcPr>
-          <w:p>
-            <w:r>
+        <w:trPr>
+          <w:tblHeader/>
+        </w:trPr>
+        <w:tc>
+          <w:tcPr>
+            <w:tcW w:w="2160" w:type="dxa"/>
+            <w:shd w:val="clear" w:color="auto" w:fill="1F4E78"/>
+            <w:tcMar>
+              <w:top w:w="90" w:type="dxa"/>
+              <w:left w:w="90" w:type="dxa"/>
+              <w:bottom w:w="90" w:type="dxa"/>
+              <w:right w:w="90" w:type="dxa"/>
+            </w:tcMar>
+            <w:vAlign w:val="center"/>
+          </w:tcPr>
+          <w:p>
+            <w:r>
+              <w:rPr>
+                <w:b/>
+                <w:color w:val="FFFFFF"/>
+                <w:sz w:val="20"/>
+              </w:rPr>
               <w:t>Priority</w:t>
             </w:r>
           </w:p>
         </w:tc>
         <w:tc>
           <w:tcPr>
-            <w:tcW w:w="4508" w:type="dxa"/>
-          </w:tcPr>
-          <w:p>
-            <w:r>
+            <w:tcW w:w="7200" w:type="dxa"/>
+            <w:shd w:val="clear" w:color="auto" w:fill="1F4E78"/>
+            <w:tcMar>
+              <w:top w:w="90" w:type="dxa"/>
+              <w:left w:w="90" w:type="dxa"/>
+              <w:bottom w:w="90" w:type="dxa"/>
+              <w:right w:w="90" w:type="dxa"/>
+            </w:tcMar>
+            <w:vAlign w:val="center"/>
+          </w:tcPr>
+          <w:p>
+            <w:r>
+              <w:rPr>
+                <w:b/>
+                <w:color w:val="FFFFFF"/>
+                <w:sz w:val="20"/>
+              </w:rPr>
               <w:t>Meaning</w:t>
             </w:r>
           </w:p>
         </w:tc>
       </w:tr>
       <w:tr>
-        <w:tc>
-          <w:tcPr>
-            <w:tcW w:w="4508" w:type="dxa"/>
-          </w:tcPr>
-          <w:p>
-            <w:r>
+        <w:trPr>
+          <w:cantSplit/>
+        </w:trPr>
+        <w:tc>
+          <w:tcPr>
+            <w:tcW w:w="2160" w:type="dxa"/>
+            <w:tcMar>
+              <w:top w:w="90" w:type="dxa"/>
+              <w:left w:w="90" w:type="dxa"/>
+              <w:bottom w:w="90" w:type="dxa"/>
+              <w:right w:w="90" w:type="dxa"/>
+            </w:tcMar>
+            <w:vAlign w:val="center"/>
+          </w:tcPr>
+          <w:p>
+            <w:r>
+              <w:rPr>
+                <w:sz w:val="20"/>
+              </w:rPr>
               <w:t>Must Have</w:t>
             </w:r>
           </w:p>
         </w:tc>
         <w:tc>
           <w:tcPr>
-            <w:tcW w:w="4508" w:type="dxa"/>
-          </w:tcPr>
-          <w:p>
-            <w:r>
+            <w:tcW w:w="7200" w:type="dxa"/>
+            <w:tcMar>
+              <w:top w:w="90" w:type="dxa"/>
+              <w:left w:w="90" w:type="dxa"/>
+              <w:bottom w:w="90" w:type="dxa"/>
+              <w:right w:w="90" w:type="dxa"/>
+            </w:tcMar>
+            <w:vAlign w:val="center"/>
+          </w:tcPr>
+          <w:p>
+            <w:r>
+              <w:rPr>
+                <w:sz w:val="20"/>
+              </w:rPr>
               <w:t>Essential for the system to meet its main purpose or operate safely and correctly</w:t>
             </w:r>
           </w:p>
         </w:tc>
       </w:tr>
       <w:tr>
-        <w:tc>
-          <w:tcPr>
-            <w:tcW w:w="4508" w:type="dxa"/>
-          </w:tcPr>
-          <w:p>
-            <w:r>
+        <w:trPr>
+          <w:cantSplit/>
+        </w:trPr>
+        <w:tc>
+          <w:tcPr>
+            <w:tcW w:w="2160" w:type="dxa"/>
+            <w:tcMar>
+              <w:top w:w="90" w:type="dxa"/>
+              <w:left w:w="90" w:type="dxa"/>
+              <w:bottom w:w="90" w:type="dxa"/>
+              <w:right w:w="90" w:type="dxa"/>
+            </w:tcMar>
+            <w:vAlign w:val="center"/>
+          </w:tcPr>
+          <w:p>
+            <w:r>
+              <w:rPr>
+                <w:sz w:val="20"/>
+              </w:rPr>
               <w:t>Should Have</w:t>
             </w:r>
           </w:p>
         </w:tc>
         <w:tc>
           <w:tcPr>
-            <w:tcW w:w="4508" w:type="dxa"/>
-          </w:tcPr>
-          <w:p>
-            <w:r>
+            <w:tcW w:w="7200" w:type="dxa"/>
+            <w:tcMar>
+              <w:top w:w="90" w:type="dxa"/>
+              <w:left w:w="90" w:type="dxa"/>
+              <w:bottom w:w="90" w:type="dxa"/>
+              <w:right w:w="90" w:type="dxa"/>
+            </w:tcMar>
+            <w:vAlign w:val="center"/>
+          </w:tcPr>
+          <w:p>
+            <w:r>
+              <w:rPr>
+                <w:sz w:val="20"/>
+              </w:rPr>
               <w:t>Important but not essential for the first usable version</w:t>
             </w:r>
           </w:p>
         </w:tc>
       </w:tr>
       <w:tr>
-        <w:tc>
-          <w:tcPr>
-            <w:tcW w:w="4508" w:type="dxa"/>
-          </w:tcPr>
-          <w:p>
-            <w:r>
+        <w:trPr>
+          <w:cantSplit/>
+        </w:trPr>
+        <w:tc>
+          <w:tcPr>
+            <w:tcW w:w="2160" w:type="dxa"/>
+            <w:tcMar>
+              <w:top w:w="90" w:type="dxa"/>
+              <w:left w:w="90" w:type="dxa"/>
+              <w:bottom w:w="90" w:type="dxa"/>
+              <w:right w:w="90" w:type="dxa"/>
+            </w:tcMar>
+            <w:vAlign w:val="center"/>
+          </w:tcPr>
+          <w:p>
+            <w:r>
+              <w:rPr>
+                <w:sz w:val="20"/>
+              </w:rPr>
               <w:t>Could Have</w:t>
             </w:r>
           </w:p>
         </w:tc>
         <w:tc>
           <w:tcPr>
-            <w:tcW w:w="4508" w:type="dxa"/>
-          </w:tcPr>
-          <w:p>
-            <w:r>
+            <w:tcW w:w="7200" w:type="dxa"/>
+            <w:tcMar>
+              <w:top w:w="90" w:type="dxa"/>
+              <w:left w:w="90" w:type="dxa"/>
+              <w:bottom w:w="90" w:type="dxa"/>
+              <w:right w:w="90" w:type="dxa"/>
+            </w:tcMar>
+            <w:vAlign w:val="center"/>
+          </w:tcPr>
+          <w:p>
+            <w:r>
+              <w:rPr>
+                <w:sz w:val="20"/>
+              </w:rPr>
               <w:t>Desirable and valuable but can be postponed without preventing the system from operating</w:t>
             </w:r>
           </w:p>
         </w:tc>
       </w:tr>
       <w:tr>
-        <w:tc>
-          <w:tcPr>
-            <w:tcW w:w="4508" w:type="dxa"/>
-          </w:tcPr>
-          <w:p>
-            <w:r>
+        <w:trPr>
+          <w:cantSplit/>
+        </w:trPr>
+        <w:tc>
+          <w:tcPr>
+            <w:tcW w:w="2160" w:type="dxa"/>
+            <w:tcMar>
+              <w:top w:w="90" w:type="dxa"/>
+              <w:left w:w="90" w:type="dxa"/>
+              <w:bottom w:w="90" w:type="dxa"/>
+              <w:right w:w="90" w:type="dxa"/>
+            </w:tcMar>
+            <w:vAlign w:val="center"/>
+          </w:tcPr>
+          <w:p>
+            <w:r>
+              <w:rPr>
+                <w:sz w:val="20"/>
+              </w:rPr>
               <w:t>Won’t Have for now</w:t>
             </w:r>
           </w:p>
         </w:tc>
         <w:tc>
           <w:tcPr>
-            <w:tcW w:w="4508" w:type="dxa"/>
-          </w:tcPr>
-          <w:p>
-            <w:r>
+            <w:tcW w:w="7200" w:type="dxa"/>
+            <w:tcMar>
+              <w:top w:w="90" w:type="dxa"/>
+              <w:left w:w="90" w:type="dxa"/>
+              <w:bottom w:w="90" w:type="dxa"/>
+              <w:right w:w="90" w:type="dxa"/>
+            </w:tcMar>
+            <w:vAlign w:val="center"/>
+          </w:tcPr>
+          <w:p>
+            <w:r>
+              <w:rPr>
+                <w:sz w:val="20"/>
+              </w:rPr>
               <w:t>Excluded from the current release but may be reconsidered later</w:t>
             </w:r>
           </w:p>
         </w:tc>
       </w:tr>
     </w:tbl>
-    <w:p/>
     <w:p>
+      <w:pPr>
+        <w:spacing w:after="120"/>
+      </w:pPr>
+    </w:p>
+    <w:p>
+      <w:pPr>
+        <w:pStyle w:val="Heading2"/>
+        <w:spacing w:after="120"/>
+      </w:pPr>
       <w:r>
+        <w:rPr>
+          <w:color w:val="000000"/>
+        </w:rPr>
         <w:t>3. Functional Requirements Prioritisation</w:t>
       </w:r>
     </w:p>
     <w:tbl>
       <w:tblPr>
         <w:tblStyle w:val="TableGrid"/>
-        <w:tblW w:w="0" w:type="auto"/>
+        <w:tblW w:w="9360" w:type="dxa"/>
+        <w:tblLayout w:type="fixed"/>
         <w:tblLook w:val="04A0" w:firstRow="1" w:lastRow="0" w:firstColumn="1" w:lastColumn="0" w:noHBand="0" w:noVBand="1"/>
       </w:tblPr>
       <w:tblGrid>
-        <w:gridCol w:w="2254"/>
-        <w:gridCol w:w="2254"/>
-        <w:gridCol w:w="2254"/>
-        <w:gridCol w:w="2254"/>
+        <w:gridCol w:w="1072"/>
+        <w:gridCol w:w="2600"/>
+        <w:gridCol w:w="1080"/>
+        <w:gridCol w:w="4608"/>
       </w:tblGrid>
       <w:tr>
-        <w:tc>
-          <w:tcPr>
-            <w:tcW w:w="2254" w:type="dxa"/>
-          </w:tcPr>
-          <w:p>
-            <w:proofErr w:type="spellStart"/>
-            <w:r>
-              <w:t>Requiremnet</w:t>
-            </w:r>
-            <w:proofErr w:type="spellEnd"/>
-            <w:r>
-              <w:t xml:space="preserve"> ID</w:t>
-            </w:r>
-          </w:p>
-        </w:tc>
-        <w:tc>
-          <w:tcPr>
-            <w:tcW w:w="2254" w:type="dxa"/>
-          </w:tcPr>
-          <w:p>
-            <w:r>
+        <w:trPr>
+          <w:tblHeader/>
+        </w:trPr>
+        <w:tc>
+          <w:tcPr>
+            <w:tcW w:w="1072" w:type="dxa"/>
+            <w:shd w:val="clear" w:color="auto" w:fill="1F4E78"/>
+            <w:tcMar>
+              <w:top w:w="90" w:type="dxa"/>
+              <w:left w:w="90" w:type="dxa"/>
+              <w:bottom w:w="90" w:type="dxa"/>
+              <w:right w:w="90" w:type="dxa"/>
+            </w:tcMar>
+            <w:vAlign w:val="center"/>
+          </w:tcPr>
+          <w:p>
+            <w:r>
+              <w:rPr>
+                <w:b/>
+                <w:color w:val="FFFFFF"/>
+                <w:sz w:val="18"/>
+              </w:rPr>
+              <w:t>Requirement ID</w:t>
+            </w:r>
+          </w:p>
+        </w:tc>
+        <w:tc>
+          <w:tcPr>
+            <w:tcW w:w="2600" w:type="dxa"/>
+            <w:shd w:val="clear" w:color="auto" w:fill="1F4E78"/>
+            <w:tcMar>
+              <w:top w:w="90" w:type="dxa"/>
+              <w:left w:w="90" w:type="dxa"/>
+              <w:bottom w:w="90" w:type="dxa"/>
+              <w:right w:w="90" w:type="dxa"/>
+            </w:tcMar>
+            <w:vAlign w:val="center"/>
+          </w:tcPr>
+          <w:p>
+            <w:r>
+              <w:rPr>
+                <w:b/>
+                <w:color w:val="FFFFFF"/>
+                <w:sz w:val="18"/>
+              </w:rPr>
               <w:t>Requirement Summary</w:t>
             </w:r>
           </w:p>
         </w:tc>
         <w:tc>
           <w:tcPr>
-            <w:tcW w:w="2254" w:type="dxa"/>
-          </w:tcPr>
-          <w:p>
-            <w:r>
+            <w:tcW w:w="1080" w:type="dxa"/>
+            <w:shd w:val="clear" w:color="auto" w:fill="1F4E78"/>
+            <w:tcMar>
+              <w:top w:w="90" w:type="dxa"/>
+              <w:left w:w="90" w:type="dxa"/>
+              <w:bottom w:w="90" w:type="dxa"/>
+              <w:right w:w="90" w:type="dxa"/>
+            </w:tcMar>
+            <w:vAlign w:val="center"/>
+          </w:tcPr>
+          <w:p>
+            <w:r>
+              <w:rPr>
+                <w:b/>
+                <w:color w:val="FFFFFF"/>
+                <w:sz w:val="18"/>
+              </w:rPr>
               <w:t>Priority</w:t>
             </w:r>
           </w:p>
         </w:tc>
         <w:tc>
           <w:tcPr>
-            <w:tcW w:w="2254" w:type="dxa"/>
-          </w:tcPr>
-          <w:p>
-            <w:r>
-              <w:t>Just</w:t>
-            </w:r>
-            <w:r>
-              <w:t>ification</w:t>
+            <w:tcW w:w="4608" w:type="dxa"/>
+            <w:shd w:val="clear" w:color="auto" w:fill="1F4E78"/>
+            <w:tcMar>
+              <w:top w:w="90" w:type="dxa"/>
+              <w:left w:w="90" w:type="dxa"/>
+              <w:bottom w:w="90" w:type="dxa"/>
+              <w:right w:w="90" w:type="dxa"/>
+            </w:tcMar>
+            <w:vAlign w:val="center"/>
+          </w:tcPr>
+          <w:p>
+            <w:r>
+              <w:rPr>
+                <w:b/>
+                <w:color w:val="FFFFFF"/>
+                <w:sz w:val="18"/>
+              </w:rPr>
+              <w:t>Justification</w:t>
             </w:r>
           </w:p>
         </w:tc>
       </w:tr>
       <w:tr>
-        <w:tc>
-          <w:tcPr>
-            <w:tcW w:w="2254" w:type="dxa"/>
-          </w:tcPr>
-          <w:p/>
-        </w:tc>
-        <w:tc>
-          <w:tcPr>
-            <w:tcW w:w="2254" w:type="dxa"/>
-          </w:tcPr>
-          <w:p/>
-        </w:tc>
-        <w:tc>
-          <w:tcPr>
-            <w:tcW w:w="2254" w:type="dxa"/>
-          </w:tcPr>
-          <w:p/>
-        </w:tc>
-        <w:tc>
-          <w:tcPr>
-            <w:tcW w:w="2254" w:type="dxa"/>
-          </w:tcPr>
-          <w:p/>
+        <w:trPr>
+          <w:cantSplit/>
+        </w:trPr>
+        <w:tc>
+          <w:tcPr>
+            <w:tcW w:w="1072" w:type="dxa"/>
+            <w:tcMar>
+              <w:top w:w="90" w:type="dxa"/>
+              <w:left w:w="90" w:type="dxa"/>
+              <w:bottom w:w="90" w:type="dxa"/>
+              <w:right w:w="90" w:type="dxa"/>
+            </w:tcMar>
+            <w:vAlign w:val="center"/>
+          </w:tcPr>
+          <w:p>
+            <w:r>
+              <w:rPr>
+                <w:sz w:val="18"/>
+              </w:rPr>
+              <w:t>FR-001</w:t>
+            </w:r>
+          </w:p>
+        </w:tc>
+        <w:tc>
+          <w:tcPr>
+            <w:tcW w:w="2600" w:type="dxa"/>
+            <w:tcMar>
+              <w:top w:w="90" w:type="dxa"/>
+              <w:left w:w="90" w:type="dxa"/>
+              <w:bottom w:w="90" w:type="dxa"/>
+              <w:right w:w="90" w:type="dxa"/>
+            </w:tcMar>
+            <w:vAlign w:val="center"/>
+          </w:tcPr>
+          <w:p>
+            <w:r>
+              <w:rPr>
+                <w:sz w:val="18"/>
+              </w:rPr>
+              <w:t>Submit Service Request</w:t>
+            </w:r>
+          </w:p>
+        </w:tc>
+        <w:tc>
+          <w:tcPr>
+            <w:tcW w:w="1080" w:type="dxa"/>
+            <w:tcMar>
+              <w:top w:w="90" w:type="dxa"/>
+              <w:left w:w="90" w:type="dxa"/>
+              <w:bottom w:w="90" w:type="dxa"/>
+              <w:right w:w="90" w:type="dxa"/>
+            </w:tcMar>
+            <w:vAlign w:val="center"/>
+          </w:tcPr>
+          <w:p>
+            <w:r>
+              <w:rPr>
+                <w:sz w:val="18"/>
+              </w:rPr>
+              <w:t>Must</w:t>
+            </w:r>
+          </w:p>
+        </w:tc>
+        <w:tc>
+          <w:tcPr>
+            <w:tcW w:w="4608" w:type="dxa"/>
+            <w:tcMar>
+              <w:top w:w="90" w:type="dxa"/>
+              <w:left w:w="90" w:type="dxa"/>
+              <w:bottom w:w="90" w:type="dxa"/>
+              <w:right w:w="90" w:type="dxa"/>
+            </w:tcMar>
+            <w:vAlign w:val="center"/>
+          </w:tcPr>
+          <w:p>
+            <w:r>
+              <w:rPr>
+                <w:sz w:val="18"/>
+              </w:rPr>
+              <w:t>The platform cannot operate without capturing requests and providing a unique reference number.</w:t>
+            </w:r>
+          </w:p>
         </w:tc>
       </w:tr>
       <w:tr>
-        <w:tc>
-          <w:tcPr>
-            <w:tcW w:w="2254" w:type="dxa"/>
-          </w:tcPr>
-          <w:p/>
-        </w:tc>
-        <w:tc>
-          <w:tcPr>
-            <w:tcW w:w="2254" w:type="dxa"/>
-          </w:tcPr>
-          <w:p/>
-        </w:tc>
-        <w:tc>
-          <w:tcPr>
-            <w:tcW w:w="2254" w:type="dxa"/>
-          </w:tcPr>
-          <w:p/>
-        </w:tc>
-        <w:tc>
-          <w:tcPr>
-            <w:tcW w:w="2254" w:type="dxa"/>
-          </w:tcPr>
-          <w:p/>
+        <w:trPr>
+          <w:cantSplit/>
+        </w:trPr>
+        <w:tc>
+          <w:tcPr>
+            <w:tcW w:w="1072" w:type="dxa"/>
+            <w:tcMar>
+              <w:top w:w="90" w:type="dxa"/>
+              <w:left w:w="90" w:type="dxa"/>
+              <w:bottom w:w="90" w:type="dxa"/>
+              <w:right w:w="90" w:type="dxa"/>
+            </w:tcMar>
+            <w:vAlign w:val="center"/>
+          </w:tcPr>
+          <w:p>
+            <w:r>
+              <w:rPr>
+                <w:sz w:val="18"/>
+              </w:rPr>
+              <w:t>FR-002</w:t>
+            </w:r>
+          </w:p>
+        </w:tc>
+        <w:tc>
+          <w:tcPr>
+            <w:tcW w:w="2600" w:type="dxa"/>
+            <w:tcMar>
+              <w:top w:w="90" w:type="dxa"/>
+              <w:left w:w="90" w:type="dxa"/>
+              <w:bottom w:w="90" w:type="dxa"/>
+              <w:right w:w="90" w:type="dxa"/>
+            </w:tcMar>
+            <w:vAlign w:val="center"/>
+          </w:tcPr>
+          <w:p>
+            <w:r>
+              <w:rPr>
+                <w:sz w:val="18"/>
+              </w:rPr>
+              <w:t>Categorise Service Request</w:t>
+            </w:r>
+          </w:p>
+        </w:tc>
+        <w:tc>
+          <w:tcPr>
+            <w:tcW w:w="1080" w:type="dxa"/>
+            <w:tcMar>
+              <w:top w:w="90" w:type="dxa"/>
+              <w:left w:w="90" w:type="dxa"/>
+              <w:bottom w:w="90" w:type="dxa"/>
+              <w:right w:w="90" w:type="dxa"/>
+            </w:tcMar>
+            <w:vAlign w:val="center"/>
+          </w:tcPr>
+          <w:p>
+            <w:r>
+              <w:rPr>
+                <w:sz w:val="18"/>
+              </w:rPr>
+              <w:t>Must</w:t>
+            </w:r>
+          </w:p>
+        </w:tc>
+        <w:tc>
+          <w:tcPr>
+            <w:tcW w:w="4608" w:type="dxa"/>
+            <w:tcMar>
+              <w:top w:w="90" w:type="dxa"/>
+              <w:left w:w="90" w:type="dxa"/>
+              <w:bottom w:w="90" w:type="dxa"/>
+              <w:right w:w="90" w:type="dxa"/>
+            </w:tcMar>
+            <w:vAlign w:val="center"/>
+          </w:tcPr>
+          <w:p>
+            <w:r>
+              <w:rPr>
+                <w:sz w:val="18"/>
+              </w:rPr>
+              <w:t>Categories are needed to organise and route requests correctly</w:t>
+            </w:r>
+          </w:p>
         </w:tc>
       </w:tr>
       <w:tr>
-        <w:tc>
-          <w:tcPr>
-            <w:tcW w:w="2254" w:type="dxa"/>
-          </w:tcPr>
-          <w:p/>
-        </w:tc>
-        <w:tc>
-          <w:tcPr>
-            <w:tcW w:w="2254" w:type="dxa"/>
-          </w:tcPr>
-          <w:p/>
-        </w:tc>
-        <w:tc>
-          <w:tcPr>
-            <w:tcW w:w="2254" w:type="dxa"/>
-          </w:tcPr>
-          <w:p/>
-        </w:tc>
-        <w:tc>
-          <w:tcPr>
-            <w:tcW w:w="2254" w:type="dxa"/>
-          </w:tcPr>
-          <w:p/>
+        <w:trPr>
+          <w:cantSplit/>
+        </w:trPr>
+        <w:tc>
+          <w:tcPr>
+            <w:tcW w:w="1072" w:type="dxa"/>
+            <w:tcMar>
+              <w:top w:w="90" w:type="dxa"/>
+              <w:left w:w="90" w:type="dxa"/>
+              <w:bottom w:w="90" w:type="dxa"/>
+              <w:right w:w="90" w:type="dxa"/>
+            </w:tcMar>
+            <w:vAlign w:val="center"/>
+          </w:tcPr>
+          <w:p>
+            <w:r>
+              <w:rPr>
+                <w:sz w:val="18"/>
+              </w:rPr>
+              <w:t>FR-00</w:t>
+            </w:r>
+            <w:r>
+              <w:rPr>
+                <w:sz w:val="18"/>
+              </w:rPr>
+              <w:t>3</w:t>
+            </w:r>
+          </w:p>
+        </w:tc>
+        <w:tc>
+          <w:tcPr>
+            <w:tcW w:w="2600" w:type="dxa"/>
+            <w:tcMar>
+              <w:top w:w="90" w:type="dxa"/>
+              <w:left w:w="90" w:type="dxa"/>
+              <w:bottom w:w="90" w:type="dxa"/>
+              <w:right w:w="90" w:type="dxa"/>
+            </w:tcMar>
+            <w:vAlign w:val="center"/>
+          </w:tcPr>
+          <w:p>
+            <w:r>
+              <w:rPr>
+                <w:sz w:val="18"/>
+              </w:rPr>
+              <w:t>View Request Status</w:t>
+            </w:r>
+          </w:p>
+        </w:tc>
+        <w:tc>
+          <w:tcPr>
+            <w:tcW w:w="1080" w:type="dxa"/>
+            <w:tcMar>
+              <w:top w:w="90" w:type="dxa"/>
+              <w:left w:w="90" w:type="dxa"/>
+              <w:bottom w:w="90" w:type="dxa"/>
+              <w:right w:w="90" w:type="dxa"/>
+            </w:tcMar>
+            <w:vAlign w:val="center"/>
+          </w:tcPr>
+          <w:p>
+            <w:r>
+              <w:rPr>
+                <w:sz w:val="18"/>
+              </w:rPr>
+              <w:t>Must</w:t>
+            </w:r>
+          </w:p>
+        </w:tc>
+        <w:tc>
+          <w:tcPr>
+            <w:tcW w:w="4608" w:type="dxa"/>
+            <w:tcMar>
+              <w:top w:w="90" w:type="dxa"/>
+              <w:left w:w="90" w:type="dxa"/>
+              <w:bottom w:w="90" w:type="dxa"/>
+              <w:right w:w="90" w:type="dxa"/>
+            </w:tcMar>
+            <w:vAlign w:val="center"/>
+          </w:tcPr>
+          <w:p>
+            <w:r>
+              <w:rPr>
+                <w:sz w:val="18"/>
+              </w:rPr>
+              <w:t xml:space="preserve">Request visibility is one of the main problems </w:t>
+            </w:r>
+            <w:proofErr w:type="spellStart"/>
+            <w:r>
+              <w:rPr>
+                <w:sz w:val="18"/>
+              </w:rPr>
+              <w:t>CivicConnect</w:t>
+            </w:r>
+            <w:proofErr w:type="spellEnd"/>
+            <w:r>
+              <w:rPr>
+                <w:sz w:val="18"/>
+              </w:rPr>
+              <w:t xml:space="preserve"> must solve.</w:t>
+            </w:r>
+          </w:p>
+        </w:tc>
+      </w:tr>
+      <w:tr>
+        <w:trPr>
+          <w:cantSplit/>
+        </w:trPr>
+        <w:tc>
+          <w:tcPr>
+            <w:tcW w:w="1072" w:type="dxa"/>
+            <w:tcMar>
+              <w:top w:w="90" w:type="dxa"/>
+              <w:left w:w="90" w:type="dxa"/>
+              <w:bottom w:w="90" w:type="dxa"/>
+              <w:right w:w="90" w:type="dxa"/>
+            </w:tcMar>
+            <w:vAlign w:val="center"/>
+          </w:tcPr>
+          <w:p>
+            <w:r>
+              <w:rPr>
+                <w:sz w:val="18"/>
+              </w:rPr>
+              <w:t>FR-00</w:t>
+            </w:r>
+            <w:r>
+              <w:rPr>
+                <w:sz w:val="18"/>
+              </w:rPr>
+              <w:t>4</w:t>
+            </w:r>
+          </w:p>
+        </w:tc>
+        <w:tc>
+          <w:tcPr>
+            <w:tcW w:w="2600" w:type="dxa"/>
+            <w:tcMar>
+              <w:top w:w="90" w:type="dxa"/>
+              <w:left w:w="90" w:type="dxa"/>
+              <w:bottom w:w="90" w:type="dxa"/>
+              <w:right w:w="90" w:type="dxa"/>
+            </w:tcMar>
+            <w:vAlign w:val="center"/>
+          </w:tcPr>
+          <w:p>
+            <w:r>
+              <w:rPr>
+                <w:sz w:val="18"/>
+              </w:rPr>
+              <w:t>View Request History</w:t>
+            </w:r>
+          </w:p>
+        </w:tc>
+        <w:tc>
+          <w:tcPr>
+            <w:tcW w:w="1080" w:type="dxa"/>
+            <w:tcMar>
+              <w:top w:w="90" w:type="dxa"/>
+              <w:left w:w="90" w:type="dxa"/>
+              <w:bottom w:w="90" w:type="dxa"/>
+              <w:right w:w="90" w:type="dxa"/>
+            </w:tcMar>
+            <w:vAlign w:val="center"/>
+          </w:tcPr>
+          <w:p>
+            <w:r>
+              <w:rPr>
+                <w:sz w:val="18"/>
+              </w:rPr>
+              <w:t>Should</w:t>
+            </w:r>
+          </w:p>
+        </w:tc>
+        <w:tc>
+          <w:tcPr>
+            <w:tcW w:w="4608" w:type="dxa"/>
+            <w:tcMar>
+              <w:top w:w="90" w:type="dxa"/>
+              <w:left w:w="90" w:type="dxa"/>
+              <w:bottom w:w="90" w:type="dxa"/>
+              <w:right w:w="90" w:type="dxa"/>
+            </w:tcMar>
+            <w:vAlign w:val="center"/>
+          </w:tcPr>
+          <w:p>
+            <w:r>
+              <w:rPr>
+                <w:sz w:val="18"/>
+              </w:rPr>
+              <w:t>It improves traceability, but the core request process can initially operate without a complete history view.</w:t>
+            </w:r>
+          </w:p>
+        </w:tc>
+      </w:tr>
+      <w:tr>
+        <w:trPr>
+          <w:cantSplit/>
+        </w:trPr>
+        <w:tc>
+          <w:tcPr>
+            <w:tcW w:w="1072" w:type="dxa"/>
+            <w:tcMar>
+              <w:top w:w="90" w:type="dxa"/>
+              <w:left w:w="90" w:type="dxa"/>
+              <w:bottom w:w="90" w:type="dxa"/>
+              <w:right w:w="90" w:type="dxa"/>
+            </w:tcMar>
+            <w:vAlign w:val="center"/>
+          </w:tcPr>
+          <w:p>
+            <w:r>
+              <w:rPr>
+                <w:sz w:val="18"/>
+              </w:rPr>
+              <w:t>FR-00</w:t>
+            </w:r>
+            <w:r>
+              <w:rPr>
+                <w:sz w:val="18"/>
+              </w:rPr>
+              <w:t>5</w:t>
+            </w:r>
+          </w:p>
+        </w:tc>
+        <w:tc>
+          <w:tcPr>
+            <w:tcW w:w="2600" w:type="dxa"/>
+            <w:tcMar>
+              <w:top w:w="90" w:type="dxa"/>
+              <w:left w:w="90" w:type="dxa"/>
+              <w:bottom w:w="90" w:type="dxa"/>
+              <w:right w:w="90" w:type="dxa"/>
+            </w:tcMar>
+            <w:vAlign w:val="center"/>
+          </w:tcPr>
+          <w:p>
+            <w:r>
+              <w:rPr>
+                <w:sz w:val="18"/>
+              </w:rPr>
+              <w:t>Receive Request Notifications</w:t>
+            </w:r>
+          </w:p>
+        </w:tc>
+        <w:tc>
+          <w:tcPr>
+            <w:tcW w:w="1080" w:type="dxa"/>
+            <w:tcMar>
+              <w:top w:w="90" w:type="dxa"/>
+              <w:left w:w="90" w:type="dxa"/>
+              <w:bottom w:w="90" w:type="dxa"/>
+              <w:right w:w="90" w:type="dxa"/>
+            </w:tcMar>
+            <w:vAlign w:val="center"/>
+          </w:tcPr>
+          <w:p>
+            <w:r>
+              <w:rPr>
+                <w:sz w:val="18"/>
+              </w:rPr>
+              <w:t>Should</w:t>
+            </w:r>
+          </w:p>
+        </w:tc>
+        <w:tc>
+          <w:tcPr>
+            <w:tcW w:w="4608" w:type="dxa"/>
+            <w:tcMar>
+              <w:top w:w="90" w:type="dxa"/>
+              <w:left w:w="90" w:type="dxa"/>
+              <w:bottom w:w="90" w:type="dxa"/>
+              <w:right w:w="90" w:type="dxa"/>
+            </w:tcMar>
+            <w:vAlign w:val="center"/>
+          </w:tcPr>
+          <w:p>
+            <w:r>
+              <w:rPr>
+                <w:sz w:val="18"/>
+              </w:rPr>
+              <w:t>In-platform notifications improve communication, but users can still check their request status directly.</w:t>
+            </w:r>
+          </w:p>
+        </w:tc>
+      </w:tr>
+      <w:tr>
+        <w:trPr>
+          <w:cantSplit/>
+        </w:trPr>
+        <w:tc>
+          <w:tcPr>
+            <w:tcW w:w="1072" w:type="dxa"/>
+            <w:tcMar>
+              <w:top w:w="90" w:type="dxa"/>
+              <w:left w:w="90" w:type="dxa"/>
+              <w:bottom w:w="90" w:type="dxa"/>
+              <w:right w:w="90" w:type="dxa"/>
+            </w:tcMar>
+            <w:vAlign w:val="center"/>
+          </w:tcPr>
+          <w:p>
+            <w:r>
+              <w:rPr>
+                <w:sz w:val="18"/>
+              </w:rPr>
+              <w:t>FR-00</w:t>
+            </w:r>
+            <w:r>
+              <w:rPr>
+                <w:sz w:val="18"/>
+              </w:rPr>
+              <w:t>6</w:t>
+            </w:r>
+          </w:p>
+        </w:tc>
+        <w:tc>
+          <w:tcPr>
+            <w:tcW w:w="2600" w:type="dxa"/>
+            <w:tcMar>
+              <w:top w:w="90" w:type="dxa"/>
+              <w:left w:w="90" w:type="dxa"/>
+              <w:bottom w:w="90" w:type="dxa"/>
+              <w:right w:w="90" w:type="dxa"/>
+            </w:tcMar>
+            <w:vAlign w:val="center"/>
+          </w:tcPr>
+          <w:p>
+            <w:r>
+              <w:rPr>
+                <w:sz w:val="18"/>
+              </w:rPr>
+              <w:t>View Assigned Requests</w:t>
+            </w:r>
+          </w:p>
+        </w:tc>
+        <w:tc>
+          <w:tcPr>
+            <w:tcW w:w="1080" w:type="dxa"/>
+            <w:tcMar>
+              <w:top w:w="90" w:type="dxa"/>
+              <w:left w:w="90" w:type="dxa"/>
+              <w:bottom w:w="90" w:type="dxa"/>
+              <w:right w:w="90" w:type="dxa"/>
+            </w:tcMar>
+            <w:vAlign w:val="center"/>
+          </w:tcPr>
+          <w:p>
+            <w:r>
+              <w:rPr>
+                <w:sz w:val="18"/>
+              </w:rPr>
+              <w:t>Must</w:t>
+            </w:r>
+          </w:p>
+        </w:tc>
+        <w:tc>
+          <w:tcPr>
+            <w:tcW w:w="4608" w:type="dxa"/>
+            <w:tcMar>
+              <w:top w:w="90" w:type="dxa"/>
+              <w:left w:w="90" w:type="dxa"/>
+              <w:bottom w:w="90" w:type="dxa"/>
+              <w:right w:w="90" w:type="dxa"/>
+            </w:tcMar>
+            <w:vAlign w:val="center"/>
+          </w:tcPr>
+          <w:p>
+            <w:r>
+              <w:rPr>
+                <w:sz w:val="18"/>
+              </w:rPr>
+              <w:t>Staff need access to relevant requests before they can process them.</w:t>
+            </w:r>
+          </w:p>
+        </w:tc>
+      </w:tr>
+      <w:tr>
+        <w:trPr>
+          <w:cantSplit/>
+        </w:trPr>
+        <w:tc>
+          <w:tcPr>
+            <w:tcW w:w="1072" w:type="dxa"/>
+            <w:tcMar>
+              <w:top w:w="90" w:type="dxa"/>
+              <w:left w:w="90" w:type="dxa"/>
+              <w:bottom w:w="90" w:type="dxa"/>
+              <w:right w:w="90" w:type="dxa"/>
+            </w:tcMar>
+            <w:vAlign w:val="center"/>
+          </w:tcPr>
+          <w:p>
+            <w:r>
+              <w:rPr>
+                <w:sz w:val="18"/>
+              </w:rPr>
+              <w:t>FR-00</w:t>
+            </w:r>
+            <w:r>
+              <w:rPr>
+                <w:sz w:val="18"/>
+              </w:rPr>
+              <w:t>7</w:t>
+            </w:r>
+          </w:p>
+        </w:tc>
+        <w:tc>
+          <w:tcPr>
+            <w:tcW w:w="2600" w:type="dxa"/>
+            <w:tcMar>
+              <w:top w:w="90" w:type="dxa"/>
+              <w:left w:w="90" w:type="dxa"/>
+              <w:bottom w:w="90" w:type="dxa"/>
+              <w:right w:w="90" w:type="dxa"/>
+            </w:tcMar>
+            <w:vAlign w:val="center"/>
+          </w:tcPr>
+          <w:p>
+            <w:r>
+              <w:rPr>
+                <w:sz w:val="18"/>
+              </w:rPr>
+              <w:t>Search, Filter and Sort Requests</w:t>
+            </w:r>
+          </w:p>
+        </w:tc>
+        <w:tc>
+          <w:tcPr>
+            <w:tcW w:w="1080" w:type="dxa"/>
+            <w:tcMar>
+              <w:top w:w="90" w:type="dxa"/>
+              <w:left w:w="90" w:type="dxa"/>
+              <w:bottom w:w="90" w:type="dxa"/>
+              <w:right w:w="90" w:type="dxa"/>
+            </w:tcMar>
+            <w:vAlign w:val="center"/>
+          </w:tcPr>
+          <w:p>
+            <w:r>
+              <w:rPr>
+                <w:sz w:val="18"/>
+              </w:rPr>
+              <w:t>Should</w:t>
+            </w:r>
+          </w:p>
+        </w:tc>
+        <w:tc>
+          <w:tcPr>
+            <w:tcW w:w="4608" w:type="dxa"/>
+            <w:tcMar>
+              <w:top w:w="90" w:type="dxa"/>
+              <w:left w:w="90" w:type="dxa"/>
+              <w:bottom w:w="90" w:type="dxa"/>
+              <w:right w:w="90" w:type="dxa"/>
+            </w:tcMar>
+            <w:vAlign w:val="center"/>
+          </w:tcPr>
+          <w:p>
+            <w:r>
+              <w:rPr>
+                <w:sz w:val="18"/>
+              </w:rPr>
+              <w:t>It improves staff efficiency but is not essential for processing a small initial number of requests.</w:t>
+            </w:r>
+          </w:p>
+        </w:tc>
+      </w:tr>
+      <w:tr>
+        <w:trPr>
+          <w:cantSplit/>
+        </w:trPr>
+        <w:tc>
+          <w:tcPr>
+            <w:tcW w:w="1072" w:type="dxa"/>
+            <w:tcMar>
+              <w:top w:w="90" w:type="dxa"/>
+              <w:left w:w="90" w:type="dxa"/>
+              <w:bottom w:w="90" w:type="dxa"/>
+              <w:right w:w="90" w:type="dxa"/>
+            </w:tcMar>
+            <w:vAlign w:val="center"/>
+          </w:tcPr>
+          <w:p>
+            <w:r>
+              <w:rPr>
+                <w:sz w:val="18"/>
+              </w:rPr>
+              <w:lastRenderedPageBreak/>
+              <w:t>FR-00</w:t>
+            </w:r>
+            <w:r>
+              <w:rPr>
+                <w:sz w:val="18"/>
+              </w:rPr>
+              <w:t>8</w:t>
+            </w:r>
+          </w:p>
+        </w:tc>
+        <w:tc>
+          <w:tcPr>
+            <w:tcW w:w="2600" w:type="dxa"/>
+            <w:tcMar>
+              <w:top w:w="90" w:type="dxa"/>
+              <w:left w:w="90" w:type="dxa"/>
+              <w:bottom w:w="90" w:type="dxa"/>
+              <w:right w:w="90" w:type="dxa"/>
+            </w:tcMar>
+            <w:vAlign w:val="center"/>
+          </w:tcPr>
+          <w:p>
+            <w:r>
+              <w:rPr>
+                <w:sz w:val="18"/>
+              </w:rPr>
+              <w:t>View Detailed Request Information</w:t>
+            </w:r>
+          </w:p>
+        </w:tc>
+        <w:tc>
+          <w:tcPr>
+            <w:tcW w:w="1080" w:type="dxa"/>
+            <w:tcMar>
+              <w:top w:w="90" w:type="dxa"/>
+              <w:left w:w="90" w:type="dxa"/>
+              <w:bottom w:w="90" w:type="dxa"/>
+              <w:right w:w="90" w:type="dxa"/>
+            </w:tcMar>
+            <w:vAlign w:val="center"/>
+          </w:tcPr>
+          <w:p>
+            <w:r>
+              <w:rPr>
+                <w:sz w:val="18"/>
+              </w:rPr>
+              <w:t>Must</w:t>
+            </w:r>
+          </w:p>
+        </w:tc>
+        <w:tc>
+          <w:tcPr>
+            <w:tcW w:w="4608" w:type="dxa"/>
+            <w:tcMar>
+              <w:top w:w="90" w:type="dxa"/>
+              <w:left w:w="90" w:type="dxa"/>
+              <w:bottom w:w="90" w:type="dxa"/>
+              <w:right w:w="90" w:type="dxa"/>
+            </w:tcMar>
+            <w:vAlign w:val="center"/>
+          </w:tcPr>
+          <w:p>
+            <w:r>
+              <w:rPr>
+                <w:sz w:val="18"/>
+              </w:rPr>
+              <w:t>Staff need complete information to process requests correctly.</w:t>
+            </w:r>
+          </w:p>
+        </w:tc>
+      </w:tr>
+      <w:tr>
+        <w:trPr>
+          <w:cantSplit/>
+        </w:trPr>
+        <w:tc>
+          <w:tcPr>
+            <w:tcW w:w="1072" w:type="dxa"/>
+            <w:tcMar>
+              <w:top w:w="90" w:type="dxa"/>
+              <w:left w:w="90" w:type="dxa"/>
+              <w:bottom w:w="90" w:type="dxa"/>
+              <w:right w:w="90" w:type="dxa"/>
+            </w:tcMar>
+            <w:vAlign w:val="center"/>
+          </w:tcPr>
+          <w:p>
+            <w:pPr>
+              <w:tabs>
+                <w:tab w:val="left" w:pos="1152"/>
+              </w:tabs>
+            </w:pPr>
+            <w:r>
+              <w:rPr>
+                <w:sz w:val="18"/>
+              </w:rPr>
+              <w:t>FR-00</w:t>
+            </w:r>
+            <w:r>
+              <w:rPr>
+                <w:sz w:val="18"/>
+              </w:rPr>
+              <w:t>9</w:t>
+            </w:r>
+          </w:p>
+        </w:tc>
+        <w:tc>
+          <w:tcPr>
+            <w:tcW w:w="2600" w:type="dxa"/>
+            <w:tcMar>
+              <w:top w:w="90" w:type="dxa"/>
+              <w:left w:w="90" w:type="dxa"/>
+              <w:bottom w:w="90" w:type="dxa"/>
+              <w:right w:w="90" w:type="dxa"/>
+            </w:tcMar>
+            <w:vAlign w:val="center"/>
+          </w:tcPr>
+          <w:p>
+            <w:r>
+              <w:rPr>
+                <w:sz w:val="18"/>
+              </w:rPr>
+              <w:t>Assign Responsibility</w:t>
+            </w:r>
+          </w:p>
+        </w:tc>
+        <w:tc>
+          <w:tcPr>
+            <w:tcW w:w="1080" w:type="dxa"/>
+            <w:tcMar>
+              <w:top w:w="90" w:type="dxa"/>
+              <w:left w:w="90" w:type="dxa"/>
+              <w:bottom w:w="90" w:type="dxa"/>
+              <w:right w:w="90" w:type="dxa"/>
+            </w:tcMar>
+            <w:vAlign w:val="center"/>
+          </w:tcPr>
+          <w:p>
+            <w:r>
+              <w:rPr>
+                <w:sz w:val="18"/>
+              </w:rPr>
+              <w:t>Must</w:t>
+            </w:r>
+          </w:p>
+        </w:tc>
+        <w:tc>
+          <w:tcPr>
+            <w:tcW w:w="4608" w:type="dxa"/>
+            <w:tcMar>
+              <w:top w:w="90" w:type="dxa"/>
+              <w:left w:w="90" w:type="dxa"/>
+              <w:bottom w:w="90" w:type="dxa"/>
+              <w:right w:w="90" w:type="dxa"/>
+            </w:tcMar>
+            <w:vAlign w:val="center"/>
+          </w:tcPr>
+          <w:p>
+            <w:r>
+              <w:rPr>
+                <w:sz w:val="18"/>
+              </w:rPr>
+              <w:t>Clear ownership is required for accountability and prevents requests from being overlooked.</w:t>
+            </w:r>
+          </w:p>
+        </w:tc>
+      </w:tr>
+      <w:tr>
+        <w:trPr>
+          <w:cantSplit/>
+        </w:trPr>
+        <w:tc>
+          <w:tcPr>
+            <w:tcW w:w="1072" w:type="dxa"/>
+            <w:tcMar>
+              <w:top w:w="90" w:type="dxa"/>
+              <w:left w:w="90" w:type="dxa"/>
+              <w:bottom w:w="90" w:type="dxa"/>
+              <w:right w:w="90" w:type="dxa"/>
+            </w:tcMar>
+            <w:vAlign w:val="center"/>
+          </w:tcPr>
+          <w:p>
+            <w:r>
+              <w:rPr>
+                <w:sz w:val="18"/>
+              </w:rPr>
+              <w:t>FR-0</w:t>
+            </w:r>
+            <w:r>
+              <w:rPr>
+                <w:sz w:val="18"/>
+              </w:rPr>
+              <w:t>10</w:t>
+            </w:r>
+          </w:p>
+        </w:tc>
+        <w:tc>
+          <w:tcPr>
+            <w:tcW w:w="2600" w:type="dxa"/>
+            <w:tcMar>
+              <w:top w:w="90" w:type="dxa"/>
+              <w:left w:w="90" w:type="dxa"/>
+              <w:bottom w:w="90" w:type="dxa"/>
+              <w:right w:w="90" w:type="dxa"/>
+            </w:tcMar>
+            <w:vAlign w:val="center"/>
+          </w:tcPr>
+          <w:p>
+            <w:r>
+              <w:rPr>
+                <w:sz w:val="18"/>
+              </w:rPr>
+              <w:t>Update Request Status</w:t>
+            </w:r>
+          </w:p>
+        </w:tc>
+        <w:tc>
+          <w:tcPr>
+            <w:tcW w:w="1080" w:type="dxa"/>
+            <w:tcMar>
+              <w:top w:w="90" w:type="dxa"/>
+              <w:left w:w="90" w:type="dxa"/>
+              <w:bottom w:w="90" w:type="dxa"/>
+              <w:right w:w="90" w:type="dxa"/>
+            </w:tcMar>
+            <w:vAlign w:val="center"/>
+          </w:tcPr>
+          <w:p>
+            <w:r>
+              <w:rPr>
+                <w:sz w:val="18"/>
+              </w:rPr>
+              <w:t>Must</w:t>
+            </w:r>
+          </w:p>
+        </w:tc>
+        <w:tc>
+          <w:tcPr>
+            <w:tcW w:w="4608" w:type="dxa"/>
+            <w:tcMar>
+              <w:top w:w="90" w:type="dxa"/>
+              <w:left w:w="90" w:type="dxa"/>
+              <w:bottom w:w="90" w:type="dxa"/>
+              <w:right w:w="90" w:type="dxa"/>
+            </w:tcMar>
+            <w:vAlign w:val="center"/>
+          </w:tcPr>
+          <w:p>
+            <w:r>
+              <w:rPr>
+                <w:sz w:val="18"/>
+              </w:rPr>
+              <w:t>Status updates are required to track each request through its lifecycle.</w:t>
+            </w:r>
+          </w:p>
+        </w:tc>
+      </w:tr>
+      <w:tr>
+        <w:trPr>
+          <w:cantSplit/>
+        </w:trPr>
+        <w:tc>
+          <w:tcPr>
+            <w:tcW w:w="1072" w:type="dxa"/>
+            <w:tcMar>
+              <w:top w:w="90" w:type="dxa"/>
+              <w:left w:w="90" w:type="dxa"/>
+              <w:bottom w:w="90" w:type="dxa"/>
+              <w:right w:w="90" w:type="dxa"/>
+            </w:tcMar>
+            <w:vAlign w:val="center"/>
+          </w:tcPr>
+          <w:p>
+            <w:r>
+              <w:rPr>
+                <w:sz w:val="18"/>
+              </w:rPr>
+              <w:t>FR-0</w:t>
+            </w:r>
+            <w:r>
+              <w:rPr>
+                <w:sz w:val="18"/>
+              </w:rPr>
+              <w:t>11</w:t>
+            </w:r>
+          </w:p>
+        </w:tc>
+        <w:tc>
+          <w:tcPr>
+            <w:tcW w:w="2600" w:type="dxa"/>
+            <w:tcMar>
+              <w:top w:w="90" w:type="dxa"/>
+              <w:left w:w="90" w:type="dxa"/>
+              <w:bottom w:w="90" w:type="dxa"/>
+              <w:right w:w="90" w:type="dxa"/>
+            </w:tcMar>
+            <w:vAlign w:val="center"/>
+          </w:tcPr>
+          <w:p>
+            <w:r>
+              <w:rPr>
+                <w:sz w:val="18"/>
+              </w:rPr>
+              <w:t>Record Actions and Comments</w:t>
+            </w:r>
+          </w:p>
+        </w:tc>
+        <w:tc>
+          <w:tcPr>
+            <w:tcW w:w="1080" w:type="dxa"/>
+            <w:tcMar>
+              <w:top w:w="90" w:type="dxa"/>
+              <w:left w:w="90" w:type="dxa"/>
+              <w:bottom w:w="90" w:type="dxa"/>
+              <w:right w:w="90" w:type="dxa"/>
+            </w:tcMar>
+            <w:vAlign w:val="center"/>
+          </w:tcPr>
+          <w:p>
+            <w:r>
+              <w:rPr>
+                <w:sz w:val="18"/>
+              </w:rPr>
+              <w:t>Must</w:t>
+            </w:r>
+          </w:p>
+        </w:tc>
+        <w:tc>
+          <w:tcPr>
+            <w:tcW w:w="4608" w:type="dxa"/>
+            <w:tcMar>
+              <w:top w:w="90" w:type="dxa"/>
+              <w:left w:w="90" w:type="dxa"/>
+              <w:bottom w:w="90" w:type="dxa"/>
+              <w:right w:w="90" w:type="dxa"/>
+            </w:tcMar>
+            <w:vAlign w:val="center"/>
+          </w:tcPr>
+          <w:p>
+            <w:r>
+              <w:rPr>
+                <w:sz w:val="18"/>
+              </w:rPr>
+              <w:t>Actions and notes create the traceable record needed for coordination and accountability.</w:t>
+            </w:r>
+          </w:p>
+        </w:tc>
+      </w:tr>
+      <w:tr>
+        <w:trPr>
+          <w:cantSplit/>
+        </w:trPr>
+        <w:tc>
+          <w:tcPr>
+            <w:tcW w:w="1072" w:type="dxa"/>
+            <w:tcMar>
+              <w:top w:w="90" w:type="dxa"/>
+              <w:left w:w="90" w:type="dxa"/>
+              <w:bottom w:w="90" w:type="dxa"/>
+              <w:right w:w="90" w:type="dxa"/>
+            </w:tcMar>
+            <w:vAlign w:val="center"/>
+          </w:tcPr>
+          <w:p>
+            <w:r>
+              <w:rPr>
+                <w:sz w:val="18"/>
+              </w:rPr>
+              <w:t>FR-0</w:t>
+            </w:r>
+            <w:r>
+              <w:rPr>
+                <w:sz w:val="18"/>
+              </w:rPr>
+              <w:t>1</w:t>
+            </w:r>
+            <w:r>
+              <w:rPr>
+                <w:sz w:val="18"/>
+              </w:rPr>
+              <w:t>2</w:t>
+            </w:r>
+          </w:p>
+        </w:tc>
+        <w:tc>
+          <w:tcPr>
+            <w:tcW w:w="2600" w:type="dxa"/>
+            <w:tcMar>
+              <w:top w:w="90" w:type="dxa"/>
+              <w:left w:w="90" w:type="dxa"/>
+              <w:bottom w:w="90" w:type="dxa"/>
+              <w:right w:w="90" w:type="dxa"/>
+            </w:tcMar>
+            <w:vAlign w:val="center"/>
+          </w:tcPr>
+          <w:p>
+            <w:r>
+              <w:rPr>
+                <w:sz w:val="18"/>
+              </w:rPr>
+              <w:t>Resolve and Close Requests</w:t>
+            </w:r>
+          </w:p>
+        </w:tc>
+        <w:tc>
+          <w:tcPr>
+            <w:tcW w:w="1080" w:type="dxa"/>
+            <w:tcMar>
+              <w:top w:w="90" w:type="dxa"/>
+              <w:left w:w="90" w:type="dxa"/>
+              <w:bottom w:w="90" w:type="dxa"/>
+              <w:right w:w="90" w:type="dxa"/>
+            </w:tcMar>
+            <w:vAlign w:val="center"/>
+          </w:tcPr>
+          <w:p>
+            <w:r>
+              <w:rPr>
+                <w:sz w:val="18"/>
+              </w:rPr>
+              <w:t>Must</w:t>
+            </w:r>
+          </w:p>
+        </w:tc>
+        <w:tc>
+          <w:tcPr>
+            <w:tcW w:w="4608" w:type="dxa"/>
+            <w:tcMar>
+              <w:top w:w="90" w:type="dxa"/>
+              <w:left w:w="90" w:type="dxa"/>
+              <w:bottom w:w="90" w:type="dxa"/>
+              <w:right w:w="90" w:type="dxa"/>
+            </w:tcMar>
+            <w:vAlign w:val="center"/>
+          </w:tcPr>
+          <w:p>
+            <w:r>
+              <w:rPr>
+                <w:sz w:val="18"/>
+              </w:rPr>
+              <w:t>The request lifecycle must include a controlled way to record completion.</w:t>
+            </w:r>
+          </w:p>
+        </w:tc>
+      </w:tr>
+      <w:tr>
+        <w:trPr>
+          <w:cantSplit/>
+        </w:trPr>
+        <w:tc>
+          <w:tcPr>
+            <w:tcW w:w="1072" w:type="dxa"/>
+            <w:tcMar>
+              <w:top w:w="90" w:type="dxa"/>
+              <w:left w:w="90" w:type="dxa"/>
+              <w:bottom w:w="90" w:type="dxa"/>
+              <w:right w:w="90" w:type="dxa"/>
+            </w:tcMar>
+            <w:vAlign w:val="center"/>
+          </w:tcPr>
+          <w:p>
+            <w:r>
+              <w:rPr>
+                <w:sz w:val="18"/>
+              </w:rPr>
+              <w:t>FR-0</w:t>
+            </w:r>
+            <w:r>
+              <w:rPr>
+                <w:sz w:val="18"/>
+              </w:rPr>
+              <w:t>13</w:t>
+            </w:r>
+          </w:p>
+        </w:tc>
+        <w:tc>
+          <w:tcPr>
+            <w:tcW w:w="2600" w:type="dxa"/>
+            <w:tcMar>
+              <w:top w:w="90" w:type="dxa"/>
+              <w:left w:w="90" w:type="dxa"/>
+              <w:bottom w:w="90" w:type="dxa"/>
+              <w:right w:w="90" w:type="dxa"/>
+            </w:tcMar>
+            <w:vAlign w:val="center"/>
+          </w:tcPr>
+          <w:p>
+            <w:r>
+              <w:rPr>
+                <w:sz w:val="18"/>
+              </w:rPr>
+              <w:t>View Service Activity Dashboard</w:t>
+            </w:r>
+          </w:p>
+        </w:tc>
+        <w:tc>
+          <w:tcPr>
+            <w:tcW w:w="1080" w:type="dxa"/>
+            <w:tcMar>
+              <w:top w:w="90" w:type="dxa"/>
+              <w:left w:w="90" w:type="dxa"/>
+              <w:bottom w:w="90" w:type="dxa"/>
+              <w:right w:w="90" w:type="dxa"/>
+            </w:tcMar>
+            <w:vAlign w:val="center"/>
+          </w:tcPr>
+          <w:p>
+            <w:r>
+              <w:rPr>
+                <w:sz w:val="18"/>
+              </w:rPr>
+              <w:t>Could</w:t>
+            </w:r>
+          </w:p>
+        </w:tc>
+        <w:tc>
+          <w:tcPr>
+            <w:tcW w:w="4608" w:type="dxa"/>
+            <w:tcMar>
+              <w:top w:w="90" w:type="dxa"/>
+              <w:left w:w="90" w:type="dxa"/>
+              <w:bottom w:w="90" w:type="dxa"/>
+              <w:right w:w="90" w:type="dxa"/>
+            </w:tcMar>
+            <w:vAlign w:val="center"/>
+          </w:tcPr>
+          <w:p>
+            <w:r>
+              <w:rPr>
+                <w:sz w:val="18"/>
+              </w:rPr>
+              <w:t>A dashboard is useful, but management can initially access the underlying information through monitoring and reports.</w:t>
+            </w:r>
+          </w:p>
+        </w:tc>
+      </w:tr>
+      <w:tr>
+        <w:trPr>
+          <w:cantSplit/>
+        </w:trPr>
+        <w:tc>
+          <w:tcPr>
+            <w:tcW w:w="1072" w:type="dxa"/>
+            <w:tcMar>
+              <w:top w:w="90" w:type="dxa"/>
+              <w:left w:w="90" w:type="dxa"/>
+              <w:bottom w:w="90" w:type="dxa"/>
+              <w:right w:w="90" w:type="dxa"/>
+            </w:tcMar>
+            <w:vAlign w:val="center"/>
+          </w:tcPr>
+          <w:p>
+            <w:r>
+              <w:rPr>
+                <w:sz w:val="18"/>
+              </w:rPr>
+              <w:t>FR-0</w:t>
+            </w:r>
+            <w:r>
+              <w:rPr>
+                <w:sz w:val="18"/>
+              </w:rPr>
+              <w:t>14</w:t>
+            </w:r>
+          </w:p>
+        </w:tc>
+        <w:tc>
+          <w:tcPr>
+            <w:tcW w:w="2600" w:type="dxa"/>
+            <w:tcMar>
+              <w:top w:w="90" w:type="dxa"/>
+              <w:left w:w="90" w:type="dxa"/>
+              <w:bottom w:w="90" w:type="dxa"/>
+              <w:right w:w="90" w:type="dxa"/>
+            </w:tcMar>
+            <w:vAlign w:val="center"/>
+          </w:tcPr>
+          <w:p>
+            <w:r>
+              <w:rPr>
+                <w:sz w:val="18"/>
+              </w:rPr>
+              <w:t>Monitor Open and Overdue Requests</w:t>
+            </w:r>
+          </w:p>
+        </w:tc>
+        <w:tc>
+          <w:tcPr>
+            <w:tcW w:w="1080" w:type="dxa"/>
+            <w:tcMar>
+              <w:top w:w="90" w:type="dxa"/>
+              <w:left w:w="90" w:type="dxa"/>
+              <w:bottom w:w="90" w:type="dxa"/>
+              <w:right w:w="90" w:type="dxa"/>
+            </w:tcMar>
+            <w:vAlign w:val="center"/>
+          </w:tcPr>
+          <w:p>
+            <w:r>
+              <w:rPr>
+                <w:sz w:val="18"/>
+              </w:rPr>
+              <w:t>Must</w:t>
+            </w:r>
+          </w:p>
+        </w:tc>
+        <w:tc>
+          <w:tcPr>
+            <w:tcW w:w="4608" w:type="dxa"/>
+            <w:tcMar>
+              <w:top w:w="90" w:type="dxa"/>
+              <w:left w:w="90" w:type="dxa"/>
+              <w:bottom w:w="90" w:type="dxa"/>
+              <w:right w:w="90" w:type="dxa"/>
+            </w:tcMar>
+            <w:vAlign w:val="center"/>
+          </w:tcPr>
+          <w:p>
+            <w:r>
+              <w:rPr>
+                <w:sz w:val="18"/>
+              </w:rPr>
+              <w:t>Management needs to identify outstanding work and service-delivery problems.</w:t>
+            </w:r>
+          </w:p>
+        </w:tc>
+      </w:tr>
+      <w:tr>
+        <w:trPr>
+          <w:cantSplit/>
+        </w:trPr>
+        <w:tc>
+          <w:tcPr>
+            <w:tcW w:w="1072" w:type="dxa"/>
+            <w:tcMar>
+              <w:top w:w="90" w:type="dxa"/>
+              <w:left w:w="90" w:type="dxa"/>
+              <w:bottom w:w="90" w:type="dxa"/>
+              <w:right w:w="90" w:type="dxa"/>
+            </w:tcMar>
+            <w:vAlign w:val="center"/>
+          </w:tcPr>
+          <w:p>
+            <w:r>
+              <w:rPr>
+                <w:sz w:val="18"/>
+              </w:rPr>
+              <w:t>FR-0</w:t>
+            </w:r>
+            <w:r>
+              <w:rPr>
+                <w:sz w:val="18"/>
+              </w:rPr>
+              <w:t>15</w:t>
+            </w:r>
+          </w:p>
+        </w:tc>
+        <w:tc>
+          <w:tcPr>
+            <w:tcW w:w="2600" w:type="dxa"/>
+            <w:tcMar>
+              <w:top w:w="90" w:type="dxa"/>
+              <w:left w:w="90" w:type="dxa"/>
+              <w:bottom w:w="90" w:type="dxa"/>
+              <w:right w:w="90" w:type="dxa"/>
+            </w:tcMar>
+            <w:vAlign w:val="center"/>
+          </w:tcPr>
+          <w:p>
+            <w:r>
+              <w:rPr>
+                <w:sz w:val="18"/>
+              </w:rPr>
+              <w:t>Generate Reporting and Analysis Information</w:t>
+            </w:r>
+          </w:p>
+        </w:tc>
+        <w:tc>
+          <w:tcPr>
+            <w:tcW w:w="1080" w:type="dxa"/>
+            <w:tcMar>
+              <w:top w:w="90" w:type="dxa"/>
+              <w:left w:w="90" w:type="dxa"/>
+              <w:bottom w:w="90" w:type="dxa"/>
+              <w:right w:w="90" w:type="dxa"/>
+            </w:tcMar>
+            <w:vAlign w:val="center"/>
+          </w:tcPr>
+          <w:p>
+            <w:r>
+              <w:rPr>
+                <w:sz w:val="18"/>
+              </w:rPr>
+              <w:t>Must</w:t>
+            </w:r>
+          </w:p>
+        </w:tc>
+        <w:tc>
+          <w:tcPr>
+            <w:tcW w:w="4608" w:type="dxa"/>
+            <w:tcMar>
+              <w:top w:w="90" w:type="dxa"/>
+              <w:left w:w="90" w:type="dxa"/>
+              <w:bottom w:w="90" w:type="dxa"/>
+              <w:right w:w="90" w:type="dxa"/>
+            </w:tcMar>
+            <w:vAlign w:val="center"/>
+          </w:tcPr>
+          <w:p>
+            <w:r>
+              <w:rPr>
+                <w:sz w:val="18"/>
+              </w:rPr>
+              <w:t>Reporting supports the stated business need for monitoring and accountability.</w:t>
+            </w:r>
+          </w:p>
         </w:tc>
       </w:tr>
     </w:tbl>
-    <w:p/>
+    <w:p>
+      <w:pPr>
+        <w:spacing w:after="120"/>
+      </w:pPr>
+    </w:p>
     <w:p>
       <w:r>
+        <w:t xml:space="preserve">No baseline functional requirement was classified as Won’t-have because every listed requirement supports the approved </w:t>
+      </w:r>
+      <w:proofErr w:type="spellStart"/>
+      <w:r>
+        <w:t>CivicConnect</w:t>
+      </w:r>
+      <w:proofErr w:type="spellEnd"/>
+      <w:r>
+        <w:t xml:space="preserve"> scope. Features already excluded or deferred, including external messaging integrations, a native mobile application and AI-based prioritisation, are recorded separately in the Phase B scope baseline.</w:t>
+      </w:r>
+    </w:p>
+    <w:p>
+      <w:r>
+        <w:br w:type="page"/>
+      </w:r>
+    </w:p>
+    <w:p>
+      <w:pPr>
+        <w:pStyle w:val="Heading2"/>
+        <w:spacing w:after="120"/>
+      </w:pPr>
+      <w:r>
+        <w:rPr>
+          <w:color w:val="000000"/>
+        </w:rPr>
+        <w:lastRenderedPageBreak/>
         <w:t>4. Non-Functional Requirements Prioritisation</w:t>
       </w:r>
     </w:p>
@@ -324,153 +1870,226 @@
       <w:tblPr>
         <w:tblStyle w:val="TableGrid"/>
         <w:tblW w:w="0" w:type="auto"/>
+        <w:tblLayout w:type="fixed"/>
         <w:tblLook w:val="04A0" w:firstRow="1" w:lastRow="0" w:firstColumn="1" w:lastColumn="0" w:noHBand="0" w:noVBand="1"/>
       </w:tblPr>
       <w:tblGrid>
-        <w:gridCol w:w="2254"/>
-        <w:gridCol w:w="2254"/>
-        <w:gridCol w:w="2254"/>
-        <w:gridCol w:w="2254"/>
+        <w:gridCol w:w="1296"/>
+        <w:gridCol w:w="3024"/>
+        <w:gridCol w:w="1584"/>
+        <w:gridCol w:w="3456"/>
       </w:tblGrid>
       <w:tr>
-        <w:tc>
-          <w:tcPr>
-            <w:tcW w:w="2254" w:type="dxa"/>
-          </w:tcPr>
-          <w:p>
-            <w:proofErr w:type="spellStart"/>
-            <w:r>
-              <w:t>Requiremnet</w:t>
-            </w:r>
-            <w:proofErr w:type="spellEnd"/>
-            <w:r>
-              <w:t xml:space="preserve"> ID</w:t>
-            </w:r>
-          </w:p>
-        </w:tc>
-        <w:tc>
-          <w:tcPr>
-            <w:tcW w:w="2254" w:type="dxa"/>
-          </w:tcPr>
-          <w:p>
-            <w:r>
+        <w:trPr>
+          <w:tblHeader/>
+        </w:trPr>
+        <w:tc>
+          <w:tcPr>
+            <w:tcW w:w="1296" w:type="dxa"/>
+            <w:shd w:val="clear" w:color="auto" w:fill="1F4E78"/>
+            <w:tcMar>
+              <w:top w:w="90" w:type="dxa"/>
+              <w:left w:w="90" w:type="dxa"/>
+              <w:bottom w:w="90" w:type="dxa"/>
+              <w:right w:w="90" w:type="dxa"/>
+            </w:tcMar>
+            <w:vAlign w:val="center"/>
+          </w:tcPr>
+          <w:p>
+            <w:r>
+              <w:rPr>
+                <w:b/>
+                <w:color w:val="FFFFFF"/>
+                <w:sz w:val="18"/>
+              </w:rPr>
+              <w:t>Requirement ID</w:t>
+            </w:r>
+          </w:p>
+        </w:tc>
+        <w:tc>
+          <w:tcPr>
+            <w:tcW w:w="3024" w:type="dxa"/>
+            <w:shd w:val="clear" w:color="auto" w:fill="1F4E78"/>
+            <w:tcMar>
+              <w:top w:w="90" w:type="dxa"/>
+              <w:left w:w="90" w:type="dxa"/>
+              <w:bottom w:w="90" w:type="dxa"/>
+              <w:right w:w="90" w:type="dxa"/>
+            </w:tcMar>
+            <w:vAlign w:val="center"/>
+          </w:tcPr>
+          <w:p>
+            <w:r>
+              <w:rPr>
+                <w:b/>
+                <w:color w:val="FFFFFF"/>
+                <w:sz w:val="18"/>
+              </w:rPr>
               <w:t>Requirement Summary</w:t>
             </w:r>
           </w:p>
         </w:tc>
         <w:tc>
           <w:tcPr>
-            <w:tcW w:w="2254" w:type="dxa"/>
-          </w:tcPr>
-          <w:p>
-            <w:r>
+            <w:tcW w:w="1584" w:type="dxa"/>
+            <w:shd w:val="clear" w:color="auto" w:fill="1F4E78"/>
+            <w:tcMar>
+              <w:top w:w="90" w:type="dxa"/>
+              <w:left w:w="90" w:type="dxa"/>
+              <w:bottom w:w="90" w:type="dxa"/>
+              <w:right w:w="90" w:type="dxa"/>
+            </w:tcMar>
+            <w:vAlign w:val="center"/>
+          </w:tcPr>
+          <w:p>
+            <w:r>
+              <w:rPr>
+                <w:b/>
+                <w:color w:val="FFFFFF"/>
+                <w:sz w:val="18"/>
+              </w:rPr>
               <w:t>Priority</w:t>
             </w:r>
           </w:p>
         </w:tc>
         <w:tc>
           <w:tcPr>
-            <w:tcW w:w="2254" w:type="dxa"/>
-          </w:tcPr>
-          <w:p>
-            <w:r>
+            <w:tcW w:w="3456" w:type="dxa"/>
+            <w:shd w:val="clear" w:color="auto" w:fill="1F4E78"/>
+            <w:tcMar>
+              <w:top w:w="90" w:type="dxa"/>
+              <w:left w:w="90" w:type="dxa"/>
+              <w:bottom w:w="90" w:type="dxa"/>
+              <w:right w:w="90" w:type="dxa"/>
+            </w:tcMar>
+            <w:vAlign w:val="center"/>
+          </w:tcPr>
+          <w:p>
+            <w:r>
+              <w:rPr>
+                <w:b/>
+                <w:color w:val="FFFFFF"/>
+                <w:sz w:val="18"/>
+              </w:rPr>
               <w:t>Justification</w:t>
             </w:r>
           </w:p>
         </w:tc>
       </w:tr>
       <w:tr>
-        <w:tc>
-          <w:tcPr>
-            <w:tcW w:w="2254" w:type="dxa"/>
-          </w:tcPr>
-          <w:p/>
-        </w:tc>
-        <w:tc>
-          <w:tcPr>
-            <w:tcW w:w="2254" w:type="dxa"/>
-          </w:tcPr>
-          <w:p/>
-        </w:tc>
-        <w:tc>
-          <w:tcPr>
-            <w:tcW w:w="2254" w:type="dxa"/>
-          </w:tcPr>
-          <w:p/>
-        </w:tc>
-        <w:tc>
-          <w:tcPr>
-            <w:tcW w:w="2254" w:type="dxa"/>
-          </w:tcPr>
-          <w:p/>
-        </w:tc>
-      </w:tr>
-      <w:tr>
-        <w:tc>
-          <w:tcPr>
-            <w:tcW w:w="2254" w:type="dxa"/>
-          </w:tcPr>
-          <w:p/>
-        </w:tc>
-        <w:tc>
-          <w:tcPr>
-            <w:tcW w:w="2254" w:type="dxa"/>
-          </w:tcPr>
-          <w:p/>
-        </w:tc>
-        <w:tc>
-          <w:tcPr>
-            <w:tcW w:w="2254" w:type="dxa"/>
-          </w:tcPr>
-          <w:p/>
-        </w:tc>
-        <w:tc>
-          <w:tcPr>
-            <w:tcW w:w="2254" w:type="dxa"/>
-          </w:tcPr>
-          <w:p/>
-        </w:tc>
-      </w:tr>
-      <w:tr>
-        <w:tc>
-          <w:tcPr>
-            <w:tcW w:w="2254" w:type="dxa"/>
-          </w:tcPr>
-          <w:p/>
-        </w:tc>
-        <w:tc>
-          <w:tcPr>
-            <w:tcW w:w="2254" w:type="dxa"/>
-          </w:tcPr>
-          <w:p/>
-        </w:tc>
-        <w:tc>
-          <w:tcPr>
-            <w:tcW w:w="2254" w:type="dxa"/>
-          </w:tcPr>
-          <w:p/>
-        </w:tc>
-        <w:tc>
-          <w:tcPr>
-            <w:tcW w:w="2254" w:type="dxa"/>
-          </w:tcPr>
-          <w:p/>
+        <w:trPr>
+          <w:cantSplit/>
+        </w:trPr>
+        <w:tc>
+          <w:tcPr>
+            <w:tcW w:w="1296" w:type="dxa"/>
+            <w:tcMar>
+              <w:top w:w="90" w:type="dxa"/>
+              <w:left w:w="90" w:type="dxa"/>
+              <w:bottom w:w="90" w:type="dxa"/>
+              <w:right w:w="90" w:type="dxa"/>
+            </w:tcMar>
+            <w:vAlign w:val="center"/>
+          </w:tcPr>
+          <w:p>
+            <w:r>
+              <w:rPr>
+                <w:sz w:val="18"/>
+              </w:rPr>
+              <w:t>Pending</w:t>
+            </w:r>
+          </w:p>
+        </w:tc>
+        <w:tc>
+          <w:tcPr>
+            <w:tcW w:w="3024" w:type="dxa"/>
+            <w:tcMar>
+              <w:top w:w="90" w:type="dxa"/>
+              <w:left w:w="90" w:type="dxa"/>
+              <w:bottom w:w="90" w:type="dxa"/>
+              <w:right w:w="90" w:type="dxa"/>
+            </w:tcMar>
+            <w:vAlign w:val="center"/>
+          </w:tcPr>
+          <w:p>
+            <w:r>
+              <w:rPr>
+                <w:sz w:val="18"/>
+              </w:rPr>
+              <w:t>M1-05 Non-Functional Requirements</w:t>
+            </w:r>
+          </w:p>
+        </w:tc>
+        <w:tc>
+          <w:tcPr>
+            <w:tcW w:w="1584" w:type="dxa"/>
+            <w:tcMar>
+              <w:top w:w="90" w:type="dxa"/>
+              <w:left w:w="90" w:type="dxa"/>
+              <w:bottom w:w="90" w:type="dxa"/>
+              <w:right w:w="90" w:type="dxa"/>
+            </w:tcMar>
+            <w:vAlign w:val="center"/>
+          </w:tcPr>
+          <w:p>
+            <w:r>
+              <w:rPr>
+                <w:sz w:val="18"/>
+              </w:rPr>
+              <w:t>Not yet assigned</w:t>
+            </w:r>
+          </w:p>
+        </w:tc>
+        <w:tc>
+          <w:tcPr>
+            <w:tcW w:w="3456" w:type="dxa"/>
+            <w:tcMar>
+              <w:top w:w="90" w:type="dxa"/>
+              <w:left w:w="90" w:type="dxa"/>
+              <w:bottom w:w="90" w:type="dxa"/>
+              <w:right w:w="90" w:type="dxa"/>
+            </w:tcMar>
+            <w:vAlign w:val="center"/>
+          </w:tcPr>
+          <w:p>
+            <w:r>
+              <w:rPr>
+                <w:sz w:val="18"/>
+              </w:rPr>
+              <w:t>To be completed after the non-functional requirements have been finalised and reviewed.</w:t>
+            </w:r>
+          </w:p>
         </w:tc>
       </w:tr>
     </w:tbl>
-    <w:p/>
+    <w:p>
+      <w:pPr>
+        <w:spacing w:after="120"/>
+      </w:pPr>
+    </w:p>
     <w:p>
       <w:r>
         <w:br w:type="page"/>
       </w:r>
     </w:p>
     <w:p>
+      <w:pPr>
+        <w:pStyle w:val="Heading2"/>
+        <w:spacing w:after="120"/>
+      </w:pPr>
       <w:r>
+        <w:rPr>
+          <w:color w:val="000000"/>
+        </w:rPr>
         <w:lastRenderedPageBreak/>
         <w:t>5. Important Prioritisation Decisions</w:t>
       </w:r>
     </w:p>
-    <w:p/>
+    <w:p>
+      <w:r>
+        <w:t>The most important prioritisation decisions were based on whether a requirement is needed to complete and control the core service-request lifecycle.</w:t>
+      </w:r>
+    </w:p>
     <w:p>
       <w:pPr>
         <w:sectPr>
@@ -480,14 +2099,51 @@
           <w:docGrid w:linePitch="360"/>
         </w:sectPr>
       </w:pPr>
+      <w:r>
+        <w:t xml:space="preserve">FR-001, FR-002, FR-003 and FR-006 to FR-012 were classified as Must Have because they allow a request to be submitted, organised, assigned, processed, tracked and closed. Without these capabilities, </w:t>
+      </w:r>
+      <w:proofErr w:type="spellStart"/>
+      <w:r>
+        <w:t>CivicConnect</w:t>
+      </w:r>
+      <w:proofErr w:type="spellEnd"/>
+      <w:r>
+        <w:t xml:space="preserve"> would not provide a complete and traceable request-management process.</w:t>
+      </w:r>
+      <w:r>
+        <w:br/>
+      </w:r>
+      <w:r>
+        <w:br/>
+        <w:t>FR-014 and FR-015 were also classified as Must Have because monitoring and reporting directly support the business need for visibility and accountability.</w:t>
+      </w:r>
+      <w:r>
+        <w:br/>
+      </w:r>
+      <w:r>
+        <w:br/>
+        <w:t>FR-004, FR-005 and FR-007 were classified as Should Have because they improve transparency and staff efficiency, but the first workable version can still process requests without them. FR-013 was classified as Could Have because the dashboard presents information that can initially be obtained through the monitoring and reporting functions.</w:t>
+      </w:r>
     </w:p>
     <w:p>
+      <w:pPr>
+        <w:pStyle w:val="Heading1"/>
+        <w:spacing w:after="120"/>
+      </w:pPr>
       <w:r>
+        <w:rPr>
+          <w:rFonts w:ascii="Arial" w:hAnsi="Arial"/>
+          <w:color w:val="000000"/>
+        </w:rPr>
         <w:lastRenderedPageBreak/>
         <w:t>M1-08: Requirements Traceability Matrix</w:t>
       </w:r>
     </w:p>
-    <w:p/>
+    <w:p>
+      <w:pPr>
+        <w:spacing w:after="120"/>
+      </w:pPr>
+    </w:p>
     <w:p>
       <w:r>
         <w:t>The Requirements Traceability Matrix connects each baseline requirement to its source, priority and acceptance criteria. The structure also provides space for design, testing and release traceability to be added during later milestones.</w:t>
@@ -497,378 +2153,3031 @@
       <w:tblPr>
         <w:tblStyle w:val="TableGrid"/>
         <w:tblW w:w="0" w:type="auto"/>
+        <w:tblLayout w:type="fixed"/>
         <w:tblLook w:val="04A0" w:firstRow="1" w:lastRow="0" w:firstColumn="1" w:lastColumn="0" w:noHBand="0" w:noVBand="1"/>
       </w:tblPr>
       <w:tblGrid>
-        <w:gridCol w:w="1549"/>
-        <w:gridCol w:w="1559"/>
-        <w:gridCol w:w="1559"/>
-        <w:gridCol w:w="1543"/>
-        <w:gridCol w:w="1545"/>
-        <w:gridCol w:w="1549"/>
-        <w:gridCol w:w="1548"/>
-        <w:gridCol w:w="1548"/>
-        <w:gridCol w:w="1548"/>
+        <w:gridCol w:w="1800"/>
+        <w:gridCol w:w="1008"/>
+        <w:gridCol w:w="2088"/>
+        <w:gridCol w:w="936"/>
+        <w:gridCol w:w="792"/>
+        <w:gridCol w:w="1440"/>
+        <w:gridCol w:w="1152"/>
+        <w:gridCol w:w="1080"/>
+        <w:gridCol w:w="1224"/>
       </w:tblGrid>
       <w:tr>
-        <w:tc>
-          <w:tcPr>
-            <w:tcW w:w="1549" w:type="dxa"/>
-          </w:tcPr>
-          <w:p>
-            <w:r>
-              <w:t>Source / Stakeholder ID</w:t>
-            </w:r>
-          </w:p>
-        </w:tc>
-        <w:tc>
-          <w:tcPr>
-            <w:tcW w:w="1549" w:type="dxa"/>
-          </w:tcPr>
-          <w:p>
-            <w:r>
+        <w:trPr>
+          <w:tblHeader/>
+        </w:trPr>
+        <w:tc>
+          <w:tcPr>
+            <w:tcW w:w="1800" w:type="dxa"/>
+            <w:shd w:val="clear" w:color="auto" w:fill="1F4E78"/>
+            <w:tcMar>
+              <w:top w:w="90" w:type="dxa"/>
+              <w:left w:w="90" w:type="dxa"/>
+              <w:bottom w:w="90" w:type="dxa"/>
+              <w:right w:w="90" w:type="dxa"/>
+            </w:tcMar>
+            <w:vAlign w:val="center"/>
+          </w:tcPr>
+          <w:p>
+            <w:r>
+              <w:rPr>
+                <w:b/>
+                <w:color w:val="FFFFFF"/>
+                <w:sz w:val="15"/>
+              </w:rPr>
+              <w:t>Source and Scope ID</w:t>
+            </w:r>
+          </w:p>
+        </w:tc>
+        <w:tc>
+          <w:tcPr>
+            <w:tcW w:w="1008" w:type="dxa"/>
+            <w:shd w:val="clear" w:color="auto" w:fill="1F4E78"/>
+            <w:tcMar>
+              <w:top w:w="90" w:type="dxa"/>
+              <w:left w:w="90" w:type="dxa"/>
+              <w:bottom w:w="90" w:type="dxa"/>
+              <w:right w:w="90" w:type="dxa"/>
+            </w:tcMar>
+            <w:vAlign w:val="center"/>
+          </w:tcPr>
+          <w:p>
+            <w:r>
+              <w:rPr>
+                <w:b/>
+                <w:color w:val="FFFFFF"/>
+                <w:sz w:val="15"/>
+              </w:rPr>
               <w:t>Requirement ID</w:t>
             </w:r>
           </w:p>
         </w:tc>
         <w:tc>
           <w:tcPr>
-            <w:tcW w:w="1550" w:type="dxa"/>
-          </w:tcPr>
-          <w:p>
-            <w:r>
+            <w:tcW w:w="2088" w:type="dxa"/>
+            <w:shd w:val="clear" w:color="auto" w:fill="1F4E78"/>
+            <w:tcMar>
+              <w:top w:w="90" w:type="dxa"/>
+              <w:left w:w="90" w:type="dxa"/>
+              <w:bottom w:w="90" w:type="dxa"/>
+              <w:right w:w="90" w:type="dxa"/>
+            </w:tcMar>
+            <w:vAlign w:val="center"/>
+          </w:tcPr>
+          <w:p>
+            <w:r>
+              <w:rPr>
+                <w:b/>
+                <w:color w:val="FFFFFF"/>
+                <w:sz w:val="15"/>
+              </w:rPr>
               <w:t>Requirement Summary</w:t>
             </w:r>
           </w:p>
         </w:tc>
         <w:tc>
           <w:tcPr>
-            <w:tcW w:w="1550" w:type="dxa"/>
-          </w:tcPr>
-          <w:p>
-            <w:r>
+            <w:tcW w:w="936" w:type="dxa"/>
+            <w:shd w:val="clear" w:color="auto" w:fill="1F4E78"/>
+            <w:tcMar>
+              <w:top w:w="90" w:type="dxa"/>
+              <w:left w:w="90" w:type="dxa"/>
+              <w:bottom w:w="90" w:type="dxa"/>
+              <w:right w:w="90" w:type="dxa"/>
+            </w:tcMar>
+            <w:vAlign w:val="center"/>
+          </w:tcPr>
+          <w:p>
+            <w:r>
+              <w:rPr>
+                <w:b/>
+                <w:color w:val="FFFFFF"/>
+                <w:sz w:val="15"/>
+              </w:rPr>
               <w:t>Type</w:t>
             </w:r>
           </w:p>
         </w:tc>
         <w:tc>
           <w:tcPr>
-            <w:tcW w:w="1550" w:type="dxa"/>
-          </w:tcPr>
-          <w:p>
-            <w:r>
+            <w:tcW w:w="792" w:type="dxa"/>
+            <w:shd w:val="clear" w:color="auto" w:fill="1F4E78"/>
+            <w:tcMar>
+              <w:top w:w="90" w:type="dxa"/>
+              <w:left w:w="90" w:type="dxa"/>
+              <w:bottom w:w="90" w:type="dxa"/>
+              <w:right w:w="90" w:type="dxa"/>
+            </w:tcMar>
+            <w:vAlign w:val="center"/>
+          </w:tcPr>
+          <w:p>
+            <w:r>
+              <w:rPr>
+                <w:b/>
+                <w:color w:val="FFFFFF"/>
+                <w:sz w:val="15"/>
+              </w:rPr>
               <w:t>Priority</w:t>
             </w:r>
           </w:p>
         </w:tc>
         <w:tc>
           <w:tcPr>
-            <w:tcW w:w="1550" w:type="dxa"/>
-          </w:tcPr>
-          <w:p>
-            <w:r>
+            <w:tcW w:w="1440" w:type="dxa"/>
+            <w:shd w:val="clear" w:color="auto" w:fill="1F4E78"/>
+            <w:tcMar>
+              <w:top w:w="90" w:type="dxa"/>
+              <w:left w:w="90" w:type="dxa"/>
+              <w:bottom w:w="90" w:type="dxa"/>
+              <w:right w:w="90" w:type="dxa"/>
+            </w:tcMar>
+            <w:vAlign w:val="center"/>
+          </w:tcPr>
+          <w:p>
+            <w:r>
+              <w:rPr>
+                <w:b/>
+                <w:color w:val="FFFFFF"/>
+                <w:sz w:val="15"/>
+              </w:rPr>
               <w:t>Acceptance Criteria ID</w:t>
             </w:r>
           </w:p>
         </w:tc>
         <w:tc>
           <w:tcPr>
-            <w:tcW w:w="1550" w:type="dxa"/>
-          </w:tcPr>
-          <w:p>
-            <w:r>
+            <w:tcW w:w="1152" w:type="dxa"/>
+            <w:shd w:val="clear" w:color="auto" w:fill="1F4E78"/>
+            <w:tcMar>
+              <w:top w:w="90" w:type="dxa"/>
+              <w:left w:w="90" w:type="dxa"/>
+              <w:bottom w:w="90" w:type="dxa"/>
+              <w:right w:w="90" w:type="dxa"/>
+            </w:tcMar>
+            <w:vAlign w:val="center"/>
+          </w:tcPr>
+          <w:p>
+            <w:r>
+              <w:rPr>
+                <w:b/>
+                <w:color w:val="FFFFFF"/>
+                <w:sz w:val="15"/>
+              </w:rPr>
               <w:t>Design Reference</w:t>
             </w:r>
-            <w:r>
-              <w:t xml:space="preserve"> (</w:t>
-            </w:r>
-            <w:r>
-              <w:t>TBD – later milestone</w:t>
-            </w:r>
-            <w:r>
-              <w:t>)</w:t>
-            </w:r>
-          </w:p>
-        </w:tc>
-        <w:tc>
-          <w:tcPr>
-            <w:tcW w:w="1550" w:type="dxa"/>
-          </w:tcPr>
-          <w:p>
-            <w:r>
+          </w:p>
+        </w:tc>
+        <w:tc>
+          <w:tcPr>
+            <w:tcW w:w="1080" w:type="dxa"/>
+            <w:shd w:val="clear" w:color="auto" w:fill="1F4E78"/>
+            <w:tcMar>
+              <w:top w:w="90" w:type="dxa"/>
+              <w:left w:w="90" w:type="dxa"/>
+              <w:bottom w:w="90" w:type="dxa"/>
+              <w:right w:w="90" w:type="dxa"/>
+            </w:tcMar>
+            <w:vAlign w:val="center"/>
+          </w:tcPr>
+          <w:p>
+            <w:r>
+              <w:rPr>
+                <w:b/>
+                <w:color w:val="FFFFFF"/>
+                <w:sz w:val="15"/>
+              </w:rPr>
               <w:t>Test Reference</w:t>
             </w:r>
-            <w:r>
-              <w:t xml:space="preserve"> (</w:t>
-            </w:r>
-            <w:r>
-              <w:t>TBD – later milestone</w:t>
-            </w:r>
-            <w:r>
-              <w:t>)</w:t>
-            </w:r>
-          </w:p>
-        </w:tc>
-        <w:tc>
-          <w:tcPr>
-            <w:tcW w:w="1550" w:type="dxa"/>
-          </w:tcPr>
-          <w:p>
-            <w:r>
+          </w:p>
+        </w:tc>
+        <w:tc>
+          <w:tcPr>
+            <w:tcW w:w="1224" w:type="dxa"/>
+            <w:shd w:val="clear" w:color="auto" w:fill="1F4E78"/>
+            <w:tcMar>
+              <w:top w:w="90" w:type="dxa"/>
+              <w:left w:w="90" w:type="dxa"/>
+              <w:bottom w:w="90" w:type="dxa"/>
+              <w:right w:w="90" w:type="dxa"/>
+            </w:tcMar>
+            <w:vAlign w:val="center"/>
+          </w:tcPr>
+          <w:p>
+            <w:r>
+              <w:rPr>
+                <w:b/>
+                <w:color w:val="FFFFFF"/>
+                <w:sz w:val="15"/>
+              </w:rPr>
               <w:t>Release Reference</w:t>
-            </w:r>
-            <w:r>
-              <w:t xml:space="preserve"> (</w:t>
-            </w:r>
-            <w:r>
-              <w:t>TBD – later milestone</w:t>
-            </w:r>
-            <w:r>
-              <w:t>)</w:t>
             </w:r>
           </w:p>
         </w:tc>
       </w:tr>
       <w:tr>
-        <w:tc>
-          <w:tcPr>
-            <w:tcW w:w="1549" w:type="dxa"/>
-          </w:tcPr>
-          <w:p/>
-        </w:tc>
-        <w:tc>
-          <w:tcPr>
-            <w:tcW w:w="1549" w:type="dxa"/>
-          </w:tcPr>
-          <w:p/>
-        </w:tc>
-        <w:tc>
-          <w:tcPr>
-            <w:tcW w:w="1550" w:type="dxa"/>
-          </w:tcPr>
-          <w:p/>
-        </w:tc>
-        <w:tc>
-          <w:tcPr>
-            <w:tcW w:w="1550" w:type="dxa"/>
-          </w:tcPr>
-          <w:p/>
-        </w:tc>
-        <w:tc>
-          <w:tcPr>
-            <w:tcW w:w="1550" w:type="dxa"/>
-          </w:tcPr>
-          <w:p/>
-        </w:tc>
-        <w:tc>
-          <w:tcPr>
-            <w:tcW w:w="1550" w:type="dxa"/>
-          </w:tcPr>
-          <w:p/>
-        </w:tc>
-        <w:tc>
-          <w:tcPr>
-            <w:tcW w:w="1550" w:type="dxa"/>
-          </w:tcPr>
-          <w:p/>
-        </w:tc>
-        <w:tc>
-          <w:tcPr>
-            <w:tcW w:w="1550" w:type="dxa"/>
-          </w:tcPr>
-          <w:p/>
-        </w:tc>
-        <w:tc>
-          <w:tcPr>
-            <w:tcW w:w="1550" w:type="dxa"/>
-          </w:tcPr>
-          <w:p/>
+        <w:trPr>
+          <w:cantSplit/>
+        </w:trPr>
+        <w:tc>
+          <w:tcPr>
+            <w:tcW w:w="1800" w:type="dxa"/>
+            <w:tcMar>
+              <w:top w:w="90" w:type="dxa"/>
+              <w:left w:w="90" w:type="dxa"/>
+              <w:bottom w:w="90" w:type="dxa"/>
+              <w:right w:w="90" w:type="dxa"/>
+            </w:tcMar>
+            <w:vAlign w:val="center"/>
+          </w:tcPr>
+          <w:p>
+            <w:r>
+              <w:rPr>
+                <w:sz w:val="15"/>
+              </w:rPr>
+              <w:t>ST-001 / SC-001, SC-003</w:t>
+            </w:r>
+          </w:p>
+        </w:tc>
+        <w:tc>
+          <w:tcPr>
+            <w:tcW w:w="1008" w:type="dxa"/>
+            <w:tcMar>
+              <w:top w:w="90" w:type="dxa"/>
+              <w:left w:w="90" w:type="dxa"/>
+              <w:bottom w:w="90" w:type="dxa"/>
+              <w:right w:w="90" w:type="dxa"/>
+            </w:tcMar>
+            <w:vAlign w:val="center"/>
+          </w:tcPr>
+          <w:p>
+            <w:r>
+              <w:rPr>
+                <w:sz w:val="15"/>
+              </w:rPr>
+              <w:t>FR-001</w:t>
+            </w:r>
+          </w:p>
+        </w:tc>
+        <w:tc>
+          <w:tcPr>
+            <w:tcW w:w="2088" w:type="dxa"/>
+            <w:tcMar>
+              <w:top w:w="90" w:type="dxa"/>
+              <w:left w:w="90" w:type="dxa"/>
+              <w:bottom w:w="90" w:type="dxa"/>
+              <w:right w:w="90" w:type="dxa"/>
+            </w:tcMar>
+            <w:vAlign w:val="center"/>
+          </w:tcPr>
+          <w:p>
+            <w:r>
+              <w:rPr>
+                <w:sz w:val="15"/>
+              </w:rPr>
+              <w:t>Submit Service Request</w:t>
+            </w:r>
+          </w:p>
+        </w:tc>
+        <w:tc>
+          <w:tcPr>
+            <w:tcW w:w="936" w:type="dxa"/>
+            <w:tcMar>
+              <w:top w:w="90" w:type="dxa"/>
+              <w:left w:w="90" w:type="dxa"/>
+              <w:bottom w:w="90" w:type="dxa"/>
+              <w:right w:w="90" w:type="dxa"/>
+            </w:tcMar>
+            <w:vAlign w:val="center"/>
+          </w:tcPr>
+          <w:p>
+            <w:r>
+              <w:rPr>
+                <w:sz w:val="15"/>
+              </w:rPr>
+              <w:t>Functional</w:t>
+            </w:r>
+          </w:p>
+        </w:tc>
+        <w:tc>
+          <w:tcPr>
+            <w:tcW w:w="792" w:type="dxa"/>
+            <w:tcMar>
+              <w:top w:w="90" w:type="dxa"/>
+              <w:left w:w="90" w:type="dxa"/>
+              <w:bottom w:w="90" w:type="dxa"/>
+              <w:right w:w="90" w:type="dxa"/>
+            </w:tcMar>
+            <w:vAlign w:val="center"/>
+          </w:tcPr>
+          <w:p>
+            <w:r>
+              <w:rPr>
+                <w:sz w:val="15"/>
+              </w:rPr>
+              <w:t>Must</w:t>
+            </w:r>
+          </w:p>
+        </w:tc>
+        <w:tc>
+          <w:tcPr>
+            <w:tcW w:w="1440" w:type="dxa"/>
+            <w:tcMar>
+              <w:top w:w="90" w:type="dxa"/>
+              <w:left w:w="90" w:type="dxa"/>
+              <w:bottom w:w="90" w:type="dxa"/>
+              <w:right w:w="90" w:type="dxa"/>
+            </w:tcMar>
+            <w:vAlign w:val="center"/>
+          </w:tcPr>
+          <w:p>
+            <w:r>
+              <w:rPr>
+                <w:sz w:val="15"/>
+              </w:rPr>
+              <w:t>Pending M1-06</w:t>
+            </w:r>
+          </w:p>
+        </w:tc>
+        <w:tc>
+          <w:tcPr>
+            <w:tcW w:w="1152" w:type="dxa"/>
+            <w:tcMar>
+              <w:top w:w="90" w:type="dxa"/>
+              <w:left w:w="90" w:type="dxa"/>
+              <w:bottom w:w="90" w:type="dxa"/>
+              <w:right w:w="90" w:type="dxa"/>
+            </w:tcMar>
+            <w:vAlign w:val="center"/>
+          </w:tcPr>
+          <w:p>
+            <w:r>
+              <w:rPr>
+                <w:sz w:val="15"/>
+              </w:rPr>
+              <w:t>TBD</w:t>
+            </w:r>
+          </w:p>
+        </w:tc>
+        <w:tc>
+          <w:tcPr>
+            <w:tcW w:w="1080" w:type="dxa"/>
+            <w:tcMar>
+              <w:top w:w="90" w:type="dxa"/>
+              <w:left w:w="90" w:type="dxa"/>
+              <w:bottom w:w="90" w:type="dxa"/>
+              <w:right w:w="90" w:type="dxa"/>
+            </w:tcMar>
+            <w:vAlign w:val="center"/>
+          </w:tcPr>
+          <w:p>
+            <w:r>
+              <w:rPr>
+                <w:sz w:val="15"/>
+              </w:rPr>
+              <w:t>TBD</w:t>
+            </w:r>
+          </w:p>
+        </w:tc>
+        <w:tc>
+          <w:tcPr>
+            <w:tcW w:w="1224" w:type="dxa"/>
+            <w:tcMar>
+              <w:top w:w="90" w:type="dxa"/>
+              <w:left w:w="90" w:type="dxa"/>
+              <w:bottom w:w="90" w:type="dxa"/>
+              <w:right w:w="90" w:type="dxa"/>
+            </w:tcMar>
+            <w:vAlign w:val="center"/>
+          </w:tcPr>
+          <w:p>
+            <w:r>
+              <w:rPr>
+                <w:sz w:val="15"/>
+              </w:rPr>
+              <w:t>TBD</w:t>
+            </w:r>
+          </w:p>
         </w:tc>
       </w:tr>
       <w:tr>
-        <w:tc>
-          <w:tcPr>
-            <w:tcW w:w="1549" w:type="dxa"/>
-          </w:tcPr>
-          <w:p/>
-        </w:tc>
-        <w:tc>
-          <w:tcPr>
-            <w:tcW w:w="1549" w:type="dxa"/>
-          </w:tcPr>
-          <w:p/>
-        </w:tc>
-        <w:tc>
-          <w:tcPr>
-            <w:tcW w:w="1550" w:type="dxa"/>
-          </w:tcPr>
-          <w:p/>
-        </w:tc>
-        <w:tc>
-          <w:tcPr>
-            <w:tcW w:w="1550" w:type="dxa"/>
-          </w:tcPr>
-          <w:p/>
-        </w:tc>
-        <w:tc>
-          <w:tcPr>
-            <w:tcW w:w="1550" w:type="dxa"/>
-          </w:tcPr>
-          <w:p/>
-        </w:tc>
-        <w:tc>
-          <w:tcPr>
-            <w:tcW w:w="1550" w:type="dxa"/>
-          </w:tcPr>
-          <w:p/>
-        </w:tc>
-        <w:tc>
-          <w:tcPr>
-            <w:tcW w:w="1550" w:type="dxa"/>
-          </w:tcPr>
-          <w:p/>
-        </w:tc>
-        <w:tc>
-          <w:tcPr>
-            <w:tcW w:w="1550" w:type="dxa"/>
-          </w:tcPr>
-          <w:p/>
-        </w:tc>
-        <w:tc>
-          <w:tcPr>
-            <w:tcW w:w="1550" w:type="dxa"/>
-          </w:tcPr>
-          <w:p/>
+        <w:trPr>
+          <w:cantSplit/>
+        </w:trPr>
+        <w:tc>
+          <w:tcPr>
+            <w:tcW w:w="1800" w:type="dxa"/>
+            <w:tcMar>
+              <w:top w:w="90" w:type="dxa"/>
+              <w:left w:w="90" w:type="dxa"/>
+              <w:bottom w:w="90" w:type="dxa"/>
+              <w:right w:w="90" w:type="dxa"/>
+            </w:tcMar>
+            <w:vAlign w:val="center"/>
+          </w:tcPr>
+          <w:p>
+            <w:r>
+              <w:rPr>
+                <w:sz w:val="15"/>
+              </w:rPr>
+              <w:t>ST-001 / SC-002</w:t>
+            </w:r>
+          </w:p>
+        </w:tc>
+        <w:tc>
+          <w:tcPr>
+            <w:tcW w:w="1008" w:type="dxa"/>
+            <w:tcMar>
+              <w:top w:w="90" w:type="dxa"/>
+              <w:left w:w="90" w:type="dxa"/>
+              <w:bottom w:w="90" w:type="dxa"/>
+              <w:right w:w="90" w:type="dxa"/>
+            </w:tcMar>
+            <w:vAlign w:val="center"/>
+          </w:tcPr>
+          <w:p>
+            <w:r>
+              <w:rPr>
+                <w:sz w:val="15"/>
+              </w:rPr>
+              <w:t>FR-002</w:t>
+            </w:r>
+          </w:p>
+        </w:tc>
+        <w:tc>
+          <w:tcPr>
+            <w:tcW w:w="2088" w:type="dxa"/>
+            <w:tcMar>
+              <w:top w:w="90" w:type="dxa"/>
+              <w:left w:w="90" w:type="dxa"/>
+              <w:bottom w:w="90" w:type="dxa"/>
+              <w:right w:w="90" w:type="dxa"/>
+            </w:tcMar>
+            <w:vAlign w:val="center"/>
+          </w:tcPr>
+          <w:p>
+            <w:r>
+              <w:rPr>
+                <w:sz w:val="15"/>
+              </w:rPr>
+              <w:t>Categorise Service Request</w:t>
+            </w:r>
+          </w:p>
+        </w:tc>
+        <w:tc>
+          <w:tcPr>
+            <w:tcW w:w="936" w:type="dxa"/>
+            <w:tcMar>
+              <w:top w:w="90" w:type="dxa"/>
+              <w:left w:w="90" w:type="dxa"/>
+              <w:bottom w:w="90" w:type="dxa"/>
+              <w:right w:w="90" w:type="dxa"/>
+            </w:tcMar>
+            <w:vAlign w:val="center"/>
+          </w:tcPr>
+          <w:p>
+            <w:r>
+              <w:rPr>
+                <w:sz w:val="15"/>
+              </w:rPr>
+              <w:t>Functional</w:t>
+            </w:r>
+          </w:p>
+        </w:tc>
+        <w:tc>
+          <w:tcPr>
+            <w:tcW w:w="792" w:type="dxa"/>
+            <w:tcMar>
+              <w:top w:w="90" w:type="dxa"/>
+              <w:left w:w="90" w:type="dxa"/>
+              <w:bottom w:w="90" w:type="dxa"/>
+              <w:right w:w="90" w:type="dxa"/>
+            </w:tcMar>
+            <w:vAlign w:val="center"/>
+          </w:tcPr>
+          <w:p>
+            <w:r>
+              <w:rPr>
+                <w:sz w:val="15"/>
+              </w:rPr>
+              <w:t>Must</w:t>
+            </w:r>
+          </w:p>
+        </w:tc>
+        <w:tc>
+          <w:tcPr>
+            <w:tcW w:w="1440" w:type="dxa"/>
+            <w:tcMar>
+              <w:top w:w="90" w:type="dxa"/>
+              <w:left w:w="90" w:type="dxa"/>
+              <w:bottom w:w="90" w:type="dxa"/>
+              <w:right w:w="90" w:type="dxa"/>
+            </w:tcMar>
+            <w:vAlign w:val="center"/>
+          </w:tcPr>
+          <w:p>
+            <w:r>
+              <w:rPr>
+                <w:sz w:val="15"/>
+              </w:rPr>
+              <w:t>Pending M1-06</w:t>
+            </w:r>
+          </w:p>
+        </w:tc>
+        <w:tc>
+          <w:tcPr>
+            <w:tcW w:w="1152" w:type="dxa"/>
+            <w:tcMar>
+              <w:top w:w="90" w:type="dxa"/>
+              <w:left w:w="90" w:type="dxa"/>
+              <w:bottom w:w="90" w:type="dxa"/>
+              <w:right w:w="90" w:type="dxa"/>
+            </w:tcMar>
+            <w:vAlign w:val="center"/>
+          </w:tcPr>
+          <w:p>
+            <w:r>
+              <w:rPr>
+                <w:sz w:val="15"/>
+              </w:rPr>
+              <w:t>TBD</w:t>
+            </w:r>
+          </w:p>
+        </w:tc>
+        <w:tc>
+          <w:tcPr>
+            <w:tcW w:w="1080" w:type="dxa"/>
+            <w:tcMar>
+              <w:top w:w="90" w:type="dxa"/>
+              <w:left w:w="90" w:type="dxa"/>
+              <w:bottom w:w="90" w:type="dxa"/>
+              <w:right w:w="90" w:type="dxa"/>
+            </w:tcMar>
+            <w:vAlign w:val="center"/>
+          </w:tcPr>
+          <w:p>
+            <w:r>
+              <w:rPr>
+                <w:sz w:val="15"/>
+              </w:rPr>
+              <w:t>TBD</w:t>
+            </w:r>
+          </w:p>
+        </w:tc>
+        <w:tc>
+          <w:tcPr>
+            <w:tcW w:w="1224" w:type="dxa"/>
+            <w:tcMar>
+              <w:top w:w="90" w:type="dxa"/>
+              <w:left w:w="90" w:type="dxa"/>
+              <w:bottom w:w="90" w:type="dxa"/>
+              <w:right w:w="90" w:type="dxa"/>
+            </w:tcMar>
+            <w:vAlign w:val="center"/>
+          </w:tcPr>
+          <w:p>
+            <w:r>
+              <w:rPr>
+                <w:sz w:val="15"/>
+              </w:rPr>
+              <w:t>TBD</w:t>
+            </w:r>
+          </w:p>
         </w:tc>
       </w:tr>
       <w:tr>
-        <w:tc>
-          <w:tcPr>
-            <w:tcW w:w="1549" w:type="dxa"/>
-          </w:tcPr>
-          <w:p/>
-        </w:tc>
-        <w:tc>
-          <w:tcPr>
-            <w:tcW w:w="1549" w:type="dxa"/>
-          </w:tcPr>
-          <w:p/>
-        </w:tc>
-        <w:tc>
-          <w:tcPr>
-            <w:tcW w:w="1550" w:type="dxa"/>
-          </w:tcPr>
-          <w:p/>
-        </w:tc>
-        <w:tc>
-          <w:tcPr>
-            <w:tcW w:w="1550" w:type="dxa"/>
-          </w:tcPr>
-          <w:p/>
-        </w:tc>
-        <w:tc>
-          <w:tcPr>
-            <w:tcW w:w="1550" w:type="dxa"/>
-          </w:tcPr>
-          <w:p/>
-        </w:tc>
-        <w:tc>
-          <w:tcPr>
-            <w:tcW w:w="1550" w:type="dxa"/>
-          </w:tcPr>
-          <w:p/>
-        </w:tc>
-        <w:tc>
-          <w:tcPr>
-            <w:tcW w:w="1550" w:type="dxa"/>
-          </w:tcPr>
-          <w:p/>
-        </w:tc>
-        <w:tc>
-          <w:tcPr>
-            <w:tcW w:w="1550" w:type="dxa"/>
-          </w:tcPr>
-          <w:p/>
-        </w:tc>
-        <w:tc>
-          <w:tcPr>
-            <w:tcW w:w="1550" w:type="dxa"/>
-          </w:tcPr>
-          <w:p/>
+        <w:trPr>
+          <w:cantSplit/>
+        </w:trPr>
+        <w:tc>
+          <w:tcPr>
+            <w:tcW w:w="1800" w:type="dxa"/>
+            <w:tcMar>
+              <w:top w:w="90" w:type="dxa"/>
+              <w:left w:w="90" w:type="dxa"/>
+              <w:bottom w:w="90" w:type="dxa"/>
+              <w:right w:w="90" w:type="dxa"/>
+            </w:tcMar>
+            <w:vAlign w:val="center"/>
+          </w:tcPr>
+          <w:p>
+            <w:r>
+              <w:rPr>
+                <w:sz w:val="15"/>
+              </w:rPr>
+              <w:t>ST-001 / SC-004</w:t>
+            </w:r>
+          </w:p>
+        </w:tc>
+        <w:tc>
+          <w:tcPr>
+            <w:tcW w:w="1008" w:type="dxa"/>
+            <w:tcMar>
+              <w:top w:w="90" w:type="dxa"/>
+              <w:left w:w="90" w:type="dxa"/>
+              <w:bottom w:w="90" w:type="dxa"/>
+              <w:right w:w="90" w:type="dxa"/>
+            </w:tcMar>
+            <w:vAlign w:val="center"/>
+          </w:tcPr>
+          <w:p>
+            <w:r>
+              <w:rPr>
+                <w:sz w:val="15"/>
+              </w:rPr>
+              <w:t>FR-003</w:t>
+            </w:r>
+          </w:p>
+        </w:tc>
+        <w:tc>
+          <w:tcPr>
+            <w:tcW w:w="2088" w:type="dxa"/>
+            <w:tcMar>
+              <w:top w:w="90" w:type="dxa"/>
+              <w:left w:w="90" w:type="dxa"/>
+              <w:bottom w:w="90" w:type="dxa"/>
+              <w:right w:w="90" w:type="dxa"/>
+            </w:tcMar>
+            <w:vAlign w:val="center"/>
+          </w:tcPr>
+          <w:p>
+            <w:r>
+              <w:rPr>
+                <w:sz w:val="15"/>
+              </w:rPr>
+              <w:t>View Request Status</w:t>
+            </w:r>
+          </w:p>
+        </w:tc>
+        <w:tc>
+          <w:tcPr>
+            <w:tcW w:w="936" w:type="dxa"/>
+            <w:tcMar>
+              <w:top w:w="90" w:type="dxa"/>
+              <w:left w:w="90" w:type="dxa"/>
+              <w:bottom w:w="90" w:type="dxa"/>
+              <w:right w:w="90" w:type="dxa"/>
+            </w:tcMar>
+            <w:vAlign w:val="center"/>
+          </w:tcPr>
+          <w:p>
+            <w:r>
+              <w:rPr>
+                <w:sz w:val="15"/>
+              </w:rPr>
+              <w:t>Functional</w:t>
+            </w:r>
+          </w:p>
+        </w:tc>
+        <w:tc>
+          <w:tcPr>
+            <w:tcW w:w="792" w:type="dxa"/>
+            <w:tcMar>
+              <w:top w:w="90" w:type="dxa"/>
+              <w:left w:w="90" w:type="dxa"/>
+              <w:bottom w:w="90" w:type="dxa"/>
+              <w:right w:w="90" w:type="dxa"/>
+            </w:tcMar>
+            <w:vAlign w:val="center"/>
+          </w:tcPr>
+          <w:p>
+            <w:r>
+              <w:rPr>
+                <w:sz w:val="15"/>
+              </w:rPr>
+              <w:t>Must</w:t>
+            </w:r>
+          </w:p>
+        </w:tc>
+        <w:tc>
+          <w:tcPr>
+            <w:tcW w:w="1440" w:type="dxa"/>
+            <w:tcMar>
+              <w:top w:w="90" w:type="dxa"/>
+              <w:left w:w="90" w:type="dxa"/>
+              <w:bottom w:w="90" w:type="dxa"/>
+              <w:right w:w="90" w:type="dxa"/>
+            </w:tcMar>
+            <w:vAlign w:val="center"/>
+          </w:tcPr>
+          <w:p>
+            <w:r>
+              <w:rPr>
+                <w:sz w:val="15"/>
+              </w:rPr>
+              <w:t>Pending M1-06</w:t>
+            </w:r>
+          </w:p>
+        </w:tc>
+        <w:tc>
+          <w:tcPr>
+            <w:tcW w:w="1152" w:type="dxa"/>
+            <w:tcMar>
+              <w:top w:w="90" w:type="dxa"/>
+              <w:left w:w="90" w:type="dxa"/>
+              <w:bottom w:w="90" w:type="dxa"/>
+              <w:right w:w="90" w:type="dxa"/>
+            </w:tcMar>
+            <w:vAlign w:val="center"/>
+          </w:tcPr>
+          <w:p>
+            <w:r>
+              <w:rPr>
+                <w:sz w:val="15"/>
+              </w:rPr>
+              <w:t>TBD</w:t>
+            </w:r>
+          </w:p>
+        </w:tc>
+        <w:tc>
+          <w:tcPr>
+            <w:tcW w:w="1080" w:type="dxa"/>
+            <w:tcMar>
+              <w:top w:w="90" w:type="dxa"/>
+              <w:left w:w="90" w:type="dxa"/>
+              <w:bottom w:w="90" w:type="dxa"/>
+              <w:right w:w="90" w:type="dxa"/>
+            </w:tcMar>
+            <w:vAlign w:val="center"/>
+          </w:tcPr>
+          <w:p>
+            <w:r>
+              <w:rPr>
+                <w:sz w:val="15"/>
+              </w:rPr>
+              <w:t>TBD</w:t>
+            </w:r>
+          </w:p>
+        </w:tc>
+        <w:tc>
+          <w:tcPr>
+            <w:tcW w:w="1224" w:type="dxa"/>
+            <w:tcMar>
+              <w:top w:w="90" w:type="dxa"/>
+              <w:left w:w="90" w:type="dxa"/>
+              <w:bottom w:w="90" w:type="dxa"/>
+              <w:right w:w="90" w:type="dxa"/>
+            </w:tcMar>
+            <w:vAlign w:val="center"/>
+          </w:tcPr>
+          <w:p>
+            <w:r>
+              <w:rPr>
+                <w:sz w:val="15"/>
+              </w:rPr>
+              <w:t>TBD</w:t>
+            </w:r>
+          </w:p>
         </w:tc>
       </w:tr>
       <w:tr>
-        <w:tc>
-          <w:tcPr>
-            <w:tcW w:w="1549" w:type="dxa"/>
-          </w:tcPr>
-          <w:p/>
-        </w:tc>
-        <w:tc>
-          <w:tcPr>
-            <w:tcW w:w="1549" w:type="dxa"/>
-          </w:tcPr>
-          <w:p/>
-        </w:tc>
-        <w:tc>
-          <w:tcPr>
-            <w:tcW w:w="1550" w:type="dxa"/>
-          </w:tcPr>
-          <w:p/>
-        </w:tc>
-        <w:tc>
-          <w:tcPr>
-            <w:tcW w:w="1550" w:type="dxa"/>
-          </w:tcPr>
-          <w:p/>
-        </w:tc>
-        <w:tc>
-          <w:tcPr>
-            <w:tcW w:w="1550" w:type="dxa"/>
-          </w:tcPr>
-          <w:p/>
-        </w:tc>
-        <w:tc>
-          <w:tcPr>
-            <w:tcW w:w="1550" w:type="dxa"/>
-          </w:tcPr>
-          <w:p/>
-        </w:tc>
-        <w:tc>
-          <w:tcPr>
-            <w:tcW w:w="1550" w:type="dxa"/>
-          </w:tcPr>
-          <w:p/>
-        </w:tc>
-        <w:tc>
-          <w:tcPr>
-            <w:tcW w:w="1550" w:type="dxa"/>
-          </w:tcPr>
-          <w:p/>
-        </w:tc>
-        <w:tc>
-          <w:tcPr>
-            <w:tcW w:w="1550" w:type="dxa"/>
-          </w:tcPr>
-          <w:p/>
+        <w:trPr>
+          <w:cantSplit/>
+        </w:trPr>
+        <w:tc>
+          <w:tcPr>
+            <w:tcW w:w="1800" w:type="dxa"/>
+            <w:tcMar>
+              <w:top w:w="90" w:type="dxa"/>
+              <w:left w:w="90" w:type="dxa"/>
+              <w:bottom w:w="90" w:type="dxa"/>
+              <w:right w:w="90" w:type="dxa"/>
+            </w:tcMar>
+            <w:vAlign w:val="center"/>
+          </w:tcPr>
+          <w:p>
+            <w:r>
+              <w:rPr>
+                <w:sz w:val="15"/>
+              </w:rPr>
+              <w:t>ST-001 / SC-005</w:t>
+            </w:r>
+          </w:p>
+        </w:tc>
+        <w:tc>
+          <w:tcPr>
+            <w:tcW w:w="1008" w:type="dxa"/>
+            <w:tcMar>
+              <w:top w:w="90" w:type="dxa"/>
+              <w:left w:w="90" w:type="dxa"/>
+              <w:bottom w:w="90" w:type="dxa"/>
+              <w:right w:w="90" w:type="dxa"/>
+            </w:tcMar>
+            <w:vAlign w:val="center"/>
+          </w:tcPr>
+          <w:p>
+            <w:r>
+              <w:rPr>
+                <w:sz w:val="15"/>
+              </w:rPr>
+              <w:t>FR-004</w:t>
+            </w:r>
+          </w:p>
+        </w:tc>
+        <w:tc>
+          <w:tcPr>
+            <w:tcW w:w="2088" w:type="dxa"/>
+            <w:tcMar>
+              <w:top w:w="90" w:type="dxa"/>
+              <w:left w:w="90" w:type="dxa"/>
+              <w:bottom w:w="90" w:type="dxa"/>
+              <w:right w:w="90" w:type="dxa"/>
+            </w:tcMar>
+            <w:vAlign w:val="center"/>
+          </w:tcPr>
+          <w:p>
+            <w:r>
+              <w:rPr>
+                <w:sz w:val="15"/>
+              </w:rPr>
+              <w:t>View Request History</w:t>
+            </w:r>
+          </w:p>
+        </w:tc>
+        <w:tc>
+          <w:tcPr>
+            <w:tcW w:w="936" w:type="dxa"/>
+            <w:tcMar>
+              <w:top w:w="90" w:type="dxa"/>
+              <w:left w:w="90" w:type="dxa"/>
+              <w:bottom w:w="90" w:type="dxa"/>
+              <w:right w:w="90" w:type="dxa"/>
+            </w:tcMar>
+            <w:vAlign w:val="center"/>
+          </w:tcPr>
+          <w:p>
+            <w:r>
+              <w:rPr>
+                <w:sz w:val="15"/>
+              </w:rPr>
+              <w:t>Functional</w:t>
+            </w:r>
+          </w:p>
+        </w:tc>
+        <w:tc>
+          <w:tcPr>
+            <w:tcW w:w="792" w:type="dxa"/>
+            <w:tcMar>
+              <w:top w:w="90" w:type="dxa"/>
+              <w:left w:w="90" w:type="dxa"/>
+              <w:bottom w:w="90" w:type="dxa"/>
+              <w:right w:w="90" w:type="dxa"/>
+            </w:tcMar>
+            <w:vAlign w:val="center"/>
+          </w:tcPr>
+          <w:p>
+            <w:r>
+              <w:rPr>
+                <w:sz w:val="15"/>
+              </w:rPr>
+              <w:t>Should</w:t>
+            </w:r>
+          </w:p>
+        </w:tc>
+        <w:tc>
+          <w:tcPr>
+            <w:tcW w:w="1440" w:type="dxa"/>
+            <w:tcMar>
+              <w:top w:w="90" w:type="dxa"/>
+              <w:left w:w="90" w:type="dxa"/>
+              <w:bottom w:w="90" w:type="dxa"/>
+              <w:right w:w="90" w:type="dxa"/>
+            </w:tcMar>
+            <w:vAlign w:val="center"/>
+          </w:tcPr>
+          <w:p>
+            <w:r>
+              <w:rPr>
+                <w:sz w:val="15"/>
+              </w:rPr>
+              <w:t>Pending M1-06</w:t>
+            </w:r>
+          </w:p>
+        </w:tc>
+        <w:tc>
+          <w:tcPr>
+            <w:tcW w:w="1152" w:type="dxa"/>
+            <w:tcMar>
+              <w:top w:w="90" w:type="dxa"/>
+              <w:left w:w="90" w:type="dxa"/>
+              <w:bottom w:w="90" w:type="dxa"/>
+              <w:right w:w="90" w:type="dxa"/>
+            </w:tcMar>
+            <w:vAlign w:val="center"/>
+          </w:tcPr>
+          <w:p>
+            <w:r>
+              <w:rPr>
+                <w:sz w:val="15"/>
+              </w:rPr>
+              <w:t>TBD</w:t>
+            </w:r>
+          </w:p>
+        </w:tc>
+        <w:tc>
+          <w:tcPr>
+            <w:tcW w:w="1080" w:type="dxa"/>
+            <w:tcMar>
+              <w:top w:w="90" w:type="dxa"/>
+              <w:left w:w="90" w:type="dxa"/>
+              <w:bottom w:w="90" w:type="dxa"/>
+              <w:right w:w="90" w:type="dxa"/>
+            </w:tcMar>
+            <w:vAlign w:val="center"/>
+          </w:tcPr>
+          <w:p>
+            <w:r>
+              <w:rPr>
+                <w:sz w:val="15"/>
+              </w:rPr>
+              <w:t>TBD</w:t>
+            </w:r>
+          </w:p>
+        </w:tc>
+        <w:tc>
+          <w:tcPr>
+            <w:tcW w:w="1224" w:type="dxa"/>
+            <w:tcMar>
+              <w:top w:w="90" w:type="dxa"/>
+              <w:left w:w="90" w:type="dxa"/>
+              <w:bottom w:w="90" w:type="dxa"/>
+              <w:right w:w="90" w:type="dxa"/>
+            </w:tcMar>
+            <w:vAlign w:val="center"/>
+          </w:tcPr>
+          <w:p>
+            <w:r>
+              <w:rPr>
+                <w:sz w:val="15"/>
+              </w:rPr>
+              <w:t>TBD</w:t>
+            </w:r>
+          </w:p>
+        </w:tc>
+      </w:tr>
+      <w:tr>
+        <w:trPr>
+          <w:cantSplit/>
+        </w:trPr>
+        <w:tc>
+          <w:tcPr>
+            <w:tcW w:w="1800" w:type="dxa"/>
+            <w:tcMar>
+              <w:top w:w="90" w:type="dxa"/>
+              <w:left w:w="90" w:type="dxa"/>
+              <w:bottom w:w="90" w:type="dxa"/>
+              <w:right w:w="90" w:type="dxa"/>
+            </w:tcMar>
+            <w:vAlign w:val="center"/>
+          </w:tcPr>
+          <w:p>
+            <w:r>
+              <w:rPr>
+                <w:sz w:val="15"/>
+              </w:rPr>
+              <w:t>ST-001 / SC-006</w:t>
+            </w:r>
+          </w:p>
+        </w:tc>
+        <w:tc>
+          <w:tcPr>
+            <w:tcW w:w="1008" w:type="dxa"/>
+            <w:tcMar>
+              <w:top w:w="90" w:type="dxa"/>
+              <w:left w:w="90" w:type="dxa"/>
+              <w:bottom w:w="90" w:type="dxa"/>
+              <w:right w:w="90" w:type="dxa"/>
+            </w:tcMar>
+            <w:vAlign w:val="center"/>
+          </w:tcPr>
+          <w:p>
+            <w:r>
+              <w:rPr>
+                <w:sz w:val="15"/>
+              </w:rPr>
+              <w:t>FR-005</w:t>
+            </w:r>
+          </w:p>
+        </w:tc>
+        <w:tc>
+          <w:tcPr>
+            <w:tcW w:w="2088" w:type="dxa"/>
+            <w:tcMar>
+              <w:top w:w="90" w:type="dxa"/>
+              <w:left w:w="90" w:type="dxa"/>
+              <w:bottom w:w="90" w:type="dxa"/>
+              <w:right w:w="90" w:type="dxa"/>
+            </w:tcMar>
+            <w:vAlign w:val="center"/>
+          </w:tcPr>
+          <w:p>
+            <w:r>
+              <w:rPr>
+                <w:sz w:val="15"/>
+              </w:rPr>
+              <w:t>Receive Request Notifications</w:t>
+            </w:r>
+          </w:p>
+        </w:tc>
+        <w:tc>
+          <w:tcPr>
+            <w:tcW w:w="936" w:type="dxa"/>
+            <w:tcMar>
+              <w:top w:w="90" w:type="dxa"/>
+              <w:left w:w="90" w:type="dxa"/>
+              <w:bottom w:w="90" w:type="dxa"/>
+              <w:right w:w="90" w:type="dxa"/>
+            </w:tcMar>
+            <w:vAlign w:val="center"/>
+          </w:tcPr>
+          <w:p>
+            <w:r>
+              <w:rPr>
+                <w:sz w:val="15"/>
+              </w:rPr>
+              <w:t>Functional</w:t>
+            </w:r>
+          </w:p>
+        </w:tc>
+        <w:tc>
+          <w:tcPr>
+            <w:tcW w:w="792" w:type="dxa"/>
+            <w:tcMar>
+              <w:top w:w="90" w:type="dxa"/>
+              <w:left w:w="90" w:type="dxa"/>
+              <w:bottom w:w="90" w:type="dxa"/>
+              <w:right w:w="90" w:type="dxa"/>
+            </w:tcMar>
+            <w:vAlign w:val="center"/>
+          </w:tcPr>
+          <w:p>
+            <w:r>
+              <w:rPr>
+                <w:sz w:val="15"/>
+              </w:rPr>
+              <w:t>Should</w:t>
+            </w:r>
+          </w:p>
+        </w:tc>
+        <w:tc>
+          <w:tcPr>
+            <w:tcW w:w="1440" w:type="dxa"/>
+            <w:tcMar>
+              <w:top w:w="90" w:type="dxa"/>
+              <w:left w:w="90" w:type="dxa"/>
+              <w:bottom w:w="90" w:type="dxa"/>
+              <w:right w:w="90" w:type="dxa"/>
+            </w:tcMar>
+            <w:vAlign w:val="center"/>
+          </w:tcPr>
+          <w:p>
+            <w:r>
+              <w:rPr>
+                <w:sz w:val="15"/>
+              </w:rPr>
+              <w:t>Pending M1-06</w:t>
+            </w:r>
+          </w:p>
+        </w:tc>
+        <w:tc>
+          <w:tcPr>
+            <w:tcW w:w="1152" w:type="dxa"/>
+            <w:tcMar>
+              <w:top w:w="90" w:type="dxa"/>
+              <w:left w:w="90" w:type="dxa"/>
+              <w:bottom w:w="90" w:type="dxa"/>
+              <w:right w:w="90" w:type="dxa"/>
+            </w:tcMar>
+            <w:vAlign w:val="center"/>
+          </w:tcPr>
+          <w:p>
+            <w:r>
+              <w:rPr>
+                <w:sz w:val="15"/>
+              </w:rPr>
+              <w:t>TBD</w:t>
+            </w:r>
+          </w:p>
+        </w:tc>
+        <w:tc>
+          <w:tcPr>
+            <w:tcW w:w="1080" w:type="dxa"/>
+            <w:tcMar>
+              <w:top w:w="90" w:type="dxa"/>
+              <w:left w:w="90" w:type="dxa"/>
+              <w:bottom w:w="90" w:type="dxa"/>
+              <w:right w:w="90" w:type="dxa"/>
+            </w:tcMar>
+            <w:vAlign w:val="center"/>
+          </w:tcPr>
+          <w:p>
+            <w:r>
+              <w:rPr>
+                <w:sz w:val="15"/>
+              </w:rPr>
+              <w:t>TBD</w:t>
+            </w:r>
+          </w:p>
+        </w:tc>
+        <w:tc>
+          <w:tcPr>
+            <w:tcW w:w="1224" w:type="dxa"/>
+            <w:tcMar>
+              <w:top w:w="90" w:type="dxa"/>
+              <w:left w:w="90" w:type="dxa"/>
+              <w:bottom w:w="90" w:type="dxa"/>
+              <w:right w:w="90" w:type="dxa"/>
+            </w:tcMar>
+            <w:vAlign w:val="center"/>
+          </w:tcPr>
+          <w:p>
+            <w:r>
+              <w:rPr>
+                <w:sz w:val="15"/>
+              </w:rPr>
+              <w:t>TBD</w:t>
+            </w:r>
+          </w:p>
+        </w:tc>
+      </w:tr>
+      <w:tr>
+        <w:trPr>
+          <w:cantSplit/>
+        </w:trPr>
+        <w:tc>
+          <w:tcPr>
+            <w:tcW w:w="1800" w:type="dxa"/>
+            <w:tcMar>
+              <w:top w:w="90" w:type="dxa"/>
+              <w:left w:w="90" w:type="dxa"/>
+              <w:bottom w:w="90" w:type="dxa"/>
+              <w:right w:w="90" w:type="dxa"/>
+            </w:tcMar>
+            <w:vAlign w:val="center"/>
+          </w:tcPr>
+          <w:p>
+            <w:r>
+              <w:rPr>
+                <w:sz w:val="15"/>
+              </w:rPr>
+              <w:t>ST-002 / SC-007</w:t>
+            </w:r>
+          </w:p>
+        </w:tc>
+        <w:tc>
+          <w:tcPr>
+            <w:tcW w:w="1008" w:type="dxa"/>
+            <w:tcMar>
+              <w:top w:w="90" w:type="dxa"/>
+              <w:left w:w="90" w:type="dxa"/>
+              <w:bottom w:w="90" w:type="dxa"/>
+              <w:right w:w="90" w:type="dxa"/>
+            </w:tcMar>
+            <w:vAlign w:val="center"/>
+          </w:tcPr>
+          <w:p>
+            <w:r>
+              <w:rPr>
+                <w:sz w:val="15"/>
+              </w:rPr>
+              <w:t>FR-006</w:t>
+            </w:r>
+          </w:p>
+        </w:tc>
+        <w:tc>
+          <w:tcPr>
+            <w:tcW w:w="2088" w:type="dxa"/>
+            <w:tcMar>
+              <w:top w:w="90" w:type="dxa"/>
+              <w:left w:w="90" w:type="dxa"/>
+              <w:bottom w:w="90" w:type="dxa"/>
+              <w:right w:w="90" w:type="dxa"/>
+            </w:tcMar>
+            <w:vAlign w:val="center"/>
+          </w:tcPr>
+          <w:p>
+            <w:r>
+              <w:rPr>
+                <w:sz w:val="15"/>
+              </w:rPr>
+              <w:t>View Assigned Requests</w:t>
+            </w:r>
+          </w:p>
+        </w:tc>
+        <w:tc>
+          <w:tcPr>
+            <w:tcW w:w="936" w:type="dxa"/>
+            <w:tcMar>
+              <w:top w:w="90" w:type="dxa"/>
+              <w:left w:w="90" w:type="dxa"/>
+              <w:bottom w:w="90" w:type="dxa"/>
+              <w:right w:w="90" w:type="dxa"/>
+            </w:tcMar>
+            <w:vAlign w:val="center"/>
+          </w:tcPr>
+          <w:p>
+            <w:r>
+              <w:rPr>
+                <w:sz w:val="15"/>
+              </w:rPr>
+              <w:t>Functional</w:t>
+            </w:r>
+          </w:p>
+        </w:tc>
+        <w:tc>
+          <w:tcPr>
+            <w:tcW w:w="792" w:type="dxa"/>
+            <w:tcMar>
+              <w:top w:w="90" w:type="dxa"/>
+              <w:left w:w="90" w:type="dxa"/>
+              <w:bottom w:w="90" w:type="dxa"/>
+              <w:right w:w="90" w:type="dxa"/>
+            </w:tcMar>
+            <w:vAlign w:val="center"/>
+          </w:tcPr>
+          <w:p>
+            <w:r>
+              <w:rPr>
+                <w:sz w:val="15"/>
+              </w:rPr>
+              <w:t>Must</w:t>
+            </w:r>
+          </w:p>
+        </w:tc>
+        <w:tc>
+          <w:tcPr>
+            <w:tcW w:w="1440" w:type="dxa"/>
+            <w:tcMar>
+              <w:top w:w="90" w:type="dxa"/>
+              <w:left w:w="90" w:type="dxa"/>
+              <w:bottom w:w="90" w:type="dxa"/>
+              <w:right w:w="90" w:type="dxa"/>
+            </w:tcMar>
+            <w:vAlign w:val="center"/>
+          </w:tcPr>
+          <w:p>
+            <w:r>
+              <w:rPr>
+                <w:sz w:val="15"/>
+              </w:rPr>
+              <w:t>Pending M1-06</w:t>
+            </w:r>
+          </w:p>
+        </w:tc>
+        <w:tc>
+          <w:tcPr>
+            <w:tcW w:w="1152" w:type="dxa"/>
+            <w:tcMar>
+              <w:top w:w="90" w:type="dxa"/>
+              <w:left w:w="90" w:type="dxa"/>
+              <w:bottom w:w="90" w:type="dxa"/>
+              <w:right w:w="90" w:type="dxa"/>
+            </w:tcMar>
+            <w:vAlign w:val="center"/>
+          </w:tcPr>
+          <w:p>
+            <w:r>
+              <w:rPr>
+                <w:sz w:val="15"/>
+              </w:rPr>
+              <w:t>TBD</w:t>
+            </w:r>
+          </w:p>
+        </w:tc>
+        <w:tc>
+          <w:tcPr>
+            <w:tcW w:w="1080" w:type="dxa"/>
+            <w:tcMar>
+              <w:top w:w="90" w:type="dxa"/>
+              <w:left w:w="90" w:type="dxa"/>
+              <w:bottom w:w="90" w:type="dxa"/>
+              <w:right w:w="90" w:type="dxa"/>
+            </w:tcMar>
+            <w:vAlign w:val="center"/>
+          </w:tcPr>
+          <w:p>
+            <w:r>
+              <w:rPr>
+                <w:sz w:val="15"/>
+              </w:rPr>
+              <w:t>TBD</w:t>
+            </w:r>
+          </w:p>
+        </w:tc>
+        <w:tc>
+          <w:tcPr>
+            <w:tcW w:w="1224" w:type="dxa"/>
+            <w:tcMar>
+              <w:top w:w="90" w:type="dxa"/>
+              <w:left w:w="90" w:type="dxa"/>
+              <w:bottom w:w="90" w:type="dxa"/>
+              <w:right w:w="90" w:type="dxa"/>
+            </w:tcMar>
+            <w:vAlign w:val="center"/>
+          </w:tcPr>
+          <w:p>
+            <w:r>
+              <w:rPr>
+                <w:sz w:val="15"/>
+              </w:rPr>
+              <w:t>TBD</w:t>
+            </w:r>
+          </w:p>
+        </w:tc>
+      </w:tr>
+      <w:tr>
+        <w:trPr>
+          <w:cantSplit/>
+        </w:trPr>
+        <w:tc>
+          <w:tcPr>
+            <w:tcW w:w="1800" w:type="dxa"/>
+            <w:tcMar>
+              <w:top w:w="90" w:type="dxa"/>
+              <w:left w:w="90" w:type="dxa"/>
+              <w:bottom w:w="90" w:type="dxa"/>
+              <w:right w:w="90" w:type="dxa"/>
+            </w:tcMar>
+            <w:vAlign w:val="center"/>
+          </w:tcPr>
+          <w:p>
+            <w:r>
+              <w:rPr>
+                <w:sz w:val="15"/>
+              </w:rPr>
+              <w:t>ST-002 / SC-008</w:t>
+            </w:r>
+          </w:p>
+        </w:tc>
+        <w:tc>
+          <w:tcPr>
+            <w:tcW w:w="1008" w:type="dxa"/>
+            <w:tcMar>
+              <w:top w:w="90" w:type="dxa"/>
+              <w:left w:w="90" w:type="dxa"/>
+              <w:bottom w:w="90" w:type="dxa"/>
+              <w:right w:w="90" w:type="dxa"/>
+            </w:tcMar>
+            <w:vAlign w:val="center"/>
+          </w:tcPr>
+          <w:p>
+            <w:r>
+              <w:rPr>
+                <w:sz w:val="15"/>
+              </w:rPr>
+              <w:t>FR-007</w:t>
+            </w:r>
+          </w:p>
+        </w:tc>
+        <w:tc>
+          <w:tcPr>
+            <w:tcW w:w="2088" w:type="dxa"/>
+            <w:tcMar>
+              <w:top w:w="90" w:type="dxa"/>
+              <w:left w:w="90" w:type="dxa"/>
+              <w:bottom w:w="90" w:type="dxa"/>
+              <w:right w:w="90" w:type="dxa"/>
+            </w:tcMar>
+            <w:vAlign w:val="center"/>
+          </w:tcPr>
+          <w:p>
+            <w:r>
+              <w:rPr>
+                <w:sz w:val="15"/>
+              </w:rPr>
+              <w:t>Search, Filter and Sort Requests</w:t>
+            </w:r>
+          </w:p>
+        </w:tc>
+        <w:tc>
+          <w:tcPr>
+            <w:tcW w:w="936" w:type="dxa"/>
+            <w:tcMar>
+              <w:top w:w="90" w:type="dxa"/>
+              <w:left w:w="90" w:type="dxa"/>
+              <w:bottom w:w="90" w:type="dxa"/>
+              <w:right w:w="90" w:type="dxa"/>
+            </w:tcMar>
+            <w:vAlign w:val="center"/>
+          </w:tcPr>
+          <w:p>
+            <w:r>
+              <w:rPr>
+                <w:sz w:val="15"/>
+              </w:rPr>
+              <w:t>Functional</w:t>
+            </w:r>
+          </w:p>
+        </w:tc>
+        <w:tc>
+          <w:tcPr>
+            <w:tcW w:w="792" w:type="dxa"/>
+            <w:tcMar>
+              <w:top w:w="90" w:type="dxa"/>
+              <w:left w:w="90" w:type="dxa"/>
+              <w:bottom w:w="90" w:type="dxa"/>
+              <w:right w:w="90" w:type="dxa"/>
+            </w:tcMar>
+            <w:vAlign w:val="center"/>
+          </w:tcPr>
+          <w:p>
+            <w:r>
+              <w:rPr>
+                <w:sz w:val="15"/>
+              </w:rPr>
+              <w:t>Should</w:t>
+            </w:r>
+          </w:p>
+        </w:tc>
+        <w:tc>
+          <w:tcPr>
+            <w:tcW w:w="1440" w:type="dxa"/>
+            <w:tcMar>
+              <w:top w:w="90" w:type="dxa"/>
+              <w:left w:w="90" w:type="dxa"/>
+              <w:bottom w:w="90" w:type="dxa"/>
+              <w:right w:w="90" w:type="dxa"/>
+            </w:tcMar>
+            <w:vAlign w:val="center"/>
+          </w:tcPr>
+          <w:p>
+            <w:r>
+              <w:rPr>
+                <w:sz w:val="15"/>
+              </w:rPr>
+              <w:t>Pending M1-06</w:t>
+            </w:r>
+          </w:p>
+        </w:tc>
+        <w:tc>
+          <w:tcPr>
+            <w:tcW w:w="1152" w:type="dxa"/>
+            <w:tcMar>
+              <w:top w:w="90" w:type="dxa"/>
+              <w:left w:w="90" w:type="dxa"/>
+              <w:bottom w:w="90" w:type="dxa"/>
+              <w:right w:w="90" w:type="dxa"/>
+            </w:tcMar>
+            <w:vAlign w:val="center"/>
+          </w:tcPr>
+          <w:p>
+            <w:r>
+              <w:rPr>
+                <w:sz w:val="15"/>
+              </w:rPr>
+              <w:t>TBD</w:t>
+            </w:r>
+          </w:p>
+        </w:tc>
+        <w:tc>
+          <w:tcPr>
+            <w:tcW w:w="1080" w:type="dxa"/>
+            <w:tcMar>
+              <w:top w:w="90" w:type="dxa"/>
+              <w:left w:w="90" w:type="dxa"/>
+              <w:bottom w:w="90" w:type="dxa"/>
+              <w:right w:w="90" w:type="dxa"/>
+            </w:tcMar>
+            <w:vAlign w:val="center"/>
+          </w:tcPr>
+          <w:p>
+            <w:r>
+              <w:rPr>
+                <w:sz w:val="15"/>
+              </w:rPr>
+              <w:t>TBD</w:t>
+            </w:r>
+          </w:p>
+        </w:tc>
+        <w:tc>
+          <w:tcPr>
+            <w:tcW w:w="1224" w:type="dxa"/>
+            <w:tcMar>
+              <w:top w:w="90" w:type="dxa"/>
+              <w:left w:w="90" w:type="dxa"/>
+              <w:bottom w:w="90" w:type="dxa"/>
+              <w:right w:w="90" w:type="dxa"/>
+            </w:tcMar>
+            <w:vAlign w:val="center"/>
+          </w:tcPr>
+          <w:p>
+            <w:r>
+              <w:rPr>
+                <w:sz w:val="15"/>
+              </w:rPr>
+              <w:t>TBD</w:t>
+            </w:r>
+          </w:p>
+        </w:tc>
+      </w:tr>
+      <w:tr>
+        <w:trPr>
+          <w:cantSplit/>
+        </w:trPr>
+        <w:tc>
+          <w:tcPr>
+            <w:tcW w:w="1800" w:type="dxa"/>
+            <w:tcMar>
+              <w:top w:w="90" w:type="dxa"/>
+              <w:left w:w="90" w:type="dxa"/>
+              <w:bottom w:w="90" w:type="dxa"/>
+              <w:right w:w="90" w:type="dxa"/>
+            </w:tcMar>
+            <w:vAlign w:val="center"/>
+          </w:tcPr>
+          <w:p>
+            <w:r>
+              <w:rPr>
+                <w:sz w:val="15"/>
+              </w:rPr>
+              <w:t>ST-002 / SC-009</w:t>
+            </w:r>
+          </w:p>
+        </w:tc>
+        <w:tc>
+          <w:tcPr>
+            <w:tcW w:w="1008" w:type="dxa"/>
+            <w:tcMar>
+              <w:top w:w="90" w:type="dxa"/>
+              <w:left w:w="90" w:type="dxa"/>
+              <w:bottom w:w="90" w:type="dxa"/>
+              <w:right w:w="90" w:type="dxa"/>
+            </w:tcMar>
+            <w:vAlign w:val="center"/>
+          </w:tcPr>
+          <w:p>
+            <w:r>
+              <w:rPr>
+                <w:sz w:val="15"/>
+              </w:rPr>
+              <w:t>FR-008</w:t>
+            </w:r>
+          </w:p>
+        </w:tc>
+        <w:tc>
+          <w:tcPr>
+            <w:tcW w:w="2088" w:type="dxa"/>
+            <w:tcMar>
+              <w:top w:w="90" w:type="dxa"/>
+              <w:left w:w="90" w:type="dxa"/>
+              <w:bottom w:w="90" w:type="dxa"/>
+              <w:right w:w="90" w:type="dxa"/>
+            </w:tcMar>
+            <w:vAlign w:val="center"/>
+          </w:tcPr>
+          <w:p>
+            <w:r>
+              <w:rPr>
+                <w:sz w:val="15"/>
+              </w:rPr>
+              <w:t>View Detailed Request Information</w:t>
+            </w:r>
+          </w:p>
+        </w:tc>
+        <w:tc>
+          <w:tcPr>
+            <w:tcW w:w="936" w:type="dxa"/>
+            <w:tcMar>
+              <w:top w:w="90" w:type="dxa"/>
+              <w:left w:w="90" w:type="dxa"/>
+              <w:bottom w:w="90" w:type="dxa"/>
+              <w:right w:w="90" w:type="dxa"/>
+            </w:tcMar>
+            <w:vAlign w:val="center"/>
+          </w:tcPr>
+          <w:p>
+            <w:r>
+              <w:rPr>
+                <w:sz w:val="15"/>
+              </w:rPr>
+              <w:t>Functional</w:t>
+            </w:r>
+          </w:p>
+        </w:tc>
+        <w:tc>
+          <w:tcPr>
+            <w:tcW w:w="792" w:type="dxa"/>
+            <w:tcMar>
+              <w:top w:w="90" w:type="dxa"/>
+              <w:left w:w="90" w:type="dxa"/>
+              <w:bottom w:w="90" w:type="dxa"/>
+              <w:right w:w="90" w:type="dxa"/>
+            </w:tcMar>
+            <w:vAlign w:val="center"/>
+          </w:tcPr>
+          <w:p>
+            <w:r>
+              <w:rPr>
+                <w:sz w:val="15"/>
+              </w:rPr>
+              <w:t>Must</w:t>
+            </w:r>
+          </w:p>
+        </w:tc>
+        <w:tc>
+          <w:tcPr>
+            <w:tcW w:w="1440" w:type="dxa"/>
+            <w:tcMar>
+              <w:top w:w="90" w:type="dxa"/>
+              <w:left w:w="90" w:type="dxa"/>
+              <w:bottom w:w="90" w:type="dxa"/>
+              <w:right w:w="90" w:type="dxa"/>
+            </w:tcMar>
+            <w:vAlign w:val="center"/>
+          </w:tcPr>
+          <w:p>
+            <w:r>
+              <w:rPr>
+                <w:sz w:val="15"/>
+              </w:rPr>
+              <w:t>Pending M1-06</w:t>
+            </w:r>
+          </w:p>
+        </w:tc>
+        <w:tc>
+          <w:tcPr>
+            <w:tcW w:w="1152" w:type="dxa"/>
+            <w:tcMar>
+              <w:top w:w="90" w:type="dxa"/>
+              <w:left w:w="90" w:type="dxa"/>
+              <w:bottom w:w="90" w:type="dxa"/>
+              <w:right w:w="90" w:type="dxa"/>
+            </w:tcMar>
+            <w:vAlign w:val="center"/>
+          </w:tcPr>
+          <w:p>
+            <w:r>
+              <w:rPr>
+                <w:sz w:val="15"/>
+              </w:rPr>
+              <w:t>TBD</w:t>
+            </w:r>
+          </w:p>
+        </w:tc>
+        <w:tc>
+          <w:tcPr>
+            <w:tcW w:w="1080" w:type="dxa"/>
+            <w:tcMar>
+              <w:top w:w="90" w:type="dxa"/>
+              <w:left w:w="90" w:type="dxa"/>
+              <w:bottom w:w="90" w:type="dxa"/>
+              <w:right w:w="90" w:type="dxa"/>
+            </w:tcMar>
+            <w:vAlign w:val="center"/>
+          </w:tcPr>
+          <w:p>
+            <w:r>
+              <w:rPr>
+                <w:sz w:val="15"/>
+              </w:rPr>
+              <w:t>TBD</w:t>
+            </w:r>
+          </w:p>
+        </w:tc>
+        <w:tc>
+          <w:tcPr>
+            <w:tcW w:w="1224" w:type="dxa"/>
+            <w:tcMar>
+              <w:top w:w="90" w:type="dxa"/>
+              <w:left w:w="90" w:type="dxa"/>
+              <w:bottom w:w="90" w:type="dxa"/>
+              <w:right w:w="90" w:type="dxa"/>
+            </w:tcMar>
+            <w:vAlign w:val="center"/>
+          </w:tcPr>
+          <w:p>
+            <w:r>
+              <w:rPr>
+                <w:sz w:val="15"/>
+              </w:rPr>
+              <w:t>TBD</w:t>
+            </w:r>
+          </w:p>
+        </w:tc>
+      </w:tr>
+      <w:tr>
+        <w:trPr>
+          <w:cantSplit/>
+        </w:trPr>
+        <w:tc>
+          <w:tcPr>
+            <w:tcW w:w="1800" w:type="dxa"/>
+            <w:tcMar>
+              <w:top w:w="90" w:type="dxa"/>
+              <w:left w:w="90" w:type="dxa"/>
+              <w:bottom w:w="90" w:type="dxa"/>
+              <w:right w:w="90" w:type="dxa"/>
+            </w:tcMar>
+            <w:vAlign w:val="center"/>
+          </w:tcPr>
+          <w:p>
+            <w:r>
+              <w:rPr>
+                <w:sz w:val="15"/>
+              </w:rPr>
+              <w:t>ST-002 / SC-010</w:t>
+            </w:r>
+          </w:p>
+        </w:tc>
+        <w:tc>
+          <w:tcPr>
+            <w:tcW w:w="1008" w:type="dxa"/>
+            <w:tcMar>
+              <w:top w:w="90" w:type="dxa"/>
+              <w:left w:w="90" w:type="dxa"/>
+              <w:bottom w:w="90" w:type="dxa"/>
+              <w:right w:w="90" w:type="dxa"/>
+            </w:tcMar>
+            <w:vAlign w:val="center"/>
+          </w:tcPr>
+          <w:p>
+            <w:r>
+              <w:rPr>
+                <w:sz w:val="15"/>
+              </w:rPr>
+              <w:t>FR-009</w:t>
+            </w:r>
+          </w:p>
+        </w:tc>
+        <w:tc>
+          <w:tcPr>
+            <w:tcW w:w="2088" w:type="dxa"/>
+            <w:tcMar>
+              <w:top w:w="90" w:type="dxa"/>
+              <w:left w:w="90" w:type="dxa"/>
+              <w:bottom w:w="90" w:type="dxa"/>
+              <w:right w:w="90" w:type="dxa"/>
+            </w:tcMar>
+            <w:vAlign w:val="center"/>
+          </w:tcPr>
+          <w:p>
+            <w:r>
+              <w:rPr>
+                <w:sz w:val="15"/>
+              </w:rPr>
+              <w:t>Assign Responsibility</w:t>
+            </w:r>
+          </w:p>
+        </w:tc>
+        <w:tc>
+          <w:tcPr>
+            <w:tcW w:w="936" w:type="dxa"/>
+            <w:tcMar>
+              <w:top w:w="90" w:type="dxa"/>
+              <w:left w:w="90" w:type="dxa"/>
+              <w:bottom w:w="90" w:type="dxa"/>
+              <w:right w:w="90" w:type="dxa"/>
+            </w:tcMar>
+            <w:vAlign w:val="center"/>
+          </w:tcPr>
+          <w:p>
+            <w:r>
+              <w:rPr>
+                <w:sz w:val="15"/>
+              </w:rPr>
+              <w:t>Functional</w:t>
+            </w:r>
+          </w:p>
+        </w:tc>
+        <w:tc>
+          <w:tcPr>
+            <w:tcW w:w="792" w:type="dxa"/>
+            <w:tcMar>
+              <w:top w:w="90" w:type="dxa"/>
+              <w:left w:w="90" w:type="dxa"/>
+              <w:bottom w:w="90" w:type="dxa"/>
+              <w:right w:w="90" w:type="dxa"/>
+            </w:tcMar>
+            <w:vAlign w:val="center"/>
+          </w:tcPr>
+          <w:p>
+            <w:r>
+              <w:rPr>
+                <w:sz w:val="15"/>
+              </w:rPr>
+              <w:t>Must</w:t>
+            </w:r>
+          </w:p>
+        </w:tc>
+        <w:tc>
+          <w:tcPr>
+            <w:tcW w:w="1440" w:type="dxa"/>
+            <w:tcMar>
+              <w:top w:w="90" w:type="dxa"/>
+              <w:left w:w="90" w:type="dxa"/>
+              <w:bottom w:w="90" w:type="dxa"/>
+              <w:right w:w="90" w:type="dxa"/>
+            </w:tcMar>
+            <w:vAlign w:val="center"/>
+          </w:tcPr>
+          <w:p>
+            <w:r>
+              <w:rPr>
+                <w:sz w:val="15"/>
+              </w:rPr>
+              <w:t>Pending M1-06</w:t>
+            </w:r>
+          </w:p>
+        </w:tc>
+        <w:tc>
+          <w:tcPr>
+            <w:tcW w:w="1152" w:type="dxa"/>
+            <w:tcMar>
+              <w:top w:w="90" w:type="dxa"/>
+              <w:left w:w="90" w:type="dxa"/>
+              <w:bottom w:w="90" w:type="dxa"/>
+              <w:right w:w="90" w:type="dxa"/>
+            </w:tcMar>
+            <w:vAlign w:val="center"/>
+          </w:tcPr>
+          <w:p>
+            <w:r>
+              <w:rPr>
+                <w:sz w:val="15"/>
+              </w:rPr>
+              <w:t>TBD</w:t>
+            </w:r>
+          </w:p>
+        </w:tc>
+        <w:tc>
+          <w:tcPr>
+            <w:tcW w:w="1080" w:type="dxa"/>
+            <w:tcMar>
+              <w:top w:w="90" w:type="dxa"/>
+              <w:left w:w="90" w:type="dxa"/>
+              <w:bottom w:w="90" w:type="dxa"/>
+              <w:right w:w="90" w:type="dxa"/>
+            </w:tcMar>
+            <w:vAlign w:val="center"/>
+          </w:tcPr>
+          <w:p>
+            <w:r>
+              <w:rPr>
+                <w:sz w:val="15"/>
+              </w:rPr>
+              <w:t>TBD</w:t>
+            </w:r>
+          </w:p>
+        </w:tc>
+        <w:tc>
+          <w:tcPr>
+            <w:tcW w:w="1224" w:type="dxa"/>
+            <w:tcMar>
+              <w:top w:w="90" w:type="dxa"/>
+              <w:left w:w="90" w:type="dxa"/>
+              <w:bottom w:w="90" w:type="dxa"/>
+              <w:right w:w="90" w:type="dxa"/>
+            </w:tcMar>
+            <w:vAlign w:val="center"/>
+          </w:tcPr>
+          <w:p>
+            <w:r>
+              <w:rPr>
+                <w:sz w:val="15"/>
+              </w:rPr>
+              <w:t>TBD</w:t>
+            </w:r>
+          </w:p>
+        </w:tc>
+      </w:tr>
+      <w:tr>
+        <w:trPr>
+          <w:cantSplit/>
+        </w:trPr>
+        <w:tc>
+          <w:tcPr>
+            <w:tcW w:w="1800" w:type="dxa"/>
+            <w:tcMar>
+              <w:top w:w="90" w:type="dxa"/>
+              <w:left w:w="90" w:type="dxa"/>
+              <w:bottom w:w="90" w:type="dxa"/>
+              <w:right w:w="90" w:type="dxa"/>
+            </w:tcMar>
+            <w:vAlign w:val="center"/>
+          </w:tcPr>
+          <w:p>
+            <w:r>
+              <w:rPr>
+                <w:sz w:val="15"/>
+              </w:rPr>
+              <w:t>ST-002 / SC-011, SC-016</w:t>
+            </w:r>
+          </w:p>
+        </w:tc>
+        <w:tc>
+          <w:tcPr>
+            <w:tcW w:w="1008" w:type="dxa"/>
+            <w:tcMar>
+              <w:top w:w="90" w:type="dxa"/>
+              <w:left w:w="90" w:type="dxa"/>
+              <w:bottom w:w="90" w:type="dxa"/>
+              <w:right w:w="90" w:type="dxa"/>
+            </w:tcMar>
+            <w:vAlign w:val="center"/>
+          </w:tcPr>
+          <w:p>
+            <w:r>
+              <w:rPr>
+                <w:sz w:val="15"/>
+              </w:rPr>
+              <w:t>FR-010</w:t>
+            </w:r>
+          </w:p>
+        </w:tc>
+        <w:tc>
+          <w:tcPr>
+            <w:tcW w:w="2088" w:type="dxa"/>
+            <w:tcMar>
+              <w:top w:w="90" w:type="dxa"/>
+              <w:left w:w="90" w:type="dxa"/>
+              <w:bottom w:w="90" w:type="dxa"/>
+              <w:right w:w="90" w:type="dxa"/>
+            </w:tcMar>
+            <w:vAlign w:val="center"/>
+          </w:tcPr>
+          <w:p>
+            <w:r>
+              <w:rPr>
+                <w:sz w:val="15"/>
+              </w:rPr>
+              <w:t>Update Request Status</w:t>
+            </w:r>
+          </w:p>
+        </w:tc>
+        <w:tc>
+          <w:tcPr>
+            <w:tcW w:w="936" w:type="dxa"/>
+            <w:tcMar>
+              <w:top w:w="90" w:type="dxa"/>
+              <w:left w:w="90" w:type="dxa"/>
+              <w:bottom w:w="90" w:type="dxa"/>
+              <w:right w:w="90" w:type="dxa"/>
+            </w:tcMar>
+            <w:vAlign w:val="center"/>
+          </w:tcPr>
+          <w:p>
+            <w:r>
+              <w:rPr>
+                <w:sz w:val="15"/>
+              </w:rPr>
+              <w:t>Functional</w:t>
+            </w:r>
+          </w:p>
+        </w:tc>
+        <w:tc>
+          <w:tcPr>
+            <w:tcW w:w="792" w:type="dxa"/>
+            <w:tcMar>
+              <w:top w:w="90" w:type="dxa"/>
+              <w:left w:w="90" w:type="dxa"/>
+              <w:bottom w:w="90" w:type="dxa"/>
+              <w:right w:w="90" w:type="dxa"/>
+            </w:tcMar>
+            <w:vAlign w:val="center"/>
+          </w:tcPr>
+          <w:p>
+            <w:r>
+              <w:rPr>
+                <w:sz w:val="15"/>
+              </w:rPr>
+              <w:t>Must</w:t>
+            </w:r>
+          </w:p>
+        </w:tc>
+        <w:tc>
+          <w:tcPr>
+            <w:tcW w:w="1440" w:type="dxa"/>
+            <w:tcMar>
+              <w:top w:w="90" w:type="dxa"/>
+              <w:left w:w="90" w:type="dxa"/>
+              <w:bottom w:w="90" w:type="dxa"/>
+              <w:right w:w="90" w:type="dxa"/>
+            </w:tcMar>
+            <w:vAlign w:val="center"/>
+          </w:tcPr>
+          <w:p>
+            <w:r>
+              <w:rPr>
+                <w:sz w:val="15"/>
+              </w:rPr>
+              <w:t>Pending M1-06</w:t>
+            </w:r>
+          </w:p>
+        </w:tc>
+        <w:tc>
+          <w:tcPr>
+            <w:tcW w:w="1152" w:type="dxa"/>
+            <w:tcMar>
+              <w:top w:w="90" w:type="dxa"/>
+              <w:left w:w="90" w:type="dxa"/>
+              <w:bottom w:w="90" w:type="dxa"/>
+              <w:right w:w="90" w:type="dxa"/>
+            </w:tcMar>
+            <w:vAlign w:val="center"/>
+          </w:tcPr>
+          <w:p>
+            <w:r>
+              <w:rPr>
+                <w:sz w:val="15"/>
+              </w:rPr>
+              <w:t>TBD</w:t>
+            </w:r>
+          </w:p>
+        </w:tc>
+        <w:tc>
+          <w:tcPr>
+            <w:tcW w:w="1080" w:type="dxa"/>
+            <w:tcMar>
+              <w:top w:w="90" w:type="dxa"/>
+              <w:left w:w="90" w:type="dxa"/>
+              <w:bottom w:w="90" w:type="dxa"/>
+              <w:right w:w="90" w:type="dxa"/>
+            </w:tcMar>
+            <w:vAlign w:val="center"/>
+          </w:tcPr>
+          <w:p>
+            <w:r>
+              <w:rPr>
+                <w:sz w:val="15"/>
+              </w:rPr>
+              <w:t>TBD</w:t>
+            </w:r>
+          </w:p>
+        </w:tc>
+        <w:tc>
+          <w:tcPr>
+            <w:tcW w:w="1224" w:type="dxa"/>
+            <w:tcMar>
+              <w:top w:w="90" w:type="dxa"/>
+              <w:left w:w="90" w:type="dxa"/>
+              <w:bottom w:w="90" w:type="dxa"/>
+              <w:right w:w="90" w:type="dxa"/>
+            </w:tcMar>
+            <w:vAlign w:val="center"/>
+          </w:tcPr>
+          <w:p>
+            <w:r>
+              <w:rPr>
+                <w:sz w:val="15"/>
+              </w:rPr>
+              <w:t>TBD</w:t>
+            </w:r>
+          </w:p>
+        </w:tc>
+      </w:tr>
+      <w:tr>
+        <w:trPr>
+          <w:cantSplit/>
+        </w:trPr>
+        <w:tc>
+          <w:tcPr>
+            <w:tcW w:w="1800" w:type="dxa"/>
+            <w:tcMar>
+              <w:top w:w="90" w:type="dxa"/>
+              <w:left w:w="90" w:type="dxa"/>
+              <w:bottom w:w="90" w:type="dxa"/>
+              <w:right w:w="90" w:type="dxa"/>
+            </w:tcMar>
+            <w:vAlign w:val="center"/>
+          </w:tcPr>
+          <w:p>
+            <w:r>
+              <w:rPr>
+                <w:sz w:val="15"/>
+              </w:rPr>
+              <w:t>ST-002, ST-003 / SC-012, SC-016</w:t>
+            </w:r>
+          </w:p>
+        </w:tc>
+        <w:tc>
+          <w:tcPr>
+            <w:tcW w:w="1008" w:type="dxa"/>
+            <w:tcMar>
+              <w:top w:w="90" w:type="dxa"/>
+              <w:left w:w="90" w:type="dxa"/>
+              <w:bottom w:w="90" w:type="dxa"/>
+              <w:right w:w="90" w:type="dxa"/>
+            </w:tcMar>
+            <w:vAlign w:val="center"/>
+          </w:tcPr>
+          <w:p>
+            <w:r>
+              <w:rPr>
+                <w:sz w:val="15"/>
+              </w:rPr>
+              <w:t>FR-011</w:t>
+            </w:r>
+          </w:p>
+        </w:tc>
+        <w:tc>
+          <w:tcPr>
+            <w:tcW w:w="2088" w:type="dxa"/>
+            <w:tcMar>
+              <w:top w:w="90" w:type="dxa"/>
+              <w:left w:w="90" w:type="dxa"/>
+              <w:bottom w:w="90" w:type="dxa"/>
+              <w:right w:w="90" w:type="dxa"/>
+            </w:tcMar>
+            <w:vAlign w:val="center"/>
+          </w:tcPr>
+          <w:p>
+            <w:r>
+              <w:rPr>
+                <w:sz w:val="15"/>
+              </w:rPr>
+              <w:t>Record Actions and Comments</w:t>
+            </w:r>
+          </w:p>
+        </w:tc>
+        <w:tc>
+          <w:tcPr>
+            <w:tcW w:w="936" w:type="dxa"/>
+            <w:tcMar>
+              <w:top w:w="90" w:type="dxa"/>
+              <w:left w:w="90" w:type="dxa"/>
+              <w:bottom w:w="90" w:type="dxa"/>
+              <w:right w:w="90" w:type="dxa"/>
+            </w:tcMar>
+            <w:vAlign w:val="center"/>
+          </w:tcPr>
+          <w:p>
+            <w:r>
+              <w:rPr>
+                <w:sz w:val="15"/>
+              </w:rPr>
+              <w:t>Functional</w:t>
+            </w:r>
+          </w:p>
+        </w:tc>
+        <w:tc>
+          <w:tcPr>
+            <w:tcW w:w="792" w:type="dxa"/>
+            <w:tcMar>
+              <w:top w:w="90" w:type="dxa"/>
+              <w:left w:w="90" w:type="dxa"/>
+              <w:bottom w:w="90" w:type="dxa"/>
+              <w:right w:w="90" w:type="dxa"/>
+            </w:tcMar>
+            <w:vAlign w:val="center"/>
+          </w:tcPr>
+          <w:p>
+            <w:r>
+              <w:rPr>
+                <w:sz w:val="15"/>
+              </w:rPr>
+              <w:t>Must</w:t>
+            </w:r>
+          </w:p>
+        </w:tc>
+        <w:tc>
+          <w:tcPr>
+            <w:tcW w:w="1440" w:type="dxa"/>
+            <w:tcMar>
+              <w:top w:w="90" w:type="dxa"/>
+              <w:left w:w="90" w:type="dxa"/>
+              <w:bottom w:w="90" w:type="dxa"/>
+              <w:right w:w="90" w:type="dxa"/>
+            </w:tcMar>
+            <w:vAlign w:val="center"/>
+          </w:tcPr>
+          <w:p>
+            <w:r>
+              <w:rPr>
+                <w:sz w:val="15"/>
+              </w:rPr>
+              <w:t>Pending M1-06</w:t>
+            </w:r>
+          </w:p>
+        </w:tc>
+        <w:tc>
+          <w:tcPr>
+            <w:tcW w:w="1152" w:type="dxa"/>
+            <w:tcMar>
+              <w:top w:w="90" w:type="dxa"/>
+              <w:left w:w="90" w:type="dxa"/>
+              <w:bottom w:w="90" w:type="dxa"/>
+              <w:right w:w="90" w:type="dxa"/>
+            </w:tcMar>
+            <w:vAlign w:val="center"/>
+          </w:tcPr>
+          <w:p>
+            <w:r>
+              <w:rPr>
+                <w:sz w:val="15"/>
+              </w:rPr>
+              <w:t>TBD</w:t>
+            </w:r>
+          </w:p>
+        </w:tc>
+        <w:tc>
+          <w:tcPr>
+            <w:tcW w:w="1080" w:type="dxa"/>
+            <w:tcMar>
+              <w:top w:w="90" w:type="dxa"/>
+              <w:left w:w="90" w:type="dxa"/>
+              <w:bottom w:w="90" w:type="dxa"/>
+              <w:right w:w="90" w:type="dxa"/>
+            </w:tcMar>
+            <w:vAlign w:val="center"/>
+          </w:tcPr>
+          <w:p>
+            <w:r>
+              <w:rPr>
+                <w:sz w:val="15"/>
+              </w:rPr>
+              <w:t>TBD</w:t>
+            </w:r>
+          </w:p>
+        </w:tc>
+        <w:tc>
+          <w:tcPr>
+            <w:tcW w:w="1224" w:type="dxa"/>
+            <w:tcMar>
+              <w:top w:w="90" w:type="dxa"/>
+              <w:left w:w="90" w:type="dxa"/>
+              <w:bottom w:w="90" w:type="dxa"/>
+              <w:right w:w="90" w:type="dxa"/>
+            </w:tcMar>
+            <w:vAlign w:val="center"/>
+          </w:tcPr>
+          <w:p>
+            <w:r>
+              <w:rPr>
+                <w:sz w:val="15"/>
+              </w:rPr>
+              <w:t>TBD</w:t>
+            </w:r>
+          </w:p>
+        </w:tc>
+      </w:tr>
+      <w:tr>
+        <w:trPr>
+          <w:cantSplit/>
+        </w:trPr>
+        <w:tc>
+          <w:tcPr>
+            <w:tcW w:w="1800" w:type="dxa"/>
+            <w:tcMar>
+              <w:top w:w="90" w:type="dxa"/>
+              <w:left w:w="90" w:type="dxa"/>
+              <w:bottom w:w="90" w:type="dxa"/>
+              <w:right w:w="90" w:type="dxa"/>
+            </w:tcMar>
+            <w:vAlign w:val="center"/>
+          </w:tcPr>
+          <w:p>
+            <w:r>
+              <w:rPr>
+                <w:sz w:val="15"/>
+              </w:rPr>
+              <w:t>ST-002 / SC-013, SC-016</w:t>
+            </w:r>
+          </w:p>
+        </w:tc>
+        <w:tc>
+          <w:tcPr>
+            <w:tcW w:w="1008" w:type="dxa"/>
+            <w:tcMar>
+              <w:top w:w="90" w:type="dxa"/>
+              <w:left w:w="90" w:type="dxa"/>
+              <w:bottom w:w="90" w:type="dxa"/>
+              <w:right w:w="90" w:type="dxa"/>
+            </w:tcMar>
+            <w:vAlign w:val="center"/>
+          </w:tcPr>
+          <w:p>
+            <w:r>
+              <w:rPr>
+                <w:sz w:val="15"/>
+              </w:rPr>
+              <w:t>FR-012</w:t>
+            </w:r>
+          </w:p>
+        </w:tc>
+        <w:tc>
+          <w:tcPr>
+            <w:tcW w:w="2088" w:type="dxa"/>
+            <w:tcMar>
+              <w:top w:w="90" w:type="dxa"/>
+              <w:left w:w="90" w:type="dxa"/>
+              <w:bottom w:w="90" w:type="dxa"/>
+              <w:right w:w="90" w:type="dxa"/>
+            </w:tcMar>
+            <w:vAlign w:val="center"/>
+          </w:tcPr>
+          <w:p>
+            <w:r>
+              <w:rPr>
+                <w:sz w:val="15"/>
+              </w:rPr>
+              <w:t>Resolve and Close Requests</w:t>
+            </w:r>
+          </w:p>
+        </w:tc>
+        <w:tc>
+          <w:tcPr>
+            <w:tcW w:w="936" w:type="dxa"/>
+            <w:tcMar>
+              <w:top w:w="90" w:type="dxa"/>
+              <w:left w:w="90" w:type="dxa"/>
+              <w:bottom w:w="90" w:type="dxa"/>
+              <w:right w:w="90" w:type="dxa"/>
+            </w:tcMar>
+            <w:vAlign w:val="center"/>
+          </w:tcPr>
+          <w:p>
+            <w:r>
+              <w:rPr>
+                <w:sz w:val="15"/>
+              </w:rPr>
+              <w:t>Functional</w:t>
+            </w:r>
+          </w:p>
+        </w:tc>
+        <w:tc>
+          <w:tcPr>
+            <w:tcW w:w="792" w:type="dxa"/>
+            <w:tcMar>
+              <w:top w:w="90" w:type="dxa"/>
+              <w:left w:w="90" w:type="dxa"/>
+              <w:bottom w:w="90" w:type="dxa"/>
+              <w:right w:w="90" w:type="dxa"/>
+            </w:tcMar>
+            <w:vAlign w:val="center"/>
+          </w:tcPr>
+          <w:p>
+            <w:r>
+              <w:rPr>
+                <w:sz w:val="15"/>
+              </w:rPr>
+              <w:t>Must</w:t>
+            </w:r>
+          </w:p>
+        </w:tc>
+        <w:tc>
+          <w:tcPr>
+            <w:tcW w:w="1440" w:type="dxa"/>
+            <w:tcMar>
+              <w:top w:w="90" w:type="dxa"/>
+              <w:left w:w="90" w:type="dxa"/>
+              <w:bottom w:w="90" w:type="dxa"/>
+              <w:right w:w="90" w:type="dxa"/>
+            </w:tcMar>
+            <w:vAlign w:val="center"/>
+          </w:tcPr>
+          <w:p>
+            <w:r>
+              <w:rPr>
+                <w:sz w:val="15"/>
+              </w:rPr>
+              <w:t>Pending M1-06</w:t>
+            </w:r>
+          </w:p>
+        </w:tc>
+        <w:tc>
+          <w:tcPr>
+            <w:tcW w:w="1152" w:type="dxa"/>
+            <w:tcMar>
+              <w:top w:w="90" w:type="dxa"/>
+              <w:left w:w="90" w:type="dxa"/>
+              <w:bottom w:w="90" w:type="dxa"/>
+              <w:right w:w="90" w:type="dxa"/>
+            </w:tcMar>
+            <w:vAlign w:val="center"/>
+          </w:tcPr>
+          <w:p>
+            <w:r>
+              <w:rPr>
+                <w:sz w:val="15"/>
+              </w:rPr>
+              <w:t>TBD</w:t>
+            </w:r>
+          </w:p>
+        </w:tc>
+        <w:tc>
+          <w:tcPr>
+            <w:tcW w:w="1080" w:type="dxa"/>
+            <w:tcMar>
+              <w:top w:w="90" w:type="dxa"/>
+              <w:left w:w="90" w:type="dxa"/>
+              <w:bottom w:w="90" w:type="dxa"/>
+              <w:right w:w="90" w:type="dxa"/>
+            </w:tcMar>
+            <w:vAlign w:val="center"/>
+          </w:tcPr>
+          <w:p>
+            <w:r>
+              <w:rPr>
+                <w:sz w:val="15"/>
+              </w:rPr>
+              <w:t>TBD</w:t>
+            </w:r>
+          </w:p>
+        </w:tc>
+        <w:tc>
+          <w:tcPr>
+            <w:tcW w:w="1224" w:type="dxa"/>
+            <w:tcMar>
+              <w:top w:w="90" w:type="dxa"/>
+              <w:left w:w="90" w:type="dxa"/>
+              <w:bottom w:w="90" w:type="dxa"/>
+              <w:right w:w="90" w:type="dxa"/>
+            </w:tcMar>
+            <w:vAlign w:val="center"/>
+          </w:tcPr>
+          <w:p>
+            <w:r>
+              <w:rPr>
+                <w:sz w:val="15"/>
+              </w:rPr>
+              <w:t>TBD</w:t>
+            </w:r>
+          </w:p>
+        </w:tc>
+      </w:tr>
+      <w:tr>
+        <w:trPr>
+          <w:cantSplit/>
+        </w:trPr>
+        <w:tc>
+          <w:tcPr>
+            <w:tcW w:w="1800" w:type="dxa"/>
+            <w:tcMar>
+              <w:top w:w="90" w:type="dxa"/>
+              <w:left w:w="90" w:type="dxa"/>
+              <w:bottom w:w="90" w:type="dxa"/>
+              <w:right w:w="90" w:type="dxa"/>
+            </w:tcMar>
+            <w:vAlign w:val="center"/>
+          </w:tcPr>
+          <w:p>
+            <w:r>
+              <w:rPr>
+                <w:sz w:val="15"/>
+              </w:rPr>
+              <w:t>ST-003 / SC-014, SC-015</w:t>
+            </w:r>
+          </w:p>
+        </w:tc>
+        <w:tc>
+          <w:tcPr>
+            <w:tcW w:w="1008" w:type="dxa"/>
+            <w:tcMar>
+              <w:top w:w="90" w:type="dxa"/>
+              <w:left w:w="90" w:type="dxa"/>
+              <w:bottom w:w="90" w:type="dxa"/>
+              <w:right w:w="90" w:type="dxa"/>
+            </w:tcMar>
+            <w:vAlign w:val="center"/>
+          </w:tcPr>
+          <w:p>
+            <w:r>
+              <w:rPr>
+                <w:sz w:val="15"/>
+              </w:rPr>
+              <w:t>FR-013</w:t>
+            </w:r>
+          </w:p>
+        </w:tc>
+        <w:tc>
+          <w:tcPr>
+            <w:tcW w:w="2088" w:type="dxa"/>
+            <w:tcMar>
+              <w:top w:w="90" w:type="dxa"/>
+              <w:left w:w="90" w:type="dxa"/>
+              <w:bottom w:w="90" w:type="dxa"/>
+              <w:right w:w="90" w:type="dxa"/>
+            </w:tcMar>
+            <w:vAlign w:val="center"/>
+          </w:tcPr>
+          <w:p>
+            <w:r>
+              <w:rPr>
+                <w:sz w:val="15"/>
+              </w:rPr>
+              <w:t>View Service Activity Dashboard</w:t>
+            </w:r>
+          </w:p>
+        </w:tc>
+        <w:tc>
+          <w:tcPr>
+            <w:tcW w:w="936" w:type="dxa"/>
+            <w:tcMar>
+              <w:top w:w="90" w:type="dxa"/>
+              <w:left w:w="90" w:type="dxa"/>
+              <w:bottom w:w="90" w:type="dxa"/>
+              <w:right w:w="90" w:type="dxa"/>
+            </w:tcMar>
+            <w:vAlign w:val="center"/>
+          </w:tcPr>
+          <w:p>
+            <w:r>
+              <w:rPr>
+                <w:sz w:val="15"/>
+              </w:rPr>
+              <w:t>Functional</w:t>
+            </w:r>
+          </w:p>
+        </w:tc>
+        <w:tc>
+          <w:tcPr>
+            <w:tcW w:w="792" w:type="dxa"/>
+            <w:tcMar>
+              <w:top w:w="90" w:type="dxa"/>
+              <w:left w:w="90" w:type="dxa"/>
+              <w:bottom w:w="90" w:type="dxa"/>
+              <w:right w:w="90" w:type="dxa"/>
+            </w:tcMar>
+            <w:vAlign w:val="center"/>
+          </w:tcPr>
+          <w:p>
+            <w:r>
+              <w:rPr>
+                <w:sz w:val="15"/>
+              </w:rPr>
+              <w:t>Could</w:t>
+            </w:r>
+          </w:p>
+        </w:tc>
+        <w:tc>
+          <w:tcPr>
+            <w:tcW w:w="1440" w:type="dxa"/>
+            <w:tcMar>
+              <w:top w:w="90" w:type="dxa"/>
+              <w:left w:w="90" w:type="dxa"/>
+              <w:bottom w:w="90" w:type="dxa"/>
+              <w:right w:w="90" w:type="dxa"/>
+            </w:tcMar>
+            <w:vAlign w:val="center"/>
+          </w:tcPr>
+          <w:p>
+            <w:r>
+              <w:rPr>
+                <w:sz w:val="15"/>
+              </w:rPr>
+              <w:t>Pending M1-06</w:t>
+            </w:r>
+          </w:p>
+        </w:tc>
+        <w:tc>
+          <w:tcPr>
+            <w:tcW w:w="1152" w:type="dxa"/>
+            <w:tcMar>
+              <w:top w:w="90" w:type="dxa"/>
+              <w:left w:w="90" w:type="dxa"/>
+              <w:bottom w:w="90" w:type="dxa"/>
+              <w:right w:w="90" w:type="dxa"/>
+            </w:tcMar>
+            <w:vAlign w:val="center"/>
+          </w:tcPr>
+          <w:p>
+            <w:r>
+              <w:rPr>
+                <w:sz w:val="15"/>
+              </w:rPr>
+              <w:t>TBD</w:t>
+            </w:r>
+          </w:p>
+        </w:tc>
+        <w:tc>
+          <w:tcPr>
+            <w:tcW w:w="1080" w:type="dxa"/>
+            <w:tcMar>
+              <w:top w:w="90" w:type="dxa"/>
+              <w:left w:w="90" w:type="dxa"/>
+              <w:bottom w:w="90" w:type="dxa"/>
+              <w:right w:w="90" w:type="dxa"/>
+            </w:tcMar>
+            <w:vAlign w:val="center"/>
+          </w:tcPr>
+          <w:p>
+            <w:r>
+              <w:rPr>
+                <w:sz w:val="15"/>
+              </w:rPr>
+              <w:t>TBD</w:t>
+            </w:r>
+          </w:p>
+        </w:tc>
+        <w:tc>
+          <w:tcPr>
+            <w:tcW w:w="1224" w:type="dxa"/>
+            <w:tcMar>
+              <w:top w:w="90" w:type="dxa"/>
+              <w:left w:w="90" w:type="dxa"/>
+              <w:bottom w:w="90" w:type="dxa"/>
+              <w:right w:w="90" w:type="dxa"/>
+            </w:tcMar>
+            <w:vAlign w:val="center"/>
+          </w:tcPr>
+          <w:p>
+            <w:r>
+              <w:rPr>
+                <w:sz w:val="15"/>
+              </w:rPr>
+              <w:t>TBD</w:t>
+            </w:r>
+          </w:p>
+        </w:tc>
+      </w:tr>
+      <w:tr>
+        <w:trPr>
+          <w:cantSplit/>
+        </w:trPr>
+        <w:tc>
+          <w:tcPr>
+            <w:tcW w:w="1800" w:type="dxa"/>
+            <w:tcMar>
+              <w:top w:w="90" w:type="dxa"/>
+              <w:left w:w="90" w:type="dxa"/>
+              <w:bottom w:w="90" w:type="dxa"/>
+              <w:right w:w="90" w:type="dxa"/>
+            </w:tcMar>
+            <w:vAlign w:val="center"/>
+          </w:tcPr>
+          <w:p>
+            <w:r>
+              <w:rPr>
+                <w:sz w:val="15"/>
+              </w:rPr>
+              <w:lastRenderedPageBreak/>
+              <w:t>ST-003 / SC-014</w:t>
+            </w:r>
+          </w:p>
+        </w:tc>
+        <w:tc>
+          <w:tcPr>
+            <w:tcW w:w="1008" w:type="dxa"/>
+            <w:tcMar>
+              <w:top w:w="90" w:type="dxa"/>
+              <w:left w:w="90" w:type="dxa"/>
+              <w:bottom w:w="90" w:type="dxa"/>
+              <w:right w:w="90" w:type="dxa"/>
+            </w:tcMar>
+            <w:vAlign w:val="center"/>
+          </w:tcPr>
+          <w:p>
+            <w:r>
+              <w:rPr>
+                <w:sz w:val="15"/>
+              </w:rPr>
+              <w:t>FR-014</w:t>
+            </w:r>
+          </w:p>
+        </w:tc>
+        <w:tc>
+          <w:tcPr>
+            <w:tcW w:w="2088" w:type="dxa"/>
+            <w:tcMar>
+              <w:top w:w="90" w:type="dxa"/>
+              <w:left w:w="90" w:type="dxa"/>
+              <w:bottom w:w="90" w:type="dxa"/>
+              <w:right w:w="90" w:type="dxa"/>
+            </w:tcMar>
+            <w:vAlign w:val="center"/>
+          </w:tcPr>
+          <w:p>
+            <w:r>
+              <w:rPr>
+                <w:sz w:val="15"/>
+              </w:rPr>
+              <w:t>Monitor Open and Overdue Requests</w:t>
+            </w:r>
+          </w:p>
+        </w:tc>
+        <w:tc>
+          <w:tcPr>
+            <w:tcW w:w="936" w:type="dxa"/>
+            <w:tcMar>
+              <w:top w:w="90" w:type="dxa"/>
+              <w:left w:w="90" w:type="dxa"/>
+              <w:bottom w:w="90" w:type="dxa"/>
+              <w:right w:w="90" w:type="dxa"/>
+            </w:tcMar>
+            <w:vAlign w:val="center"/>
+          </w:tcPr>
+          <w:p>
+            <w:r>
+              <w:rPr>
+                <w:sz w:val="15"/>
+              </w:rPr>
+              <w:t>Functional</w:t>
+            </w:r>
+          </w:p>
+        </w:tc>
+        <w:tc>
+          <w:tcPr>
+            <w:tcW w:w="792" w:type="dxa"/>
+            <w:tcMar>
+              <w:top w:w="90" w:type="dxa"/>
+              <w:left w:w="90" w:type="dxa"/>
+              <w:bottom w:w="90" w:type="dxa"/>
+              <w:right w:w="90" w:type="dxa"/>
+            </w:tcMar>
+            <w:vAlign w:val="center"/>
+          </w:tcPr>
+          <w:p>
+            <w:r>
+              <w:rPr>
+                <w:sz w:val="15"/>
+              </w:rPr>
+              <w:t>Must</w:t>
+            </w:r>
+          </w:p>
+        </w:tc>
+        <w:tc>
+          <w:tcPr>
+            <w:tcW w:w="1440" w:type="dxa"/>
+            <w:tcMar>
+              <w:top w:w="90" w:type="dxa"/>
+              <w:left w:w="90" w:type="dxa"/>
+              <w:bottom w:w="90" w:type="dxa"/>
+              <w:right w:w="90" w:type="dxa"/>
+            </w:tcMar>
+            <w:vAlign w:val="center"/>
+          </w:tcPr>
+          <w:p>
+            <w:r>
+              <w:rPr>
+                <w:sz w:val="15"/>
+              </w:rPr>
+              <w:t>Pending M1-06</w:t>
+            </w:r>
+          </w:p>
+        </w:tc>
+        <w:tc>
+          <w:tcPr>
+            <w:tcW w:w="1152" w:type="dxa"/>
+            <w:tcMar>
+              <w:top w:w="90" w:type="dxa"/>
+              <w:left w:w="90" w:type="dxa"/>
+              <w:bottom w:w="90" w:type="dxa"/>
+              <w:right w:w="90" w:type="dxa"/>
+            </w:tcMar>
+            <w:vAlign w:val="center"/>
+          </w:tcPr>
+          <w:p>
+            <w:r>
+              <w:rPr>
+                <w:sz w:val="15"/>
+              </w:rPr>
+              <w:t>TBD</w:t>
+            </w:r>
+          </w:p>
+        </w:tc>
+        <w:tc>
+          <w:tcPr>
+            <w:tcW w:w="1080" w:type="dxa"/>
+            <w:tcMar>
+              <w:top w:w="90" w:type="dxa"/>
+              <w:left w:w="90" w:type="dxa"/>
+              <w:bottom w:w="90" w:type="dxa"/>
+              <w:right w:w="90" w:type="dxa"/>
+            </w:tcMar>
+            <w:vAlign w:val="center"/>
+          </w:tcPr>
+          <w:p>
+            <w:r>
+              <w:rPr>
+                <w:sz w:val="15"/>
+              </w:rPr>
+              <w:t>TBD</w:t>
+            </w:r>
+          </w:p>
+        </w:tc>
+        <w:tc>
+          <w:tcPr>
+            <w:tcW w:w="1224" w:type="dxa"/>
+            <w:tcMar>
+              <w:top w:w="90" w:type="dxa"/>
+              <w:left w:w="90" w:type="dxa"/>
+              <w:bottom w:w="90" w:type="dxa"/>
+              <w:right w:w="90" w:type="dxa"/>
+            </w:tcMar>
+            <w:vAlign w:val="center"/>
+          </w:tcPr>
+          <w:p>
+            <w:r>
+              <w:rPr>
+                <w:sz w:val="15"/>
+              </w:rPr>
+              <w:t>TBD</w:t>
+            </w:r>
+          </w:p>
+        </w:tc>
+      </w:tr>
+      <w:tr>
+        <w:trPr>
+          <w:cantSplit/>
+        </w:trPr>
+        <w:tc>
+          <w:tcPr>
+            <w:tcW w:w="1800" w:type="dxa"/>
+            <w:tcMar>
+              <w:top w:w="90" w:type="dxa"/>
+              <w:left w:w="90" w:type="dxa"/>
+              <w:bottom w:w="90" w:type="dxa"/>
+              <w:right w:w="90" w:type="dxa"/>
+            </w:tcMar>
+            <w:vAlign w:val="center"/>
+          </w:tcPr>
+          <w:p>
+            <w:r>
+              <w:rPr>
+                <w:sz w:val="15"/>
+              </w:rPr>
+              <w:t>ST-003, ST-004 / SC-015</w:t>
+            </w:r>
+          </w:p>
+        </w:tc>
+        <w:tc>
+          <w:tcPr>
+            <w:tcW w:w="1008" w:type="dxa"/>
+            <w:tcMar>
+              <w:top w:w="90" w:type="dxa"/>
+              <w:left w:w="90" w:type="dxa"/>
+              <w:bottom w:w="90" w:type="dxa"/>
+              <w:right w:w="90" w:type="dxa"/>
+            </w:tcMar>
+            <w:vAlign w:val="center"/>
+          </w:tcPr>
+          <w:p>
+            <w:r>
+              <w:rPr>
+                <w:sz w:val="15"/>
+              </w:rPr>
+              <w:t>FR-015</w:t>
+            </w:r>
+          </w:p>
+        </w:tc>
+        <w:tc>
+          <w:tcPr>
+            <w:tcW w:w="2088" w:type="dxa"/>
+            <w:tcMar>
+              <w:top w:w="90" w:type="dxa"/>
+              <w:left w:w="90" w:type="dxa"/>
+              <w:bottom w:w="90" w:type="dxa"/>
+              <w:right w:w="90" w:type="dxa"/>
+            </w:tcMar>
+            <w:vAlign w:val="center"/>
+          </w:tcPr>
+          <w:p>
+            <w:r>
+              <w:rPr>
+                <w:sz w:val="15"/>
+              </w:rPr>
+              <w:t>Generate Reporting and Analysis Information</w:t>
+            </w:r>
+          </w:p>
+        </w:tc>
+        <w:tc>
+          <w:tcPr>
+            <w:tcW w:w="936" w:type="dxa"/>
+            <w:tcMar>
+              <w:top w:w="90" w:type="dxa"/>
+              <w:left w:w="90" w:type="dxa"/>
+              <w:bottom w:w="90" w:type="dxa"/>
+              <w:right w:w="90" w:type="dxa"/>
+            </w:tcMar>
+            <w:vAlign w:val="center"/>
+          </w:tcPr>
+          <w:p>
+            <w:r>
+              <w:rPr>
+                <w:sz w:val="15"/>
+              </w:rPr>
+              <w:t>Functional</w:t>
+            </w:r>
+          </w:p>
+        </w:tc>
+        <w:tc>
+          <w:tcPr>
+            <w:tcW w:w="792" w:type="dxa"/>
+            <w:tcMar>
+              <w:top w:w="90" w:type="dxa"/>
+              <w:left w:w="90" w:type="dxa"/>
+              <w:bottom w:w="90" w:type="dxa"/>
+              <w:right w:w="90" w:type="dxa"/>
+            </w:tcMar>
+            <w:vAlign w:val="center"/>
+          </w:tcPr>
+          <w:p>
+            <w:r>
+              <w:rPr>
+                <w:sz w:val="15"/>
+              </w:rPr>
+              <w:t>Must</w:t>
+            </w:r>
+          </w:p>
+        </w:tc>
+        <w:tc>
+          <w:tcPr>
+            <w:tcW w:w="1440" w:type="dxa"/>
+            <w:tcMar>
+              <w:top w:w="90" w:type="dxa"/>
+              <w:left w:w="90" w:type="dxa"/>
+              <w:bottom w:w="90" w:type="dxa"/>
+              <w:right w:w="90" w:type="dxa"/>
+            </w:tcMar>
+            <w:vAlign w:val="center"/>
+          </w:tcPr>
+          <w:p>
+            <w:r>
+              <w:rPr>
+                <w:sz w:val="15"/>
+              </w:rPr>
+              <w:t>Pending M1-06</w:t>
+            </w:r>
+          </w:p>
+        </w:tc>
+        <w:tc>
+          <w:tcPr>
+            <w:tcW w:w="1152" w:type="dxa"/>
+            <w:tcMar>
+              <w:top w:w="90" w:type="dxa"/>
+              <w:left w:w="90" w:type="dxa"/>
+              <w:bottom w:w="90" w:type="dxa"/>
+              <w:right w:w="90" w:type="dxa"/>
+            </w:tcMar>
+            <w:vAlign w:val="center"/>
+          </w:tcPr>
+          <w:p>
+            <w:r>
+              <w:rPr>
+                <w:sz w:val="15"/>
+              </w:rPr>
+              <w:t>TBD</w:t>
+            </w:r>
+          </w:p>
+        </w:tc>
+        <w:tc>
+          <w:tcPr>
+            <w:tcW w:w="1080" w:type="dxa"/>
+            <w:tcMar>
+              <w:top w:w="90" w:type="dxa"/>
+              <w:left w:w="90" w:type="dxa"/>
+              <w:bottom w:w="90" w:type="dxa"/>
+              <w:right w:w="90" w:type="dxa"/>
+            </w:tcMar>
+            <w:vAlign w:val="center"/>
+          </w:tcPr>
+          <w:p>
+            <w:r>
+              <w:rPr>
+                <w:sz w:val="15"/>
+              </w:rPr>
+              <w:t>TBD</w:t>
+            </w:r>
+          </w:p>
+        </w:tc>
+        <w:tc>
+          <w:tcPr>
+            <w:tcW w:w="1224" w:type="dxa"/>
+            <w:tcMar>
+              <w:top w:w="90" w:type="dxa"/>
+              <w:left w:w="90" w:type="dxa"/>
+              <w:bottom w:w="90" w:type="dxa"/>
+              <w:right w:w="90" w:type="dxa"/>
+            </w:tcMar>
+            <w:vAlign w:val="center"/>
+          </w:tcPr>
+          <w:p>
+            <w:r>
+              <w:rPr>
+                <w:sz w:val="15"/>
+              </w:rPr>
+              <w:t>TBD</w:t>
+            </w:r>
+          </w:p>
         </w:tc>
       </w:tr>
     </w:tbl>
-    <w:p/>
-    <w:p/>
     <w:p>
       <w:pPr>
-        <w:sectPr>
-          <w:pgSz w:w="16838" w:h="11906" w:orient="landscape"/>
-          <w:pgMar w:top="1440" w:right="1440" w:bottom="1440" w:left="1440" w:header="720" w:footer="720" w:gutter="0"/>
-          <w:cols w:space="720"/>
-          <w:docGrid w:linePitch="360"/>
-        </w:sectPr>
+        <w:spacing w:after="120"/>
+        <w:rPr>
+          <w:sz w:val="21"/>
+        </w:rPr>
       </w:pPr>
+    </w:p>
+    <w:p>
+      <w:r>
+        <w:t xml:space="preserve">This is a </w:t>
+      </w:r>
+      <w:r>
+        <w:t>partial</w:t>
+      </w:r>
+      <w:r>
+        <w:t xml:space="preserve"> RTM based on the currently available functional requirements. Acceptance-criteria links will be completed once M1-06 is approved. Non-functional requirements will be added once M1-05 is available. Design, test and release references will be completed during later milestones.</w:t>
+      </w:r>
     </w:p>
     <w:p/>
     <w:sectPr>
-      <w:pgSz w:w="11906" w:h="16838"/>
+      <w:pgSz w:w="16838" w:h="11906" w:orient="landscape"/>
       <w:pgMar w:top="1440" w:right="1440" w:bottom="1440" w:left="1440" w:header="720" w:footer="720" w:gutter="0"/>
       <w:cols w:space="720"/>
       <w:docGrid w:linePitch="360"/>
@@ -1277,6 +5586,10 @@
   <w:style w:type="paragraph" w:default="1" w:styleId="Normal">
     <w:name w:val="Normal"/>
     <w:qFormat/>
+    <w:rsid w:val="003F7520"/>
+    <w:rPr>
+      <w:rFonts w:ascii="Arial" w:hAnsi="Arial"/>
+    </w:rPr>
   </w:style>
   <w:style w:type="paragraph" w:styleId="Heading1">
     <w:name w:val="heading 1"/>
@@ -1285,7 +5598,7 @@
     <w:link w:val="Heading1Char"/>
     <w:uiPriority w:val="9"/>
     <w:qFormat/>
-    <w:rsid w:val="00877006"/>
+    <w:rsid w:val="005A0FB3"/>
     <w:pPr>
       <w:keepNext/>
       <w:keepLines/>
@@ -1294,7 +5607,7 @@
     </w:pPr>
     <w:rPr>
       <w:rFonts w:asciiTheme="majorHAnsi" w:eastAsiaTheme="majorEastAsia" w:hAnsiTheme="majorHAnsi" w:cstheme="majorBidi"/>
-      <w:color w:val="0F4761" w:themeColor="accent1" w:themeShade="BF"/>
+      <w:color w:val="000000" w:themeColor="text1"/>
       <w:sz w:val="40"/>
       <w:szCs w:val="40"/>
     </w:rPr>
@@ -1305,10 +5618,9 @@
     <w:next w:val="Normal"/>
     <w:link w:val="Heading2Char"/>
     <w:uiPriority w:val="9"/>
-    <w:semiHidden/>
     <w:unhideWhenUsed/>
     <w:qFormat/>
-    <w:rsid w:val="00877006"/>
+    <w:rsid w:val="005A0FB3"/>
     <w:pPr>
       <w:keepNext/>
       <w:keepLines/>
@@ -1316,9 +5628,9 @@
       <w:outlineLvl w:val="1"/>
     </w:pPr>
     <w:rPr>
-      <w:rFonts w:asciiTheme="majorHAnsi" w:eastAsiaTheme="majorEastAsia" w:hAnsiTheme="majorHAnsi" w:cstheme="majorBidi"/>
-      <w:color w:val="0F4761" w:themeColor="accent1" w:themeShade="BF"/>
-      <w:sz w:val="32"/>
+      <w:rFonts w:eastAsiaTheme="majorEastAsia" w:cstheme="majorBidi"/>
+      <w:b/>
+      <w:sz w:val="28"/>
       <w:szCs w:val="32"/>
     </w:rPr>
   </w:style>
@@ -1508,10 +5820,10 @@
     <w:basedOn w:val="DefaultParagraphFont"/>
     <w:link w:val="Heading1"/>
     <w:uiPriority w:val="9"/>
-    <w:rsid w:val="00877006"/>
+    <w:rsid w:val="005A0FB3"/>
     <w:rPr>
       <w:rFonts w:asciiTheme="majorHAnsi" w:eastAsiaTheme="majorEastAsia" w:hAnsiTheme="majorHAnsi" w:cstheme="majorBidi"/>
-      <w:color w:val="0F4761" w:themeColor="accent1" w:themeShade="BF"/>
+      <w:color w:val="000000" w:themeColor="text1"/>
       <w:sz w:val="40"/>
       <w:szCs w:val="40"/>
     </w:rPr>
@@ -1521,12 +5833,11 @@
     <w:basedOn w:val="DefaultParagraphFont"/>
     <w:link w:val="Heading2"/>
     <w:uiPriority w:val="9"/>
-    <w:semiHidden/>
-    <w:rsid w:val="00877006"/>
+    <w:rsid w:val="005A0FB3"/>
     <w:rPr>
-      <w:rFonts w:asciiTheme="majorHAnsi" w:eastAsiaTheme="majorEastAsia" w:hAnsiTheme="majorHAnsi" w:cstheme="majorBidi"/>
-      <w:color w:val="0F4761" w:themeColor="accent1" w:themeShade="BF"/>
-      <w:sz w:val="32"/>
+      <w:rFonts w:ascii="Arial" w:eastAsiaTheme="majorEastAsia" w:hAnsi="Arial" w:cstheme="majorBidi"/>
+      <w:b/>
+      <w:sz w:val="28"/>
       <w:szCs w:val="32"/>
     </w:rPr>
   </w:style>

--- a/docs/PED/Phase-C-M1-07-M1-08.docx
+++ b/docs/PED/Phase-C-M1-07-M1-08.docx
@@ -1,7 +1,12 @@
 
 <file path=word/document.xml><?xml version="1.0" encoding="utf-8"?>
-<w:document xmlns:wpc="http://schemas.microsoft.com/office/word/2010/wordprocessingCanvas" xmlns:cx="http://schemas.microsoft.com/office/drawing/2014/chartex" xmlns:cx1="http://schemas.microsoft.com/office/drawing/2015/9/8/chartex" xmlns:cx2="http://schemas.microsoft.com/office/drawing/2015/10/21/chartex" xmlns:cx3="http://schemas.microsoft.com/office/drawing/2016/5/9/chartex" xmlns:cx4="http://schemas.microsoft.com/office/drawing/2016/5/10/chartex" xmlns:cx5="http://schemas.microsoft.com/office/drawing/2016/5/11/chartex" xmlns:cx6="http://schemas.microsoft.com/office/drawing/2016/5/12/chartex" xmlns:cx7="http://schemas.microsoft.com/office/drawing/2016/5/13/chartex" xmlns:cx8="http://schemas.microsoft.com/office/drawing/2016/5/14/chartex" xmlns:mc="http://schemas.openxmlformats.org/markup-compatibility/2006" xmlns:aink="http://schemas.microsoft.com/office/drawing/2016/ink" xmlns:am3d="http://schemas.microsoft.com/office/drawing/2017/model3d" xmlns:o="urn:schemas-microsoft-com:office:office" xmlns:oel="http://schemas.microsoft.com/office/2019/extlst" xmlns:r="http://schemas.openxmlformats.org/officeDocument/2006/relationships" xmlns:m="http://schemas.openxmlformats.org/officeDocument/2006/math" xmlns:v="urn:schemas-microsoft-com:vml" xmlns:wp14="http://schemas.microsoft.com/office/word/2010/wordprocessingDrawing" xmlns:wp="http://schemas.openxmlformats.org/drawingml/2006/wordprocessingDrawing" xmlns:w10="urn:schemas-microsoft-com:office:word" xmlns:w="http://schemas.openxmlformats.org/wordprocessingml/2006/main" xmlns:w14="http://schemas.microsoft.com/office/word/2010/wordml" xmlns:w15="http://schemas.microsoft.com/office/word/2012/wordml" xmlns:w16cex="http://schemas.microsoft.com/office/word/2018/wordml/cex" xmlns:w16cid="http://schemas.microsoft.com/office/word/2016/wordml/cid" xmlns:w16="http://schemas.microsoft.com/office/word/2018/wordml" xmlns:w16du="http://schemas.microsoft.com/office/word/2023/wordml/word16du" xmlns:w16sdtdh="http://schemas.microsoft.com/office/word/2020/wordml/sdtdatahash" xmlns:w16sdtfl="http://schemas.microsoft.com/office/word/2024/wordml/sdtformatlock" xmlns:w16se="http://schemas.microsoft.com/office/word/2015/wordml/symex" xmlns:wpg="http://schemas.microsoft.com/office/word/2010/wordprocessingGroup" xmlns:wpi="http://schemas.microsoft.com/office/word/2010/wordprocessingInk" xmlns:wne="http://schemas.microsoft.com/office/word/2006/wordml" xmlns:wps="http://schemas.microsoft.com/office/word/2010/wordprocessingShape" mc:Ignorable="w14 w15 w16se w16cid w16 w16cex w16sdtdh w16sdtfl w16du wp14">
+<w:document xmlns:wpc="http://schemas.microsoft.com/office/word/2010/wordprocessingCanvas" xmlns:cx="http://schemas.microsoft.com/office/drawing/2014/chartex" xmlns:cx1="http://schemas.microsoft.com/office/drawing/2015/9/8/chartex" xmlns:cx2="http://schemas.microsoft.com/office/drawing/2015/10/21/chartex" xmlns:cx3="http://schemas.microsoft.com/office/drawing/2016/5/9/chartex" xmlns:cx4="http://schemas.microsoft.com/office/drawing/2016/5/10/chartex" xmlns:cx5="http://schemas.microsoft.com/office/drawing/2016/5/11/chartex" xmlns:cx6="http://schemas.microsoft.com/office/drawing/2016/5/12/chartex" xmlns:cx7="http://schemas.microsoft.com/office/drawing/2016/5/13/chartex" xmlns:cx8="http://schemas.microsoft.com/office/drawing/2016/5/14/chartex" xmlns:mc="http://schemas.openxmlformats.org/markup-compatibility/2006" xmlns:aink="http://schemas.microsoft.com/office/drawing/2016/ink" xmlns:am3d="http://schemas.microsoft.com/office/drawing/2017/model3d" xmlns:o="urn:schemas-microsoft-com:office:office" xmlns:r="http://schemas.openxmlformats.org/officeDocument/2006/relationships" xmlns:m="http://schemas.openxmlformats.org/officeDocument/2006/math" xmlns:v="urn:schemas-microsoft-com:vml" xmlns:wp14="http://schemas.microsoft.com/office/word/2010/wordprocessingDrawing" xmlns:wp="http://schemas.openxmlformats.org/drawingml/2006/wordprocessingDrawing" xmlns:w10="urn:schemas-microsoft-com:office:word" xmlns:w="http://schemas.openxmlformats.org/wordprocessingml/2006/main" xmlns:w14="http://schemas.microsoft.com/office/word/2010/wordml" xmlns:w15="http://schemas.microsoft.com/office/word/2012/wordml" xmlns:w16cid="http://schemas.microsoft.com/office/word/2016/wordml/cid" xmlns:w16se="http://schemas.microsoft.com/office/word/2015/wordml/symex" xmlns:wpg="http://schemas.microsoft.com/office/word/2010/wordprocessingGroup" xmlns:wpi="http://schemas.microsoft.com/office/word/2010/wordprocessingInk" xmlns:wne="http://schemas.microsoft.com/office/word/2006/wordml" xmlns:wps="http://schemas.microsoft.com/office/word/2010/wordprocessingShape" mc:Ignorable="w14 w15 w16se w16cid wp14">
   <w:body>
+    <w:p>
+      <w:pPr>
+        <w:pStyle w:val="Heading1"/>
+      </w:pPr>
+    </w:p>
     <w:p>
       <w:pPr>
         <w:pStyle w:val="Heading1"/>
@@ -13,6 +18,6191 @@
         <w:t>:</w:t>
       </w:r>
     </w:p>
+    <w:p>
+      <w:pPr>
+        <w:rPr>
+          <w:b/>
+          <w:bCs/>
+          <w:lang w:val="en-US"/>
+        </w:rPr>
+      </w:pPr>
+      <w:r>
+        <w:rPr>
+          <w:b/>
+          <w:bCs/>
+          <w:lang w:val="en-US"/>
+        </w:rPr>
+        <w:t>Review Status</w:t>
+      </w:r>
+    </w:p>
+    <w:tbl>
+      <w:tblPr>
+        <w:tblStyle w:val="TableGrid"/>
+        <w:tblW w:w="0" w:type="auto"/>
+        <w:jc w:val="center"/>
+        <w:tblLayout w:type="fixed"/>
+        <w:tblLook w:val="04A0" w:firstRow="1" w:lastRow="0" w:firstColumn="1" w:lastColumn="0" w:noHBand="0" w:noVBand="1"/>
+      </w:tblPr>
+      <w:tblGrid>
+        <w:gridCol w:w="2232"/>
+        <w:gridCol w:w="3672"/>
+        <w:gridCol w:w="5184"/>
+      </w:tblGrid>
+      <w:tr>
+        <w:trPr>
+          <w:cantSplit/>
+          <w:tblHeader/>
+          <w:jc w:val="center"/>
+        </w:trPr>
+        <w:tc>
+          <w:tcPr>
+            <w:tcW w:w="2232" w:type="dxa"/>
+            <w:shd w:val="clear" w:color="auto" w:fill="1F4E78"/>
+            <w:tcMar>
+              <w:top w:w="100" w:type="dxa"/>
+              <w:left w:w="100" w:type="dxa"/>
+              <w:bottom w:w="100" w:type="dxa"/>
+              <w:right w:w="100" w:type="dxa"/>
+            </w:tcMar>
+            <w:vAlign w:val="center"/>
+          </w:tcPr>
+          <w:p>
+            <w:pPr>
+              <w:spacing w:after="160" w:line="278" w:lineRule="auto"/>
+              <w:rPr>
+                <w:lang w:val="en-US"/>
+              </w:rPr>
+            </w:pPr>
+            <w:r>
+              <w:rPr>
+                <w:b/>
+                <w:lang w:val="en-US"/>
+              </w:rPr>
+              <w:t>Section</w:t>
+            </w:r>
+          </w:p>
+        </w:tc>
+        <w:tc>
+          <w:tcPr>
+            <w:tcW w:w="3672" w:type="dxa"/>
+            <w:shd w:val="clear" w:color="auto" w:fill="1F4E78"/>
+            <w:tcMar>
+              <w:top w:w="100" w:type="dxa"/>
+              <w:left w:w="100" w:type="dxa"/>
+              <w:bottom w:w="100" w:type="dxa"/>
+              <w:right w:w="100" w:type="dxa"/>
+            </w:tcMar>
+            <w:vAlign w:val="center"/>
+          </w:tcPr>
+          <w:p>
+            <w:pPr>
+              <w:spacing w:after="160" w:line="278" w:lineRule="auto"/>
+              <w:rPr>
+                <w:lang w:val="en-US"/>
+              </w:rPr>
+            </w:pPr>
+            <w:proofErr w:type="gramStart"/>
+            <w:r>
+              <w:rPr>
+                <w:b/>
+                <w:lang w:val="en-US"/>
+              </w:rPr>
+              <w:t>Current status</w:t>
+            </w:r>
+            <w:proofErr w:type="gramEnd"/>
+          </w:p>
+        </w:tc>
+        <w:tc>
+          <w:tcPr>
+            <w:tcW w:w="5184" w:type="dxa"/>
+            <w:shd w:val="clear" w:color="auto" w:fill="1F4E78"/>
+            <w:tcMar>
+              <w:top w:w="100" w:type="dxa"/>
+              <w:left w:w="100" w:type="dxa"/>
+              <w:bottom w:w="100" w:type="dxa"/>
+              <w:right w:w="100" w:type="dxa"/>
+            </w:tcMar>
+            <w:vAlign w:val="center"/>
+          </w:tcPr>
+          <w:p>
+            <w:pPr>
+              <w:spacing w:after="160" w:line="278" w:lineRule="auto"/>
+              <w:rPr>
+                <w:lang w:val="en-US"/>
+              </w:rPr>
+            </w:pPr>
+            <w:r>
+              <w:rPr>
+                <w:b/>
+                <w:lang w:val="en-US"/>
+              </w:rPr>
+              <w:t>Next action</w:t>
+            </w:r>
+          </w:p>
+        </w:tc>
+      </w:tr>
+      <w:tr>
+        <w:trPr>
+          <w:cantSplit/>
+          <w:jc w:val="center"/>
+        </w:trPr>
+        <w:tc>
+          <w:tcPr>
+            <w:tcW w:w="2232" w:type="dxa"/>
+            <w:tcMar>
+              <w:top w:w="100" w:type="dxa"/>
+              <w:left w:w="100" w:type="dxa"/>
+              <w:bottom w:w="100" w:type="dxa"/>
+              <w:right w:w="100" w:type="dxa"/>
+            </w:tcMar>
+            <w:vAlign w:val="center"/>
+          </w:tcPr>
+          <w:p>
+            <w:pPr>
+              <w:spacing w:after="160" w:line="278" w:lineRule="auto"/>
+              <w:rPr>
+                <w:lang w:val="en-US"/>
+              </w:rPr>
+            </w:pPr>
+            <w:r>
+              <w:rPr>
+                <w:lang w:val="en-US"/>
+              </w:rPr>
+              <w:t>Functional requirements</w:t>
+            </w:r>
+          </w:p>
+        </w:tc>
+        <w:tc>
+          <w:tcPr>
+            <w:tcW w:w="3672" w:type="dxa"/>
+            <w:tcMar>
+              <w:top w:w="100" w:type="dxa"/>
+              <w:left w:w="100" w:type="dxa"/>
+              <w:bottom w:w="100" w:type="dxa"/>
+              <w:right w:w="100" w:type="dxa"/>
+            </w:tcMar>
+            <w:vAlign w:val="center"/>
+          </w:tcPr>
+          <w:p>
+            <w:pPr>
+              <w:spacing w:after="160" w:line="278" w:lineRule="auto"/>
+              <w:rPr>
+                <w:lang w:val="en-US"/>
+              </w:rPr>
+            </w:pPr>
+            <w:r>
+              <w:rPr>
+                <w:lang w:val="en-US"/>
+              </w:rPr>
+              <w:t>Based on the requirements received from the team, with the confirmed reference number and in-app notification clarifications included.</w:t>
+            </w:r>
+          </w:p>
+        </w:tc>
+        <w:tc>
+          <w:tcPr>
+            <w:tcW w:w="5184" w:type="dxa"/>
+            <w:tcMar>
+              <w:top w:w="100" w:type="dxa"/>
+              <w:left w:w="100" w:type="dxa"/>
+              <w:bottom w:w="100" w:type="dxa"/>
+              <w:right w:w="100" w:type="dxa"/>
+            </w:tcMar>
+            <w:vAlign w:val="center"/>
+          </w:tcPr>
+          <w:p>
+            <w:pPr>
+              <w:spacing w:after="160" w:line="278" w:lineRule="auto"/>
+              <w:rPr>
+                <w:lang w:val="en-US"/>
+              </w:rPr>
+            </w:pPr>
+            <w:r>
+              <w:rPr>
+                <w:lang w:val="en-US"/>
+              </w:rPr>
+              <w:t>Confirm wording, categories, roles, and workflow states.</w:t>
+            </w:r>
+          </w:p>
+        </w:tc>
+      </w:tr>
+      <w:tr>
+        <w:trPr>
+          <w:cantSplit/>
+          <w:jc w:val="center"/>
+        </w:trPr>
+        <w:tc>
+          <w:tcPr>
+            <w:tcW w:w="2232" w:type="dxa"/>
+            <w:tcMar>
+              <w:top w:w="100" w:type="dxa"/>
+              <w:left w:w="100" w:type="dxa"/>
+              <w:bottom w:w="100" w:type="dxa"/>
+              <w:right w:w="100" w:type="dxa"/>
+            </w:tcMar>
+            <w:vAlign w:val="center"/>
+          </w:tcPr>
+          <w:p>
+            <w:pPr>
+              <w:spacing w:after="160" w:line="278" w:lineRule="auto"/>
+              <w:rPr>
+                <w:lang w:val="en-US"/>
+              </w:rPr>
+            </w:pPr>
+            <w:r>
+              <w:rPr>
+                <w:lang w:val="en-US"/>
+              </w:rPr>
+              <w:t>Non-functional requirements</w:t>
+            </w:r>
+          </w:p>
+        </w:tc>
+        <w:tc>
+          <w:tcPr>
+            <w:tcW w:w="3672" w:type="dxa"/>
+            <w:tcMar>
+              <w:top w:w="100" w:type="dxa"/>
+              <w:left w:w="100" w:type="dxa"/>
+              <w:bottom w:w="100" w:type="dxa"/>
+              <w:right w:w="100" w:type="dxa"/>
+            </w:tcMar>
+            <w:vAlign w:val="center"/>
+          </w:tcPr>
+          <w:p>
+            <w:pPr>
+              <w:spacing w:after="160" w:line="278" w:lineRule="auto"/>
+              <w:rPr>
+                <w:lang w:val="en-US"/>
+              </w:rPr>
+            </w:pPr>
+            <w:r>
+              <w:rPr>
+                <w:lang w:val="en-US"/>
+              </w:rPr>
+              <w:t>Draft targets written without selecting a technology stack.</w:t>
+            </w:r>
+          </w:p>
+        </w:tc>
+        <w:tc>
+          <w:tcPr>
+            <w:tcW w:w="5184" w:type="dxa"/>
+            <w:tcMar>
+              <w:top w:w="100" w:type="dxa"/>
+              <w:left w:w="100" w:type="dxa"/>
+              <w:bottom w:w="100" w:type="dxa"/>
+              <w:right w:w="100" w:type="dxa"/>
+            </w:tcMar>
+            <w:vAlign w:val="center"/>
+          </w:tcPr>
+          <w:p>
+            <w:pPr>
+              <w:spacing w:after="160" w:line="278" w:lineRule="auto"/>
+              <w:rPr>
+                <w:lang w:val="en-US"/>
+              </w:rPr>
+            </w:pPr>
+            <w:r>
+              <w:rPr>
+                <w:lang w:val="en-US"/>
+              </w:rPr>
+              <w:t>Confirm measurable targets and constraints.</w:t>
+            </w:r>
+          </w:p>
+        </w:tc>
+      </w:tr>
+      <w:tr>
+        <w:trPr>
+          <w:cantSplit/>
+          <w:jc w:val="center"/>
+        </w:trPr>
+        <w:tc>
+          <w:tcPr>
+            <w:tcW w:w="2232" w:type="dxa"/>
+            <w:tcMar>
+              <w:top w:w="100" w:type="dxa"/>
+              <w:left w:w="100" w:type="dxa"/>
+              <w:bottom w:w="100" w:type="dxa"/>
+              <w:right w:w="100" w:type="dxa"/>
+            </w:tcMar>
+            <w:vAlign w:val="center"/>
+          </w:tcPr>
+          <w:p>
+            <w:pPr>
+              <w:spacing w:after="160" w:line="278" w:lineRule="auto"/>
+              <w:rPr>
+                <w:lang w:val="en-US"/>
+              </w:rPr>
+            </w:pPr>
+            <w:r>
+              <w:rPr>
+                <w:lang w:val="en-US"/>
+              </w:rPr>
+              <w:t>Acceptance criteria</w:t>
+            </w:r>
+          </w:p>
+        </w:tc>
+        <w:tc>
+          <w:tcPr>
+            <w:tcW w:w="3672" w:type="dxa"/>
+            <w:tcMar>
+              <w:top w:w="100" w:type="dxa"/>
+              <w:left w:w="100" w:type="dxa"/>
+              <w:bottom w:w="100" w:type="dxa"/>
+              <w:right w:w="100" w:type="dxa"/>
+            </w:tcMar>
+            <w:vAlign w:val="center"/>
+          </w:tcPr>
+          <w:p>
+            <w:pPr>
+              <w:spacing w:after="160" w:line="278" w:lineRule="auto"/>
+              <w:rPr>
+                <w:lang w:val="en-US"/>
+              </w:rPr>
+            </w:pPr>
+            <w:r>
+              <w:rPr>
+                <w:lang w:val="en-US"/>
+              </w:rPr>
+              <w:t>Draft criteria linked to every FR and NFR.</w:t>
+            </w:r>
+          </w:p>
+        </w:tc>
+        <w:tc>
+          <w:tcPr>
+            <w:tcW w:w="5184" w:type="dxa"/>
+            <w:tcMar>
+              <w:top w:w="100" w:type="dxa"/>
+              <w:left w:w="100" w:type="dxa"/>
+              <w:bottom w:w="100" w:type="dxa"/>
+              <w:right w:w="100" w:type="dxa"/>
+            </w:tcMar>
+            <w:vAlign w:val="center"/>
+          </w:tcPr>
+          <w:p>
+            <w:pPr>
+              <w:spacing w:after="160" w:line="278" w:lineRule="auto"/>
+              <w:rPr>
+                <w:lang w:val="en-US"/>
+              </w:rPr>
+            </w:pPr>
+            <w:r>
+              <w:rPr>
+                <w:lang w:val="en-US"/>
+              </w:rPr>
+              <w:t>Review each criterion for correctness and testability.</w:t>
+            </w:r>
+          </w:p>
+        </w:tc>
+      </w:tr>
+    </w:tbl>
+    <w:p>
+      <w:pPr>
+        <w:rPr>
+          <w:lang w:val="en-US"/>
+        </w:rPr>
+      </w:pPr>
+    </w:p>
+    <w:p>
+      <w:pPr>
+        <w:rPr>
+          <w:b/>
+          <w:bCs/>
+          <w:lang w:val="en-US"/>
+        </w:rPr>
+      </w:pPr>
+      <w:r>
+        <w:rPr>
+          <w:b/>
+          <w:bCs/>
+          <w:lang w:val="en-US"/>
+        </w:rPr>
+        <w:t>Functional Requirements</w:t>
+      </w:r>
+    </w:p>
+    <w:p>
+      <w:pPr>
+        <w:rPr>
+          <w:lang w:val="en-US"/>
+        </w:rPr>
+      </w:pPr>
+      <w:r>
+        <w:rPr>
+          <w:lang w:val="en-US"/>
+        </w:rPr>
+        <w:t xml:space="preserve">The following requirements describe what </w:t>
+      </w:r>
+      <w:proofErr w:type="spellStart"/>
+      <w:r>
+        <w:rPr>
+          <w:lang w:val="en-US"/>
+        </w:rPr>
+        <w:t>CivicConnect</w:t>
+      </w:r>
+      <w:proofErr w:type="spellEnd"/>
+      <w:r>
+        <w:rPr>
+          <w:lang w:val="en-US"/>
+        </w:rPr>
+        <w:t xml:space="preserve"> must do. The IDs should remain stable once the team approves the baseline.</w:t>
+      </w:r>
+    </w:p>
+    <w:tbl>
+      <w:tblPr>
+        <w:tblStyle w:val="TableGrid"/>
+        <w:tblW w:w="0" w:type="auto"/>
+        <w:jc w:val="center"/>
+        <w:tblLayout w:type="fixed"/>
+        <w:tblLook w:val="04A0" w:firstRow="1" w:lastRow="0" w:firstColumn="1" w:lastColumn="0" w:noHBand="0" w:noVBand="1"/>
+      </w:tblPr>
+      <w:tblGrid>
+        <w:gridCol w:w="2232"/>
+        <w:gridCol w:w="5256"/>
+        <w:gridCol w:w="3600"/>
+      </w:tblGrid>
+      <w:tr>
+        <w:trPr>
+          <w:cantSplit/>
+          <w:tblHeader/>
+          <w:jc w:val="center"/>
+        </w:trPr>
+        <w:tc>
+          <w:tcPr>
+            <w:tcW w:w="2232" w:type="dxa"/>
+            <w:shd w:val="clear" w:color="auto" w:fill="1F4E78"/>
+            <w:tcMar>
+              <w:top w:w="100" w:type="dxa"/>
+              <w:left w:w="100" w:type="dxa"/>
+              <w:bottom w:w="100" w:type="dxa"/>
+              <w:right w:w="100" w:type="dxa"/>
+            </w:tcMar>
+            <w:vAlign w:val="center"/>
+          </w:tcPr>
+          <w:p>
+            <w:pPr>
+              <w:spacing w:after="160" w:line="278" w:lineRule="auto"/>
+              <w:rPr>
+                <w:lang w:val="en-US"/>
+              </w:rPr>
+            </w:pPr>
+            <w:r>
+              <w:rPr>
+                <w:b/>
+                <w:lang w:val="en-US"/>
+              </w:rPr>
+              <w:t>ID and title</w:t>
+            </w:r>
+          </w:p>
+        </w:tc>
+        <w:tc>
+          <w:tcPr>
+            <w:tcW w:w="5256" w:type="dxa"/>
+            <w:shd w:val="clear" w:color="auto" w:fill="1F4E78"/>
+            <w:tcMar>
+              <w:top w:w="100" w:type="dxa"/>
+              <w:left w:w="100" w:type="dxa"/>
+              <w:bottom w:w="100" w:type="dxa"/>
+              <w:right w:w="100" w:type="dxa"/>
+            </w:tcMar>
+            <w:vAlign w:val="center"/>
+          </w:tcPr>
+          <w:p>
+            <w:pPr>
+              <w:spacing w:after="160" w:line="278" w:lineRule="auto"/>
+              <w:rPr>
+                <w:lang w:val="en-US"/>
+              </w:rPr>
+            </w:pPr>
+            <w:r>
+              <w:rPr>
+                <w:b/>
+                <w:lang w:val="en-US"/>
+              </w:rPr>
+              <w:t>Functional requirement</w:t>
+            </w:r>
+          </w:p>
+        </w:tc>
+        <w:tc>
+          <w:tcPr>
+            <w:tcW w:w="3600" w:type="dxa"/>
+            <w:shd w:val="clear" w:color="auto" w:fill="1F4E78"/>
+            <w:tcMar>
+              <w:top w:w="100" w:type="dxa"/>
+              <w:left w:w="100" w:type="dxa"/>
+              <w:bottom w:w="100" w:type="dxa"/>
+              <w:right w:w="100" w:type="dxa"/>
+            </w:tcMar>
+            <w:vAlign w:val="center"/>
+          </w:tcPr>
+          <w:p>
+            <w:pPr>
+              <w:spacing w:after="160" w:line="278" w:lineRule="auto"/>
+              <w:rPr>
+                <w:lang w:val="en-US"/>
+              </w:rPr>
+            </w:pPr>
+            <w:r>
+              <w:rPr>
+                <w:lang w:val="en-US"/>
+              </w:rPr>
+              <w:t>Business requirement/need addressed</w:t>
+            </w:r>
+          </w:p>
+        </w:tc>
+      </w:tr>
+      <w:tr>
+        <w:trPr>
+          <w:cantSplit/>
+          <w:jc w:val="center"/>
+        </w:trPr>
+        <w:tc>
+          <w:tcPr>
+            <w:tcW w:w="2232" w:type="dxa"/>
+            <w:tcMar>
+              <w:top w:w="100" w:type="dxa"/>
+              <w:left w:w="100" w:type="dxa"/>
+              <w:bottom w:w="100" w:type="dxa"/>
+              <w:right w:w="100" w:type="dxa"/>
+            </w:tcMar>
+            <w:vAlign w:val="center"/>
+          </w:tcPr>
+          <w:p>
+            <w:pPr>
+              <w:spacing w:after="160" w:line="278" w:lineRule="auto"/>
+              <w:rPr>
+                <w:lang w:val="en-US"/>
+              </w:rPr>
+            </w:pPr>
+            <w:r>
+              <w:rPr>
+                <w:lang w:val="en-US"/>
+              </w:rPr>
+              <w:t>FR-001</w:t>
+            </w:r>
+            <w:r>
+              <w:rPr>
+                <w:lang w:val="en-US"/>
+              </w:rPr>
+              <w:br/>
+              <w:t>Submit Service Request</w:t>
+            </w:r>
+          </w:p>
+        </w:tc>
+        <w:tc>
+          <w:tcPr>
+            <w:tcW w:w="5256" w:type="dxa"/>
+            <w:tcMar>
+              <w:top w:w="100" w:type="dxa"/>
+              <w:left w:w="100" w:type="dxa"/>
+              <w:bottom w:w="100" w:type="dxa"/>
+              <w:right w:w="100" w:type="dxa"/>
+            </w:tcMar>
+            <w:vAlign w:val="center"/>
+          </w:tcPr>
+          <w:p>
+            <w:pPr>
+              <w:spacing w:after="160" w:line="278" w:lineRule="auto"/>
+              <w:rPr>
+                <w:lang w:val="en-US"/>
+              </w:rPr>
+            </w:pPr>
+            <w:r>
+              <w:rPr>
+                <w:lang w:val="en-US"/>
+              </w:rPr>
+              <w:t>The system shall allow a requester to submit a new service request by providing the required information. After successful submission, the system shall generate and display a unique reference number.</w:t>
+            </w:r>
+          </w:p>
+        </w:tc>
+        <w:tc>
+          <w:tcPr>
+            <w:tcW w:w="3600" w:type="dxa"/>
+            <w:tcMar>
+              <w:top w:w="100" w:type="dxa"/>
+              <w:left w:w="100" w:type="dxa"/>
+              <w:bottom w:w="100" w:type="dxa"/>
+              <w:right w:w="100" w:type="dxa"/>
+            </w:tcMar>
+            <w:vAlign w:val="center"/>
+          </w:tcPr>
+          <w:p>
+            <w:pPr>
+              <w:spacing w:after="160" w:line="278" w:lineRule="auto"/>
+              <w:rPr>
+                <w:lang w:val="en-US"/>
+              </w:rPr>
+            </w:pPr>
+            <w:r>
+              <w:rPr>
+                <w:lang w:val="en-US"/>
+              </w:rPr>
+              <w:t xml:space="preserve">Creates one controlled method for recording requests, reduces lost requests and gives each request a traceable identifier </w:t>
+            </w:r>
+          </w:p>
+        </w:tc>
+      </w:tr>
+      <w:tr>
+        <w:trPr>
+          <w:cantSplit/>
+          <w:jc w:val="center"/>
+        </w:trPr>
+        <w:tc>
+          <w:tcPr>
+            <w:tcW w:w="2232" w:type="dxa"/>
+            <w:tcMar>
+              <w:top w:w="100" w:type="dxa"/>
+              <w:left w:w="100" w:type="dxa"/>
+              <w:bottom w:w="100" w:type="dxa"/>
+              <w:right w:w="100" w:type="dxa"/>
+            </w:tcMar>
+            <w:vAlign w:val="center"/>
+          </w:tcPr>
+          <w:p>
+            <w:pPr>
+              <w:spacing w:after="160" w:line="278" w:lineRule="auto"/>
+              <w:rPr>
+                <w:lang w:val="en-US"/>
+              </w:rPr>
+            </w:pPr>
+            <w:r>
+              <w:rPr>
+                <w:lang w:val="en-US"/>
+              </w:rPr>
+              <w:t>FR-002</w:t>
+            </w:r>
+            <w:r>
+              <w:rPr>
+                <w:lang w:val="en-US"/>
+              </w:rPr>
+              <w:br/>
+            </w:r>
+            <w:proofErr w:type="spellStart"/>
+            <w:r>
+              <w:rPr>
+                <w:lang w:val="en-US"/>
+              </w:rPr>
+              <w:t>Categorise</w:t>
+            </w:r>
+            <w:proofErr w:type="spellEnd"/>
+            <w:r>
+              <w:rPr>
+                <w:lang w:val="en-US"/>
+              </w:rPr>
+              <w:t xml:space="preserve"> Service Request</w:t>
+            </w:r>
+          </w:p>
+        </w:tc>
+        <w:tc>
+          <w:tcPr>
+            <w:tcW w:w="5256" w:type="dxa"/>
+            <w:tcMar>
+              <w:top w:w="100" w:type="dxa"/>
+              <w:left w:w="100" w:type="dxa"/>
+              <w:bottom w:w="100" w:type="dxa"/>
+              <w:right w:w="100" w:type="dxa"/>
+            </w:tcMar>
+            <w:vAlign w:val="center"/>
+          </w:tcPr>
+          <w:p>
+            <w:pPr>
+              <w:spacing w:after="160" w:line="278" w:lineRule="auto"/>
+              <w:rPr>
+                <w:lang w:val="en-US"/>
+              </w:rPr>
+            </w:pPr>
+            <w:r>
+              <w:rPr>
+                <w:lang w:val="en-US"/>
+              </w:rPr>
+              <w:t>The system shall allow requesters to select a request category from a predefined list.</w:t>
+            </w:r>
+          </w:p>
+        </w:tc>
+        <w:tc>
+          <w:tcPr>
+            <w:tcW w:w="3600" w:type="dxa"/>
+            <w:tcMar>
+              <w:top w:w="100" w:type="dxa"/>
+              <w:left w:w="100" w:type="dxa"/>
+              <w:bottom w:w="100" w:type="dxa"/>
+              <w:right w:w="100" w:type="dxa"/>
+            </w:tcMar>
+            <w:vAlign w:val="center"/>
+          </w:tcPr>
+          <w:p>
+            <w:pPr>
+              <w:spacing w:after="160" w:line="278" w:lineRule="auto"/>
+              <w:rPr>
+                <w:lang w:val="en-US"/>
+              </w:rPr>
+            </w:pPr>
+            <w:r>
+              <w:rPr>
+                <w:lang w:val="en-US"/>
+              </w:rPr>
+              <w:t xml:space="preserve">Supports correct routing, </w:t>
+            </w:r>
+            <w:proofErr w:type="spellStart"/>
+            <w:r>
+              <w:rPr>
+                <w:lang w:val="en-US"/>
+              </w:rPr>
+              <w:t>prioritisation</w:t>
+            </w:r>
+            <w:proofErr w:type="spellEnd"/>
+            <w:r>
+              <w:rPr>
+                <w:lang w:val="en-US"/>
+              </w:rPr>
+              <w:t xml:space="preserve"> and reporting.</w:t>
+            </w:r>
+          </w:p>
+        </w:tc>
+      </w:tr>
+      <w:tr>
+        <w:trPr>
+          <w:cantSplit/>
+          <w:jc w:val="center"/>
+        </w:trPr>
+        <w:tc>
+          <w:tcPr>
+            <w:tcW w:w="2232" w:type="dxa"/>
+            <w:tcMar>
+              <w:top w:w="100" w:type="dxa"/>
+              <w:left w:w="100" w:type="dxa"/>
+              <w:bottom w:w="100" w:type="dxa"/>
+              <w:right w:w="100" w:type="dxa"/>
+            </w:tcMar>
+            <w:vAlign w:val="center"/>
+          </w:tcPr>
+          <w:p>
+            <w:pPr>
+              <w:spacing w:after="160" w:line="278" w:lineRule="auto"/>
+              <w:rPr>
+                <w:lang w:val="en-US"/>
+              </w:rPr>
+            </w:pPr>
+            <w:r>
+              <w:rPr>
+                <w:lang w:val="en-US"/>
+              </w:rPr>
+              <w:lastRenderedPageBreak/>
+              <w:t>FR-003</w:t>
+            </w:r>
+            <w:r>
+              <w:rPr>
+                <w:lang w:val="en-US"/>
+              </w:rPr>
+              <w:br/>
+              <w:t>View Request Status</w:t>
+            </w:r>
+          </w:p>
+        </w:tc>
+        <w:tc>
+          <w:tcPr>
+            <w:tcW w:w="5256" w:type="dxa"/>
+            <w:tcMar>
+              <w:top w:w="100" w:type="dxa"/>
+              <w:left w:w="100" w:type="dxa"/>
+              <w:bottom w:w="100" w:type="dxa"/>
+              <w:right w:w="100" w:type="dxa"/>
+            </w:tcMar>
+            <w:vAlign w:val="center"/>
+          </w:tcPr>
+          <w:p>
+            <w:pPr>
+              <w:spacing w:after="160" w:line="278" w:lineRule="auto"/>
+              <w:rPr>
+                <w:lang w:val="en-US"/>
+              </w:rPr>
+            </w:pPr>
+            <w:r>
+              <w:rPr>
+                <w:lang w:val="en-US"/>
+              </w:rPr>
+              <w:t xml:space="preserve">The system shall allow requesters to view the </w:t>
+            </w:r>
+            <w:proofErr w:type="gramStart"/>
+            <w:r>
+              <w:rPr>
+                <w:lang w:val="en-US"/>
+              </w:rPr>
+              <w:t>current status</w:t>
+            </w:r>
+            <w:proofErr w:type="gramEnd"/>
+            <w:r>
+              <w:rPr>
+                <w:lang w:val="en-US"/>
+              </w:rPr>
+              <w:t xml:space="preserve"> of their submitted requests.</w:t>
+            </w:r>
+          </w:p>
+        </w:tc>
+        <w:tc>
+          <w:tcPr>
+            <w:tcW w:w="3600" w:type="dxa"/>
+            <w:tcMar>
+              <w:top w:w="100" w:type="dxa"/>
+              <w:left w:w="100" w:type="dxa"/>
+              <w:bottom w:w="100" w:type="dxa"/>
+              <w:right w:w="100" w:type="dxa"/>
+            </w:tcMar>
+            <w:vAlign w:val="center"/>
+          </w:tcPr>
+          <w:p>
+            <w:pPr>
+              <w:spacing w:after="160" w:line="278" w:lineRule="auto"/>
+              <w:rPr>
+                <w:lang w:val="en-US"/>
+              </w:rPr>
+            </w:pPr>
+            <w:r>
+              <w:rPr>
+                <w:lang w:val="en-US"/>
+              </w:rPr>
+              <w:t>Improves transparency and reduces uncertainty about progress.</w:t>
+            </w:r>
+          </w:p>
+        </w:tc>
+      </w:tr>
+      <w:tr>
+        <w:trPr>
+          <w:cantSplit/>
+          <w:jc w:val="center"/>
+        </w:trPr>
+        <w:tc>
+          <w:tcPr>
+            <w:tcW w:w="2232" w:type="dxa"/>
+            <w:tcMar>
+              <w:top w:w="100" w:type="dxa"/>
+              <w:left w:w="100" w:type="dxa"/>
+              <w:bottom w:w="100" w:type="dxa"/>
+              <w:right w:w="100" w:type="dxa"/>
+            </w:tcMar>
+            <w:vAlign w:val="center"/>
+          </w:tcPr>
+          <w:p>
+            <w:pPr>
+              <w:spacing w:after="160" w:line="278" w:lineRule="auto"/>
+              <w:rPr>
+                <w:lang w:val="en-US"/>
+              </w:rPr>
+            </w:pPr>
+            <w:r>
+              <w:rPr>
+                <w:lang w:val="en-US"/>
+              </w:rPr>
+              <w:t>FR-004</w:t>
+            </w:r>
+            <w:r>
+              <w:rPr>
+                <w:lang w:val="en-US"/>
+              </w:rPr>
+              <w:br/>
+              <w:t>View Request History</w:t>
+            </w:r>
+          </w:p>
+        </w:tc>
+        <w:tc>
+          <w:tcPr>
+            <w:tcW w:w="5256" w:type="dxa"/>
+            <w:tcMar>
+              <w:top w:w="100" w:type="dxa"/>
+              <w:left w:w="100" w:type="dxa"/>
+              <w:bottom w:w="100" w:type="dxa"/>
+              <w:right w:w="100" w:type="dxa"/>
+            </w:tcMar>
+            <w:vAlign w:val="center"/>
+          </w:tcPr>
+          <w:p>
+            <w:pPr>
+              <w:spacing w:after="160" w:line="278" w:lineRule="auto"/>
+              <w:rPr>
+                <w:lang w:val="en-US"/>
+              </w:rPr>
+            </w:pPr>
+            <w:r>
+              <w:rPr>
+                <w:lang w:val="en-US"/>
+              </w:rPr>
+              <w:t>The system shall allow requesters to view their previously submitted requests.</w:t>
+            </w:r>
+          </w:p>
+        </w:tc>
+        <w:tc>
+          <w:tcPr>
+            <w:tcW w:w="3600" w:type="dxa"/>
+            <w:tcMar>
+              <w:top w:w="100" w:type="dxa"/>
+              <w:left w:w="100" w:type="dxa"/>
+              <w:bottom w:w="100" w:type="dxa"/>
+              <w:right w:w="100" w:type="dxa"/>
+            </w:tcMar>
+            <w:vAlign w:val="center"/>
+          </w:tcPr>
+          <w:p>
+            <w:pPr>
+              <w:spacing w:after="160" w:line="278" w:lineRule="auto"/>
+              <w:rPr>
+                <w:lang w:val="en-US"/>
+              </w:rPr>
+            </w:pPr>
+            <w:r>
+              <w:rPr>
+                <w:lang w:val="en-US"/>
+              </w:rPr>
+              <w:t>Provides a traceable history and supports accountability.</w:t>
+            </w:r>
+          </w:p>
+        </w:tc>
+      </w:tr>
+      <w:tr>
+        <w:trPr>
+          <w:cantSplit/>
+          <w:jc w:val="center"/>
+        </w:trPr>
+        <w:tc>
+          <w:tcPr>
+            <w:tcW w:w="2232" w:type="dxa"/>
+            <w:tcMar>
+              <w:top w:w="100" w:type="dxa"/>
+              <w:left w:w="100" w:type="dxa"/>
+              <w:bottom w:w="100" w:type="dxa"/>
+              <w:right w:w="100" w:type="dxa"/>
+            </w:tcMar>
+            <w:vAlign w:val="center"/>
+          </w:tcPr>
+          <w:p>
+            <w:pPr>
+              <w:spacing w:after="160" w:line="278" w:lineRule="auto"/>
+              <w:rPr>
+                <w:lang w:val="en-US"/>
+              </w:rPr>
+            </w:pPr>
+            <w:r>
+              <w:rPr>
+                <w:lang w:val="en-US"/>
+              </w:rPr>
+              <w:t>FR-005</w:t>
+            </w:r>
+            <w:r>
+              <w:rPr>
+                <w:lang w:val="en-US"/>
+              </w:rPr>
+              <w:br/>
+              <w:t>Receive In-App Request Notifications</w:t>
+            </w:r>
+          </w:p>
+        </w:tc>
+        <w:tc>
+          <w:tcPr>
+            <w:tcW w:w="5256" w:type="dxa"/>
+            <w:tcMar>
+              <w:top w:w="100" w:type="dxa"/>
+              <w:left w:w="100" w:type="dxa"/>
+              <w:bottom w:w="100" w:type="dxa"/>
+              <w:right w:w="100" w:type="dxa"/>
+            </w:tcMar>
+            <w:vAlign w:val="center"/>
+          </w:tcPr>
+          <w:p>
+            <w:pPr>
+              <w:spacing w:after="160" w:line="278" w:lineRule="auto"/>
+              <w:rPr>
+                <w:lang w:val="en-US"/>
+              </w:rPr>
+            </w:pPr>
+            <w:r>
+              <w:rPr>
+                <w:lang w:val="en-US"/>
+              </w:rPr>
+              <w:t xml:space="preserve">The system shall provide notifications within </w:t>
+            </w:r>
+            <w:proofErr w:type="spellStart"/>
+            <w:r>
+              <w:rPr>
+                <w:lang w:val="en-US"/>
+              </w:rPr>
+              <w:t>CivicConnect</w:t>
+            </w:r>
+            <w:proofErr w:type="spellEnd"/>
+            <w:r>
+              <w:rPr>
+                <w:lang w:val="en-US"/>
+              </w:rPr>
+              <w:t xml:space="preserve"> when a request is accepted, rejected, updated, resolved or closed.</w:t>
+            </w:r>
+          </w:p>
+        </w:tc>
+        <w:tc>
+          <w:tcPr>
+            <w:tcW w:w="3600" w:type="dxa"/>
+            <w:tcMar>
+              <w:top w:w="100" w:type="dxa"/>
+              <w:left w:w="100" w:type="dxa"/>
+              <w:bottom w:w="100" w:type="dxa"/>
+              <w:right w:w="100" w:type="dxa"/>
+            </w:tcMar>
+            <w:vAlign w:val="center"/>
+          </w:tcPr>
+          <w:p>
+            <w:pPr>
+              <w:spacing w:after="160" w:line="278" w:lineRule="auto"/>
+              <w:rPr>
+                <w:lang w:val="en-US"/>
+              </w:rPr>
+            </w:pPr>
+            <w:r>
+              <w:rPr>
+                <w:lang w:val="en-US"/>
+              </w:rPr>
+              <w:t>Keeps users informed without relying on the deferred SMS, WhatsApp or email integrations.</w:t>
+            </w:r>
+          </w:p>
+        </w:tc>
+      </w:tr>
+      <w:tr>
+        <w:trPr>
+          <w:cantSplit/>
+          <w:jc w:val="center"/>
+        </w:trPr>
+        <w:tc>
+          <w:tcPr>
+            <w:tcW w:w="2232" w:type="dxa"/>
+            <w:tcMar>
+              <w:top w:w="100" w:type="dxa"/>
+              <w:left w:w="100" w:type="dxa"/>
+              <w:bottom w:w="100" w:type="dxa"/>
+              <w:right w:w="100" w:type="dxa"/>
+            </w:tcMar>
+            <w:vAlign w:val="center"/>
+          </w:tcPr>
+          <w:p>
+            <w:pPr>
+              <w:spacing w:after="160" w:line="278" w:lineRule="auto"/>
+              <w:rPr>
+                <w:lang w:val="en-US"/>
+              </w:rPr>
+            </w:pPr>
+            <w:r>
+              <w:rPr>
+                <w:lang w:val="en-US"/>
+              </w:rPr>
+              <w:t>FR-006</w:t>
+            </w:r>
+            <w:r>
+              <w:rPr>
+                <w:lang w:val="en-US"/>
+              </w:rPr>
+              <w:br/>
+              <w:t>View Assigned Requests</w:t>
+            </w:r>
+          </w:p>
+        </w:tc>
+        <w:tc>
+          <w:tcPr>
+            <w:tcW w:w="5256" w:type="dxa"/>
+            <w:tcMar>
+              <w:top w:w="100" w:type="dxa"/>
+              <w:left w:w="100" w:type="dxa"/>
+              <w:bottom w:w="100" w:type="dxa"/>
+              <w:right w:w="100" w:type="dxa"/>
+            </w:tcMar>
+            <w:vAlign w:val="center"/>
+          </w:tcPr>
+          <w:p>
+            <w:pPr>
+              <w:spacing w:after="160" w:line="278" w:lineRule="auto"/>
+              <w:rPr>
+                <w:lang w:val="en-US"/>
+              </w:rPr>
+            </w:pPr>
+            <w:r>
+              <w:rPr>
+                <w:lang w:val="en-US"/>
+              </w:rPr>
+              <w:t xml:space="preserve">The system shall allow </w:t>
+            </w:r>
+            <w:proofErr w:type="spellStart"/>
+            <w:r>
+              <w:rPr>
+                <w:lang w:val="en-US"/>
+              </w:rPr>
+              <w:t>authorised</w:t>
+            </w:r>
+            <w:proofErr w:type="spellEnd"/>
+            <w:r>
+              <w:rPr>
+                <w:lang w:val="en-US"/>
+              </w:rPr>
+              <w:t xml:space="preserve"> staff to view requests relevant to their role or assigned responsibilities.</w:t>
+            </w:r>
+          </w:p>
+          <w:p>
+            <w:pPr>
+              <w:spacing w:after="160" w:line="278" w:lineRule="auto"/>
+              <w:rPr>
+                <w:lang w:val="en-US"/>
+              </w:rPr>
+            </w:pPr>
+          </w:p>
+        </w:tc>
+        <w:tc>
+          <w:tcPr>
+            <w:tcW w:w="3600" w:type="dxa"/>
+            <w:tcMar>
+              <w:top w:w="100" w:type="dxa"/>
+              <w:left w:w="100" w:type="dxa"/>
+              <w:bottom w:w="100" w:type="dxa"/>
+              <w:right w:w="100" w:type="dxa"/>
+            </w:tcMar>
+            <w:vAlign w:val="center"/>
+          </w:tcPr>
+          <w:p>
+            <w:pPr>
+              <w:spacing w:after="160" w:line="278" w:lineRule="auto"/>
+              <w:rPr>
+                <w:lang w:val="en-US"/>
+              </w:rPr>
+            </w:pPr>
+            <w:r>
+              <w:rPr>
+                <w:lang w:val="en-US"/>
+              </w:rPr>
+              <w:t>Improves coordination and supports role-based responsibility.</w:t>
+            </w:r>
+          </w:p>
+        </w:tc>
+      </w:tr>
+      <w:tr>
+        <w:trPr>
+          <w:cantSplit/>
+          <w:jc w:val="center"/>
+        </w:trPr>
+        <w:tc>
+          <w:tcPr>
+            <w:tcW w:w="2232" w:type="dxa"/>
+            <w:tcMar>
+              <w:top w:w="100" w:type="dxa"/>
+              <w:left w:w="100" w:type="dxa"/>
+              <w:bottom w:w="100" w:type="dxa"/>
+              <w:right w:w="100" w:type="dxa"/>
+            </w:tcMar>
+            <w:vAlign w:val="center"/>
+          </w:tcPr>
+          <w:p>
+            <w:pPr>
+              <w:spacing w:after="160" w:line="278" w:lineRule="auto"/>
+              <w:rPr>
+                <w:lang w:val="en-US"/>
+              </w:rPr>
+            </w:pPr>
+            <w:r>
+              <w:rPr>
+                <w:lang w:val="en-US"/>
+              </w:rPr>
+              <w:t>FR-007</w:t>
+            </w:r>
+            <w:r>
+              <w:rPr>
+                <w:lang w:val="en-US"/>
+              </w:rPr>
+              <w:br/>
+              <w:t>Search Filter and Sort Requests</w:t>
+            </w:r>
+          </w:p>
+        </w:tc>
+        <w:tc>
+          <w:tcPr>
+            <w:tcW w:w="5256" w:type="dxa"/>
+            <w:tcMar>
+              <w:top w:w="100" w:type="dxa"/>
+              <w:left w:w="100" w:type="dxa"/>
+              <w:bottom w:w="100" w:type="dxa"/>
+              <w:right w:w="100" w:type="dxa"/>
+            </w:tcMar>
+            <w:vAlign w:val="center"/>
+          </w:tcPr>
+          <w:p>
+            <w:pPr>
+              <w:spacing w:after="160" w:line="278" w:lineRule="auto"/>
+              <w:rPr>
+                <w:lang w:val="en-US"/>
+              </w:rPr>
+            </w:pPr>
+            <w:r>
+              <w:rPr>
+                <w:lang w:val="en-US"/>
+              </w:rPr>
+              <w:t xml:space="preserve">The system shall allow </w:t>
+            </w:r>
+            <w:proofErr w:type="spellStart"/>
+            <w:r>
+              <w:rPr>
+                <w:lang w:val="en-US"/>
+              </w:rPr>
+              <w:t>authorised</w:t>
+            </w:r>
+            <w:proofErr w:type="spellEnd"/>
+            <w:r>
+              <w:rPr>
+                <w:lang w:val="en-US"/>
+              </w:rPr>
+              <w:t xml:space="preserve"> staff to search, filter and sort service requests.</w:t>
+            </w:r>
+          </w:p>
+        </w:tc>
+        <w:tc>
+          <w:tcPr>
+            <w:tcW w:w="3600" w:type="dxa"/>
+            <w:tcMar>
+              <w:top w:w="100" w:type="dxa"/>
+              <w:left w:w="100" w:type="dxa"/>
+              <w:bottom w:w="100" w:type="dxa"/>
+              <w:right w:w="100" w:type="dxa"/>
+            </w:tcMar>
+            <w:vAlign w:val="center"/>
+          </w:tcPr>
+          <w:p>
+            <w:pPr>
+              <w:spacing w:after="160" w:line="278" w:lineRule="auto"/>
+              <w:rPr>
+                <w:lang w:val="en-US"/>
+              </w:rPr>
+            </w:pPr>
+            <w:r>
+              <w:rPr>
+                <w:lang w:val="en-US"/>
+              </w:rPr>
+              <w:t xml:space="preserve">Helps staff </w:t>
+            </w:r>
+            <w:proofErr w:type="spellStart"/>
+            <w:r>
+              <w:rPr>
+                <w:lang w:val="en-US"/>
+              </w:rPr>
+              <w:t>organise</w:t>
+            </w:r>
+            <w:proofErr w:type="spellEnd"/>
+            <w:r>
+              <w:rPr>
+                <w:lang w:val="en-US"/>
+              </w:rPr>
+              <w:t xml:space="preserve"> workloads and find urgent or overdue requests.</w:t>
+            </w:r>
+          </w:p>
+        </w:tc>
+      </w:tr>
+      <w:tr>
+        <w:trPr>
+          <w:cantSplit/>
+          <w:jc w:val="center"/>
+        </w:trPr>
+        <w:tc>
+          <w:tcPr>
+            <w:tcW w:w="2232" w:type="dxa"/>
+            <w:tcMar>
+              <w:top w:w="100" w:type="dxa"/>
+              <w:left w:w="100" w:type="dxa"/>
+              <w:bottom w:w="100" w:type="dxa"/>
+              <w:right w:w="100" w:type="dxa"/>
+            </w:tcMar>
+            <w:vAlign w:val="center"/>
+          </w:tcPr>
+          <w:p>
+            <w:pPr>
+              <w:spacing w:after="160" w:line="278" w:lineRule="auto"/>
+              <w:rPr>
+                <w:lang w:val="en-US"/>
+              </w:rPr>
+            </w:pPr>
+            <w:r>
+              <w:rPr>
+                <w:lang w:val="en-US"/>
+              </w:rPr>
+              <w:t>FR-008</w:t>
+            </w:r>
+            <w:r>
+              <w:rPr>
+                <w:lang w:val="en-US"/>
+              </w:rPr>
+              <w:br/>
+              <w:t>View Detailed Request Information</w:t>
+            </w:r>
+          </w:p>
+        </w:tc>
+        <w:tc>
+          <w:tcPr>
+            <w:tcW w:w="5256" w:type="dxa"/>
+            <w:tcMar>
+              <w:top w:w="100" w:type="dxa"/>
+              <w:left w:w="100" w:type="dxa"/>
+              <w:bottom w:w="100" w:type="dxa"/>
+              <w:right w:w="100" w:type="dxa"/>
+            </w:tcMar>
+            <w:vAlign w:val="center"/>
+          </w:tcPr>
+          <w:p>
+            <w:pPr>
+              <w:spacing w:after="160" w:line="278" w:lineRule="auto"/>
+              <w:rPr>
+                <w:lang w:val="en-US"/>
+              </w:rPr>
+            </w:pPr>
+            <w:r>
+              <w:rPr>
+                <w:lang w:val="en-US"/>
+              </w:rPr>
+              <w:t xml:space="preserve">The system shall allow </w:t>
+            </w:r>
+            <w:proofErr w:type="spellStart"/>
+            <w:r>
+              <w:rPr>
+                <w:lang w:val="en-US"/>
+              </w:rPr>
+              <w:t>authorised</w:t>
+            </w:r>
+            <w:proofErr w:type="spellEnd"/>
+            <w:r>
+              <w:rPr>
+                <w:lang w:val="en-US"/>
+              </w:rPr>
+              <w:t xml:space="preserve"> staff to view the complete recorded details of a selected request.</w:t>
+            </w:r>
+          </w:p>
+        </w:tc>
+        <w:tc>
+          <w:tcPr>
+            <w:tcW w:w="3600" w:type="dxa"/>
+            <w:tcMar>
+              <w:top w:w="100" w:type="dxa"/>
+              <w:left w:w="100" w:type="dxa"/>
+              <w:bottom w:w="100" w:type="dxa"/>
+              <w:right w:w="100" w:type="dxa"/>
+            </w:tcMar>
+            <w:vAlign w:val="center"/>
+          </w:tcPr>
+          <w:p>
+            <w:pPr>
+              <w:spacing w:after="160" w:line="278" w:lineRule="auto"/>
+              <w:rPr>
+                <w:lang w:val="en-US"/>
+              </w:rPr>
+            </w:pPr>
+            <w:r>
+              <w:rPr>
+                <w:lang w:val="en-US"/>
+              </w:rPr>
+              <w:t>Supports informed decisions and reduces errors caused by missing information.</w:t>
+            </w:r>
+          </w:p>
+        </w:tc>
+      </w:tr>
+      <w:tr>
+        <w:trPr>
+          <w:cantSplit/>
+          <w:jc w:val="center"/>
+        </w:trPr>
+        <w:tc>
+          <w:tcPr>
+            <w:tcW w:w="2232" w:type="dxa"/>
+            <w:tcMar>
+              <w:top w:w="100" w:type="dxa"/>
+              <w:left w:w="100" w:type="dxa"/>
+              <w:bottom w:w="100" w:type="dxa"/>
+              <w:right w:w="100" w:type="dxa"/>
+            </w:tcMar>
+            <w:vAlign w:val="center"/>
+          </w:tcPr>
+          <w:p>
+            <w:pPr>
+              <w:spacing w:after="160" w:line="278" w:lineRule="auto"/>
+              <w:rPr>
+                <w:lang w:val="en-US"/>
+              </w:rPr>
+            </w:pPr>
+            <w:r>
+              <w:rPr>
+                <w:lang w:val="en-US"/>
+              </w:rPr>
+              <w:t>FR-009</w:t>
+            </w:r>
+            <w:r>
+              <w:rPr>
+                <w:lang w:val="en-US"/>
+              </w:rPr>
+              <w:br/>
+              <w:t>Assign Responsibility</w:t>
+            </w:r>
+          </w:p>
+        </w:tc>
+        <w:tc>
+          <w:tcPr>
+            <w:tcW w:w="5256" w:type="dxa"/>
+            <w:tcMar>
+              <w:top w:w="100" w:type="dxa"/>
+              <w:left w:w="100" w:type="dxa"/>
+              <w:bottom w:w="100" w:type="dxa"/>
+              <w:right w:w="100" w:type="dxa"/>
+            </w:tcMar>
+            <w:vAlign w:val="center"/>
+          </w:tcPr>
+          <w:p>
+            <w:pPr>
+              <w:spacing w:after="160" w:line="278" w:lineRule="auto"/>
+              <w:rPr>
+                <w:lang w:val="en-US"/>
+              </w:rPr>
+            </w:pPr>
+            <w:r>
+              <w:rPr>
+                <w:lang w:val="en-US"/>
+              </w:rPr>
+              <w:t xml:space="preserve">The system shall allow </w:t>
+            </w:r>
+            <w:proofErr w:type="spellStart"/>
+            <w:r>
+              <w:rPr>
+                <w:lang w:val="en-US"/>
+              </w:rPr>
+              <w:t>authorised</w:t>
+            </w:r>
+            <w:proofErr w:type="spellEnd"/>
+            <w:r>
+              <w:rPr>
+                <w:lang w:val="en-US"/>
+              </w:rPr>
+              <w:t xml:space="preserve"> staff or supervisors to assign requests to </w:t>
+            </w:r>
+            <w:proofErr w:type="spellStart"/>
+            <w:r>
+              <w:rPr>
+                <w:lang w:val="en-US"/>
+              </w:rPr>
+              <w:t>authorised</w:t>
+            </w:r>
+            <w:proofErr w:type="spellEnd"/>
+            <w:r>
+              <w:rPr>
+                <w:lang w:val="en-US"/>
+              </w:rPr>
+              <w:t xml:space="preserve"> personnel.</w:t>
+            </w:r>
+          </w:p>
+        </w:tc>
+        <w:tc>
+          <w:tcPr>
+            <w:tcW w:w="3600" w:type="dxa"/>
+            <w:tcMar>
+              <w:top w:w="100" w:type="dxa"/>
+              <w:left w:w="100" w:type="dxa"/>
+              <w:bottom w:w="100" w:type="dxa"/>
+              <w:right w:w="100" w:type="dxa"/>
+            </w:tcMar>
+            <w:vAlign w:val="center"/>
+          </w:tcPr>
+          <w:p>
+            <w:pPr>
+              <w:spacing w:after="160" w:line="278" w:lineRule="auto"/>
+              <w:rPr>
+                <w:lang w:val="en-US"/>
+              </w:rPr>
+            </w:pPr>
+            <w:r>
+              <w:rPr>
+                <w:lang w:val="en-US"/>
+              </w:rPr>
+              <w:t>Clarifies ownership and improves accountability.</w:t>
+            </w:r>
+          </w:p>
+        </w:tc>
+      </w:tr>
+      <w:tr>
+        <w:trPr>
+          <w:cantSplit/>
+          <w:jc w:val="center"/>
+        </w:trPr>
+        <w:tc>
+          <w:tcPr>
+            <w:tcW w:w="2232" w:type="dxa"/>
+            <w:tcMar>
+              <w:top w:w="100" w:type="dxa"/>
+              <w:left w:w="100" w:type="dxa"/>
+              <w:bottom w:w="100" w:type="dxa"/>
+              <w:right w:w="100" w:type="dxa"/>
+            </w:tcMar>
+            <w:vAlign w:val="center"/>
+          </w:tcPr>
+          <w:p>
+            <w:pPr>
+              <w:spacing w:after="160" w:line="278" w:lineRule="auto"/>
+              <w:rPr>
+                <w:lang w:val="en-US"/>
+              </w:rPr>
+            </w:pPr>
+            <w:r>
+              <w:rPr>
+                <w:lang w:val="en-US"/>
+              </w:rPr>
+              <w:t>FR-010</w:t>
+            </w:r>
+            <w:r>
+              <w:rPr>
+                <w:lang w:val="en-US"/>
+              </w:rPr>
+              <w:br/>
+              <w:t>Update Request Status</w:t>
+            </w:r>
+          </w:p>
+        </w:tc>
+        <w:tc>
+          <w:tcPr>
+            <w:tcW w:w="5256" w:type="dxa"/>
+            <w:tcMar>
+              <w:top w:w="100" w:type="dxa"/>
+              <w:left w:w="100" w:type="dxa"/>
+              <w:bottom w:w="100" w:type="dxa"/>
+              <w:right w:w="100" w:type="dxa"/>
+            </w:tcMar>
+            <w:vAlign w:val="center"/>
+          </w:tcPr>
+          <w:p>
+            <w:pPr>
+              <w:spacing w:after="160" w:line="278" w:lineRule="auto"/>
+              <w:rPr>
+                <w:lang w:val="en-US"/>
+              </w:rPr>
+            </w:pPr>
+            <w:r>
+              <w:rPr>
+                <w:lang w:val="en-US"/>
+              </w:rPr>
+              <w:t xml:space="preserve">The </w:t>
+            </w:r>
+            <w:proofErr w:type="spellStart"/>
+            <w:r>
+              <w:rPr>
+                <w:lang w:val="en-US"/>
+              </w:rPr>
+              <w:t>sys tem</w:t>
+            </w:r>
+            <w:proofErr w:type="spellEnd"/>
+            <w:r>
+              <w:rPr>
+                <w:lang w:val="en-US"/>
+              </w:rPr>
+              <w:t xml:space="preserve"> shall allow </w:t>
+            </w:r>
+            <w:proofErr w:type="spellStart"/>
+            <w:r>
+              <w:rPr>
+                <w:lang w:val="en-US"/>
+              </w:rPr>
+              <w:t>authorised</w:t>
+            </w:r>
+            <w:proofErr w:type="spellEnd"/>
+            <w:r>
+              <w:rPr>
+                <w:lang w:val="en-US"/>
+              </w:rPr>
+              <w:t xml:space="preserve"> staff to update a request through the approved workflow stages.</w:t>
+            </w:r>
+          </w:p>
+        </w:tc>
+        <w:tc>
+          <w:tcPr>
+            <w:tcW w:w="3600" w:type="dxa"/>
+            <w:tcMar>
+              <w:top w:w="100" w:type="dxa"/>
+              <w:left w:w="100" w:type="dxa"/>
+              <w:bottom w:w="100" w:type="dxa"/>
+              <w:right w:w="100" w:type="dxa"/>
+            </w:tcMar>
+            <w:vAlign w:val="center"/>
+          </w:tcPr>
+          <w:p>
+            <w:pPr>
+              <w:spacing w:after="160" w:line="278" w:lineRule="auto"/>
+              <w:rPr>
+                <w:lang w:val="en-US"/>
+              </w:rPr>
+            </w:pPr>
+            <w:r>
+              <w:rPr>
+                <w:lang w:val="en-US"/>
+              </w:rPr>
+              <w:t>Provides visibility of progress and creates a lifecycle record.</w:t>
+            </w:r>
+          </w:p>
+        </w:tc>
+      </w:tr>
+      <w:tr>
+        <w:trPr>
+          <w:cantSplit/>
+          <w:jc w:val="center"/>
+        </w:trPr>
+        <w:tc>
+          <w:tcPr>
+            <w:tcW w:w="2232" w:type="dxa"/>
+            <w:tcMar>
+              <w:top w:w="100" w:type="dxa"/>
+              <w:left w:w="100" w:type="dxa"/>
+              <w:bottom w:w="100" w:type="dxa"/>
+              <w:right w:w="100" w:type="dxa"/>
+            </w:tcMar>
+            <w:vAlign w:val="center"/>
+          </w:tcPr>
+          <w:p>
+            <w:pPr>
+              <w:spacing w:after="160" w:line="278" w:lineRule="auto"/>
+              <w:rPr>
+                <w:lang w:val="en-US"/>
+              </w:rPr>
+            </w:pPr>
+            <w:r>
+              <w:rPr>
+                <w:lang w:val="en-US"/>
+              </w:rPr>
+              <w:lastRenderedPageBreak/>
+              <w:t>FR-011</w:t>
+            </w:r>
+            <w:r>
+              <w:rPr>
+                <w:lang w:val="en-US"/>
+              </w:rPr>
+              <w:br/>
+              <w:t>Record Actions and Comments</w:t>
+            </w:r>
+          </w:p>
+        </w:tc>
+        <w:tc>
+          <w:tcPr>
+            <w:tcW w:w="5256" w:type="dxa"/>
+            <w:tcMar>
+              <w:top w:w="100" w:type="dxa"/>
+              <w:left w:w="100" w:type="dxa"/>
+              <w:bottom w:w="100" w:type="dxa"/>
+              <w:right w:w="100" w:type="dxa"/>
+            </w:tcMar>
+            <w:vAlign w:val="center"/>
+          </w:tcPr>
+          <w:p>
+            <w:pPr>
+              <w:spacing w:after="160" w:line="278" w:lineRule="auto"/>
+              <w:rPr>
+                <w:lang w:val="en-US"/>
+              </w:rPr>
+            </w:pPr>
+            <w:r>
+              <w:rPr>
+                <w:lang w:val="en-US"/>
+              </w:rPr>
+              <w:t xml:space="preserve">The system shall allow </w:t>
+            </w:r>
+            <w:proofErr w:type="spellStart"/>
+            <w:r>
+              <w:rPr>
+                <w:lang w:val="en-US"/>
+              </w:rPr>
+              <w:t>authorised</w:t>
+            </w:r>
+            <w:proofErr w:type="spellEnd"/>
+            <w:r>
+              <w:rPr>
+                <w:lang w:val="en-US"/>
+              </w:rPr>
+              <w:t xml:space="preserve"> staff to record comments, actions taken and progress notes against a reques</w:t>
+            </w:r>
+            <w:r>
+              <w:rPr>
+                <w:lang w:val="en-US"/>
+              </w:rPr>
+              <w:t>t.</w:t>
+            </w:r>
+          </w:p>
+        </w:tc>
+        <w:tc>
+          <w:tcPr>
+            <w:tcW w:w="3600" w:type="dxa"/>
+            <w:tcMar>
+              <w:top w:w="100" w:type="dxa"/>
+              <w:left w:w="100" w:type="dxa"/>
+              <w:bottom w:w="100" w:type="dxa"/>
+              <w:right w:w="100" w:type="dxa"/>
+            </w:tcMar>
+            <w:vAlign w:val="center"/>
+          </w:tcPr>
+          <w:p>
+            <w:pPr>
+              <w:spacing w:after="160" w:line="278" w:lineRule="auto"/>
+              <w:rPr>
+                <w:lang w:val="en-US"/>
+              </w:rPr>
+            </w:pPr>
+            <w:r>
+              <w:rPr>
+                <w:lang w:val="en-US"/>
+              </w:rPr>
+              <w:t>Supports teamwork, handovers and an auditable history.</w:t>
+            </w:r>
+          </w:p>
+        </w:tc>
+      </w:tr>
+      <w:tr>
+        <w:trPr>
+          <w:cantSplit/>
+          <w:jc w:val="center"/>
+        </w:trPr>
+        <w:tc>
+          <w:tcPr>
+            <w:tcW w:w="2232" w:type="dxa"/>
+            <w:tcMar>
+              <w:top w:w="100" w:type="dxa"/>
+              <w:left w:w="100" w:type="dxa"/>
+              <w:bottom w:w="100" w:type="dxa"/>
+              <w:right w:w="100" w:type="dxa"/>
+            </w:tcMar>
+            <w:vAlign w:val="center"/>
+          </w:tcPr>
+          <w:p>
+            <w:pPr>
+              <w:spacing w:after="160" w:line="278" w:lineRule="auto"/>
+              <w:rPr>
+                <w:lang w:val="en-US"/>
+              </w:rPr>
+            </w:pPr>
+            <w:r>
+              <w:rPr>
+                <w:lang w:val="en-US"/>
+              </w:rPr>
+              <w:t>FR-012</w:t>
+            </w:r>
+            <w:r>
+              <w:rPr>
+                <w:lang w:val="en-US"/>
+              </w:rPr>
+              <w:br/>
+              <w:t>Resolve and Close Requests</w:t>
+            </w:r>
+          </w:p>
+        </w:tc>
+        <w:tc>
+          <w:tcPr>
+            <w:tcW w:w="5256" w:type="dxa"/>
+            <w:tcMar>
+              <w:top w:w="100" w:type="dxa"/>
+              <w:left w:w="100" w:type="dxa"/>
+              <w:bottom w:w="100" w:type="dxa"/>
+              <w:right w:w="100" w:type="dxa"/>
+            </w:tcMar>
+            <w:vAlign w:val="center"/>
+          </w:tcPr>
+          <w:p>
+            <w:pPr>
+              <w:spacing w:after="160" w:line="278" w:lineRule="auto"/>
+              <w:rPr>
+                <w:lang w:val="en-US"/>
+              </w:rPr>
+            </w:pPr>
+            <w:r>
+              <w:rPr>
+                <w:lang w:val="en-US"/>
+              </w:rPr>
+              <w:t xml:space="preserve">The system shall allow </w:t>
+            </w:r>
+            <w:proofErr w:type="spellStart"/>
+            <w:r>
+              <w:rPr>
+                <w:lang w:val="en-US"/>
+              </w:rPr>
+              <w:t>authorised</w:t>
+            </w:r>
+            <w:proofErr w:type="spellEnd"/>
+            <w:r>
+              <w:rPr>
+                <w:lang w:val="en-US"/>
+              </w:rPr>
+              <w:t xml:space="preserve"> staff to mark completed requests as resolved and close them according to the approved workflow.</w:t>
+            </w:r>
+          </w:p>
+        </w:tc>
+        <w:tc>
+          <w:tcPr>
+            <w:tcW w:w="3600" w:type="dxa"/>
+            <w:tcMar>
+              <w:top w:w="100" w:type="dxa"/>
+              <w:left w:w="100" w:type="dxa"/>
+              <w:bottom w:w="100" w:type="dxa"/>
+              <w:right w:w="100" w:type="dxa"/>
+            </w:tcMar>
+            <w:vAlign w:val="center"/>
+          </w:tcPr>
+          <w:p>
+            <w:pPr>
+              <w:spacing w:after="160" w:line="278" w:lineRule="auto"/>
+              <w:rPr>
+                <w:lang w:val="en-US"/>
+              </w:rPr>
+            </w:pPr>
+            <w:r>
+              <w:rPr>
+                <w:lang w:val="en-US"/>
+              </w:rPr>
+              <w:t>Supports accurate completion tracking and reporting.</w:t>
+            </w:r>
+          </w:p>
+        </w:tc>
+      </w:tr>
+      <w:tr>
+        <w:trPr>
+          <w:cantSplit/>
+          <w:jc w:val="center"/>
+        </w:trPr>
+        <w:tc>
+          <w:tcPr>
+            <w:tcW w:w="2232" w:type="dxa"/>
+            <w:tcMar>
+              <w:top w:w="100" w:type="dxa"/>
+              <w:left w:w="100" w:type="dxa"/>
+              <w:bottom w:w="100" w:type="dxa"/>
+              <w:right w:w="100" w:type="dxa"/>
+            </w:tcMar>
+            <w:vAlign w:val="center"/>
+          </w:tcPr>
+          <w:p>
+            <w:pPr>
+              <w:spacing w:after="160" w:line="278" w:lineRule="auto"/>
+              <w:rPr>
+                <w:lang w:val="en-US"/>
+              </w:rPr>
+            </w:pPr>
+            <w:r>
+              <w:rPr>
+                <w:lang w:val="en-US"/>
+              </w:rPr>
+              <w:t>FR-013</w:t>
+            </w:r>
+            <w:r>
+              <w:rPr>
+                <w:lang w:val="en-US"/>
+              </w:rPr>
+              <w:br/>
+              <w:t>View Service Activity Dashboard</w:t>
+            </w:r>
+          </w:p>
+        </w:tc>
+        <w:tc>
+          <w:tcPr>
+            <w:tcW w:w="5256" w:type="dxa"/>
+            <w:tcMar>
+              <w:top w:w="100" w:type="dxa"/>
+              <w:left w:w="100" w:type="dxa"/>
+              <w:bottom w:w="100" w:type="dxa"/>
+              <w:right w:w="100" w:type="dxa"/>
+            </w:tcMar>
+            <w:vAlign w:val="center"/>
+          </w:tcPr>
+          <w:p>
+            <w:pPr>
+              <w:spacing w:after="160" w:line="278" w:lineRule="auto"/>
+              <w:rPr>
+                <w:lang w:val="en-US"/>
+              </w:rPr>
+            </w:pPr>
+            <w:r>
+              <w:rPr>
+                <w:lang w:val="en-US"/>
+              </w:rPr>
+              <w:t>The system shall provide management users with a dashboard showing service activity information.</w:t>
+            </w:r>
+          </w:p>
+        </w:tc>
+        <w:tc>
+          <w:tcPr>
+            <w:tcW w:w="3600" w:type="dxa"/>
+            <w:tcMar>
+              <w:top w:w="100" w:type="dxa"/>
+              <w:left w:w="100" w:type="dxa"/>
+              <w:bottom w:w="100" w:type="dxa"/>
+              <w:right w:w="100" w:type="dxa"/>
+            </w:tcMar>
+            <w:vAlign w:val="center"/>
+          </w:tcPr>
+          <w:p>
+            <w:pPr>
+              <w:spacing w:after="160" w:line="278" w:lineRule="auto"/>
+              <w:rPr>
+                <w:lang w:val="en-US"/>
+              </w:rPr>
+            </w:pPr>
+            <w:r>
+              <w:rPr>
+                <w:lang w:val="en-US"/>
+              </w:rPr>
+              <w:t>Supports oversight and decision-making.</w:t>
+            </w:r>
+          </w:p>
+        </w:tc>
+      </w:tr>
+      <w:tr>
+        <w:trPr>
+          <w:cantSplit/>
+          <w:jc w:val="center"/>
+        </w:trPr>
+        <w:tc>
+          <w:tcPr>
+            <w:tcW w:w="2232" w:type="dxa"/>
+            <w:tcMar>
+              <w:top w:w="100" w:type="dxa"/>
+              <w:left w:w="100" w:type="dxa"/>
+              <w:bottom w:w="100" w:type="dxa"/>
+              <w:right w:w="100" w:type="dxa"/>
+            </w:tcMar>
+            <w:vAlign w:val="center"/>
+          </w:tcPr>
+          <w:p>
+            <w:pPr>
+              <w:spacing w:after="160" w:line="278" w:lineRule="auto"/>
+              <w:rPr>
+                <w:lang w:val="en-US"/>
+              </w:rPr>
+            </w:pPr>
+            <w:r>
+              <w:rPr>
+                <w:lang w:val="en-US"/>
+              </w:rPr>
+              <w:t>FR-014</w:t>
+            </w:r>
+            <w:r>
+              <w:rPr>
+                <w:lang w:val="en-US"/>
+              </w:rPr>
+              <w:br/>
+              <w:t>Monitor Requests</w:t>
+            </w:r>
+          </w:p>
+        </w:tc>
+        <w:tc>
+          <w:tcPr>
+            <w:tcW w:w="5256" w:type="dxa"/>
+            <w:tcMar>
+              <w:top w:w="100" w:type="dxa"/>
+              <w:left w:w="100" w:type="dxa"/>
+              <w:bottom w:w="100" w:type="dxa"/>
+              <w:right w:w="100" w:type="dxa"/>
+            </w:tcMar>
+            <w:vAlign w:val="center"/>
+          </w:tcPr>
+          <w:p>
+            <w:pPr>
+              <w:spacing w:after="160" w:line="278" w:lineRule="auto"/>
+              <w:rPr>
+                <w:lang w:val="en-US"/>
+              </w:rPr>
+            </w:pPr>
+            <w:r>
+              <w:rPr>
+                <w:lang w:val="en-US"/>
+              </w:rPr>
+              <w:t>The system shall allow management users to monitor open, overdue, resolved and closed requests.</w:t>
+            </w:r>
+          </w:p>
+        </w:tc>
+        <w:tc>
+          <w:tcPr>
+            <w:tcW w:w="3600" w:type="dxa"/>
+            <w:tcMar>
+              <w:top w:w="100" w:type="dxa"/>
+              <w:left w:w="100" w:type="dxa"/>
+              <w:bottom w:w="100" w:type="dxa"/>
+              <w:right w:w="100" w:type="dxa"/>
+            </w:tcMar>
+            <w:vAlign w:val="center"/>
+          </w:tcPr>
+          <w:p>
+            <w:pPr>
+              <w:spacing w:after="160" w:line="278" w:lineRule="auto"/>
+              <w:rPr>
+                <w:lang w:val="en-US"/>
+              </w:rPr>
+            </w:pPr>
+            <w:r>
+              <w:rPr>
+                <w:lang w:val="en-US"/>
+              </w:rPr>
+              <w:t>Helps identify bottlenecks and supports performance management.</w:t>
+            </w:r>
+          </w:p>
+        </w:tc>
+      </w:tr>
+      <w:tr>
+        <w:trPr>
+          <w:cantSplit/>
+          <w:jc w:val="center"/>
+        </w:trPr>
+        <w:tc>
+          <w:tcPr>
+            <w:tcW w:w="2232" w:type="dxa"/>
+            <w:tcMar>
+              <w:top w:w="100" w:type="dxa"/>
+              <w:left w:w="100" w:type="dxa"/>
+              <w:bottom w:w="100" w:type="dxa"/>
+              <w:right w:w="100" w:type="dxa"/>
+            </w:tcMar>
+            <w:vAlign w:val="center"/>
+          </w:tcPr>
+          <w:p>
+            <w:pPr>
+              <w:spacing w:after="160" w:line="278" w:lineRule="auto"/>
+              <w:rPr>
+                <w:lang w:val="en-US"/>
+              </w:rPr>
+            </w:pPr>
+            <w:r>
+              <w:rPr>
+                <w:lang w:val="en-US"/>
+              </w:rPr>
+              <w:t>FR-015</w:t>
+            </w:r>
+            <w:r>
+              <w:rPr>
+                <w:lang w:val="en-US"/>
+              </w:rPr>
+              <w:br/>
+              <w:t>Generate Reports and Statistics</w:t>
+            </w:r>
+          </w:p>
+        </w:tc>
+        <w:tc>
+          <w:tcPr>
+            <w:tcW w:w="5256" w:type="dxa"/>
+            <w:tcMar>
+              <w:top w:w="100" w:type="dxa"/>
+              <w:left w:w="100" w:type="dxa"/>
+              <w:bottom w:w="100" w:type="dxa"/>
+              <w:right w:w="100" w:type="dxa"/>
+            </w:tcMar>
+            <w:vAlign w:val="center"/>
+          </w:tcPr>
+          <w:p>
+            <w:pPr>
+              <w:spacing w:after="160" w:line="278" w:lineRule="auto"/>
+              <w:rPr>
+                <w:lang w:val="en-US"/>
+              </w:rPr>
+            </w:pPr>
+            <w:r>
+              <w:rPr>
+                <w:lang w:val="en-US"/>
+              </w:rPr>
+              <w:t>The system shall provide reports and statistics based on request category, status, resolution rate and workload.</w:t>
+            </w:r>
+          </w:p>
+        </w:tc>
+        <w:tc>
+          <w:tcPr>
+            <w:tcW w:w="3600" w:type="dxa"/>
+            <w:tcMar>
+              <w:top w:w="100" w:type="dxa"/>
+              <w:left w:w="100" w:type="dxa"/>
+              <w:bottom w:w="100" w:type="dxa"/>
+              <w:right w:w="100" w:type="dxa"/>
+            </w:tcMar>
+            <w:vAlign w:val="center"/>
+          </w:tcPr>
+          <w:p>
+            <w:pPr>
+              <w:spacing w:after="160" w:line="278" w:lineRule="auto"/>
+              <w:rPr>
+                <w:lang w:val="en-US"/>
+              </w:rPr>
+            </w:pPr>
+            <w:r>
+              <w:rPr>
+                <w:lang w:val="en-US"/>
+              </w:rPr>
+              <w:t>Supports reporting, analysis and evidence-based decisions.</w:t>
+            </w:r>
+          </w:p>
+        </w:tc>
+      </w:tr>
+    </w:tbl>
+    <w:p>
+      <w:pPr>
+        <w:rPr>
+          <w:lang w:val="en-US"/>
+        </w:rPr>
+      </w:pPr>
+    </w:p>
+    <w:p>
+      <w:pPr>
+        <w:rPr>
+          <w:b/>
+          <w:bCs/>
+          <w:lang w:val="en-US"/>
+        </w:rPr>
+      </w:pPr>
+      <w:proofErr w:type="gramStart"/>
+      <w:r>
+        <w:rPr>
+          <w:b/>
+          <w:bCs/>
+          <w:lang w:val="en-US"/>
+        </w:rPr>
+        <w:t>Non Functional</w:t>
+      </w:r>
+      <w:proofErr w:type="gramEnd"/>
+      <w:r>
+        <w:rPr>
+          <w:b/>
+          <w:bCs/>
+          <w:lang w:val="en-US"/>
+        </w:rPr>
+        <w:t xml:space="preserve"> Requirements</w:t>
+      </w:r>
+    </w:p>
+    <w:p>
+      <w:pPr>
+        <w:rPr>
+          <w:lang w:val="en-US"/>
+        </w:rPr>
+      </w:pPr>
+    </w:p>
+    <w:tbl>
+      <w:tblPr>
+        <w:tblStyle w:val="TableGrid"/>
+        <w:tblW w:w="0" w:type="auto"/>
+        <w:jc w:val="center"/>
+        <w:tblLayout w:type="fixed"/>
+        <w:tblLook w:val="04A0" w:firstRow="1" w:lastRow="0" w:firstColumn="1" w:lastColumn="0" w:noHBand="0" w:noVBand="1"/>
+      </w:tblPr>
+      <w:tblGrid>
+        <w:gridCol w:w="2232"/>
+        <w:gridCol w:w="5544"/>
+        <w:gridCol w:w="3312"/>
+      </w:tblGrid>
+      <w:tr>
+        <w:trPr>
+          <w:cantSplit/>
+          <w:tblHeader/>
+          <w:jc w:val="center"/>
+        </w:trPr>
+        <w:tc>
+          <w:tcPr>
+            <w:tcW w:w="2232" w:type="dxa"/>
+            <w:shd w:val="clear" w:color="auto" w:fill="1F4E78"/>
+            <w:tcMar>
+              <w:top w:w="100" w:type="dxa"/>
+              <w:left w:w="100" w:type="dxa"/>
+              <w:bottom w:w="100" w:type="dxa"/>
+              <w:right w:w="100" w:type="dxa"/>
+            </w:tcMar>
+            <w:vAlign w:val="center"/>
+          </w:tcPr>
+          <w:p>
+            <w:pPr>
+              <w:spacing w:after="160" w:line="278" w:lineRule="auto"/>
+              <w:rPr>
+                <w:lang w:val="en-US"/>
+              </w:rPr>
+            </w:pPr>
+            <w:r>
+              <w:rPr>
+                <w:b/>
+                <w:lang w:val="en-US"/>
+              </w:rPr>
+              <w:t>ID and category</w:t>
+            </w:r>
+          </w:p>
+        </w:tc>
+        <w:tc>
+          <w:tcPr>
+            <w:tcW w:w="5544" w:type="dxa"/>
+            <w:shd w:val="clear" w:color="auto" w:fill="1F4E78"/>
+            <w:tcMar>
+              <w:top w:w="100" w:type="dxa"/>
+              <w:left w:w="100" w:type="dxa"/>
+              <w:bottom w:w="100" w:type="dxa"/>
+              <w:right w:w="100" w:type="dxa"/>
+            </w:tcMar>
+            <w:vAlign w:val="center"/>
+          </w:tcPr>
+          <w:p>
+            <w:pPr>
+              <w:spacing w:after="160" w:line="278" w:lineRule="auto"/>
+              <w:rPr>
+                <w:lang w:val="en-US"/>
+              </w:rPr>
+            </w:pPr>
+            <w:r>
+              <w:rPr>
+                <w:b/>
+                <w:lang w:val="en-US"/>
+              </w:rPr>
+              <w:t>non-functional requirement</w:t>
+            </w:r>
+          </w:p>
+        </w:tc>
+        <w:tc>
+          <w:tcPr>
+            <w:tcW w:w="3312" w:type="dxa"/>
+            <w:shd w:val="clear" w:color="auto" w:fill="1F4E78"/>
+            <w:tcMar>
+              <w:top w:w="100" w:type="dxa"/>
+              <w:left w:w="100" w:type="dxa"/>
+              <w:bottom w:w="100" w:type="dxa"/>
+              <w:right w:w="100" w:type="dxa"/>
+            </w:tcMar>
+            <w:vAlign w:val="center"/>
+          </w:tcPr>
+          <w:p>
+            <w:pPr>
+              <w:spacing w:after="160" w:line="278" w:lineRule="auto"/>
+              <w:rPr>
+                <w:lang w:val="en-US"/>
+              </w:rPr>
+            </w:pPr>
+            <w:r>
+              <w:rPr>
+                <w:lang w:val="en-US"/>
+              </w:rPr>
+              <w:t>Business requirement/need addressed</w:t>
+            </w:r>
+          </w:p>
+        </w:tc>
+      </w:tr>
+      <w:tr>
+        <w:trPr>
+          <w:cantSplit/>
+          <w:jc w:val="center"/>
+        </w:trPr>
+        <w:tc>
+          <w:tcPr>
+            <w:tcW w:w="2232" w:type="dxa"/>
+            <w:tcMar>
+              <w:top w:w="100" w:type="dxa"/>
+              <w:left w:w="100" w:type="dxa"/>
+              <w:bottom w:w="100" w:type="dxa"/>
+              <w:right w:w="100" w:type="dxa"/>
+            </w:tcMar>
+            <w:vAlign w:val="center"/>
+          </w:tcPr>
+          <w:p>
+            <w:pPr>
+              <w:spacing w:after="160" w:line="278" w:lineRule="auto"/>
+              <w:rPr>
+                <w:lang w:val="en-US"/>
+              </w:rPr>
+            </w:pPr>
+            <w:r>
+              <w:rPr>
+                <w:lang w:val="en-US"/>
+              </w:rPr>
+              <w:t>NFR-001</w:t>
+            </w:r>
+            <w:r>
+              <w:rPr>
+                <w:lang w:val="en-US"/>
+              </w:rPr>
+              <w:br/>
+              <w:t>Performance</w:t>
+            </w:r>
+          </w:p>
+        </w:tc>
+        <w:tc>
+          <w:tcPr>
+            <w:tcW w:w="5544" w:type="dxa"/>
+            <w:tcMar>
+              <w:top w:w="100" w:type="dxa"/>
+              <w:left w:w="100" w:type="dxa"/>
+              <w:bottom w:w="100" w:type="dxa"/>
+              <w:right w:w="100" w:type="dxa"/>
+            </w:tcMar>
+            <w:vAlign w:val="center"/>
+          </w:tcPr>
+          <w:p>
+            <w:pPr>
+              <w:spacing w:after="160" w:line="278" w:lineRule="auto"/>
+              <w:rPr>
+                <w:lang w:val="en-US"/>
+              </w:rPr>
+            </w:pPr>
+            <w:r>
+              <w:rPr>
+                <w:lang w:val="en-US"/>
+              </w:rPr>
+              <w:t>Under the agreed expected load, the main user actions should complete within three seconds for at least 95% of requests.</w:t>
+            </w:r>
+          </w:p>
+        </w:tc>
+        <w:tc>
+          <w:tcPr>
+            <w:tcW w:w="3312" w:type="dxa"/>
+            <w:tcMar>
+              <w:top w:w="100" w:type="dxa"/>
+              <w:left w:w="100" w:type="dxa"/>
+              <w:bottom w:w="100" w:type="dxa"/>
+              <w:right w:w="100" w:type="dxa"/>
+            </w:tcMar>
+            <w:vAlign w:val="center"/>
+          </w:tcPr>
+          <w:p>
+            <w:pPr>
+              <w:spacing w:after="160" w:line="278" w:lineRule="auto"/>
+              <w:rPr>
+                <w:lang w:val="en-US"/>
+              </w:rPr>
+            </w:pPr>
+            <w:r>
+              <w:rPr>
+                <w:lang w:val="en-US"/>
+              </w:rPr>
+              <w:t>Supports timely service delivery by reducing delays when users submit requests or staff access request information.</w:t>
+            </w:r>
+          </w:p>
+        </w:tc>
+      </w:tr>
+      <w:tr>
+        <w:trPr>
+          <w:cantSplit/>
+          <w:jc w:val="center"/>
+        </w:trPr>
+        <w:tc>
+          <w:tcPr>
+            <w:tcW w:w="2232" w:type="dxa"/>
+            <w:tcMar>
+              <w:top w:w="100" w:type="dxa"/>
+              <w:left w:w="100" w:type="dxa"/>
+              <w:bottom w:w="100" w:type="dxa"/>
+              <w:right w:w="100" w:type="dxa"/>
+            </w:tcMar>
+            <w:vAlign w:val="center"/>
+          </w:tcPr>
+          <w:p>
+            <w:pPr>
+              <w:spacing w:after="160" w:line="278" w:lineRule="auto"/>
+              <w:rPr>
+                <w:lang w:val="en-US"/>
+              </w:rPr>
+            </w:pPr>
+            <w:r>
+              <w:rPr>
+                <w:lang w:val="en-US"/>
+              </w:rPr>
+              <w:lastRenderedPageBreak/>
+              <w:t>NFR-002</w:t>
+            </w:r>
+            <w:r>
+              <w:rPr>
+                <w:lang w:val="en-US"/>
+              </w:rPr>
+              <w:br/>
+              <w:t>Security and access control</w:t>
+            </w:r>
+          </w:p>
+        </w:tc>
+        <w:tc>
+          <w:tcPr>
+            <w:tcW w:w="5544" w:type="dxa"/>
+            <w:tcMar>
+              <w:top w:w="100" w:type="dxa"/>
+              <w:left w:w="100" w:type="dxa"/>
+              <w:bottom w:w="100" w:type="dxa"/>
+              <w:right w:w="100" w:type="dxa"/>
+            </w:tcMar>
+            <w:vAlign w:val="center"/>
+          </w:tcPr>
+          <w:p>
+            <w:pPr>
+              <w:spacing w:after="160" w:line="278" w:lineRule="auto"/>
+              <w:rPr>
+                <w:lang w:val="en-US"/>
+              </w:rPr>
+            </w:pPr>
+            <w:proofErr w:type="spellStart"/>
+            <w:r>
+              <w:rPr>
+                <w:lang w:val="en-US"/>
+              </w:rPr>
+              <w:t>CivicConnect</w:t>
+            </w:r>
+            <w:proofErr w:type="spellEnd"/>
+            <w:r>
+              <w:rPr>
+                <w:lang w:val="en-US"/>
+              </w:rPr>
+              <w:t xml:space="preserve"> shall restrict functions and request information according to approved user roles and permissions</w:t>
+            </w:r>
+          </w:p>
+        </w:tc>
+        <w:tc>
+          <w:tcPr>
+            <w:tcW w:w="3312" w:type="dxa"/>
+            <w:tcMar>
+              <w:top w:w="100" w:type="dxa"/>
+              <w:left w:w="100" w:type="dxa"/>
+              <w:bottom w:w="100" w:type="dxa"/>
+              <w:right w:w="100" w:type="dxa"/>
+            </w:tcMar>
+            <w:vAlign w:val="center"/>
+          </w:tcPr>
+          <w:p>
+            <w:pPr>
+              <w:spacing w:after="160" w:line="278" w:lineRule="auto"/>
+              <w:rPr>
+                <w:lang w:val="en-US"/>
+              </w:rPr>
+            </w:pPr>
+            <w:r>
+              <w:rPr>
+                <w:lang w:val="en-US"/>
+              </w:rPr>
+              <w:t>Protects accountability and appropriate access by ensuring users can only perform functions and view request information relevant to their role.</w:t>
+            </w:r>
+          </w:p>
+        </w:tc>
+      </w:tr>
+      <w:tr>
+        <w:trPr>
+          <w:cantSplit/>
+          <w:jc w:val="center"/>
+        </w:trPr>
+        <w:tc>
+          <w:tcPr>
+            <w:tcW w:w="2232" w:type="dxa"/>
+            <w:tcMar>
+              <w:top w:w="100" w:type="dxa"/>
+              <w:left w:w="100" w:type="dxa"/>
+              <w:bottom w:w="100" w:type="dxa"/>
+              <w:right w:w="100" w:type="dxa"/>
+            </w:tcMar>
+            <w:vAlign w:val="center"/>
+          </w:tcPr>
+          <w:p>
+            <w:pPr>
+              <w:spacing w:after="160" w:line="278" w:lineRule="auto"/>
+              <w:rPr>
+                <w:lang w:val="en-US"/>
+              </w:rPr>
+            </w:pPr>
+            <w:r>
+              <w:rPr>
+                <w:lang w:val="en-US"/>
+              </w:rPr>
+              <w:t>NFR-003</w:t>
+            </w:r>
+            <w:r>
+              <w:rPr>
+                <w:lang w:val="en-US"/>
+              </w:rPr>
+              <w:br/>
+              <w:t>Privacy</w:t>
+            </w:r>
+          </w:p>
+        </w:tc>
+        <w:tc>
+          <w:tcPr>
+            <w:tcW w:w="5544" w:type="dxa"/>
+            <w:tcMar>
+              <w:top w:w="100" w:type="dxa"/>
+              <w:left w:w="100" w:type="dxa"/>
+              <w:bottom w:w="100" w:type="dxa"/>
+              <w:right w:w="100" w:type="dxa"/>
+            </w:tcMar>
+            <w:vAlign w:val="center"/>
+          </w:tcPr>
+          <w:p>
+            <w:pPr>
+              <w:spacing w:after="160" w:line="278" w:lineRule="auto"/>
+              <w:rPr>
+                <w:lang w:val="en-US"/>
+              </w:rPr>
+            </w:pPr>
+            <w:proofErr w:type="spellStart"/>
+            <w:r>
+              <w:rPr>
+                <w:lang w:val="en-US"/>
+              </w:rPr>
+              <w:t>CivicConnect</w:t>
+            </w:r>
+            <w:proofErr w:type="spellEnd"/>
+            <w:r>
+              <w:rPr>
+                <w:lang w:val="en-US"/>
+              </w:rPr>
+              <w:t xml:space="preserve"> shall collect only information needed to manage service requests and shall prevent </w:t>
+            </w:r>
+            <w:proofErr w:type="spellStart"/>
+            <w:r>
+              <w:rPr>
+                <w:lang w:val="en-US"/>
+              </w:rPr>
+              <w:t>unauthorised</w:t>
+            </w:r>
+            <w:proofErr w:type="spellEnd"/>
+            <w:r>
+              <w:rPr>
+                <w:lang w:val="en-US"/>
+              </w:rPr>
+              <w:t xml:space="preserve"> access to personal or sensitive information.</w:t>
+            </w:r>
+          </w:p>
+        </w:tc>
+        <w:tc>
+          <w:tcPr>
+            <w:tcW w:w="3312" w:type="dxa"/>
+            <w:tcMar>
+              <w:top w:w="100" w:type="dxa"/>
+              <w:left w:w="100" w:type="dxa"/>
+              <w:bottom w:w="100" w:type="dxa"/>
+              <w:right w:w="100" w:type="dxa"/>
+            </w:tcMar>
+            <w:vAlign w:val="center"/>
+          </w:tcPr>
+          <w:p>
+            <w:pPr>
+              <w:spacing w:after="160" w:line="278" w:lineRule="auto"/>
+              <w:rPr>
+                <w:lang w:val="en-US"/>
+              </w:rPr>
+            </w:pPr>
+            <w:r>
+              <w:rPr>
+                <w:lang w:val="en-US"/>
+              </w:rPr>
+              <w:t>Protects requester information by limiting collection and access to information necessary for managing service requests.</w:t>
+            </w:r>
+          </w:p>
+        </w:tc>
+      </w:tr>
+      <w:tr>
+        <w:trPr>
+          <w:cantSplit/>
+          <w:jc w:val="center"/>
+        </w:trPr>
+        <w:tc>
+          <w:tcPr>
+            <w:tcW w:w="2232" w:type="dxa"/>
+            <w:tcMar>
+              <w:top w:w="100" w:type="dxa"/>
+              <w:left w:w="100" w:type="dxa"/>
+              <w:bottom w:w="100" w:type="dxa"/>
+              <w:right w:w="100" w:type="dxa"/>
+            </w:tcMar>
+            <w:vAlign w:val="center"/>
+          </w:tcPr>
+          <w:p>
+            <w:pPr>
+              <w:spacing w:after="160" w:line="278" w:lineRule="auto"/>
+              <w:rPr>
+                <w:lang w:val="en-US"/>
+              </w:rPr>
+            </w:pPr>
+            <w:r>
+              <w:rPr>
+                <w:lang w:val="en-US"/>
+              </w:rPr>
+              <w:t>NFR-004</w:t>
+            </w:r>
+            <w:r>
+              <w:rPr>
+                <w:lang w:val="en-US"/>
+              </w:rPr>
+              <w:br/>
+              <w:t>Data integrity</w:t>
+            </w:r>
+          </w:p>
+        </w:tc>
+        <w:tc>
+          <w:tcPr>
+            <w:tcW w:w="5544" w:type="dxa"/>
+            <w:tcMar>
+              <w:top w:w="100" w:type="dxa"/>
+              <w:left w:w="100" w:type="dxa"/>
+              <w:bottom w:w="100" w:type="dxa"/>
+              <w:right w:w="100" w:type="dxa"/>
+            </w:tcMar>
+            <w:vAlign w:val="center"/>
+          </w:tcPr>
+          <w:p>
+            <w:pPr>
+              <w:spacing w:after="160" w:line="278" w:lineRule="auto"/>
+              <w:rPr>
+                <w:lang w:val="en-US"/>
+              </w:rPr>
+            </w:pPr>
+            <w:proofErr w:type="spellStart"/>
+            <w:r>
+              <w:rPr>
+                <w:lang w:val="en-US"/>
+              </w:rPr>
+              <w:t>CivicConnect</w:t>
+            </w:r>
+            <w:proofErr w:type="spellEnd"/>
+            <w:r>
+              <w:rPr>
+                <w:lang w:val="en-US"/>
+              </w:rPr>
+              <w:t xml:space="preserve"> shall preserve valid request data and prevent invalid status changes or incomplete required records.</w:t>
+            </w:r>
+          </w:p>
+        </w:tc>
+        <w:tc>
+          <w:tcPr>
+            <w:tcW w:w="3312" w:type="dxa"/>
+            <w:tcMar>
+              <w:top w:w="100" w:type="dxa"/>
+              <w:left w:w="100" w:type="dxa"/>
+              <w:bottom w:w="100" w:type="dxa"/>
+              <w:right w:w="100" w:type="dxa"/>
+            </w:tcMar>
+            <w:vAlign w:val="center"/>
+          </w:tcPr>
+          <w:p>
+            <w:pPr>
+              <w:spacing w:after="160" w:line="278" w:lineRule="auto"/>
+              <w:rPr>
+                <w:lang w:val="en-US"/>
+              </w:rPr>
+            </w:pPr>
+            <w:r>
+              <w:rPr>
+                <w:lang w:val="en-US"/>
+              </w:rPr>
+              <w:t>Supports accurate service management and reporting by ensuring request records remain complete and valid throughout their lifecycle.</w:t>
+            </w:r>
+          </w:p>
+        </w:tc>
+      </w:tr>
+      <w:tr>
+        <w:trPr>
+          <w:cantSplit/>
+          <w:jc w:val="center"/>
+        </w:trPr>
+        <w:tc>
+          <w:tcPr>
+            <w:tcW w:w="2232" w:type="dxa"/>
+            <w:tcMar>
+              <w:top w:w="100" w:type="dxa"/>
+              <w:left w:w="100" w:type="dxa"/>
+              <w:bottom w:w="100" w:type="dxa"/>
+              <w:right w:w="100" w:type="dxa"/>
+            </w:tcMar>
+            <w:vAlign w:val="center"/>
+          </w:tcPr>
+          <w:p>
+            <w:pPr>
+              <w:spacing w:after="160" w:line="278" w:lineRule="auto"/>
+              <w:rPr>
+                <w:lang w:val="en-US"/>
+              </w:rPr>
+            </w:pPr>
+            <w:r>
+              <w:rPr>
+                <w:lang w:val="en-US"/>
+              </w:rPr>
+              <w:t>NFR-005</w:t>
+            </w:r>
+            <w:r>
+              <w:rPr>
+                <w:lang w:val="en-US"/>
+              </w:rPr>
+              <w:br/>
+              <w:t>Reliability and recovery</w:t>
+            </w:r>
+          </w:p>
+        </w:tc>
+        <w:tc>
+          <w:tcPr>
+            <w:tcW w:w="5544" w:type="dxa"/>
+            <w:tcMar>
+              <w:top w:w="100" w:type="dxa"/>
+              <w:left w:w="100" w:type="dxa"/>
+              <w:bottom w:w="100" w:type="dxa"/>
+              <w:right w:w="100" w:type="dxa"/>
+            </w:tcMar>
+            <w:vAlign w:val="center"/>
+          </w:tcPr>
+          <w:p>
+            <w:pPr>
+              <w:spacing w:after="160" w:line="278" w:lineRule="auto"/>
+              <w:rPr>
+                <w:lang w:val="en-US"/>
+              </w:rPr>
+            </w:pPr>
+            <w:proofErr w:type="spellStart"/>
+            <w:r>
+              <w:rPr>
+                <w:lang w:val="en-US"/>
+              </w:rPr>
+              <w:t>CivicConnect</w:t>
+            </w:r>
+            <w:proofErr w:type="spellEnd"/>
+            <w:r>
+              <w:rPr>
+                <w:lang w:val="en-US"/>
+              </w:rPr>
+              <w:t xml:space="preserve"> shall not lose a successfully saved request when a user refreshes the page or signs in again, and recoverable failures shall show a clear message.</w:t>
+            </w:r>
+          </w:p>
+        </w:tc>
+        <w:tc>
+          <w:tcPr>
+            <w:tcW w:w="3312" w:type="dxa"/>
+            <w:tcMar>
+              <w:top w:w="100" w:type="dxa"/>
+              <w:left w:w="100" w:type="dxa"/>
+              <w:bottom w:w="100" w:type="dxa"/>
+              <w:right w:w="100" w:type="dxa"/>
+            </w:tcMar>
+            <w:vAlign w:val="center"/>
+          </w:tcPr>
+          <w:p>
+            <w:pPr>
+              <w:spacing w:after="160" w:line="278" w:lineRule="auto"/>
+              <w:rPr>
+                <w:lang w:val="en-US"/>
+              </w:rPr>
+            </w:pPr>
+            <w:r>
+              <w:rPr>
+                <w:lang w:val="en-US"/>
+              </w:rPr>
+              <w:t>Maintains continuity of service and trust by preventing loss of successfully submitted requests and providing clear feedback when recoverable failures occur.</w:t>
+            </w:r>
+          </w:p>
+        </w:tc>
+      </w:tr>
+      <w:tr>
+        <w:trPr>
+          <w:cantSplit/>
+          <w:jc w:val="center"/>
+        </w:trPr>
+        <w:tc>
+          <w:tcPr>
+            <w:tcW w:w="2232" w:type="dxa"/>
+            <w:tcMar>
+              <w:top w:w="100" w:type="dxa"/>
+              <w:left w:w="100" w:type="dxa"/>
+              <w:bottom w:w="100" w:type="dxa"/>
+              <w:right w:w="100" w:type="dxa"/>
+            </w:tcMar>
+            <w:vAlign w:val="center"/>
+          </w:tcPr>
+          <w:p>
+            <w:pPr>
+              <w:spacing w:after="160" w:line="278" w:lineRule="auto"/>
+              <w:rPr>
+                <w:lang w:val="en-US"/>
+              </w:rPr>
+            </w:pPr>
+            <w:r>
+              <w:rPr>
+                <w:lang w:val="en-US"/>
+              </w:rPr>
+              <w:t>NFR-006</w:t>
+            </w:r>
+            <w:r>
+              <w:rPr>
+                <w:lang w:val="en-US"/>
+              </w:rPr>
+              <w:br/>
+              <w:t>Usability</w:t>
+            </w:r>
+          </w:p>
+        </w:tc>
+        <w:tc>
+          <w:tcPr>
+            <w:tcW w:w="5544" w:type="dxa"/>
+            <w:tcMar>
+              <w:top w:w="100" w:type="dxa"/>
+              <w:left w:w="100" w:type="dxa"/>
+              <w:bottom w:w="100" w:type="dxa"/>
+              <w:right w:w="100" w:type="dxa"/>
+            </w:tcMar>
+            <w:vAlign w:val="center"/>
+          </w:tcPr>
+          <w:p>
+            <w:pPr>
+              <w:spacing w:after="160" w:line="278" w:lineRule="auto"/>
+              <w:rPr>
+                <w:lang w:val="en-US"/>
+              </w:rPr>
+            </w:pPr>
+            <w:r>
+              <w:rPr>
+                <w:lang w:val="en-US"/>
+              </w:rPr>
+              <w:t>A first-time user shall be able to submit and track a request using clear labels, instructions, and feedback without specialist training.</w:t>
+            </w:r>
+          </w:p>
+        </w:tc>
+        <w:tc>
+          <w:tcPr>
+            <w:tcW w:w="3312" w:type="dxa"/>
+            <w:tcMar>
+              <w:top w:w="100" w:type="dxa"/>
+              <w:left w:w="100" w:type="dxa"/>
+              <w:bottom w:w="100" w:type="dxa"/>
+              <w:right w:w="100" w:type="dxa"/>
+            </w:tcMar>
+            <w:vAlign w:val="center"/>
+          </w:tcPr>
+          <w:p>
+            <w:pPr>
+              <w:spacing w:after="160" w:line="278" w:lineRule="auto"/>
+              <w:rPr>
+                <w:lang w:val="en-US"/>
+              </w:rPr>
+            </w:pPr>
+            <w:r>
+              <w:rPr>
+                <w:lang w:val="en-US"/>
+              </w:rPr>
+              <w:t xml:space="preserve">Makes </w:t>
+            </w:r>
+            <w:proofErr w:type="spellStart"/>
+            <w:r>
+              <w:rPr>
+                <w:lang w:val="en-US"/>
+              </w:rPr>
+              <w:t>CivicConnect</w:t>
+            </w:r>
+            <w:proofErr w:type="spellEnd"/>
+            <w:r>
+              <w:rPr>
+                <w:lang w:val="en-US"/>
+              </w:rPr>
+              <w:t xml:space="preserve"> practical for the intended community by allowing first-time users to submit and track requests without specialist training.</w:t>
+            </w:r>
+          </w:p>
+        </w:tc>
+      </w:tr>
+      <w:tr>
+        <w:trPr>
+          <w:cantSplit/>
+          <w:jc w:val="center"/>
+        </w:trPr>
+        <w:tc>
+          <w:tcPr>
+            <w:tcW w:w="2232" w:type="dxa"/>
+            <w:tcMar>
+              <w:top w:w="100" w:type="dxa"/>
+              <w:left w:w="100" w:type="dxa"/>
+              <w:bottom w:w="100" w:type="dxa"/>
+              <w:right w:w="100" w:type="dxa"/>
+            </w:tcMar>
+            <w:vAlign w:val="center"/>
+          </w:tcPr>
+          <w:p>
+            <w:pPr>
+              <w:spacing w:after="160" w:line="278" w:lineRule="auto"/>
+              <w:rPr>
+                <w:lang w:val="en-US"/>
+              </w:rPr>
+            </w:pPr>
+            <w:r>
+              <w:rPr>
+                <w:lang w:val="en-US"/>
+              </w:rPr>
+              <w:lastRenderedPageBreak/>
+              <w:t>NFR-007</w:t>
+            </w:r>
+            <w:r>
+              <w:rPr>
+                <w:lang w:val="en-US"/>
+              </w:rPr>
+              <w:br/>
+              <w:t>Accessibility</w:t>
+            </w:r>
+          </w:p>
+        </w:tc>
+        <w:tc>
+          <w:tcPr>
+            <w:tcW w:w="5544" w:type="dxa"/>
+            <w:tcMar>
+              <w:top w:w="100" w:type="dxa"/>
+              <w:left w:w="100" w:type="dxa"/>
+              <w:bottom w:w="100" w:type="dxa"/>
+              <w:right w:w="100" w:type="dxa"/>
+            </w:tcMar>
+            <w:vAlign w:val="center"/>
+          </w:tcPr>
+          <w:p>
+            <w:pPr>
+              <w:spacing w:after="160" w:line="278" w:lineRule="auto"/>
+              <w:rPr>
+                <w:lang w:val="en-US"/>
+              </w:rPr>
+            </w:pPr>
+            <w:r>
+              <w:rPr>
+                <w:lang w:val="en-US"/>
+              </w:rPr>
+              <w:t xml:space="preserve">Core request submission and tracking functions shall support keyboard navigation, labelled controls and readable </w:t>
+            </w:r>
+            <w:proofErr w:type="spellStart"/>
+            <w:r>
+              <w:rPr>
+                <w:lang w:val="en-US"/>
+              </w:rPr>
+              <w:t>colour</w:t>
+            </w:r>
+            <w:proofErr w:type="spellEnd"/>
+            <w:r>
+              <w:rPr>
+                <w:lang w:val="en-US"/>
+              </w:rPr>
+              <w:t xml:space="preserve"> contrast.</w:t>
+            </w:r>
+          </w:p>
+        </w:tc>
+        <w:tc>
+          <w:tcPr>
+            <w:tcW w:w="3312" w:type="dxa"/>
+            <w:tcMar>
+              <w:top w:w="100" w:type="dxa"/>
+              <w:left w:w="100" w:type="dxa"/>
+              <w:bottom w:w="100" w:type="dxa"/>
+              <w:right w:w="100" w:type="dxa"/>
+            </w:tcMar>
+            <w:vAlign w:val="center"/>
+          </w:tcPr>
+          <w:p>
+            <w:pPr>
+              <w:spacing w:after="160" w:line="278" w:lineRule="auto"/>
+              <w:rPr>
+                <w:lang w:val="en-US"/>
+              </w:rPr>
+            </w:pPr>
+            <w:r>
+              <w:rPr>
+                <w:lang w:val="en-US"/>
+              </w:rPr>
+              <w:t>Ensures the service can be used by users with different accessibility needs, supporting inclusive access to core request submission and tracking.</w:t>
+            </w:r>
+          </w:p>
+        </w:tc>
+      </w:tr>
+      <w:tr>
+        <w:trPr>
+          <w:cantSplit/>
+          <w:jc w:val="center"/>
+        </w:trPr>
+        <w:tc>
+          <w:tcPr>
+            <w:tcW w:w="2232" w:type="dxa"/>
+            <w:tcMar>
+              <w:top w:w="100" w:type="dxa"/>
+              <w:left w:w="100" w:type="dxa"/>
+              <w:bottom w:w="100" w:type="dxa"/>
+              <w:right w:w="100" w:type="dxa"/>
+            </w:tcMar>
+            <w:vAlign w:val="center"/>
+          </w:tcPr>
+          <w:p>
+            <w:pPr>
+              <w:spacing w:after="160" w:line="278" w:lineRule="auto"/>
+              <w:rPr>
+                <w:lang w:val="en-US"/>
+              </w:rPr>
+            </w:pPr>
+            <w:r>
+              <w:rPr>
+                <w:lang w:val="en-US"/>
+              </w:rPr>
+              <w:t>NFR-008</w:t>
+            </w:r>
+            <w:r>
+              <w:rPr>
+                <w:lang w:val="en-US"/>
+              </w:rPr>
+              <w:br/>
+              <w:t>Compatibility</w:t>
+            </w:r>
+          </w:p>
+        </w:tc>
+        <w:tc>
+          <w:tcPr>
+            <w:tcW w:w="5544" w:type="dxa"/>
+            <w:tcMar>
+              <w:top w:w="100" w:type="dxa"/>
+              <w:left w:w="100" w:type="dxa"/>
+              <w:bottom w:w="100" w:type="dxa"/>
+              <w:right w:w="100" w:type="dxa"/>
+            </w:tcMar>
+            <w:vAlign w:val="center"/>
+          </w:tcPr>
+          <w:p>
+            <w:pPr>
+              <w:spacing w:after="160" w:line="278" w:lineRule="auto"/>
+              <w:rPr>
+                <w:lang w:val="en-US"/>
+              </w:rPr>
+            </w:pPr>
+            <w:proofErr w:type="spellStart"/>
+            <w:r>
+              <w:rPr>
+                <w:lang w:val="en-US"/>
+              </w:rPr>
+              <w:t>CivicConnect</w:t>
+            </w:r>
+            <w:proofErr w:type="spellEnd"/>
+            <w:r>
+              <w:rPr>
+                <w:lang w:val="en-US"/>
+              </w:rPr>
+              <w:t xml:space="preserve"> shall work on the browsers and device sizes approved for the intended users.</w:t>
+            </w:r>
+          </w:p>
+        </w:tc>
+        <w:tc>
+          <w:tcPr>
+            <w:tcW w:w="3312" w:type="dxa"/>
+            <w:tcMar>
+              <w:top w:w="100" w:type="dxa"/>
+              <w:left w:w="100" w:type="dxa"/>
+              <w:bottom w:w="100" w:type="dxa"/>
+              <w:right w:w="100" w:type="dxa"/>
+            </w:tcMar>
+            <w:vAlign w:val="center"/>
+          </w:tcPr>
+          <w:p>
+            <w:pPr>
+              <w:spacing w:after="160" w:line="278" w:lineRule="auto"/>
+              <w:rPr>
+                <w:lang w:val="en-US"/>
+              </w:rPr>
+            </w:pPr>
+            <w:r>
+              <w:rPr>
+                <w:lang w:val="en-US"/>
+              </w:rPr>
+              <w:t xml:space="preserve">Ensures users can access </w:t>
+            </w:r>
+            <w:proofErr w:type="spellStart"/>
+            <w:r>
+              <w:rPr>
+                <w:lang w:val="en-US"/>
+              </w:rPr>
+              <w:t>CivicConnect</w:t>
+            </w:r>
+            <w:proofErr w:type="spellEnd"/>
+            <w:r>
+              <w:rPr>
+                <w:lang w:val="en-US"/>
+              </w:rPr>
+              <w:t xml:space="preserve"> through the approved devices and browsers used to interact with the service.</w:t>
+            </w:r>
+          </w:p>
+        </w:tc>
+      </w:tr>
+      <w:tr>
+        <w:trPr>
+          <w:cantSplit/>
+          <w:jc w:val="center"/>
+        </w:trPr>
+        <w:tc>
+          <w:tcPr>
+            <w:tcW w:w="2232" w:type="dxa"/>
+            <w:tcMar>
+              <w:top w:w="100" w:type="dxa"/>
+              <w:left w:w="100" w:type="dxa"/>
+              <w:bottom w:w="100" w:type="dxa"/>
+              <w:right w:w="100" w:type="dxa"/>
+            </w:tcMar>
+            <w:vAlign w:val="center"/>
+          </w:tcPr>
+          <w:p>
+            <w:pPr>
+              <w:spacing w:after="160" w:line="278" w:lineRule="auto"/>
+              <w:rPr>
+                <w:lang w:val="en-US"/>
+              </w:rPr>
+            </w:pPr>
+            <w:r>
+              <w:rPr>
+                <w:lang w:val="en-US"/>
+              </w:rPr>
+              <w:t>NFR-009</w:t>
+            </w:r>
+            <w:r>
+              <w:rPr>
+                <w:lang w:val="en-US"/>
+              </w:rPr>
+              <w:br/>
+              <w:t>Auditability</w:t>
+            </w:r>
+          </w:p>
+        </w:tc>
+        <w:tc>
+          <w:tcPr>
+            <w:tcW w:w="5544" w:type="dxa"/>
+            <w:tcMar>
+              <w:top w:w="100" w:type="dxa"/>
+              <w:left w:w="100" w:type="dxa"/>
+              <w:bottom w:w="100" w:type="dxa"/>
+              <w:right w:w="100" w:type="dxa"/>
+            </w:tcMar>
+            <w:vAlign w:val="center"/>
+          </w:tcPr>
+          <w:p>
+            <w:pPr>
+              <w:spacing w:after="160" w:line="278" w:lineRule="auto"/>
+              <w:rPr>
+                <w:lang w:val="en-US"/>
+              </w:rPr>
+            </w:pPr>
+            <w:proofErr w:type="spellStart"/>
+            <w:r>
+              <w:rPr>
+                <w:lang w:val="en-US"/>
+              </w:rPr>
+              <w:t>CivicConnect</w:t>
+            </w:r>
+            <w:proofErr w:type="spellEnd"/>
+            <w:r>
+              <w:rPr>
+                <w:lang w:val="en-US"/>
+              </w:rPr>
+              <w:t xml:space="preserve"> shall record important request-lifecycle changes, including the action, date and responsible user where applicable.</w:t>
+            </w:r>
+          </w:p>
+        </w:tc>
+        <w:tc>
+          <w:tcPr>
+            <w:tcW w:w="3312" w:type="dxa"/>
+            <w:tcMar>
+              <w:top w:w="100" w:type="dxa"/>
+              <w:left w:w="100" w:type="dxa"/>
+              <w:bottom w:w="100" w:type="dxa"/>
+              <w:right w:w="100" w:type="dxa"/>
+            </w:tcMar>
+            <w:vAlign w:val="center"/>
+          </w:tcPr>
+          <w:p>
+            <w:pPr>
+              <w:spacing w:after="160" w:line="278" w:lineRule="auto"/>
+              <w:rPr>
+                <w:lang w:val="en-US"/>
+              </w:rPr>
+            </w:pPr>
+            <w:r>
+              <w:rPr>
+                <w:lang w:val="en-US"/>
+              </w:rPr>
+              <w:t>Supports accountability and transparency by retaining evidence of important request-lifecycle actions and who performed them.</w:t>
+            </w:r>
+          </w:p>
+        </w:tc>
+      </w:tr>
+      <w:tr>
+        <w:trPr>
+          <w:cantSplit/>
+          <w:jc w:val="center"/>
+        </w:trPr>
+        <w:tc>
+          <w:tcPr>
+            <w:tcW w:w="2232" w:type="dxa"/>
+            <w:tcMar>
+              <w:top w:w="100" w:type="dxa"/>
+              <w:left w:w="100" w:type="dxa"/>
+              <w:bottom w:w="100" w:type="dxa"/>
+              <w:right w:w="100" w:type="dxa"/>
+            </w:tcMar>
+            <w:vAlign w:val="center"/>
+          </w:tcPr>
+          <w:p>
+            <w:pPr>
+              <w:spacing w:after="160" w:line="278" w:lineRule="auto"/>
+              <w:rPr>
+                <w:lang w:val="en-US"/>
+              </w:rPr>
+            </w:pPr>
+            <w:r>
+              <w:rPr>
+                <w:lang w:val="en-US"/>
+              </w:rPr>
+              <w:t>NFR-010</w:t>
+            </w:r>
+            <w:r>
+              <w:rPr>
+                <w:lang w:val="en-US"/>
+              </w:rPr>
+              <w:br/>
+              <w:t>Maintainability</w:t>
+            </w:r>
+          </w:p>
+        </w:tc>
+        <w:tc>
+          <w:tcPr>
+            <w:tcW w:w="5544" w:type="dxa"/>
+            <w:tcMar>
+              <w:top w:w="100" w:type="dxa"/>
+              <w:left w:w="100" w:type="dxa"/>
+              <w:bottom w:w="100" w:type="dxa"/>
+              <w:right w:w="100" w:type="dxa"/>
+            </w:tcMar>
+            <w:vAlign w:val="center"/>
+          </w:tcPr>
+          <w:p>
+            <w:pPr>
+              <w:spacing w:after="160" w:line="278" w:lineRule="auto"/>
+              <w:rPr>
+                <w:lang w:val="en-US"/>
+              </w:rPr>
+            </w:pPr>
+            <w:r>
+              <w:rPr>
+                <w:lang w:val="en-US"/>
+              </w:rPr>
+              <w:t xml:space="preserve">The solution shall use a documented, modular structure so that </w:t>
+            </w:r>
+            <w:proofErr w:type="spellStart"/>
+            <w:r>
+              <w:rPr>
+                <w:lang w:val="en-US"/>
+              </w:rPr>
+              <w:t>authorised</w:t>
+            </w:r>
+            <w:proofErr w:type="spellEnd"/>
+            <w:r>
+              <w:rPr>
+                <w:lang w:val="en-US"/>
+              </w:rPr>
+              <w:t xml:space="preserve"> team members can test and change one area without unnecessary changes to unrelated areas.</w:t>
+            </w:r>
+          </w:p>
+        </w:tc>
+        <w:tc>
+          <w:tcPr>
+            <w:tcW w:w="3312" w:type="dxa"/>
+            <w:tcMar>
+              <w:top w:w="100" w:type="dxa"/>
+              <w:left w:w="100" w:type="dxa"/>
+              <w:bottom w:w="100" w:type="dxa"/>
+              <w:right w:w="100" w:type="dxa"/>
+            </w:tcMar>
+            <w:vAlign w:val="center"/>
+          </w:tcPr>
+          <w:p>
+            <w:pPr>
+              <w:spacing w:after="160" w:line="278" w:lineRule="auto"/>
+              <w:rPr>
+                <w:lang w:val="en-US"/>
+              </w:rPr>
+            </w:pPr>
+            <w:r>
+              <w:rPr>
+                <w:lang w:val="en-US"/>
+              </w:rPr>
+              <w:t xml:space="preserve">Supports sustainable project delivery and future change by keeping the solution understandable, structured and maintainable by </w:t>
+            </w:r>
+            <w:proofErr w:type="spellStart"/>
+            <w:r>
+              <w:rPr>
+                <w:lang w:val="en-US"/>
+              </w:rPr>
+              <w:t>authorised</w:t>
+            </w:r>
+            <w:proofErr w:type="spellEnd"/>
+            <w:r>
+              <w:rPr>
+                <w:lang w:val="en-US"/>
+              </w:rPr>
+              <w:t xml:space="preserve"> team members.</w:t>
+            </w:r>
+          </w:p>
+        </w:tc>
+      </w:tr>
+      <w:tr>
+        <w:trPr>
+          <w:cantSplit/>
+          <w:jc w:val="center"/>
+        </w:trPr>
+        <w:tc>
+          <w:tcPr>
+            <w:tcW w:w="2232" w:type="dxa"/>
+            <w:tcMar>
+              <w:top w:w="100" w:type="dxa"/>
+              <w:left w:w="100" w:type="dxa"/>
+              <w:bottom w:w="100" w:type="dxa"/>
+              <w:right w:w="100" w:type="dxa"/>
+            </w:tcMar>
+            <w:vAlign w:val="center"/>
+          </w:tcPr>
+          <w:p>
+            <w:pPr>
+              <w:spacing w:after="160" w:line="278" w:lineRule="auto"/>
+              <w:rPr>
+                <w:lang w:val="en-US"/>
+              </w:rPr>
+            </w:pPr>
+            <w:r>
+              <w:rPr>
+                <w:lang w:val="en-US"/>
+              </w:rPr>
+              <w:t>NFR-011</w:t>
+            </w:r>
+            <w:r>
+              <w:rPr>
+                <w:lang w:val="en-US"/>
+              </w:rPr>
+              <w:br/>
+              <w:t>Scalability and capacity</w:t>
+            </w:r>
+          </w:p>
+        </w:tc>
+        <w:tc>
+          <w:tcPr>
+            <w:tcW w:w="5544" w:type="dxa"/>
+            <w:tcMar>
+              <w:top w:w="100" w:type="dxa"/>
+              <w:left w:w="100" w:type="dxa"/>
+              <w:bottom w:w="100" w:type="dxa"/>
+              <w:right w:w="100" w:type="dxa"/>
+            </w:tcMar>
+            <w:vAlign w:val="center"/>
+          </w:tcPr>
+          <w:p>
+            <w:pPr>
+              <w:spacing w:after="160" w:line="278" w:lineRule="auto"/>
+              <w:rPr>
+                <w:lang w:val="en-US"/>
+              </w:rPr>
+            </w:pPr>
+            <w:r>
+              <w:rPr>
+                <w:lang w:val="en-US"/>
+              </w:rPr>
+              <w:t>The selected solution shall support the agreed expected number of users, requests and stored records without redesigning the core request process.</w:t>
+            </w:r>
+          </w:p>
+        </w:tc>
+        <w:tc>
+          <w:tcPr>
+            <w:tcW w:w="3312" w:type="dxa"/>
+            <w:tcMar>
+              <w:top w:w="100" w:type="dxa"/>
+              <w:left w:w="100" w:type="dxa"/>
+              <w:bottom w:w="100" w:type="dxa"/>
+              <w:right w:w="100" w:type="dxa"/>
+            </w:tcMar>
+            <w:vAlign w:val="center"/>
+          </w:tcPr>
+          <w:p>
+            <w:pPr>
+              <w:spacing w:after="160" w:line="278" w:lineRule="auto"/>
+              <w:rPr>
+                <w:lang w:val="en-US"/>
+              </w:rPr>
+            </w:pPr>
+            <w:r>
+              <w:rPr>
+                <w:lang w:val="en-US"/>
+              </w:rPr>
+              <w:t xml:space="preserve">Ensures </w:t>
+            </w:r>
+            <w:proofErr w:type="spellStart"/>
+            <w:r>
+              <w:rPr>
+                <w:lang w:val="en-US"/>
+              </w:rPr>
+              <w:t>CivicConnect</w:t>
+            </w:r>
+            <w:proofErr w:type="spellEnd"/>
+            <w:r>
+              <w:rPr>
+                <w:lang w:val="en-US"/>
+              </w:rPr>
+              <w:t xml:space="preserve"> can continue supporting the expected level of service demand as the number of users, requests and stored records increases.</w:t>
+            </w:r>
+          </w:p>
+        </w:tc>
+      </w:tr>
+      <w:tr>
+        <w:trPr>
+          <w:cantSplit/>
+          <w:jc w:val="center"/>
+        </w:trPr>
+        <w:tc>
+          <w:tcPr>
+            <w:tcW w:w="2232" w:type="dxa"/>
+            <w:tcMar>
+              <w:top w:w="100" w:type="dxa"/>
+              <w:left w:w="100" w:type="dxa"/>
+              <w:bottom w:w="100" w:type="dxa"/>
+              <w:right w:w="100" w:type="dxa"/>
+            </w:tcMar>
+            <w:vAlign w:val="center"/>
+          </w:tcPr>
+          <w:p>
+            <w:pPr>
+              <w:spacing w:after="160" w:line="278" w:lineRule="auto"/>
+              <w:rPr>
+                <w:lang w:val="en-US"/>
+              </w:rPr>
+            </w:pPr>
+            <w:r>
+              <w:rPr>
+                <w:lang w:val="en-US"/>
+              </w:rPr>
+              <w:lastRenderedPageBreak/>
+              <w:t>NFR-012</w:t>
+            </w:r>
+            <w:r>
+              <w:rPr>
+                <w:lang w:val="en-US"/>
+              </w:rPr>
+              <w:br/>
+              <w:t>Cost</w:t>
+            </w:r>
+          </w:p>
+        </w:tc>
+        <w:tc>
+          <w:tcPr>
+            <w:tcW w:w="5544" w:type="dxa"/>
+            <w:tcMar>
+              <w:top w:w="100" w:type="dxa"/>
+              <w:left w:w="100" w:type="dxa"/>
+              <w:bottom w:w="100" w:type="dxa"/>
+              <w:right w:w="100" w:type="dxa"/>
+            </w:tcMar>
+            <w:vAlign w:val="center"/>
+          </w:tcPr>
+          <w:p>
+            <w:pPr>
+              <w:spacing w:after="160" w:line="278" w:lineRule="auto"/>
+              <w:rPr>
+                <w:lang w:val="en-US"/>
+              </w:rPr>
+            </w:pPr>
+            <w:r>
+              <w:rPr>
+                <w:lang w:val="en-US"/>
+              </w:rPr>
+              <w:t>Development and deployment shall remain within the approved project budget, with free or low-cost service limits checked before selection.</w:t>
+            </w:r>
+          </w:p>
+        </w:tc>
+        <w:tc>
+          <w:tcPr>
+            <w:tcW w:w="3312" w:type="dxa"/>
+            <w:tcMar>
+              <w:top w:w="100" w:type="dxa"/>
+              <w:left w:w="100" w:type="dxa"/>
+              <w:bottom w:w="100" w:type="dxa"/>
+              <w:right w:w="100" w:type="dxa"/>
+            </w:tcMar>
+            <w:vAlign w:val="center"/>
+          </w:tcPr>
+          <w:p>
+            <w:pPr>
+              <w:spacing w:after="160" w:line="278" w:lineRule="auto"/>
+              <w:rPr>
+                <w:lang w:val="en-US"/>
+              </w:rPr>
+            </w:pPr>
+            <w:r>
+              <w:rPr>
+                <w:lang w:val="en-US"/>
+              </w:rPr>
+              <w:t>Keeps the solution financially feasible within the student-project constraints and avoids selecting services whose usage costs could make the solution impractical.</w:t>
+            </w:r>
+          </w:p>
+        </w:tc>
+      </w:tr>
+    </w:tbl>
+    <w:p>
+      <w:pPr>
+        <w:rPr>
+          <w:lang w:val="en-US"/>
+        </w:rPr>
+      </w:pPr>
+    </w:p>
+    <w:p>
+      <w:pPr>
+        <w:rPr>
+          <w:b/>
+          <w:bCs/>
+          <w:lang w:val="en-US"/>
+        </w:rPr>
+      </w:pPr>
+      <w:r>
+        <w:rPr>
+          <w:b/>
+          <w:bCs/>
+          <w:lang w:val="en-US"/>
+        </w:rPr>
+        <w:t>Functional Acceptance Criteria</w:t>
+      </w:r>
+    </w:p>
+    <w:p>
+      <w:pPr>
+        <w:rPr>
+          <w:lang w:val="en-US"/>
+        </w:rPr>
+      </w:pPr>
+      <w:r>
+        <w:rPr>
+          <w:lang w:val="en-US"/>
+        </w:rPr>
+        <w:t>Each criterion is linked to one functional requirement and states an observable result that can later support testing and traceability.</w:t>
+      </w:r>
+    </w:p>
+    <w:tbl>
+      <w:tblPr>
+        <w:tblStyle w:val="TableGrid"/>
+        <w:tblW w:w="0" w:type="auto"/>
+        <w:jc w:val="center"/>
+        <w:tblLayout w:type="fixed"/>
+        <w:tblLook w:val="04A0" w:firstRow="1" w:lastRow="0" w:firstColumn="1" w:lastColumn="0" w:noHBand="0" w:noVBand="1"/>
+      </w:tblPr>
+      <w:tblGrid>
+        <w:gridCol w:w="1728"/>
+        <w:gridCol w:w="1440"/>
+        <w:gridCol w:w="7920"/>
+      </w:tblGrid>
+      <w:tr>
+        <w:trPr>
+          <w:cantSplit/>
+          <w:tblHeader/>
+          <w:jc w:val="center"/>
+        </w:trPr>
+        <w:tc>
+          <w:tcPr>
+            <w:tcW w:w="1728" w:type="dxa"/>
+            <w:shd w:val="clear" w:color="auto" w:fill="1F4E78"/>
+            <w:tcMar>
+              <w:top w:w="100" w:type="dxa"/>
+              <w:left w:w="100" w:type="dxa"/>
+              <w:bottom w:w="100" w:type="dxa"/>
+              <w:right w:w="100" w:type="dxa"/>
+            </w:tcMar>
+            <w:vAlign w:val="center"/>
+          </w:tcPr>
+          <w:p>
+            <w:pPr>
+              <w:spacing w:after="160" w:line="278" w:lineRule="auto"/>
+              <w:rPr>
+                <w:lang w:val="en-US"/>
+              </w:rPr>
+            </w:pPr>
+            <w:r>
+              <w:rPr>
+                <w:b/>
+                <w:lang w:val="en-US"/>
+              </w:rPr>
+              <w:t>Acceptance ID</w:t>
+            </w:r>
+          </w:p>
+        </w:tc>
+        <w:tc>
+          <w:tcPr>
+            <w:tcW w:w="1440" w:type="dxa"/>
+            <w:shd w:val="clear" w:color="auto" w:fill="1F4E78"/>
+            <w:tcMar>
+              <w:top w:w="100" w:type="dxa"/>
+              <w:left w:w="100" w:type="dxa"/>
+              <w:bottom w:w="100" w:type="dxa"/>
+              <w:right w:w="100" w:type="dxa"/>
+            </w:tcMar>
+            <w:vAlign w:val="center"/>
+          </w:tcPr>
+          <w:p>
+            <w:pPr>
+              <w:spacing w:after="160" w:line="278" w:lineRule="auto"/>
+              <w:rPr>
+                <w:lang w:val="en-US"/>
+              </w:rPr>
+            </w:pPr>
+            <w:r>
+              <w:rPr>
+                <w:b/>
+                <w:lang w:val="en-US"/>
+              </w:rPr>
+              <w:t>Requirement</w:t>
+            </w:r>
+          </w:p>
+        </w:tc>
+        <w:tc>
+          <w:tcPr>
+            <w:tcW w:w="7920" w:type="dxa"/>
+            <w:shd w:val="clear" w:color="auto" w:fill="1F4E78"/>
+            <w:tcMar>
+              <w:top w:w="100" w:type="dxa"/>
+              <w:left w:w="100" w:type="dxa"/>
+              <w:bottom w:w="100" w:type="dxa"/>
+              <w:right w:w="100" w:type="dxa"/>
+            </w:tcMar>
+            <w:vAlign w:val="center"/>
+          </w:tcPr>
+          <w:p>
+            <w:pPr>
+              <w:spacing w:after="160" w:line="278" w:lineRule="auto"/>
+              <w:rPr>
+                <w:lang w:val="en-US"/>
+              </w:rPr>
+            </w:pPr>
+            <w:r>
+              <w:rPr>
+                <w:b/>
+                <w:lang w:val="en-US"/>
+              </w:rPr>
+              <w:t>Acceptance criterion</w:t>
+            </w:r>
+          </w:p>
+        </w:tc>
+      </w:tr>
+      <w:tr>
+        <w:trPr>
+          <w:cantSplit/>
+          <w:jc w:val="center"/>
+        </w:trPr>
+        <w:tc>
+          <w:tcPr>
+            <w:tcW w:w="1728" w:type="dxa"/>
+            <w:tcMar>
+              <w:top w:w="100" w:type="dxa"/>
+              <w:left w:w="100" w:type="dxa"/>
+              <w:bottom w:w="100" w:type="dxa"/>
+              <w:right w:w="100" w:type="dxa"/>
+            </w:tcMar>
+            <w:vAlign w:val="center"/>
+          </w:tcPr>
+          <w:p>
+            <w:pPr>
+              <w:spacing w:after="160" w:line="278" w:lineRule="auto"/>
+              <w:rPr>
+                <w:lang w:val="en-US"/>
+              </w:rPr>
+            </w:pPr>
+            <w:r>
+              <w:rPr>
+                <w:lang w:val="en-US"/>
+              </w:rPr>
+              <w:t>AC-FR-001</w:t>
+            </w:r>
+          </w:p>
+        </w:tc>
+        <w:tc>
+          <w:tcPr>
+            <w:tcW w:w="1440" w:type="dxa"/>
+            <w:tcMar>
+              <w:top w:w="100" w:type="dxa"/>
+              <w:left w:w="100" w:type="dxa"/>
+              <w:bottom w:w="100" w:type="dxa"/>
+              <w:right w:w="100" w:type="dxa"/>
+            </w:tcMar>
+            <w:vAlign w:val="center"/>
+          </w:tcPr>
+          <w:p>
+            <w:pPr>
+              <w:spacing w:after="160" w:line="278" w:lineRule="auto"/>
+              <w:rPr>
+                <w:lang w:val="en-US"/>
+              </w:rPr>
+            </w:pPr>
+            <w:r>
+              <w:rPr>
+                <w:lang w:val="en-US"/>
+              </w:rPr>
+              <w:t>FR-001</w:t>
+            </w:r>
+          </w:p>
+        </w:tc>
+        <w:tc>
+          <w:tcPr>
+            <w:tcW w:w="7920" w:type="dxa"/>
+            <w:tcMar>
+              <w:top w:w="100" w:type="dxa"/>
+              <w:left w:w="100" w:type="dxa"/>
+              <w:bottom w:w="100" w:type="dxa"/>
+              <w:right w:w="100" w:type="dxa"/>
+            </w:tcMar>
+            <w:vAlign w:val="center"/>
+          </w:tcPr>
+          <w:p>
+            <w:pPr>
+              <w:spacing w:after="160" w:line="278" w:lineRule="auto"/>
+              <w:rPr>
+                <w:lang w:val="en-US"/>
+              </w:rPr>
+            </w:pPr>
+            <w:r>
+              <w:rPr>
+                <w:lang w:val="en-US"/>
+              </w:rPr>
+              <w:t>Given a requester has entered all required information, when the request is submitted successfully, then it is saved, and a unique reference number is displayed.</w:t>
+            </w:r>
+          </w:p>
+        </w:tc>
+      </w:tr>
+      <w:tr>
+        <w:trPr>
+          <w:cantSplit/>
+          <w:jc w:val="center"/>
+        </w:trPr>
+        <w:tc>
+          <w:tcPr>
+            <w:tcW w:w="1728" w:type="dxa"/>
+            <w:tcMar>
+              <w:top w:w="100" w:type="dxa"/>
+              <w:left w:w="100" w:type="dxa"/>
+              <w:bottom w:w="100" w:type="dxa"/>
+              <w:right w:w="100" w:type="dxa"/>
+            </w:tcMar>
+            <w:vAlign w:val="center"/>
+          </w:tcPr>
+          <w:p>
+            <w:pPr>
+              <w:spacing w:after="160" w:line="278" w:lineRule="auto"/>
+              <w:rPr>
+                <w:lang w:val="en-US"/>
+              </w:rPr>
+            </w:pPr>
+            <w:r>
+              <w:rPr>
+                <w:lang w:val="en-US"/>
+              </w:rPr>
+              <w:t>AC-FR-002</w:t>
+            </w:r>
+          </w:p>
+        </w:tc>
+        <w:tc>
+          <w:tcPr>
+            <w:tcW w:w="1440" w:type="dxa"/>
+            <w:tcMar>
+              <w:top w:w="100" w:type="dxa"/>
+              <w:left w:w="100" w:type="dxa"/>
+              <w:bottom w:w="100" w:type="dxa"/>
+              <w:right w:w="100" w:type="dxa"/>
+            </w:tcMar>
+            <w:vAlign w:val="center"/>
+          </w:tcPr>
+          <w:p>
+            <w:pPr>
+              <w:spacing w:after="160" w:line="278" w:lineRule="auto"/>
+              <w:rPr>
+                <w:lang w:val="en-US"/>
+              </w:rPr>
+            </w:pPr>
+            <w:r>
+              <w:rPr>
+                <w:lang w:val="en-US"/>
+              </w:rPr>
+              <w:t>FR-002</w:t>
+            </w:r>
+          </w:p>
+        </w:tc>
+        <w:tc>
+          <w:tcPr>
+            <w:tcW w:w="7920" w:type="dxa"/>
+            <w:tcMar>
+              <w:top w:w="100" w:type="dxa"/>
+              <w:left w:w="100" w:type="dxa"/>
+              <w:bottom w:w="100" w:type="dxa"/>
+              <w:right w:w="100" w:type="dxa"/>
+            </w:tcMar>
+            <w:vAlign w:val="center"/>
+          </w:tcPr>
+          <w:p>
+            <w:pPr>
+              <w:spacing w:after="160" w:line="278" w:lineRule="auto"/>
+              <w:rPr>
+                <w:lang w:val="en-US"/>
+              </w:rPr>
+            </w:pPr>
+            <w:r>
+              <w:rPr>
+                <w:lang w:val="en-US"/>
+              </w:rPr>
+              <w:t>Given the approved category list is available, when a requester creates a request, then one category can be selected and saved with the request.</w:t>
+            </w:r>
+          </w:p>
+        </w:tc>
+      </w:tr>
+      <w:tr>
+        <w:trPr>
+          <w:cantSplit/>
+          <w:jc w:val="center"/>
+        </w:trPr>
+        <w:tc>
+          <w:tcPr>
+            <w:tcW w:w="1728" w:type="dxa"/>
+            <w:tcMar>
+              <w:top w:w="100" w:type="dxa"/>
+              <w:left w:w="100" w:type="dxa"/>
+              <w:bottom w:w="100" w:type="dxa"/>
+              <w:right w:w="100" w:type="dxa"/>
+            </w:tcMar>
+            <w:vAlign w:val="center"/>
+          </w:tcPr>
+          <w:p>
+            <w:pPr>
+              <w:spacing w:after="160" w:line="278" w:lineRule="auto"/>
+              <w:rPr>
+                <w:lang w:val="en-US"/>
+              </w:rPr>
+            </w:pPr>
+            <w:r>
+              <w:rPr>
+                <w:lang w:val="en-US"/>
+              </w:rPr>
+              <w:t>AC-FR-003</w:t>
+            </w:r>
+          </w:p>
+        </w:tc>
+        <w:tc>
+          <w:tcPr>
+            <w:tcW w:w="1440" w:type="dxa"/>
+            <w:tcMar>
+              <w:top w:w="100" w:type="dxa"/>
+              <w:left w:w="100" w:type="dxa"/>
+              <w:bottom w:w="100" w:type="dxa"/>
+              <w:right w:w="100" w:type="dxa"/>
+            </w:tcMar>
+            <w:vAlign w:val="center"/>
+          </w:tcPr>
+          <w:p>
+            <w:pPr>
+              <w:spacing w:after="160" w:line="278" w:lineRule="auto"/>
+              <w:rPr>
+                <w:lang w:val="en-US"/>
+              </w:rPr>
+            </w:pPr>
+            <w:r>
+              <w:rPr>
+                <w:lang w:val="en-US"/>
+              </w:rPr>
+              <w:t>FR-003</w:t>
+            </w:r>
+          </w:p>
+        </w:tc>
+        <w:tc>
+          <w:tcPr>
+            <w:tcW w:w="7920" w:type="dxa"/>
+            <w:tcMar>
+              <w:top w:w="100" w:type="dxa"/>
+              <w:left w:w="100" w:type="dxa"/>
+              <w:bottom w:w="100" w:type="dxa"/>
+              <w:right w:w="100" w:type="dxa"/>
+            </w:tcMar>
+            <w:vAlign w:val="center"/>
+          </w:tcPr>
+          <w:p>
+            <w:pPr>
+              <w:spacing w:after="160" w:line="278" w:lineRule="auto"/>
+              <w:rPr>
+                <w:lang w:val="en-US"/>
+              </w:rPr>
+            </w:pPr>
+            <w:r>
+              <w:rPr>
+                <w:lang w:val="en-US"/>
+              </w:rPr>
+              <w:t>Given a requester has submitted a request, when they open it, then its current approved status is displayed.</w:t>
+            </w:r>
+          </w:p>
+        </w:tc>
+      </w:tr>
+      <w:tr>
+        <w:trPr>
+          <w:cantSplit/>
+          <w:jc w:val="center"/>
+        </w:trPr>
+        <w:tc>
+          <w:tcPr>
+            <w:tcW w:w="1728" w:type="dxa"/>
+            <w:tcMar>
+              <w:top w:w="100" w:type="dxa"/>
+              <w:left w:w="100" w:type="dxa"/>
+              <w:bottom w:w="100" w:type="dxa"/>
+              <w:right w:w="100" w:type="dxa"/>
+            </w:tcMar>
+            <w:vAlign w:val="center"/>
+          </w:tcPr>
+          <w:p>
+            <w:pPr>
+              <w:spacing w:after="160" w:line="278" w:lineRule="auto"/>
+              <w:rPr>
+                <w:lang w:val="en-US"/>
+              </w:rPr>
+            </w:pPr>
+            <w:r>
+              <w:rPr>
+                <w:lang w:val="en-US"/>
+              </w:rPr>
+              <w:t>AC-FR-004</w:t>
+            </w:r>
+          </w:p>
+        </w:tc>
+        <w:tc>
+          <w:tcPr>
+            <w:tcW w:w="1440" w:type="dxa"/>
+            <w:tcMar>
+              <w:top w:w="100" w:type="dxa"/>
+              <w:left w:w="100" w:type="dxa"/>
+              <w:bottom w:w="100" w:type="dxa"/>
+              <w:right w:w="100" w:type="dxa"/>
+            </w:tcMar>
+            <w:vAlign w:val="center"/>
+          </w:tcPr>
+          <w:p>
+            <w:pPr>
+              <w:spacing w:after="160" w:line="278" w:lineRule="auto"/>
+              <w:rPr>
+                <w:lang w:val="en-US"/>
+              </w:rPr>
+            </w:pPr>
+            <w:r>
+              <w:rPr>
+                <w:lang w:val="en-US"/>
+              </w:rPr>
+              <w:t>FR-004</w:t>
+            </w:r>
+          </w:p>
+        </w:tc>
+        <w:tc>
+          <w:tcPr>
+            <w:tcW w:w="7920" w:type="dxa"/>
+            <w:tcMar>
+              <w:top w:w="100" w:type="dxa"/>
+              <w:left w:w="100" w:type="dxa"/>
+              <w:bottom w:w="100" w:type="dxa"/>
+              <w:right w:w="100" w:type="dxa"/>
+            </w:tcMar>
+            <w:vAlign w:val="center"/>
+          </w:tcPr>
+          <w:p>
+            <w:pPr>
+              <w:spacing w:after="160" w:line="278" w:lineRule="auto"/>
+              <w:rPr>
+                <w:lang w:val="en-US"/>
+              </w:rPr>
+            </w:pPr>
+            <w:r>
+              <w:rPr>
+                <w:lang w:val="en-US"/>
+              </w:rPr>
+              <w:t>Given a requester has previous requests, when they open their history, then those requests and their reference numbers are shown.</w:t>
+            </w:r>
+          </w:p>
+        </w:tc>
+      </w:tr>
+      <w:tr>
+        <w:trPr>
+          <w:cantSplit/>
+          <w:jc w:val="center"/>
+        </w:trPr>
+        <w:tc>
+          <w:tcPr>
+            <w:tcW w:w="1728" w:type="dxa"/>
+            <w:tcMar>
+              <w:top w:w="100" w:type="dxa"/>
+              <w:left w:w="100" w:type="dxa"/>
+              <w:bottom w:w="100" w:type="dxa"/>
+              <w:right w:w="100" w:type="dxa"/>
+            </w:tcMar>
+            <w:vAlign w:val="center"/>
+          </w:tcPr>
+          <w:p>
+            <w:pPr>
+              <w:spacing w:after="160" w:line="278" w:lineRule="auto"/>
+              <w:rPr>
+                <w:lang w:val="en-US"/>
+              </w:rPr>
+            </w:pPr>
+            <w:r>
+              <w:rPr>
+                <w:lang w:val="en-US"/>
+              </w:rPr>
+              <w:t>AC-FR-005</w:t>
+            </w:r>
+          </w:p>
+        </w:tc>
+        <w:tc>
+          <w:tcPr>
+            <w:tcW w:w="1440" w:type="dxa"/>
+            <w:tcMar>
+              <w:top w:w="100" w:type="dxa"/>
+              <w:left w:w="100" w:type="dxa"/>
+              <w:bottom w:w="100" w:type="dxa"/>
+              <w:right w:w="100" w:type="dxa"/>
+            </w:tcMar>
+            <w:vAlign w:val="center"/>
+          </w:tcPr>
+          <w:p>
+            <w:pPr>
+              <w:spacing w:after="160" w:line="278" w:lineRule="auto"/>
+              <w:rPr>
+                <w:lang w:val="en-US"/>
+              </w:rPr>
+            </w:pPr>
+            <w:r>
+              <w:rPr>
+                <w:lang w:val="en-US"/>
+              </w:rPr>
+              <w:t>FR-005</w:t>
+            </w:r>
+          </w:p>
+        </w:tc>
+        <w:tc>
+          <w:tcPr>
+            <w:tcW w:w="7920" w:type="dxa"/>
+            <w:tcMar>
+              <w:top w:w="100" w:type="dxa"/>
+              <w:left w:w="100" w:type="dxa"/>
+              <w:bottom w:w="100" w:type="dxa"/>
+              <w:right w:w="100" w:type="dxa"/>
+            </w:tcMar>
+            <w:vAlign w:val="center"/>
+          </w:tcPr>
+          <w:p>
+            <w:pPr>
+              <w:spacing w:after="160" w:line="278" w:lineRule="auto"/>
+              <w:rPr>
+                <w:lang w:val="en-US"/>
+              </w:rPr>
+            </w:pPr>
+            <w:r>
+              <w:rPr>
+                <w:lang w:val="en-US"/>
+              </w:rPr>
+              <w:t>Given a tracked request changes to an approved notification-triggering state, when the update is saved, then the relevant user can see an in-app notification.</w:t>
+            </w:r>
+          </w:p>
+        </w:tc>
+      </w:tr>
+      <w:tr>
+        <w:trPr>
+          <w:cantSplit/>
+          <w:jc w:val="center"/>
+        </w:trPr>
+        <w:tc>
+          <w:tcPr>
+            <w:tcW w:w="1728" w:type="dxa"/>
+            <w:tcMar>
+              <w:top w:w="100" w:type="dxa"/>
+              <w:left w:w="100" w:type="dxa"/>
+              <w:bottom w:w="100" w:type="dxa"/>
+              <w:right w:w="100" w:type="dxa"/>
+            </w:tcMar>
+            <w:vAlign w:val="center"/>
+          </w:tcPr>
+          <w:p>
+            <w:pPr>
+              <w:spacing w:after="160" w:line="278" w:lineRule="auto"/>
+              <w:rPr>
+                <w:lang w:val="en-US"/>
+              </w:rPr>
+            </w:pPr>
+            <w:r>
+              <w:rPr>
+                <w:lang w:val="en-US"/>
+              </w:rPr>
+              <w:t>AC-FR-006</w:t>
+            </w:r>
+          </w:p>
+        </w:tc>
+        <w:tc>
+          <w:tcPr>
+            <w:tcW w:w="1440" w:type="dxa"/>
+            <w:tcMar>
+              <w:top w:w="100" w:type="dxa"/>
+              <w:left w:w="100" w:type="dxa"/>
+              <w:bottom w:w="100" w:type="dxa"/>
+              <w:right w:w="100" w:type="dxa"/>
+            </w:tcMar>
+            <w:vAlign w:val="center"/>
+          </w:tcPr>
+          <w:p>
+            <w:pPr>
+              <w:spacing w:after="160" w:line="278" w:lineRule="auto"/>
+              <w:rPr>
+                <w:lang w:val="en-US"/>
+              </w:rPr>
+            </w:pPr>
+            <w:r>
+              <w:rPr>
+                <w:lang w:val="en-US"/>
+              </w:rPr>
+              <w:t>FR-006</w:t>
+            </w:r>
+          </w:p>
+        </w:tc>
+        <w:tc>
+          <w:tcPr>
+            <w:tcW w:w="7920" w:type="dxa"/>
+            <w:tcMar>
+              <w:top w:w="100" w:type="dxa"/>
+              <w:left w:w="100" w:type="dxa"/>
+              <w:bottom w:w="100" w:type="dxa"/>
+              <w:right w:w="100" w:type="dxa"/>
+            </w:tcMar>
+            <w:vAlign w:val="center"/>
+          </w:tcPr>
+          <w:p>
+            <w:pPr>
+              <w:spacing w:after="160" w:line="278" w:lineRule="auto"/>
+              <w:rPr>
+                <w:lang w:val="en-US"/>
+              </w:rPr>
+            </w:pPr>
+            <w:r>
+              <w:rPr>
+                <w:lang w:val="en-US"/>
+              </w:rPr>
+              <w:t xml:space="preserve">Given an </w:t>
+            </w:r>
+            <w:proofErr w:type="spellStart"/>
+            <w:r>
+              <w:rPr>
+                <w:lang w:val="en-US"/>
+              </w:rPr>
+              <w:t>authorised</w:t>
+            </w:r>
+            <w:proofErr w:type="spellEnd"/>
+            <w:r>
+              <w:rPr>
+                <w:lang w:val="en-US"/>
+              </w:rPr>
+              <w:t xml:space="preserve"> staff member signs in, when they open their work list, then only requests available to their role or assignment are shown.</w:t>
+            </w:r>
+          </w:p>
+        </w:tc>
+      </w:tr>
+      <w:tr>
+        <w:trPr>
+          <w:cantSplit/>
+          <w:jc w:val="center"/>
+        </w:trPr>
+        <w:tc>
+          <w:tcPr>
+            <w:tcW w:w="1728" w:type="dxa"/>
+            <w:tcMar>
+              <w:top w:w="100" w:type="dxa"/>
+              <w:left w:w="100" w:type="dxa"/>
+              <w:bottom w:w="100" w:type="dxa"/>
+              <w:right w:w="100" w:type="dxa"/>
+            </w:tcMar>
+            <w:vAlign w:val="center"/>
+          </w:tcPr>
+          <w:p>
+            <w:pPr>
+              <w:spacing w:after="160" w:line="278" w:lineRule="auto"/>
+              <w:rPr>
+                <w:lang w:val="en-US"/>
+              </w:rPr>
+            </w:pPr>
+            <w:r>
+              <w:rPr>
+                <w:lang w:val="en-US"/>
+              </w:rPr>
+              <w:lastRenderedPageBreak/>
+              <w:t>AC-FR-007</w:t>
+            </w:r>
+          </w:p>
+        </w:tc>
+        <w:tc>
+          <w:tcPr>
+            <w:tcW w:w="1440" w:type="dxa"/>
+            <w:tcMar>
+              <w:top w:w="100" w:type="dxa"/>
+              <w:left w:w="100" w:type="dxa"/>
+              <w:bottom w:w="100" w:type="dxa"/>
+              <w:right w:w="100" w:type="dxa"/>
+            </w:tcMar>
+            <w:vAlign w:val="center"/>
+          </w:tcPr>
+          <w:p>
+            <w:pPr>
+              <w:spacing w:after="160" w:line="278" w:lineRule="auto"/>
+              <w:rPr>
+                <w:lang w:val="en-US"/>
+              </w:rPr>
+            </w:pPr>
+            <w:r>
+              <w:rPr>
+                <w:lang w:val="en-US"/>
+              </w:rPr>
+              <w:t>FR-007</w:t>
+            </w:r>
+          </w:p>
+        </w:tc>
+        <w:tc>
+          <w:tcPr>
+            <w:tcW w:w="7920" w:type="dxa"/>
+            <w:tcMar>
+              <w:top w:w="100" w:type="dxa"/>
+              <w:left w:w="100" w:type="dxa"/>
+              <w:bottom w:w="100" w:type="dxa"/>
+              <w:right w:w="100" w:type="dxa"/>
+            </w:tcMar>
+            <w:vAlign w:val="center"/>
+          </w:tcPr>
+          <w:p>
+            <w:pPr>
+              <w:spacing w:after="160" w:line="278" w:lineRule="auto"/>
+              <w:rPr>
+                <w:lang w:val="en-US"/>
+              </w:rPr>
+            </w:pPr>
+            <w:r>
+              <w:rPr>
+                <w:lang w:val="en-US"/>
+              </w:rPr>
+              <w:t xml:space="preserve">Given requests exist, when </w:t>
+            </w:r>
+            <w:proofErr w:type="spellStart"/>
+            <w:r>
+              <w:rPr>
+                <w:lang w:val="en-US"/>
+              </w:rPr>
+              <w:t>authorised</w:t>
+            </w:r>
+            <w:proofErr w:type="spellEnd"/>
+            <w:r>
+              <w:rPr>
+                <w:lang w:val="en-US"/>
+              </w:rPr>
+              <w:t xml:space="preserve"> staff apply a search term, filter or sort order, then the displayed results match the chosen condition.</w:t>
+            </w:r>
+          </w:p>
+        </w:tc>
+      </w:tr>
+      <w:tr>
+        <w:trPr>
+          <w:cantSplit/>
+          <w:jc w:val="center"/>
+        </w:trPr>
+        <w:tc>
+          <w:tcPr>
+            <w:tcW w:w="1728" w:type="dxa"/>
+            <w:tcMar>
+              <w:top w:w="100" w:type="dxa"/>
+              <w:left w:w="100" w:type="dxa"/>
+              <w:bottom w:w="100" w:type="dxa"/>
+              <w:right w:w="100" w:type="dxa"/>
+            </w:tcMar>
+            <w:vAlign w:val="center"/>
+          </w:tcPr>
+          <w:p>
+            <w:pPr>
+              <w:spacing w:after="160" w:line="278" w:lineRule="auto"/>
+              <w:rPr>
+                <w:lang w:val="en-US"/>
+              </w:rPr>
+            </w:pPr>
+            <w:r>
+              <w:rPr>
+                <w:lang w:val="en-US"/>
+              </w:rPr>
+              <w:t>AC-FR-008</w:t>
+            </w:r>
+          </w:p>
+        </w:tc>
+        <w:tc>
+          <w:tcPr>
+            <w:tcW w:w="1440" w:type="dxa"/>
+            <w:tcMar>
+              <w:top w:w="100" w:type="dxa"/>
+              <w:left w:w="100" w:type="dxa"/>
+              <w:bottom w:w="100" w:type="dxa"/>
+              <w:right w:w="100" w:type="dxa"/>
+            </w:tcMar>
+            <w:vAlign w:val="center"/>
+          </w:tcPr>
+          <w:p>
+            <w:pPr>
+              <w:spacing w:after="160" w:line="278" w:lineRule="auto"/>
+              <w:rPr>
+                <w:lang w:val="en-US"/>
+              </w:rPr>
+            </w:pPr>
+            <w:r>
+              <w:rPr>
+                <w:lang w:val="en-US"/>
+              </w:rPr>
+              <w:t>FR-008</w:t>
+            </w:r>
+          </w:p>
+        </w:tc>
+        <w:tc>
+          <w:tcPr>
+            <w:tcW w:w="7920" w:type="dxa"/>
+            <w:tcMar>
+              <w:top w:w="100" w:type="dxa"/>
+              <w:left w:w="100" w:type="dxa"/>
+              <w:bottom w:w="100" w:type="dxa"/>
+              <w:right w:w="100" w:type="dxa"/>
+            </w:tcMar>
+            <w:vAlign w:val="center"/>
+          </w:tcPr>
+          <w:p>
+            <w:pPr>
+              <w:spacing w:after="160" w:line="278" w:lineRule="auto"/>
+              <w:rPr>
+                <w:lang w:val="en-US"/>
+              </w:rPr>
+            </w:pPr>
+            <w:r>
+              <w:rPr>
+                <w:lang w:val="en-US"/>
+              </w:rPr>
+              <w:t xml:space="preserve">Given </w:t>
+            </w:r>
+            <w:proofErr w:type="spellStart"/>
+            <w:r>
+              <w:rPr>
+                <w:lang w:val="en-US"/>
+              </w:rPr>
+              <w:t>authorised</w:t>
+            </w:r>
+            <w:proofErr w:type="spellEnd"/>
+            <w:r>
+              <w:rPr>
+                <w:lang w:val="en-US"/>
+              </w:rPr>
+              <w:t xml:space="preserve"> staff select a request, when its details are opened, then all information recorded for that request is displayed.</w:t>
+            </w:r>
+          </w:p>
+        </w:tc>
+      </w:tr>
+      <w:tr>
+        <w:trPr>
+          <w:cantSplit/>
+          <w:jc w:val="center"/>
+        </w:trPr>
+        <w:tc>
+          <w:tcPr>
+            <w:tcW w:w="1728" w:type="dxa"/>
+            <w:tcMar>
+              <w:top w:w="100" w:type="dxa"/>
+              <w:left w:w="100" w:type="dxa"/>
+              <w:bottom w:w="100" w:type="dxa"/>
+              <w:right w:w="100" w:type="dxa"/>
+            </w:tcMar>
+            <w:vAlign w:val="center"/>
+          </w:tcPr>
+          <w:p>
+            <w:pPr>
+              <w:spacing w:after="160" w:line="278" w:lineRule="auto"/>
+              <w:rPr>
+                <w:lang w:val="en-US"/>
+              </w:rPr>
+            </w:pPr>
+            <w:r>
+              <w:rPr>
+                <w:lang w:val="en-US"/>
+              </w:rPr>
+              <w:t>AC-FR-009</w:t>
+            </w:r>
+          </w:p>
+        </w:tc>
+        <w:tc>
+          <w:tcPr>
+            <w:tcW w:w="1440" w:type="dxa"/>
+            <w:tcMar>
+              <w:top w:w="100" w:type="dxa"/>
+              <w:left w:w="100" w:type="dxa"/>
+              <w:bottom w:w="100" w:type="dxa"/>
+              <w:right w:w="100" w:type="dxa"/>
+            </w:tcMar>
+            <w:vAlign w:val="center"/>
+          </w:tcPr>
+          <w:p>
+            <w:pPr>
+              <w:spacing w:after="160" w:line="278" w:lineRule="auto"/>
+              <w:rPr>
+                <w:lang w:val="en-US"/>
+              </w:rPr>
+            </w:pPr>
+            <w:r>
+              <w:rPr>
+                <w:lang w:val="en-US"/>
+              </w:rPr>
+              <w:t>FR-009</w:t>
+            </w:r>
+          </w:p>
+        </w:tc>
+        <w:tc>
+          <w:tcPr>
+            <w:tcW w:w="7920" w:type="dxa"/>
+            <w:tcMar>
+              <w:top w:w="100" w:type="dxa"/>
+              <w:left w:w="100" w:type="dxa"/>
+              <w:bottom w:w="100" w:type="dxa"/>
+              <w:right w:w="100" w:type="dxa"/>
+            </w:tcMar>
+            <w:vAlign w:val="center"/>
+          </w:tcPr>
+          <w:p>
+            <w:pPr>
+              <w:spacing w:after="160" w:line="278" w:lineRule="auto"/>
+              <w:rPr>
+                <w:lang w:val="en-US"/>
+              </w:rPr>
+            </w:pPr>
+            <w:r>
+              <w:rPr>
+                <w:lang w:val="en-US"/>
+              </w:rPr>
+              <w:t xml:space="preserve">Given an unassigned or </w:t>
+            </w:r>
+            <w:proofErr w:type="spellStart"/>
+            <w:r>
+              <w:rPr>
+                <w:lang w:val="en-US"/>
+              </w:rPr>
+              <w:t>reassignable</w:t>
+            </w:r>
+            <w:proofErr w:type="spellEnd"/>
+            <w:r>
+              <w:rPr>
+                <w:lang w:val="en-US"/>
+              </w:rPr>
+              <w:t xml:space="preserve"> request exists, when an </w:t>
+            </w:r>
+            <w:proofErr w:type="spellStart"/>
+            <w:r>
+              <w:rPr>
+                <w:lang w:val="en-US"/>
+              </w:rPr>
+              <w:t>authorised</w:t>
+            </w:r>
+            <w:proofErr w:type="spellEnd"/>
+            <w:r>
+              <w:rPr>
+                <w:lang w:val="en-US"/>
+              </w:rPr>
+              <w:t xml:space="preserve"> user selects eligible personnel and confirms, then the responsible person is recorded.</w:t>
+            </w:r>
+          </w:p>
+        </w:tc>
+      </w:tr>
+      <w:tr>
+        <w:trPr>
+          <w:cantSplit/>
+          <w:jc w:val="center"/>
+        </w:trPr>
+        <w:tc>
+          <w:tcPr>
+            <w:tcW w:w="1728" w:type="dxa"/>
+            <w:tcMar>
+              <w:top w:w="100" w:type="dxa"/>
+              <w:left w:w="100" w:type="dxa"/>
+              <w:bottom w:w="100" w:type="dxa"/>
+              <w:right w:w="100" w:type="dxa"/>
+            </w:tcMar>
+            <w:vAlign w:val="center"/>
+          </w:tcPr>
+          <w:p>
+            <w:pPr>
+              <w:spacing w:after="160" w:line="278" w:lineRule="auto"/>
+              <w:rPr>
+                <w:lang w:val="en-US"/>
+              </w:rPr>
+            </w:pPr>
+            <w:r>
+              <w:rPr>
+                <w:lang w:val="en-US"/>
+              </w:rPr>
+              <w:t>AC-FR-010</w:t>
+            </w:r>
+          </w:p>
+        </w:tc>
+        <w:tc>
+          <w:tcPr>
+            <w:tcW w:w="1440" w:type="dxa"/>
+            <w:tcMar>
+              <w:top w:w="100" w:type="dxa"/>
+              <w:left w:w="100" w:type="dxa"/>
+              <w:bottom w:w="100" w:type="dxa"/>
+              <w:right w:w="100" w:type="dxa"/>
+            </w:tcMar>
+            <w:vAlign w:val="center"/>
+          </w:tcPr>
+          <w:p>
+            <w:pPr>
+              <w:spacing w:after="160" w:line="278" w:lineRule="auto"/>
+              <w:rPr>
+                <w:lang w:val="en-US"/>
+              </w:rPr>
+            </w:pPr>
+            <w:r>
+              <w:rPr>
+                <w:lang w:val="en-US"/>
+              </w:rPr>
+              <w:t>FR-010</w:t>
+            </w:r>
+          </w:p>
+        </w:tc>
+        <w:tc>
+          <w:tcPr>
+            <w:tcW w:w="7920" w:type="dxa"/>
+            <w:tcMar>
+              <w:top w:w="100" w:type="dxa"/>
+              <w:left w:w="100" w:type="dxa"/>
+              <w:bottom w:w="100" w:type="dxa"/>
+              <w:right w:w="100" w:type="dxa"/>
+            </w:tcMar>
+            <w:vAlign w:val="center"/>
+          </w:tcPr>
+          <w:p>
+            <w:pPr>
+              <w:spacing w:after="160" w:line="278" w:lineRule="auto"/>
+              <w:rPr>
+                <w:lang w:val="en-US"/>
+              </w:rPr>
+            </w:pPr>
+            <w:r>
+              <w:rPr>
+                <w:lang w:val="en-US"/>
+              </w:rPr>
+              <w:t xml:space="preserve">Given a request is in a valid current state, when </w:t>
+            </w:r>
+            <w:proofErr w:type="spellStart"/>
+            <w:r>
+              <w:rPr>
+                <w:lang w:val="en-US"/>
+              </w:rPr>
+              <w:t>authorised</w:t>
+            </w:r>
+            <w:proofErr w:type="spellEnd"/>
+            <w:r>
+              <w:rPr>
+                <w:lang w:val="en-US"/>
+              </w:rPr>
+              <w:t xml:space="preserve"> staff select an allowed next status, then the new status and update time are recorded.</w:t>
+            </w:r>
+          </w:p>
+        </w:tc>
+      </w:tr>
+      <w:tr>
+        <w:trPr>
+          <w:cantSplit/>
+          <w:jc w:val="center"/>
+        </w:trPr>
+        <w:tc>
+          <w:tcPr>
+            <w:tcW w:w="1728" w:type="dxa"/>
+            <w:tcMar>
+              <w:top w:w="100" w:type="dxa"/>
+              <w:left w:w="100" w:type="dxa"/>
+              <w:bottom w:w="100" w:type="dxa"/>
+              <w:right w:w="100" w:type="dxa"/>
+            </w:tcMar>
+            <w:vAlign w:val="center"/>
+          </w:tcPr>
+          <w:p>
+            <w:pPr>
+              <w:spacing w:after="160" w:line="278" w:lineRule="auto"/>
+              <w:rPr>
+                <w:lang w:val="en-US"/>
+              </w:rPr>
+            </w:pPr>
+            <w:r>
+              <w:rPr>
+                <w:lang w:val="en-US"/>
+              </w:rPr>
+              <w:t>AC-FR-011</w:t>
+            </w:r>
+          </w:p>
+        </w:tc>
+        <w:tc>
+          <w:tcPr>
+            <w:tcW w:w="1440" w:type="dxa"/>
+            <w:tcMar>
+              <w:top w:w="100" w:type="dxa"/>
+              <w:left w:w="100" w:type="dxa"/>
+              <w:bottom w:w="100" w:type="dxa"/>
+              <w:right w:w="100" w:type="dxa"/>
+            </w:tcMar>
+            <w:vAlign w:val="center"/>
+          </w:tcPr>
+          <w:p>
+            <w:pPr>
+              <w:spacing w:after="160" w:line="278" w:lineRule="auto"/>
+              <w:rPr>
+                <w:lang w:val="en-US"/>
+              </w:rPr>
+            </w:pPr>
+            <w:r>
+              <w:rPr>
+                <w:lang w:val="en-US"/>
+              </w:rPr>
+              <w:t>FR-011</w:t>
+            </w:r>
+          </w:p>
+        </w:tc>
+        <w:tc>
+          <w:tcPr>
+            <w:tcW w:w="7920" w:type="dxa"/>
+            <w:tcMar>
+              <w:top w:w="100" w:type="dxa"/>
+              <w:left w:w="100" w:type="dxa"/>
+              <w:bottom w:w="100" w:type="dxa"/>
+              <w:right w:w="100" w:type="dxa"/>
+            </w:tcMar>
+            <w:vAlign w:val="center"/>
+          </w:tcPr>
+          <w:p>
+            <w:pPr>
+              <w:spacing w:after="160" w:line="278" w:lineRule="auto"/>
+              <w:rPr>
+                <w:lang w:val="en-US"/>
+              </w:rPr>
+            </w:pPr>
+            <w:r>
+              <w:rPr>
+                <w:lang w:val="en-US"/>
+              </w:rPr>
+              <w:t xml:space="preserve">Given </w:t>
+            </w:r>
+            <w:proofErr w:type="spellStart"/>
+            <w:r>
+              <w:rPr>
+                <w:lang w:val="en-US"/>
+              </w:rPr>
+              <w:t>authorised</w:t>
+            </w:r>
+            <w:proofErr w:type="spellEnd"/>
+            <w:r>
+              <w:rPr>
+                <w:lang w:val="en-US"/>
+              </w:rPr>
+              <w:t xml:space="preserve"> staff are viewing a request, when they save a comment, action or progress note, then it appears in the request history with the responsible user and time.</w:t>
+            </w:r>
+          </w:p>
+        </w:tc>
+      </w:tr>
+      <w:tr>
+        <w:trPr>
+          <w:cantSplit/>
+          <w:jc w:val="center"/>
+        </w:trPr>
+        <w:tc>
+          <w:tcPr>
+            <w:tcW w:w="1728" w:type="dxa"/>
+            <w:tcMar>
+              <w:top w:w="100" w:type="dxa"/>
+              <w:left w:w="100" w:type="dxa"/>
+              <w:bottom w:w="100" w:type="dxa"/>
+              <w:right w:w="100" w:type="dxa"/>
+            </w:tcMar>
+            <w:vAlign w:val="center"/>
+          </w:tcPr>
+          <w:p>
+            <w:pPr>
+              <w:spacing w:after="160" w:line="278" w:lineRule="auto"/>
+              <w:rPr>
+                <w:lang w:val="en-US"/>
+              </w:rPr>
+            </w:pPr>
+            <w:r>
+              <w:rPr>
+                <w:lang w:val="en-US"/>
+              </w:rPr>
+              <w:t>AC-FR-012</w:t>
+            </w:r>
+          </w:p>
+        </w:tc>
+        <w:tc>
+          <w:tcPr>
+            <w:tcW w:w="1440" w:type="dxa"/>
+            <w:tcMar>
+              <w:top w:w="100" w:type="dxa"/>
+              <w:left w:w="100" w:type="dxa"/>
+              <w:bottom w:w="100" w:type="dxa"/>
+              <w:right w:w="100" w:type="dxa"/>
+            </w:tcMar>
+            <w:vAlign w:val="center"/>
+          </w:tcPr>
+          <w:p>
+            <w:pPr>
+              <w:spacing w:after="160" w:line="278" w:lineRule="auto"/>
+              <w:rPr>
+                <w:lang w:val="en-US"/>
+              </w:rPr>
+            </w:pPr>
+            <w:r>
+              <w:rPr>
+                <w:lang w:val="en-US"/>
+              </w:rPr>
+              <w:t>FR-012</w:t>
+            </w:r>
+          </w:p>
+        </w:tc>
+        <w:tc>
+          <w:tcPr>
+            <w:tcW w:w="7920" w:type="dxa"/>
+            <w:tcMar>
+              <w:top w:w="100" w:type="dxa"/>
+              <w:left w:w="100" w:type="dxa"/>
+              <w:bottom w:w="100" w:type="dxa"/>
+              <w:right w:w="100" w:type="dxa"/>
+            </w:tcMar>
+            <w:vAlign w:val="center"/>
+          </w:tcPr>
+          <w:p>
+            <w:pPr>
+              <w:spacing w:after="160" w:line="278" w:lineRule="auto"/>
+              <w:rPr>
+                <w:lang w:val="en-US"/>
+              </w:rPr>
+            </w:pPr>
+            <w:r>
+              <w:rPr>
+                <w:lang w:val="en-US"/>
+              </w:rPr>
+              <w:t xml:space="preserve">Given the approved completion conditions are met, when </w:t>
+            </w:r>
+            <w:proofErr w:type="spellStart"/>
+            <w:r>
+              <w:rPr>
+                <w:lang w:val="en-US"/>
+              </w:rPr>
+              <w:t>authorised</w:t>
+            </w:r>
+            <w:proofErr w:type="spellEnd"/>
+            <w:r>
+              <w:rPr>
+                <w:lang w:val="en-US"/>
+              </w:rPr>
+              <w:t xml:space="preserve"> staff resolve or close the request, then its final state and completion information are recorded.</w:t>
+            </w:r>
+          </w:p>
+        </w:tc>
+      </w:tr>
+      <w:tr>
+        <w:trPr>
+          <w:cantSplit/>
+          <w:jc w:val="center"/>
+        </w:trPr>
+        <w:tc>
+          <w:tcPr>
+            <w:tcW w:w="1728" w:type="dxa"/>
+            <w:tcMar>
+              <w:top w:w="100" w:type="dxa"/>
+              <w:left w:w="100" w:type="dxa"/>
+              <w:bottom w:w="100" w:type="dxa"/>
+              <w:right w:w="100" w:type="dxa"/>
+            </w:tcMar>
+            <w:vAlign w:val="center"/>
+          </w:tcPr>
+          <w:p>
+            <w:pPr>
+              <w:spacing w:after="160" w:line="278" w:lineRule="auto"/>
+              <w:rPr>
+                <w:lang w:val="en-US"/>
+              </w:rPr>
+            </w:pPr>
+            <w:r>
+              <w:rPr>
+                <w:lang w:val="en-US"/>
+              </w:rPr>
+              <w:t>AC-FR-013</w:t>
+            </w:r>
+          </w:p>
+        </w:tc>
+        <w:tc>
+          <w:tcPr>
+            <w:tcW w:w="1440" w:type="dxa"/>
+            <w:tcMar>
+              <w:top w:w="100" w:type="dxa"/>
+              <w:left w:w="100" w:type="dxa"/>
+              <w:bottom w:w="100" w:type="dxa"/>
+              <w:right w:w="100" w:type="dxa"/>
+            </w:tcMar>
+            <w:vAlign w:val="center"/>
+          </w:tcPr>
+          <w:p>
+            <w:pPr>
+              <w:spacing w:after="160" w:line="278" w:lineRule="auto"/>
+              <w:rPr>
+                <w:lang w:val="en-US"/>
+              </w:rPr>
+            </w:pPr>
+            <w:r>
+              <w:rPr>
+                <w:lang w:val="en-US"/>
+              </w:rPr>
+              <w:t>FR-013</w:t>
+            </w:r>
+          </w:p>
+        </w:tc>
+        <w:tc>
+          <w:tcPr>
+            <w:tcW w:w="7920" w:type="dxa"/>
+            <w:tcMar>
+              <w:top w:w="100" w:type="dxa"/>
+              <w:left w:w="100" w:type="dxa"/>
+              <w:bottom w:w="100" w:type="dxa"/>
+              <w:right w:w="100" w:type="dxa"/>
+            </w:tcMar>
+            <w:vAlign w:val="center"/>
+          </w:tcPr>
+          <w:p>
+            <w:pPr>
+              <w:spacing w:after="160" w:line="278" w:lineRule="auto"/>
+              <w:rPr>
+                <w:lang w:val="en-US"/>
+              </w:rPr>
+            </w:pPr>
+            <w:r>
+              <w:rPr>
+                <w:lang w:val="en-US"/>
+              </w:rPr>
+              <w:t>Given service-request data exists, when a management user opens the dashboard, then the agreed activity measures are displayed using current stored data.</w:t>
+            </w:r>
+          </w:p>
+        </w:tc>
+      </w:tr>
+      <w:tr>
+        <w:trPr>
+          <w:cantSplit/>
+          <w:jc w:val="center"/>
+        </w:trPr>
+        <w:tc>
+          <w:tcPr>
+            <w:tcW w:w="1728" w:type="dxa"/>
+            <w:tcMar>
+              <w:top w:w="100" w:type="dxa"/>
+              <w:left w:w="100" w:type="dxa"/>
+              <w:bottom w:w="100" w:type="dxa"/>
+              <w:right w:w="100" w:type="dxa"/>
+            </w:tcMar>
+            <w:vAlign w:val="center"/>
+          </w:tcPr>
+          <w:p>
+            <w:pPr>
+              <w:spacing w:after="160" w:line="278" w:lineRule="auto"/>
+              <w:rPr>
+                <w:lang w:val="en-US"/>
+              </w:rPr>
+            </w:pPr>
+            <w:r>
+              <w:rPr>
+                <w:lang w:val="en-US"/>
+              </w:rPr>
+              <w:t>AC-FR-014</w:t>
+            </w:r>
+          </w:p>
+        </w:tc>
+        <w:tc>
+          <w:tcPr>
+            <w:tcW w:w="1440" w:type="dxa"/>
+            <w:tcMar>
+              <w:top w:w="100" w:type="dxa"/>
+              <w:left w:w="100" w:type="dxa"/>
+              <w:bottom w:w="100" w:type="dxa"/>
+              <w:right w:w="100" w:type="dxa"/>
+            </w:tcMar>
+            <w:vAlign w:val="center"/>
+          </w:tcPr>
+          <w:p>
+            <w:pPr>
+              <w:spacing w:after="160" w:line="278" w:lineRule="auto"/>
+              <w:rPr>
+                <w:lang w:val="en-US"/>
+              </w:rPr>
+            </w:pPr>
+            <w:r>
+              <w:rPr>
+                <w:lang w:val="en-US"/>
+              </w:rPr>
+              <w:t>FR-014</w:t>
+            </w:r>
+          </w:p>
+        </w:tc>
+        <w:tc>
+          <w:tcPr>
+            <w:tcW w:w="7920" w:type="dxa"/>
+            <w:tcMar>
+              <w:top w:w="100" w:type="dxa"/>
+              <w:left w:w="100" w:type="dxa"/>
+              <w:bottom w:w="100" w:type="dxa"/>
+              <w:right w:w="100" w:type="dxa"/>
+            </w:tcMar>
+            <w:vAlign w:val="center"/>
+          </w:tcPr>
+          <w:p>
+            <w:pPr>
+              <w:spacing w:after="160" w:line="278" w:lineRule="auto"/>
+              <w:rPr>
+                <w:lang w:val="en-US"/>
+              </w:rPr>
+            </w:pPr>
+            <w:r>
+              <w:rPr>
+                <w:lang w:val="en-US"/>
+              </w:rPr>
+              <w:t>Given requests have different statuses and due conditions, when a management user selects a monitoring view, then open, overdue, resolved and closed requests can be identified.</w:t>
+            </w:r>
+          </w:p>
+        </w:tc>
+      </w:tr>
+      <w:tr>
+        <w:trPr>
+          <w:cantSplit/>
+          <w:jc w:val="center"/>
+        </w:trPr>
+        <w:tc>
+          <w:tcPr>
+            <w:tcW w:w="1728" w:type="dxa"/>
+            <w:tcMar>
+              <w:top w:w="100" w:type="dxa"/>
+              <w:left w:w="100" w:type="dxa"/>
+              <w:bottom w:w="100" w:type="dxa"/>
+              <w:right w:w="100" w:type="dxa"/>
+            </w:tcMar>
+            <w:vAlign w:val="center"/>
+          </w:tcPr>
+          <w:p>
+            <w:pPr>
+              <w:spacing w:after="160" w:line="278" w:lineRule="auto"/>
+              <w:rPr>
+                <w:lang w:val="en-US"/>
+              </w:rPr>
+            </w:pPr>
+            <w:r>
+              <w:rPr>
+                <w:lang w:val="en-US"/>
+              </w:rPr>
+              <w:t>AC-FR-015</w:t>
+            </w:r>
+          </w:p>
+        </w:tc>
+        <w:tc>
+          <w:tcPr>
+            <w:tcW w:w="1440" w:type="dxa"/>
+            <w:tcMar>
+              <w:top w:w="100" w:type="dxa"/>
+              <w:left w:w="100" w:type="dxa"/>
+              <w:bottom w:w="100" w:type="dxa"/>
+              <w:right w:w="100" w:type="dxa"/>
+            </w:tcMar>
+            <w:vAlign w:val="center"/>
+          </w:tcPr>
+          <w:p>
+            <w:pPr>
+              <w:spacing w:after="160" w:line="278" w:lineRule="auto"/>
+              <w:rPr>
+                <w:lang w:val="en-US"/>
+              </w:rPr>
+            </w:pPr>
+            <w:r>
+              <w:rPr>
+                <w:lang w:val="en-US"/>
+              </w:rPr>
+              <w:t>FR-015</w:t>
+            </w:r>
+          </w:p>
+        </w:tc>
+        <w:tc>
+          <w:tcPr>
+            <w:tcW w:w="7920" w:type="dxa"/>
+            <w:tcMar>
+              <w:top w:w="100" w:type="dxa"/>
+              <w:left w:w="100" w:type="dxa"/>
+              <w:bottom w:w="100" w:type="dxa"/>
+              <w:right w:w="100" w:type="dxa"/>
+            </w:tcMar>
+            <w:vAlign w:val="center"/>
+          </w:tcPr>
+          <w:p>
+            <w:pPr>
+              <w:spacing w:after="160" w:line="278" w:lineRule="auto"/>
+              <w:rPr>
+                <w:lang w:val="en-US"/>
+              </w:rPr>
+            </w:pPr>
+            <w:r>
+              <w:rPr>
+                <w:lang w:val="en-US"/>
+              </w:rPr>
+              <w:t>Given service-request data exists, when a management user requests a report, then statistics are calculated using the selected category, status, resolution-rate or workload information.</w:t>
+            </w:r>
+          </w:p>
+        </w:tc>
+      </w:tr>
+    </w:tbl>
+    <w:p>
+      <w:pPr>
+        <w:rPr>
+          <w:lang w:val="en-US"/>
+        </w:rPr>
+      </w:pPr>
+    </w:p>
+    <w:p>
+      <w:pPr>
+        <w:rPr>
+          <w:lang w:val="en-US"/>
+        </w:rPr>
+      </w:pPr>
+      <w:r>
+        <w:rPr>
+          <w:lang w:val="en-US"/>
+        </w:rPr>
+        <w:t>Alignment note: Acceptance criteria apply to both functional and non-functional requirements. The criteria below therefore provide observable/testable evidence for each NFR, just as the functional acceptance criteria do for each FR.</w:t>
+      </w:r>
+    </w:p>
+    <w:p>
+      <w:pPr>
+        <w:rPr>
+          <w:b/>
+          <w:bCs/>
+          <w:lang w:val="en-US"/>
+        </w:rPr>
+      </w:pPr>
+      <w:r>
+        <w:rPr>
+          <w:b/>
+          <w:bCs/>
+          <w:lang w:val="en-US"/>
+        </w:rPr>
+        <w:lastRenderedPageBreak/>
+        <w:t>Non-Functional Acceptance Criteria</w:t>
+      </w:r>
+    </w:p>
+    <w:p>
+      <w:pPr>
+        <w:rPr>
+          <w:lang w:val="en-US"/>
+        </w:rPr>
+      </w:pPr>
+      <w:r>
+        <w:rPr>
+          <w:lang w:val="en-US"/>
+        </w:rPr>
+        <w:t>These criteria provide an initial way to verify the non-functional requirements. Criteria containing an agreed or approved value must be updated after the team confirms that value.</w:t>
+      </w:r>
+    </w:p>
+    <w:tbl>
+      <w:tblPr>
+        <w:tblStyle w:val="TableGrid"/>
+        <w:tblW w:w="11088" w:type="dxa"/>
+        <w:jc w:val="center"/>
+        <w:tblLayout w:type="fixed"/>
+        <w:tblLook w:val="04A0" w:firstRow="1" w:lastRow="0" w:firstColumn="1" w:lastColumn="0" w:noHBand="0" w:noVBand="1"/>
+      </w:tblPr>
+      <w:tblGrid>
+        <w:gridCol w:w="1728"/>
+        <w:gridCol w:w="1440"/>
+        <w:gridCol w:w="7920"/>
+      </w:tblGrid>
+      <w:tr>
+        <w:trPr>
+          <w:cantSplit/>
+          <w:tblHeader/>
+          <w:jc w:val="center"/>
+        </w:trPr>
+        <w:tc>
+          <w:tcPr>
+            <w:tcW w:w="1728" w:type="dxa"/>
+            <w:shd w:val="clear" w:color="auto" w:fill="1F4E78"/>
+            <w:tcMar>
+              <w:top w:w="100" w:type="dxa"/>
+              <w:left w:w="100" w:type="dxa"/>
+              <w:bottom w:w="100" w:type="dxa"/>
+              <w:right w:w="100" w:type="dxa"/>
+            </w:tcMar>
+            <w:vAlign w:val="center"/>
+          </w:tcPr>
+          <w:p>
+            <w:pPr>
+              <w:spacing w:after="160" w:line="278" w:lineRule="auto"/>
+              <w:rPr>
+                <w:lang w:val="en-US"/>
+              </w:rPr>
+            </w:pPr>
+            <w:r>
+              <w:rPr>
+                <w:b/>
+                <w:lang w:val="en-US"/>
+              </w:rPr>
+              <w:t>Acceptance ID</w:t>
+            </w:r>
+          </w:p>
+        </w:tc>
+        <w:tc>
+          <w:tcPr>
+            <w:tcW w:w="1440" w:type="dxa"/>
+            <w:shd w:val="clear" w:color="auto" w:fill="1F4E78"/>
+            <w:tcMar>
+              <w:top w:w="100" w:type="dxa"/>
+              <w:left w:w="100" w:type="dxa"/>
+              <w:bottom w:w="100" w:type="dxa"/>
+              <w:right w:w="100" w:type="dxa"/>
+            </w:tcMar>
+            <w:vAlign w:val="center"/>
+          </w:tcPr>
+          <w:p>
+            <w:pPr>
+              <w:spacing w:after="160" w:line="278" w:lineRule="auto"/>
+              <w:rPr>
+                <w:lang w:val="en-US"/>
+              </w:rPr>
+            </w:pPr>
+            <w:r>
+              <w:rPr>
+                <w:b/>
+                <w:lang w:val="en-US"/>
+              </w:rPr>
+              <w:t>Requirement</w:t>
+            </w:r>
+          </w:p>
+        </w:tc>
+        <w:tc>
+          <w:tcPr>
+            <w:tcW w:w="7920" w:type="dxa"/>
+            <w:shd w:val="clear" w:color="auto" w:fill="1F4E78"/>
+            <w:tcMar>
+              <w:top w:w="100" w:type="dxa"/>
+              <w:left w:w="100" w:type="dxa"/>
+              <w:bottom w:w="100" w:type="dxa"/>
+              <w:right w:w="100" w:type="dxa"/>
+            </w:tcMar>
+            <w:vAlign w:val="center"/>
+          </w:tcPr>
+          <w:p>
+            <w:pPr>
+              <w:spacing w:after="160" w:line="278" w:lineRule="auto"/>
+              <w:rPr>
+                <w:lang w:val="en-US"/>
+              </w:rPr>
+            </w:pPr>
+            <w:r>
+              <w:rPr>
+                <w:b/>
+                <w:lang w:val="en-US"/>
+              </w:rPr>
+              <w:t>Acceptance criterion</w:t>
+            </w:r>
+          </w:p>
+        </w:tc>
+      </w:tr>
+      <w:tr>
+        <w:trPr>
+          <w:cantSplit/>
+          <w:jc w:val="center"/>
+        </w:trPr>
+        <w:tc>
+          <w:tcPr>
+            <w:tcW w:w="1728" w:type="dxa"/>
+            <w:tcMar>
+              <w:top w:w="100" w:type="dxa"/>
+              <w:left w:w="100" w:type="dxa"/>
+              <w:bottom w:w="100" w:type="dxa"/>
+              <w:right w:w="100" w:type="dxa"/>
+            </w:tcMar>
+            <w:vAlign w:val="center"/>
+          </w:tcPr>
+          <w:p>
+            <w:pPr>
+              <w:spacing w:after="160" w:line="278" w:lineRule="auto"/>
+              <w:rPr>
+                <w:lang w:val="en-US"/>
+              </w:rPr>
+            </w:pPr>
+            <w:r>
+              <w:rPr>
+                <w:lang w:val="en-US"/>
+              </w:rPr>
+              <w:t>AC-NFR-001</w:t>
+            </w:r>
+          </w:p>
+        </w:tc>
+        <w:tc>
+          <w:tcPr>
+            <w:tcW w:w="1440" w:type="dxa"/>
+            <w:tcMar>
+              <w:top w:w="100" w:type="dxa"/>
+              <w:left w:w="100" w:type="dxa"/>
+              <w:bottom w:w="100" w:type="dxa"/>
+              <w:right w:w="100" w:type="dxa"/>
+            </w:tcMar>
+            <w:vAlign w:val="center"/>
+          </w:tcPr>
+          <w:p>
+            <w:pPr>
+              <w:spacing w:after="160" w:line="278" w:lineRule="auto"/>
+              <w:rPr>
+                <w:lang w:val="en-US"/>
+              </w:rPr>
+            </w:pPr>
+            <w:r>
+              <w:rPr>
+                <w:lang w:val="en-US"/>
+              </w:rPr>
+              <w:t>NFR-001</w:t>
+            </w:r>
+          </w:p>
+        </w:tc>
+        <w:tc>
+          <w:tcPr>
+            <w:tcW w:w="7920" w:type="dxa"/>
+            <w:tcMar>
+              <w:top w:w="100" w:type="dxa"/>
+              <w:left w:w="100" w:type="dxa"/>
+              <w:bottom w:w="100" w:type="dxa"/>
+              <w:right w:w="100" w:type="dxa"/>
+            </w:tcMar>
+            <w:vAlign w:val="center"/>
+          </w:tcPr>
+          <w:p>
+            <w:pPr>
+              <w:spacing w:after="160" w:line="278" w:lineRule="auto"/>
+              <w:rPr>
+                <w:lang w:val="en-US"/>
+              </w:rPr>
+            </w:pPr>
+            <w:r>
+              <w:rPr>
+                <w:lang w:val="en-US"/>
+              </w:rPr>
+              <w:t>A performance test under the agreed expected load shows that at least 95% of the selected main actions complete within three seconds.</w:t>
+            </w:r>
+          </w:p>
+        </w:tc>
+      </w:tr>
+      <w:tr>
+        <w:trPr>
+          <w:cantSplit/>
+          <w:jc w:val="center"/>
+        </w:trPr>
+        <w:tc>
+          <w:tcPr>
+            <w:tcW w:w="1728" w:type="dxa"/>
+            <w:tcMar>
+              <w:top w:w="100" w:type="dxa"/>
+              <w:left w:w="100" w:type="dxa"/>
+              <w:bottom w:w="100" w:type="dxa"/>
+              <w:right w:w="100" w:type="dxa"/>
+            </w:tcMar>
+            <w:vAlign w:val="center"/>
+          </w:tcPr>
+          <w:p>
+            <w:pPr>
+              <w:spacing w:after="160" w:line="278" w:lineRule="auto"/>
+              <w:rPr>
+                <w:lang w:val="en-US"/>
+              </w:rPr>
+            </w:pPr>
+            <w:r>
+              <w:rPr>
+                <w:lang w:val="en-US"/>
+              </w:rPr>
+              <w:t>AC-NFR-002</w:t>
+            </w:r>
+          </w:p>
+        </w:tc>
+        <w:tc>
+          <w:tcPr>
+            <w:tcW w:w="1440" w:type="dxa"/>
+            <w:tcMar>
+              <w:top w:w="100" w:type="dxa"/>
+              <w:left w:w="100" w:type="dxa"/>
+              <w:bottom w:w="100" w:type="dxa"/>
+              <w:right w:w="100" w:type="dxa"/>
+            </w:tcMar>
+            <w:vAlign w:val="center"/>
+          </w:tcPr>
+          <w:p>
+            <w:pPr>
+              <w:spacing w:after="160" w:line="278" w:lineRule="auto"/>
+              <w:rPr>
+                <w:lang w:val="en-US"/>
+              </w:rPr>
+            </w:pPr>
+            <w:r>
+              <w:rPr>
+                <w:lang w:val="en-US"/>
+              </w:rPr>
+              <w:t>NFR-002</w:t>
+            </w:r>
+          </w:p>
+        </w:tc>
+        <w:tc>
+          <w:tcPr>
+            <w:tcW w:w="7920" w:type="dxa"/>
+            <w:tcMar>
+              <w:top w:w="100" w:type="dxa"/>
+              <w:left w:w="100" w:type="dxa"/>
+              <w:bottom w:w="100" w:type="dxa"/>
+              <w:right w:w="100" w:type="dxa"/>
+            </w:tcMar>
+            <w:vAlign w:val="center"/>
+          </w:tcPr>
+          <w:p>
+            <w:pPr>
+              <w:spacing w:after="160" w:line="278" w:lineRule="auto"/>
+              <w:rPr>
+                <w:lang w:val="en-US"/>
+              </w:rPr>
+            </w:pPr>
+            <w:r>
+              <w:rPr>
+                <w:lang w:val="en-US"/>
+              </w:rPr>
+              <w:t>Role-based access tests confirm that every tested role can access its permitted functions and cannot access restricted functions or information.</w:t>
+            </w:r>
+          </w:p>
+        </w:tc>
+      </w:tr>
+      <w:tr>
+        <w:trPr>
+          <w:cantSplit/>
+          <w:jc w:val="center"/>
+        </w:trPr>
+        <w:tc>
+          <w:tcPr>
+            <w:tcW w:w="1728" w:type="dxa"/>
+            <w:tcMar>
+              <w:top w:w="100" w:type="dxa"/>
+              <w:left w:w="100" w:type="dxa"/>
+              <w:bottom w:w="100" w:type="dxa"/>
+              <w:right w:w="100" w:type="dxa"/>
+            </w:tcMar>
+            <w:vAlign w:val="center"/>
+          </w:tcPr>
+          <w:p>
+            <w:pPr>
+              <w:spacing w:after="160" w:line="278" w:lineRule="auto"/>
+              <w:rPr>
+                <w:lang w:val="en-US"/>
+              </w:rPr>
+            </w:pPr>
+            <w:r>
+              <w:rPr>
+                <w:lang w:val="en-US"/>
+              </w:rPr>
+              <w:t>AC-NFR-003</w:t>
+            </w:r>
+          </w:p>
+        </w:tc>
+        <w:tc>
+          <w:tcPr>
+            <w:tcW w:w="1440" w:type="dxa"/>
+            <w:tcMar>
+              <w:top w:w="100" w:type="dxa"/>
+              <w:left w:w="100" w:type="dxa"/>
+              <w:bottom w:w="100" w:type="dxa"/>
+              <w:right w:w="100" w:type="dxa"/>
+            </w:tcMar>
+            <w:vAlign w:val="center"/>
+          </w:tcPr>
+          <w:p>
+            <w:pPr>
+              <w:spacing w:after="160" w:line="278" w:lineRule="auto"/>
+              <w:rPr>
+                <w:lang w:val="en-US"/>
+              </w:rPr>
+            </w:pPr>
+            <w:r>
+              <w:rPr>
+                <w:lang w:val="en-US"/>
+              </w:rPr>
+              <w:t>NFR-003</w:t>
+            </w:r>
+          </w:p>
+        </w:tc>
+        <w:tc>
+          <w:tcPr>
+            <w:tcW w:w="7920" w:type="dxa"/>
+            <w:tcMar>
+              <w:top w:w="100" w:type="dxa"/>
+              <w:left w:w="100" w:type="dxa"/>
+              <w:bottom w:w="100" w:type="dxa"/>
+              <w:right w:w="100" w:type="dxa"/>
+            </w:tcMar>
+            <w:vAlign w:val="center"/>
+          </w:tcPr>
+          <w:p>
+            <w:pPr>
+              <w:spacing w:after="160" w:line="278" w:lineRule="auto"/>
+              <w:rPr>
+                <w:lang w:val="en-US"/>
+              </w:rPr>
+            </w:pPr>
+            <w:r>
+              <w:rPr>
+                <w:lang w:val="en-US"/>
+              </w:rPr>
+              <w:t xml:space="preserve">A review of forms, permissions and stored fields confirms that only approved information is collected and </w:t>
+            </w:r>
+            <w:proofErr w:type="spellStart"/>
+            <w:r>
+              <w:rPr>
+                <w:lang w:val="en-US"/>
+              </w:rPr>
+              <w:t>unauthorised</w:t>
+            </w:r>
+            <w:proofErr w:type="spellEnd"/>
+            <w:r>
+              <w:rPr>
+                <w:lang w:val="en-US"/>
+              </w:rPr>
+              <w:t xml:space="preserve"> roles cannot view protected information.</w:t>
+            </w:r>
+          </w:p>
+        </w:tc>
+      </w:tr>
+      <w:tr>
+        <w:trPr>
+          <w:cantSplit/>
+          <w:jc w:val="center"/>
+        </w:trPr>
+        <w:tc>
+          <w:tcPr>
+            <w:tcW w:w="1728" w:type="dxa"/>
+            <w:tcMar>
+              <w:top w:w="100" w:type="dxa"/>
+              <w:left w:w="100" w:type="dxa"/>
+              <w:bottom w:w="100" w:type="dxa"/>
+              <w:right w:w="100" w:type="dxa"/>
+            </w:tcMar>
+            <w:vAlign w:val="center"/>
+          </w:tcPr>
+          <w:p>
+            <w:pPr>
+              <w:spacing w:after="160" w:line="278" w:lineRule="auto"/>
+              <w:rPr>
+                <w:lang w:val="en-US"/>
+              </w:rPr>
+            </w:pPr>
+            <w:r>
+              <w:rPr>
+                <w:lang w:val="en-US"/>
+              </w:rPr>
+              <w:t>AC-NFR-004</w:t>
+            </w:r>
+          </w:p>
+        </w:tc>
+        <w:tc>
+          <w:tcPr>
+            <w:tcW w:w="1440" w:type="dxa"/>
+            <w:tcMar>
+              <w:top w:w="100" w:type="dxa"/>
+              <w:left w:w="100" w:type="dxa"/>
+              <w:bottom w:w="100" w:type="dxa"/>
+              <w:right w:w="100" w:type="dxa"/>
+            </w:tcMar>
+            <w:vAlign w:val="center"/>
+          </w:tcPr>
+          <w:p>
+            <w:pPr>
+              <w:spacing w:after="160" w:line="278" w:lineRule="auto"/>
+              <w:rPr>
+                <w:lang w:val="en-US"/>
+              </w:rPr>
+            </w:pPr>
+            <w:r>
+              <w:rPr>
+                <w:lang w:val="en-US"/>
+              </w:rPr>
+              <w:t>NFR-004</w:t>
+            </w:r>
+          </w:p>
+        </w:tc>
+        <w:tc>
+          <w:tcPr>
+            <w:tcW w:w="7920" w:type="dxa"/>
+            <w:tcMar>
+              <w:top w:w="100" w:type="dxa"/>
+              <w:left w:w="100" w:type="dxa"/>
+              <w:bottom w:w="100" w:type="dxa"/>
+              <w:right w:w="100" w:type="dxa"/>
+            </w:tcMar>
+            <w:vAlign w:val="center"/>
+          </w:tcPr>
+          <w:p>
+            <w:pPr>
+              <w:spacing w:after="160" w:line="278" w:lineRule="auto"/>
+              <w:rPr>
+                <w:lang w:val="en-US"/>
+              </w:rPr>
+            </w:pPr>
+            <w:r>
+              <w:rPr>
+                <w:lang w:val="en-US"/>
+              </w:rPr>
+              <w:t>Validation tests reject incomplete required records and status changes that are not allowed by the approved workflow.</w:t>
+            </w:r>
+          </w:p>
+        </w:tc>
+      </w:tr>
+      <w:tr>
+        <w:trPr>
+          <w:cantSplit/>
+          <w:jc w:val="center"/>
+        </w:trPr>
+        <w:tc>
+          <w:tcPr>
+            <w:tcW w:w="1728" w:type="dxa"/>
+            <w:tcMar>
+              <w:top w:w="100" w:type="dxa"/>
+              <w:left w:w="100" w:type="dxa"/>
+              <w:bottom w:w="100" w:type="dxa"/>
+              <w:right w:w="100" w:type="dxa"/>
+            </w:tcMar>
+            <w:vAlign w:val="center"/>
+          </w:tcPr>
+          <w:p>
+            <w:pPr>
+              <w:spacing w:after="160" w:line="278" w:lineRule="auto"/>
+              <w:rPr>
+                <w:lang w:val="en-US"/>
+              </w:rPr>
+            </w:pPr>
+            <w:r>
+              <w:rPr>
+                <w:lang w:val="en-US"/>
+              </w:rPr>
+              <w:t>AC-NFR-005</w:t>
+            </w:r>
+          </w:p>
+        </w:tc>
+        <w:tc>
+          <w:tcPr>
+            <w:tcW w:w="1440" w:type="dxa"/>
+            <w:tcMar>
+              <w:top w:w="100" w:type="dxa"/>
+              <w:left w:w="100" w:type="dxa"/>
+              <w:bottom w:w="100" w:type="dxa"/>
+              <w:right w:w="100" w:type="dxa"/>
+            </w:tcMar>
+            <w:vAlign w:val="center"/>
+          </w:tcPr>
+          <w:p>
+            <w:pPr>
+              <w:spacing w:after="160" w:line="278" w:lineRule="auto"/>
+              <w:rPr>
+                <w:lang w:val="en-US"/>
+              </w:rPr>
+            </w:pPr>
+            <w:r>
+              <w:rPr>
+                <w:lang w:val="en-US"/>
+              </w:rPr>
+              <w:t>NFR-005</w:t>
+            </w:r>
+          </w:p>
+        </w:tc>
+        <w:tc>
+          <w:tcPr>
+            <w:tcW w:w="7920" w:type="dxa"/>
+            <w:tcMar>
+              <w:top w:w="100" w:type="dxa"/>
+              <w:left w:w="100" w:type="dxa"/>
+              <w:bottom w:w="100" w:type="dxa"/>
+              <w:right w:w="100" w:type="dxa"/>
+            </w:tcMar>
+            <w:vAlign w:val="center"/>
+          </w:tcPr>
+          <w:p>
+            <w:pPr>
+              <w:spacing w:after="160" w:line="278" w:lineRule="auto"/>
+              <w:rPr>
+                <w:lang w:val="en-US"/>
+              </w:rPr>
+            </w:pPr>
+            <w:r>
+              <w:rPr>
+                <w:lang w:val="en-US"/>
+              </w:rPr>
+              <w:t>A successfully saved request remains available after refresh and a simulated recoverable failure gives the user a clear message without creating an unintended duplicate.</w:t>
+            </w:r>
+          </w:p>
+        </w:tc>
+      </w:tr>
+      <w:tr>
+        <w:trPr>
+          <w:cantSplit/>
+          <w:jc w:val="center"/>
+        </w:trPr>
+        <w:tc>
+          <w:tcPr>
+            <w:tcW w:w="1728" w:type="dxa"/>
+            <w:tcMar>
+              <w:top w:w="100" w:type="dxa"/>
+              <w:left w:w="100" w:type="dxa"/>
+              <w:bottom w:w="100" w:type="dxa"/>
+              <w:right w:w="100" w:type="dxa"/>
+            </w:tcMar>
+            <w:vAlign w:val="center"/>
+          </w:tcPr>
+          <w:p>
+            <w:pPr>
+              <w:spacing w:after="160" w:line="278" w:lineRule="auto"/>
+              <w:rPr>
+                <w:lang w:val="en-US"/>
+              </w:rPr>
+            </w:pPr>
+            <w:r>
+              <w:rPr>
+                <w:lang w:val="en-US"/>
+              </w:rPr>
+              <w:t>AC-NFR-006</w:t>
+            </w:r>
+          </w:p>
+        </w:tc>
+        <w:tc>
+          <w:tcPr>
+            <w:tcW w:w="1440" w:type="dxa"/>
+            <w:tcMar>
+              <w:top w:w="100" w:type="dxa"/>
+              <w:left w:w="100" w:type="dxa"/>
+              <w:bottom w:w="100" w:type="dxa"/>
+              <w:right w:w="100" w:type="dxa"/>
+            </w:tcMar>
+            <w:vAlign w:val="center"/>
+          </w:tcPr>
+          <w:p>
+            <w:pPr>
+              <w:spacing w:after="160" w:line="278" w:lineRule="auto"/>
+              <w:rPr>
+                <w:lang w:val="en-US"/>
+              </w:rPr>
+            </w:pPr>
+            <w:r>
+              <w:rPr>
+                <w:lang w:val="en-US"/>
+              </w:rPr>
+              <w:t>NFR-006</w:t>
+            </w:r>
+          </w:p>
+        </w:tc>
+        <w:tc>
+          <w:tcPr>
+            <w:tcW w:w="7920" w:type="dxa"/>
+            <w:tcMar>
+              <w:top w:w="100" w:type="dxa"/>
+              <w:left w:w="100" w:type="dxa"/>
+              <w:bottom w:w="100" w:type="dxa"/>
+              <w:right w:w="100" w:type="dxa"/>
+            </w:tcMar>
+            <w:vAlign w:val="center"/>
+          </w:tcPr>
+          <w:p>
+            <w:pPr>
+              <w:spacing w:after="160" w:line="278" w:lineRule="auto"/>
+              <w:rPr>
+                <w:lang w:val="en-US"/>
+              </w:rPr>
+            </w:pPr>
+            <w:r>
+              <w:rPr>
+                <w:lang w:val="en-US"/>
+              </w:rPr>
+              <w:t>Representative first-time users can complete the agreed submission and tracking walkthrough, and any blocking usability problems are recorded and corrected or accepted.</w:t>
+            </w:r>
+          </w:p>
+        </w:tc>
+      </w:tr>
+      <w:tr>
+        <w:trPr>
+          <w:cantSplit/>
+          <w:jc w:val="center"/>
+        </w:trPr>
+        <w:tc>
+          <w:tcPr>
+            <w:tcW w:w="1728" w:type="dxa"/>
+            <w:tcMar>
+              <w:top w:w="100" w:type="dxa"/>
+              <w:left w:w="100" w:type="dxa"/>
+              <w:bottom w:w="100" w:type="dxa"/>
+              <w:right w:w="100" w:type="dxa"/>
+            </w:tcMar>
+            <w:vAlign w:val="center"/>
+          </w:tcPr>
+          <w:p>
+            <w:pPr>
+              <w:spacing w:after="160" w:line="278" w:lineRule="auto"/>
+              <w:rPr>
+                <w:lang w:val="en-US"/>
+              </w:rPr>
+            </w:pPr>
+            <w:r>
+              <w:rPr>
+                <w:lang w:val="en-US"/>
+              </w:rPr>
+              <w:t>AC-NFR-007</w:t>
+            </w:r>
+          </w:p>
+        </w:tc>
+        <w:tc>
+          <w:tcPr>
+            <w:tcW w:w="1440" w:type="dxa"/>
+            <w:tcMar>
+              <w:top w:w="100" w:type="dxa"/>
+              <w:left w:w="100" w:type="dxa"/>
+              <w:bottom w:w="100" w:type="dxa"/>
+              <w:right w:w="100" w:type="dxa"/>
+            </w:tcMar>
+            <w:vAlign w:val="center"/>
+          </w:tcPr>
+          <w:p>
+            <w:pPr>
+              <w:spacing w:after="160" w:line="278" w:lineRule="auto"/>
+              <w:rPr>
+                <w:lang w:val="en-US"/>
+              </w:rPr>
+            </w:pPr>
+            <w:r>
+              <w:rPr>
+                <w:lang w:val="en-US"/>
+              </w:rPr>
+              <w:t>NFR-007</w:t>
+            </w:r>
+          </w:p>
+        </w:tc>
+        <w:tc>
+          <w:tcPr>
+            <w:tcW w:w="7920" w:type="dxa"/>
+            <w:tcMar>
+              <w:top w:w="100" w:type="dxa"/>
+              <w:left w:w="100" w:type="dxa"/>
+              <w:bottom w:w="100" w:type="dxa"/>
+              <w:right w:w="100" w:type="dxa"/>
+            </w:tcMar>
+            <w:vAlign w:val="center"/>
+          </w:tcPr>
+          <w:p>
+            <w:pPr>
+              <w:spacing w:after="160" w:line="278" w:lineRule="auto"/>
+              <w:rPr>
+                <w:lang w:val="en-US"/>
+              </w:rPr>
+            </w:pPr>
+            <w:r>
+              <w:rPr>
+                <w:lang w:val="en-US"/>
+              </w:rPr>
+              <w:t>The agreed core screens can be operated by keyboard, controls have understandable labels and the selected contrast check passes.</w:t>
+            </w:r>
+          </w:p>
+        </w:tc>
+      </w:tr>
+      <w:tr>
+        <w:trPr>
+          <w:cantSplit/>
+          <w:jc w:val="center"/>
+        </w:trPr>
+        <w:tc>
+          <w:tcPr>
+            <w:tcW w:w="1728" w:type="dxa"/>
+            <w:tcMar>
+              <w:top w:w="100" w:type="dxa"/>
+              <w:left w:w="100" w:type="dxa"/>
+              <w:bottom w:w="100" w:type="dxa"/>
+              <w:right w:w="100" w:type="dxa"/>
+            </w:tcMar>
+            <w:vAlign w:val="center"/>
+          </w:tcPr>
+          <w:p>
+            <w:pPr>
+              <w:spacing w:after="160" w:line="278" w:lineRule="auto"/>
+              <w:rPr>
+                <w:lang w:val="en-US"/>
+              </w:rPr>
+            </w:pPr>
+            <w:r>
+              <w:rPr>
+                <w:lang w:val="en-US"/>
+              </w:rPr>
+              <w:t>AC-NFR-008</w:t>
+            </w:r>
+          </w:p>
+        </w:tc>
+        <w:tc>
+          <w:tcPr>
+            <w:tcW w:w="1440" w:type="dxa"/>
+            <w:tcMar>
+              <w:top w:w="100" w:type="dxa"/>
+              <w:left w:w="100" w:type="dxa"/>
+              <w:bottom w:w="100" w:type="dxa"/>
+              <w:right w:w="100" w:type="dxa"/>
+            </w:tcMar>
+            <w:vAlign w:val="center"/>
+          </w:tcPr>
+          <w:p>
+            <w:pPr>
+              <w:spacing w:after="160" w:line="278" w:lineRule="auto"/>
+              <w:rPr>
+                <w:lang w:val="en-US"/>
+              </w:rPr>
+            </w:pPr>
+            <w:r>
+              <w:rPr>
+                <w:lang w:val="en-US"/>
+              </w:rPr>
+              <w:t>NFR-008</w:t>
+            </w:r>
+          </w:p>
+        </w:tc>
+        <w:tc>
+          <w:tcPr>
+            <w:tcW w:w="7920" w:type="dxa"/>
+            <w:tcMar>
+              <w:top w:w="100" w:type="dxa"/>
+              <w:left w:w="100" w:type="dxa"/>
+              <w:bottom w:w="100" w:type="dxa"/>
+              <w:right w:w="100" w:type="dxa"/>
+            </w:tcMar>
+            <w:vAlign w:val="center"/>
+          </w:tcPr>
+          <w:p>
+            <w:pPr>
+              <w:spacing w:after="160" w:line="278" w:lineRule="auto"/>
+              <w:rPr>
+                <w:lang w:val="en-US"/>
+              </w:rPr>
+            </w:pPr>
+            <w:r>
+              <w:rPr>
+                <w:lang w:val="en-US"/>
+              </w:rPr>
+              <w:t>The agreed core workflows pass on every browser and screen size listed in the approved compatibility list.</w:t>
+            </w:r>
+          </w:p>
+        </w:tc>
+      </w:tr>
+      <w:tr>
+        <w:trPr>
+          <w:cantSplit/>
+          <w:jc w:val="center"/>
+        </w:trPr>
+        <w:tc>
+          <w:tcPr>
+            <w:tcW w:w="1728" w:type="dxa"/>
+            <w:tcMar>
+              <w:top w:w="100" w:type="dxa"/>
+              <w:left w:w="100" w:type="dxa"/>
+              <w:bottom w:w="100" w:type="dxa"/>
+              <w:right w:w="100" w:type="dxa"/>
+            </w:tcMar>
+            <w:vAlign w:val="center"/>
+          </w:tcPr>
+          <w:p>
+            <w:pPr>
+              <w:spacing w:after="160" w:line="278" w:lineRule="auto"/>
+              <w:rPr>
+                <w:lang w:val="en-US"/>
+              </w:rPr>
+            </w:pPr>
+            <w:r>
+              <w:rPr>
+                <w:lang w:val="en-US"/>
+              </w:rPr>
+              <w:t>AC-NFR-009</w:t>
+            </w:r>
+          </w:p>
+        </w:tc>
+        <w:tc>
+          <w:tcPr>
+            <w:tcW w:w="1440" w:type="dxa"/>
+            <w:tcMar>
+              <w:top w:w="100" w:type="dxa"/>
+              <w:left w:w="100" w:type="dxa"/>
+              <w:bottom w:w="100" w:type="dxa"/>
+              <w:right w:w="100" w:type="dxa"/>
+            </w:tcMar>
+            <w:vAlign w:val="center"/>
+          </w:tcPr>
+          <w:p>
+            <w:pPr>
+              <w:spacing w:after="160" w:line="278" w:lineRule="auto"/>
+              <w:rPr>
+                <w:lang w:val="en-US"/>
+              </w:rPr>
+            </w:pPr>
+            <w:r>
+              <w:rPr>
+                <w:lang w:val="en-US"/>
+              </w:rPr>
+              <w:t>NFR-009</w:t>
+            </w:r>
+          </w:p>
+        </w:tc>
+        <w:tc>
+          <w:tcPr>
+            <w:tcW w:w="7920" w:type="dxa"/>
+            <w:tcMar>
+              <w:top w:w="100" w:type="dxa"/>
+              <w:left w:w="100" w:type="dxa"/>
+              <w:bottom w:w="100" w:type="dxa"/>
+              <w:right w:w="100" w:type="dxa"/>
+            </w:tcMar>
+            <w:vAlign w:val="center"/>
+          </w:tcPr>
+          <w:p>
+            <w:pPr>
+              <w:spacing w:after="160" w:line="278" w:lineRule="auto"/>
+              <w:rPr>
+                <w:lang w:val="en-US"/>
+              </w:rPr>
+            </w:pPr>
+            <w:r>
+              <w:rPr>
+                <w:lang w:val="en-US"/>
+              </w:rPr>
+              <w:t>Tests confirm that each approved lifecycle action records the action, date and responsible user where applicable.</w:t>
+            </w:r>
+          </w:p>
+        </w:tc>
+      </w:tr>
+      <w:tr>
+        <w:trPr>
+          <w:cantSplit/>
+          <w:jc w:val="center"/>
+        </w:trPr>
+        <w:tc>
+          <w:tcPr>
+            <w:tcW w:w="1728" w:type="dxa"/>
+            <w:tcMar>
+              <w:top w:w="100" w:type="dxa"/>
+              <w:left w:w="100" w:type="dxa"/>
+              <w:bottom w:w="100" w:type="dxa"/>
+              <w:right w:w="100" w:type="dxa"/>
+            </w:tcMar>
+            <w:vAlign w:val="center"/>
+          </w:tcPr>
+          <w:p>
+            <w:pPr>
+              <w:spacing w:after="160" w:line="278" w:lineRule="auto"/>
+              <w:rPr>
+                <w:lang w:val="en-US"/>
+              </w:rPr>
+            </w:pPr>
+            <w:r>
+              <w:rPr>
+                <w:lang w:val="en-US"/>
+              </w:rPr>
+              <w:lastRenderedPageBreak/>
+              <w:t>AC-NFR-010</w:t>
+            </w:r>
+          </w:p>
+        </w:tc>
+        <w:tc>
+          <w:tcPr>
+            <w:tcW w:w="1440" w:type="dxa"/>
+            <w:tcMar>
+              <w:top w:w="100" w:type="dxa"/>
+              <w:left w:w="100" w:type="dxa"/>
+              <w:bottom w:w="100" w:type="dxa"/>
+              <w:right w:w="100" w:type="dxa"/>
+            </w:tcMar>
+            <w:vAlign w:val="center"/>
+          </w:tcPr>
+          <w:p>
+            <w:pPr>
+              <w:spacing w:after="160" w:line="278" w:lineRule="auto"/>
+              <w:rPr>
+                <w:lang w:val="en-US"/>
+              </w:rPr>
+            </w:pPr>
+            <w:r>
+              <w:rPr>
+                <w:lang w:val="en-US"/>
+              </w:rPr>
+              <w:t>NFR-010</w:t>
+            </w:r>
+          </w:p>
+        </w:tc>
+        <w:tc>
+          <w:tcPr>
+            <w:tcW w:w="7920" w:type="dxa"/>
+            <w:tcMar>
+              <w:top w:w="100" w:type="dxa"/>
+              <w:left w:w="100" w:type="dxa"/>
+              <w:bottom w:w="100" w:type="dxa"/>
+              <w:right w:w="100" w:type="dxa"/>
+            </w:tcMar>
+            <w:vAlign w:val="center"/>
+          </w:tcPr>
+          <w:p>
+            <w:pPr>
+              <w:spacing w:after="160" w:line="278" w:lineRule="auto"/>
+              <w:rPr>
+                <w:lang w:val="en-US"/>
+              </w:rPr>
+            </w:pPr>
+            <w:r>
+              <w:rPr>
+                <w:lang w:val="en-US"/>
+              </w:rPr>
+              <w:t>The project structure and developer documentation are reviewed against the team standards, and automated checks pass for the changed area.</w:t>
+            </w:r>
+          </w:p>
+        </w:tc>
+      </w:tr>
+      <w:tr>
+        <w:trPr>
+          <w:cantSplit/>
+          <w:jc w:val="center"/>
+        </w:trPr>
+        <w:tc>
+          <w:tcPr>
+            <w:tcW w:w="1728" w:type="dxa"/>
+            <w:tcMar>
+              <w:top w:w="100" w:type="dxa"/>
+              <w:left w:w="100" w:type="dxa"/>
+              <w:bottom w:w="100" w:type="dxa"/>
+              <w:right w:w="100" w:type="dxa"/>
+            </w:tcMar>
+            <w:vAlign w:val="center"/>
+          </w:tcPr>
+          <w:p>
+            <w:pPr>
+              <w:spacing w:after="160" w:line="278" w:lineRule="auto"/>
+              <w:rPr>
+                <w:lang w:val="en-US"/>
+              </w:rPr>
+            </w:pPr>
+            <w:r>
+              <w:rPr>
+                <w:lang w:val="en-US"/>
+              </w:rPr>
+              <w:t>AC-NFR-011</w:t>
+            </w:r>
+          </w:p>
+        </w:tc>
+        <w:tc>
+          <w:tcPr>
+            <w:tcW w:w="1440" w:type="dxa"/>
+            <w:tcMar>
+              <w:top w:w="100" w:type="dxa"/>
+              <w:left w:w="100" w:type="dxa"/>
+              <w:bottom w:w="100" w:type="dxa"/>
+              <w:right w:w="100" w:type="dxa"/>
+            </w:tcMar>
+            <w:vAlign w:val="center"/>
+          </w:tcPr>
+          <w:p>
+            <w:pPr>
+              <w:spacing w:after="160" w:line="278" w:lineRule="auto"/>
+              <w:rPr>
+                <w:lang w:val="en-US"/>
+              </w:rPr>
+            </w:pPr>
+            <w:r>
+              <w:rPr>
+                <w:lang w:val="en-US"/>
+              </w:rPr>
+              <w:t>NFR-011</w:t>
+            </w:r>
+          </w:p>
+        </w:tc>
+        <w:tc>
+          <w:tcPr>
+            <w:tcW w:w="7920" w:type="dxa"/>
+            <w:tcMar>
+              <w:top w:w="100" w:type="dxa"/>
+              <w:left w:w="100" w:type="dxa"/>
+              <w:bottom w:w="100" w:type="dxa"/>
+              <w:right w:w="100" w:type="dxa"/>
+            </w:tcMar>
+            <w:vAlign w:val="center"/>
+          </w:tcPr>
+          <w:p>
+            <w:pPr>
+              <w:spacing w:after="160" w:line="278" w:lineRule="auto"/>
+              <w:rPr>
+                <w:lang w:val="en-US"/>
+              </w:rPr>
+            </w:pPr>
+            <w:r>
+              <w:rPr>
+                <w:lang w:val="en-US"/>
+              </w:rPr>
+              <w:t>A capacity test using the agreed volume estimates completes without loss of core functionality or failure of the request process.</w:t>
+            </w:r>
+          </w:p>
+        </w:tc>
+      </w:tr>
+      <w:tr>
+        <w:trPr>
+          <w:cantSplit/>
+          <w:trHeight w:val="460"/>
+          <w:jc w:val="center"/>
+        </w:trPr>
+        <w:tc>
+          <w:tcPr>
+            <w:tcW w:w="1728" w:type="dxa"/>
+            <w:tcMar>
+              <w:top w:w="100" w:type="dxa"/>
+              <w:left w:w="100" w:type="dxa"/>
+              <w:bottom w:w="100" w:type="dxa"/>
+              <w:right w:w="100" w:type="dxa"/>
+            </w:tcMar>
+            <w:vAlign w:val="center"/>
+          </w:tcPr>
+          <w:p>
+            <w:pPr>
+              <w:spacing w:after="160" w:line="278" w:lineRule="auto"/>
+              <w:rPr>
+                <w:lang w:val="en-US"/>
+              </w:rPr>
+            </w:pPr>
+          </w:p>
+        </w:tc>
+        <w:tc>
+          <w:tcPr>
+            <w:tcW w:w="1440" w:type="dxa"/>
+            <w:tcMar>
+              <w:top w:w="100" w:type="dxa"/>
+              <w:left w:w="100" w:type="dxa"/>
+              <w:bottom w:w="100" w:type="dxa"/>
+              <w:right w:w="100" w:type="dxa"/>
+            </w:tcMar>
+            <w:vAlign w:val="center"/>
+          </w:tcPr>
+          <w:p>
+            <w:pPr>
+              <w:spacing w:after="160" w:line="278" w:lineRule="auto"/>
+              <w:rPr>
+                <w:lang w:val="en-US"/>
+              </w:rPr>
+            </w:pPr>
+          </w:p>
+        </w:tc>
+        <w:tc>
+          <w:tcPr>
+            <w:tcW w:w="7920" w:type="dxa"/>
+            <w:tcMar>
+              <w:top w:w="100" w:type="dxa"/>
+              <w:left w:w="100" w:type="dxa"/>
+              <w:bottom w:w="100" w:type="dxa"/>
+              <w:right w:w="100" w:type="dxa"/>
+            </w:tcMar>
+            <w:vAlign w:val="center"/>
+          </w:tcPr>
+          <w:p>
+            <w:pPr>
+              <w:spacing w:after="160" w:line="278" w:lineRule="auto"/>
+              <w:rPr>
+                <w:lang w:val="en-US"/>
+              </w:rPr>
+            </w:pPr>
+          </w:p>
+        </w:tc>
+      </w:tr>
+    </w:tbl>
+    <w:p>
+      <w:pPr>
+        <w:rPr>
+          <w:lang w:val="en-US"/>
+        </w:rPr>
+      </w:pPr>
+    </w:p>
+    <w:p>
+      <w:pPr>
+        <w:rPr>
+          <w:lang w:val="en-US"/>
+        </w:rPr>
+      </w:pPr>
+    </w:p>
+    <w:p/>
     <w:p>
       <w:pPr>
         <w:pStyle w:val="Heading1"/>
@@ -337,6 +6527,7 @@
         <w:rPr>
           <w:color w:val="000000"/>
         </w:rPr>
+        <w:lastRenderedPageBreak/>
         <w:t>3. Functional Requirements Prioritisation</w:t>
       </w:r>
     </w:p>
@@ -1109,7 +7300,6 @@
               <w:rPr>
                 <w:sz w:val="18"/>
               </w:rPr>
-              <w:lastRenderedPageBreak/>
               <w:t>FR-00</w:t>
             </w:r>
             <w:r>
@@ -2071,6 +8261,8 @@
       <w:r>
         <w:br w:type="page"/>
       </w:r>
+      <w:bookmarkStart w:id="0" w:name="_GoBack"/>
+      <w:bookmarkEnd w:id="0"/>
     </w:p>
     <w:p>
       <w:pPr>
@@ -5187,7 +11379,7 @@
 </file>
 
 <file path=word/styles.xml><?xml version="1.0" encoding="utf-8"?>
-<w:styles xmlns:mc="http://schemas.openxmlformats.org/markup-compatibility/2006" xmlns:r="http://schemas.openxmlformats.org/officeDocument/2006/relationships" xmlns:w="http://schemas.openxmlformats.org/wordprocessingml/2006/main" xmlns:w14="http://schemas.microsoft.com/office/word/2010/wordml" xmlns:w15="http://schemas.microsoft.com/office/word/2012/wordml" xmlns:w16cex="http://schemas.microsoft.com/office/word/2018/wordml/cex" xmlns:w16cid="http://schemas.microsoft.com/office/word/2016/wordml/cid" xmlns:w16="http://schemas.microsoft.com/office/word/2018/wordml" xmlns:w16du="http://schemas.microsoft.com/office/word/2023/wordml/word16du" xmlns:w16sdtdh="http://schemas.microsoft.com/office/word/2020/wordml/sdtdatahash" xmlns:w16sdtfl="http://schemas.microsoft.com/office/word/2024/wordml/sdtformatlock" xmlns:w16se="http://schemas.microsoft.com/office/word/2015/wordml/symex" mc:Ignorable="w14 w15 w16se w16cid w16 w16cex w16sdtdh w16sdtfl w16du">
+<w:styles xmlns:mc="http://schemas.openxmlformats.org/markup-compatibility/2006" xmlns:r="http://schemas.openxmlformats.org/officeDocument/2006/relationships" xmlns:w="http://schemas.openxmlformats.org/wordprocessingml/2006/main" xmlns:w14="http://schemas.microsoft.com/office/word/2010/wordml" xmlns:w15="http://schemas.microsoft.com/office/word/2012/wordml" xmlns:w16cid="http://schemas.microsoft.com/office/word/2016/wordml/cid" xmlns:w16se="http://schemas.microsoft.com/office/word/2015/wordml/symex" mc:Ignorable="w14 w15 w16se w16cid">
   <w:docDefaults>
     <w:rPrDefault>
       <w:rPr>
@@ -5205,7 +11397,7 @@
       </w:pPr>
     </w:pPrDefault>
   </w:docDefaults>
-  <w:latentStyles w:defLockedState="0" w:defUIPriority="99" w:defSemiHidden="0" w:defUnhideWhenUsed="0" w:defQFormat="0" w:count="376">
+  <w:latentStyles w:defLockedState="0" w:defUIPriority="99" w:defSemiHidden="0" w:defUnhideWhenUsed="0" w:defQFormat="0" w:count="375">
     <w:lsdException w:name="Normal" w:uiPriority="0" w:qFormat="1"/>
     <w:lsdException w:name="heading 1" w:uiPriority="9" w:qFormat="1"/>
     <w:lsdException w:name="heading 2" w:semiHidden="1" w:uiPriority="9" w:unhideWhenUsed="1" w:qFormat="1"/>
@@ -5581,7 +11773,6 @@
     <w:lsdException w:name="Smart Hyperlink" w:semiHidden="1" w:unhideWhenUsed="1"/>
     <w:lsdException w:name="Hashtag" w:semiHidden="1" w:unhideWhenUsed="1"/>
     <w:lsdException w:name="Unresolved Mention" w:semiHidden="1" w:unhideWhenUsed="1"/>
-    <w:lsdException w:name="Smart Link" w:semiHidden="1" w:unhideWhenUsed="1"/>
   </w:latentStyles>
   <w:style w:type="paragraph" w:default="1" w:styleId="Normal">
     <w:name w:val="Normal"/>
@@ -6439,4 +12630,32 @@
     </a:ext>
   </a:extLst>
 </a:theme>
+</file>
+
+<file path=customXml/item1.xml><?xml version="1.0" encoding="utf-8"?>
+<b:Sources xmlns:b="http://schemas.openxmlformats.org/officeDocument/2006/bibliography" xmlns="http://schemas.openxmlformats.org/officeDocument/2006/bibliography" SelectedStyle="\HarvardAnglia2008OfficeOnline.xsl" StyleName="Harvard - Anglia" Version="2008">
+  <b:Source>
+    <b:Tag>Bel26</b:Tag>
+    <b:SourceType>Report</b:SourceType>
+    <b:Guid>{A152CD4A-078E-4F93-B84E-A4DCD12AD17E}</b:Guid>
+    <b:Author>
+      <b:Author>
+        <b:Corporate>Belgium Campus Itversity</b:Corporate>
+      </b:Author>
+    </b:Author>
+    <b:Title>INTEGRATED TEAM SOFTWARE ENGINEERING PROJECT </b:Title>
+    <b:Year>2026</b:Year>
+    <b:Publisher>Belgium Campus Iteveristy</b:Publisher>
+    <b:City>Pretoria</b:City>
+    <b:RefOrder>1</b:RefOrder>
+  </b:Source>
+</b:Sources>
+</file>
+
+<file path=customXml/itemProps1.xml><?xml version="1.0" encoding="utf-8"?>
+<ds:datastoreItem xmlns:ds="http://schemas.openxmlformats.org/officeDocument/2006/customXml" ds:itemID="{F90D8CBD-5EE0-4066-AA33-FAC6CCB1E70C}">
+  <ds:schemaRefs>
+    <ds:schemaRef ds:uri="http://schemas.openxmlformats.org/officeDocument/2006/bibliography"/>
+  </ds:schemaRefs>
+</ds:datastoreItem>
 </file>